--- a/Rendelotablet Dokumentáció.docx
+++ b/Rendelotablet Dokumentáció.docx
@@ -281,7 +281,7 @@
         <w:jc w:val="both"/>
       </w:pPr>
       <w:bookmarkStart w:id="0" w:name="_y4qkgqr2muho" w:colFirst="0" w:colLast="0"/>
-      <w:bookmarkStart w:id="1" w:name="_Toc228204101"/>
+      <w:bookmarkStart w:id="1" w:name="_Toc228207353"/>
       <w:bookmarkEnd w:id="0"/>
       <w:r>
         <w:lastRenderedPageBreak/>
@@ -314,7 +314,7 @@
         <w:spacing w:line="360" w:lineRule="auto"/>
         <w:jc w:val="both"/>
       </w:pPr>
-      <w:bookmarkStart w:id="2" w:name="_Toc228204102"/>
+      <w:bookmarkStart w:id="2" w:name="_Toc228207354"/>
       <w:r>
         <w:t>Szoftver célja</w:t>
       </w:r>
@@ -325,7 +325,15 @@
         <w:spacing w:before="240" w:after="240"/>
       </w:pPr>
       <w:r>
-        <w:t>A szoftver fejlesztésénél több célt is megfogalmaztunk. Egyrészt elengedhetetlenek voltak az olyan alapvető szempontok, mint az adatvédelem és a megbízhatóság, másrészt természetesen a bevételszerzés is kiemelt célunk volt. A legfontosabb prioritásunk a biztonságos rendszer kialakítása volt, mind a fizetés, mind az adatvédelem terén. Kiemelten fontos számunkra, hogy a vendégek személyes adatai ne kerülhessenek illetéktelen kezekbe, hiszen egy adatvédelmi hiba a szoftver hírnevét is jelentősen rontaná. Nagy hangsúlyt fektettünk a jogosultságkezelésre is: jelszóval védett admin felületet hoztunk létre, hogy elkerüljük az esetleges visszaéléseket, és megakadályozzuk, hogy a vendégek a rendszer adminisztrációs részéhez hozzáférhessenek. Bár ezek a biztonsági fejlesztések közvetlen profitot nem termelnek, elengedhetetlenek a rendszer megbízható működéséhez.</w:t>
+        <w:t xml:space="preserve">A szoftver fejlesztésénél több célt is megfogalmaztunk. Egyrészt elengedhetetlenek voltak az olyan alapvető szempontok, mint az adatvédelem és a megbízhatóság, másrészt természetesen a bevételszerzés is kiemelt célunk volt. A legfontosabb prioritásunk a biztonságos rendszer kialakítása volt, mind a fizetés, mind az adatvédelem terén. Kiemelten fontos számunkra, hogy a vendégek személyes adatai ne kerülhessenek illetéktelen kezekbe, hiszen egy adatvédelmi hiba a szoftver hírnevét is jelentősen rontaná. Nagy hangsúlyt fektettünk a jogosultságkezelésre is: jelszóval védett </w:t>
+      </w:r>
+      <w:proofErr w:type="spellStart"/>
+      <w:r>
+        <w:t>admin</w:t>
+      </w:r>
+      <w:proofErr w:type="spellEnd"/>
+      <w:r>
+        <w:t xml:space="preserve"> felületet hoztunk létre, hogy elkerüljük az esetleges visszaéléseket, és megakadályozzuk, hogy a vendégek a rendszer adminisztrációs részéhez hozzáférhessenek. Bár ezek a biztonsági fejlesztések közvetlen profitot nem termelnek, elengedhetetlenek a rendszer megbízható működéséhez.</w:t>
       </w:r>
     </w:p>
     <w:p>
@@ -342,7 +350,15 @@
       </w:pPr>
       <w:r>
         <w:lastRenderedPageBreak/>
-        <w:t>A technológia fejlődésével ez a megoldás a pincérek munkáját is kiegészítheti, lehetőséget adva az étteremnek, hogy a felszolgálókat más területeken foglalkoztathatják. A rendszer a környezetvédelmet is támogatja: a digitális étlappal kiválthatjuk a papíralapú menüket, így elkerülhető az étlapok folyamatos újranyomtatása minden árváltozás vagy termékcsere esetén. Magyarországon a digitális rendelés a gyorséttermeken kívül még újdonságnak számít, így ez a fejlesztés vonzó lehet azoknak a vendégeknek, akik nyitottak az új technológiákra. Célunk továbbá a vásárlói elégedettség azonnali mérése egy értékelési funkcióval.</w:t>
+        <w:t xml:space="preserve">A technológia fejlődésével ez a megoldás a pincérek munkáját is kiegészítheti, lehetőséget adva az étteremnek, hogy a felszolgálókat más területeken foglalkoztathatják. A rendszer a környezetvédelmet is támogatja: a digitális étlappal kiválthatjuk a papíralapú menüket, így elkerülhető az étlapok folyamatos </w:t>
+      </w:r>
+      <w:proofErr w:type="spellStart"/>
+      <w:r>
+        <w:t>újranyomtatása</w:t>
+      </w:r>
+      <w:proofErr w:type="spellEnd"/>
+      <w:r>
+        <w:t xml:space="preserve"> minden árváltozás vagy termékcsere esetén. Magyarországon a digitális rendelés a gyorséttermeken kívül még újdonságnak számít, így ez a fejlesztés vonzó lehet azoknak a vendégeknek, akik nyitottak az új technológiákra. Célunk továbbá a vásárlói elégedettség azonnali mérése egy értékelési funkcióval.</w:t>
       </w:r>
     </w:p>
     <w:p>
@@ -351,7 +367,7 @@
         <w:spacing w:line="360" w:lineRule="auto"/>
         <w:jc w:val="both"/>
       </w:pPr>
-      <w:bookmarkStart w:id="3" w:name="_Toc228204103"/>
+      <w:bookmarkStart w:id="3" w:name="_Toc228207355"/>
       <w:r>
         <w:t>Célközönség:</w:t>
       </w:r>
@@ -369,7 +385,7 @@
         <w:spacing w:line="360" w:lineRule="auto"/>
         <w:jc w:val="both"/>
       </w:pPr>
-      <w:bookmarkStart w:id="4" w:name="_Toc228204104"/>
+      <w:bookmarkStart w:id="4" w:name="_Toc228207356"/>
       <w:r>
         <w:t>Feladatok:</w:t>
       </w:r>
@@ -546,8 +562,21 @@
                 <w:between w:val="nil"/>
               </w:pBdr>
             </w:pPr>
-            <w:r>
-              <w:t>Entity Relationship Diagram</w:t>
+            <w:proofErr w:type="spellStart"/>
+            <w:r>
+              <w:t>Entity</w:t>
+            </w:r>
+            <w:proofErr w:type="spellEnd"/>
+            <w:r>
+              <w:t xml:space="preserve"> </w:t>
+            </w:r>
+            <w:proofErr w:type="spellStart"/>
+            <w:r>
+              <w:t>Relationship</w:t>
+            </w:r>
+            <w:proofErr w:type="spellEnd"/>
+            <w:r>
+              <w:t xml:space="preserve"> Diagram</w:t>
             </w:r>
           </w:p>
         </w:tc>
@@ -596,7 +625,15 @@
               </w:pBdr>
             </w:pPr>
             <w:r>
-              <w:t>ASP.NET Web Application / Unit Test (Backend)</w:t>
+              <w:t xml:space="preserve">ASP.NET Web </w:t>
+            </w:r>
+            <w:proofErr w:type="spellStart"/>
+            <w:r>
+              <w:t>Application</w:t>
+            </w:r>
+            <w:proofErr w:type="spellEnd"/>
+            <w:r>
+              <w:t xml:space="preserve"> / Unit Test (Backend)</w:t>
             </w:r>
           </w:p>
         </w:tc>
@@ -727,7 +764,7 @@
         <w:spacing w:line="360" w:lineRule="auto"/>
         <w:jc w:val="both"/>
       </w:pPr>
-      <w:bookmarkStart w:id="5" w:name="_Toc228204105"/>
+      <w:bookmarkStart w:id="5" w:name="_Toc228207357"/>
       <w:r>
         <w:lastRenderedPageBreak/>
         <w:t>Komponenseinek technikai leírása</w:t>
@@ -736,7 +773,23 @@
     </w:p>
     <w:p>
       <w:r>
-        <w:t>A Gusto Bistro rendszer egy modern, három rétegből felépülő rendszer, amely biztosítja az adatok biztonságos tárolását, a hatékony üzleti logika futtatását és a reszponzív felhasználói élményt. Ez a felépítés lehetővé teszi a komponensek egymástól független fejlesztését és skálázását.</w:t>
+        <w:t xml:space="preserve">A </w:t>
+      </w:r>
+      <w:proofErr w:type="spellStart"/>
+      <w:r>
+        <w:t>Gusto</w:t>
+      </w:r>
+      <w:proofErr w:type="spellEnd"/>
+      <w:r>
+        <w:t xml:space="preserve"> </w:t>
+      </w:r>
+      <w:proofErr w:type="spellStart"/>
+      <w:r>
+        <w:t>Bistro</w:t>
+      </w:r>
+      <w:proofErr w:type="spellEnd"/>
+      <w:r>
+        <w:t xml:space="preserve"> rendszer egy modern, három rétegből felépülő rendszer, amely biztosítja az adatok biztonságos tárolását, a hatékony üzleti logika futtatását és a reszponzív felhasználói élményt. Ez a felépítés lehetővé teszi a komponensek egymástól független fejlesztését és skálázását.</w:t>
       </w:r>
     </w:p>
     <w:p/>
@@ -745,7 +798,7 @@
         <w:pStyle w:val="Cmsor3"/>
         <w:spacing w:line="360" w:lineRule="auto"/>
       </w:pPr>
-      <w:bookmarkStart w:id="6" w:name="_Toc228204106"/>
+      <w:bookmarkStart w:id="6" w:name="_Toc228207358"/>
       <w:r>
         <w:t>Frontend:</w:t>
       </w:r>
@@ -761,12 +814,21 @@
       <w:r>
         <w:t xml:space="preserve">A felhasználói felület egy </w:t>
       </w:r>
+      <w:proofErr w:type="spellStart"/>
       <w:r>
         <w:rPr>
           <w:b/>
           <w:bCs/>
         </w:rPr>
-        <w:t>React-alapú egyoldalas alkalmazás</w:t>
+        <w:t>React</w:t>
+      </w:r>
+      <w:proofErr w:type="spellEnd"/>
+      <w:r>
+        <w:rPr>
+          <w:b/>
+          <w:bCs/>
+        </w:rPr>
+        <w:t>-alapú egyoldalas alkalmazás</w:t>
       </w:r>
       <w:r>
         <w:t>. Ez a réteg felelős a vendégek és a személyzet vizuális kiszolgálásáért.</w:t>
@@ -788,7 +850,15 @@
         <w:t>Komponens-alapú felépítés:</w:t>
       </w:r>
       <w:r>
-        <w:t xml:space="preserve"> A felület moduláris, újrahasználható komponensekből áll (pl. étlap-kártya, kosár-elem, értesítési sáv). Ez gyorsabb fejlesztést és egységes megjelenést tesz lehetővé.</w:t>
+        <w:t xml:space="preserve"> A felület moduláris, </w:t>
+      </w:r>
+      <w:proofErr w:type="spellStart"/>
+      <w:r>
+        <w:t>újrahasználható</w:t>
+      </w:r>
+      <w:proofErr w:type="spellEnd"/>
+      <w:r>
+        <w:t xml:space="preserve"> komponensekből áll (pl. étlap-kártya, kosár-elem, értesítési sáv). Ez gyorsabb fejlesztést és egységes megjelenést tesz lehetővé.</w:t>
       </w:r>
     </w:p>
     <w:p>
@@ -804,10 +874,42 @@
           <w:b/>
           <w:bCs/>
         </w:rPr>
-        <w:t>Állapotkezelés (State Management):</w:t>
-      </w:r>
-      <w:r>
-        <w:t xml:space="preserve"> A kliensoldali állapotot (pl. a kosár tartalma vagy a bejelentkezett felhasználó adatai) a React saját state-kezelése és Context API-ja felügyeli.</w:t>
+        <w:t>Állapotkezelés (</w:t>
+      </w:r>
+      <w:proofErr w:type="spellStart"/>
+      <w:r>
+        <w:rPr>
+          <w:b/>
+          <w:bCs/>
+        </w:rPr>
+        <w:t>State</w:t>
+      </w:r>
+      <w:proofErr w:type="spellEnd"/>
+      <w:r>
+        <w:rPr>
+          <w:b/>
+          <w:bCs/>
+        </w:rPr>
+        <w:t xml:space="preserve"> Management):</w:t>
+      </w:r>
+      <w:r>
+        <w:t xml:space="preserve"> A kliensoldali állapotot (pl. a kosár tartalma vagy a bejelentkezett felhasználó adatai) a </w:t>
+      </w:r>
+      <w:proofErr w:type="spellStart"/>
+      <w:r>
+        <w:t>React</w:t>
+      </w:r>
+      <w:proofErr w:type="spellEnd"/>
+      <w:r>
+        <w:t xml:space="preserve"> saját </w:t>
+      </w:r>
+      <w:proofErr w:type="spellStart"/>
+      <w:r>
+        <w:t>state</w:t>
+      </w:r>
+      <w:proofErr w:type="spellEnd"/>
+      <w:r>
+        <w:t>-kezelése és Context API-ja felügyeli.</w:t>
       </w:r>
     </w:p>
     <w:p>
@@ -826,7 +928,15 @@
         <w:t>Adatkommunikáció:</w:t>
       </w:r>
       <w:r>
-        <w:t xml:space="preserve"> A frontend aszinkron módon kommunikál a backenddel. Ez biztosítja, hogy a rendelés leadása vagy a pincérhívás ne okozzon oldalújratöltést, így a felhasználói élmény folyamatos marad.</w:t>
+        <w:t xml:space="preserve"> A frontend aszinkron módon kommunikál a backenddel. Ez biztosítja, hogy a rendelés leadása vagy a pincérhívás ne okozzon </w:t>
+      </w:r>
+      <w:proofErr w:type="spellStart"/>
+      <w:r>
+        <w:t>oldalújratöltést</w:t>
+      </w:r>
+      <w:proofErr w:type="spellEnd"/>
+      <w:r>
+        <w:t>, így a felhasználói élmény folyamatos marad.</w:t>
       </w:r>
     </w:p>
     <w:p>
@@ -834,7 +944,7 @@
         <w:pStyle w:val="Cmsor3"/>
         <w:spacing w:line="360" w:lineRule="auto"/>
       </w:pPr>
-      <w:bookmarkStart w:id="7" w:name="_Toc228204107"/>
+      <w:bookmarkStart w:id="7" w:name="_Toc228207359"/>
       <w:r>
         <w:t>Backend:</w:t>
       </w:r>
@@ -855,7 +965,23 @@
           <w:b/>
           <w:bCs/>
         </w:rPr>
-        <w:t>ASP.NET Core Web API</w:t>
+        <w:t xml:space="preserve">ASP.NET </w:t>
+      </w:r>
+      <w:proofErr w:type="spellStart"/>
+      <w:r>
+        <w:rPr>
+          <w:b/>
+          <w:bCs/>
+        </w:rPr>
+        <w:t>Core</w:t>
+      </w:r>
+      <w:proofErr w:type="spellEnd"/>
+      <w:r>
+        <w:rPr>
+          <w:b/>
+          <w:bCs/>
+        </w:rPr>
+        <w:t xml:space="preserve"> Web API</w:t>
       </w:r>
       <w:r>
         <w:t>. Ez a réteg közvetít a felhasználói felület és az adatbázis között.</w:t>
@@ -869,12 +995,21 @@
         </w:numPr>
         <w:spacing w:before="240" w:after="240"/>
       </w:pPr>
+      <w:proofErr w:type="spellStart"/>
       <w:r>
         <w:rPr>
           <w:b/>
           <w:bCs/>
         </w:rPr>
-        <w:t>RESTful architektúra:</w:t>
+        <w:t>RESTful</w:t>
+      </w:r>
+      <w:proofErr w:type="spellEnd"/>
+      <w:r>
+        <w:rPr>
+          <w:b/>
+          <w:bCs/>
+        </w:rPr>
+        <w:t xml:space="preserve"> architektúra:</w:t>
       </w:r>
       <w:r>
         <w:t xml:space="preserve"> A backend egy REST API-t valósít meg, ahol az erőforrásokat (asztalok, ételek stb.) szabványos HTTP metódusokon keresztül érjük el.</w:t>
@@ -902,7 +1037,15 @@
         <w:t>Üzleti logika és Biztonság:</w:t>
       </w:r>
       <w:r>
-        <w:t xml:space="preserve"> Itt történik a bemeneti adatok validálása és a hitelesítés. A rendszer </w:t>
+        <w:t xml:space="preserve"> Itt történik a bemeneti adatok </w:t>
+      </w:r>
+      <w:proofErr w:type="spellStart"/>
+      <w:r>
+        <w:t>validálása</w:t>
+      </w:r>
+      <w:proofErr w:type="spellEnd"/>
+      <w:r>
+        <w:t xml:space="preserve"> és a hitelesítés. A rendszer </w:t>
       </w:r>
       <w:r>
         <w:rPr>
@@ -912,7 +1055,15 @@
         <w:t>JWT</w:t>
       </w:r>
       <w:r>
-        <w:t xml:space="preserve"> alapú autentikációt használ. Ez biztosítja, hogy a vendégek ne férhessenek hozzá a konyhai funkciókhoz, és fordítva.</w:t>
+        <w:t xml:space="preserve"> alapú </w:t>
+      </w:r>
+      <w:proofErr w:type="spellStart"/>
+      <w:r>
+        <w:t>autentikációt</w:t>
+      </w:r>
+      <w:proofErr w:type="spellEnd"/>
+      <w:r>
+        <w:t xml:space="preserve"> használ. Ez biztosítja, hogy a vendégek ne férhessenek hozzá a konyhai funkciókhoz, és fordítva.</w:t>
       </w:r>
     </w:p>
     <w:p>
@@ -929,15 +1080,56 @@
         </w:numPr>
         <w:spacing w:before="240" w:after="240"/>
       </w:pPr>
+      <w:proofErr w:type="spellStart"/>
       <w:r>
         <w:rPr>
           <w:b/>
           <w:bCs/>
         </w:rPr>
-        <w:t>Dependency Injection:</w:t>
-      </w:r>
-      <w:r>
-        <w:t xml:space="preserve"> A .NET beépített Dependency Injection konténerét használtuk a kontrollerek és az adatbázis-kontextus közötti kapcsolat megteremtéséhez.</w:t>
+        <w:t>Dependency</w:t>
+      </w:r>
+      <w:proofErr w:type="spellEnd"/>
+      <w:r>
+        <w:rPr>
+          <w:b/>
+          <w:bCs/>
+        </w:rPr>
+        <w:t xml:space="preserve"> </w:t>
+      </w:r>
+      <w:proofErr w:type="spellStart"/>
+      <w:r>
+        <w:rPr>
+          <w:b/>
+          <w:bCs/>
+        </w:rPr>
+        <w:t>Injection</w:t>
+      </w:r>
+      <w:proofErr w:type="spellEnd"/>
+      <w:r>
+        <w:rPr>
+          <w:b/>
+          <w:bCs/>
+        </w:rPr>
+        <w:t>:</w:t>
+      </w:r>
+      <w:r>
+        <w:t xml:space="preserve"> A .NET beépített </w:t>
+      </w:r>
+      <w:proofErr w:type="spellStart"/>
+      <w:r>
+        <w:t>Dependency</w:t>
+      </w:r>
+      <w:proofErr w:type="spellEnd"/>
+      <w:r>
+        <w:t xml:space="preserve"> </w:t>
+      </w:r>
+      <w:proofErr w:type="spellStart"/>
+      <w:r>
+        <w:t>Injection</w:t>
+      </w:r>
+      <w:proofErr w:type="spellEnd"/>
+      <w:r>
+        <w:t xml:space="preserve"> konténerét használtuk a kontrollerek és az adatbázis-kontextus közötti kapcsolat megteremtéséhez.</w:t>
       </w:r>
     </w:p>
     <w:p>
@@ -945,7 +1137,7 @@
         <w:pStyle w:val="Cmsor3"/>
         <w:spacing w:line="360" w:lineRule="auto"/>
       </w:pPr>
-      <w:bookmarkStart w:id="8" w:name="_Toc228204108"/>
+      <w:bookmarkStart w:id="8" w:name="_Toc228207360"/>
       <w:r>
         <w:rPr>
           <w:u w:val="single"/>
@@ -964,6 +1156,7 @@
       <w:r>
         <w:t xml:space="preserve">A rendszer alapja egy relációs adatbázis-kezelő rendszer, jelen esetben a </w:t>
       </w:r>
+      <w:proofErr w:type="spellStart"/>
       <w:r>
         <w:rPr>
           <w:b/>
@@ -971,6 +1164,7 @@
         </w:rPr>
         <w:t>MySQL</w:t>
       </w:r>
+      <w:proofErr w:type="spellEnd"/>
       <w:r>
         <w:t xml:space="preserve">, amelyet a fejlesztési fázisban az </w:t>
       </w:r>
@@ -1001,7 +1195,31 @@
         <w:t>Technológia és ORM:</w:t>
       </w:r>
       <w:r>
-        <w:t xml:space="preserve"> A backend és az adatbázis közötti kapcsolatot az Entity Framework Core (EF Core) biztosítja. Ez egy objektum-relációs leképző (ORM) eszköz, amely lehetővé teszi, hogy C# osztályokon keresztül kezeljük az adatbázis-műveleteket SQL lekérdezések kézi írása helyett.</w:t>
+        <w:t xml:space="preserve"> A backend és az adatbázis közötti kapcsolatot az </w:t>
+      </w:r>
+      <w:proofErr w:type="spellStart"/>
+      <w:r>
+        <w:t>Entity</w:t>
+      </w:r>
+      <w:proofErr w:type="spellEnd"/>
+      <w:r>
+        <w:t xml:space="preserve"> Framework </w:t>
+      </w:r>
+      <w:proofErr w:type="spellStart"/>
+      <w:r>
+        <w:t>Core</w:t>
+      </w:r>
+      <w:proofErr w:type="spellEnd"/>
+      <w:r>
+        <w:t xml:space="preserve"> (EF </w:t>
+      </w:r>
+      <w:proofErr w:type="spellStart"/>
+      <w:r>
+        <w:t>Core</w:t>
+      </w:r>
+      <w:proofErr w:type="spellEnd"/>
+      <w:r>
+        <w:t>) biztosítja. Ez egy objektum-relációs leképző (ORM) eszköz, amely lehetővé teszi, hogy C# osztályokon keresztül kezeljük az adatbázis-műveleteket SQL lekérdezések kézi írása helyett.</w:t>
       </w:r>
     </w:p>
     <w:p>
@@ -1025,7 +1243,23 @@
         <w:t>Adatmodell tervezés:</w:t>
       </w:r>
       <w:r>
-        <w:t xml:space="preserve"> Az adatbázis normalizált formában tárolja az adatokat a redundancia elkerülése érdekében. A táblák közötti kapcsolatokat idegen kulcsok biztosítják (pl. a rendelestetel tábla hivatkozik a termek és a rendeles táblákra).</w:t>
+        <w:t xml:space="preserve"> Az adatbázis normalizált formában tárolja az adatokat a redundancia elkerülése érdekében. A táblák közötti kapcsolatokat idegen kulcsok biztosítják (pl. a </w:t>
+      </w:r>
+      <w:proofErr w:type="spellStart"/>
+      <w:r>
+        <w:t>rendelestetel</w:t>
+      </w:r>
+      <w:proofErr w:type="spellEnd"/>
+      <w:r>
+        <w:t xml:space="preserve"> tábla hivatkozik a termek és a </w:t>
+      </w:r>
+      <w:proofErr w:type="spellStart"/>
+      <w:r>
+        <w:t>rendeles</w:t>
+      </w:r>
+      <w:proofErr w:type="spellEnd"/>
+      <w:r>
+        <w:t xml:space="preserve"> táblákra).</w:t>
       </w:r>
     </w:p>
     <w:p>
@@ -1040,7 +1274,7 @@
         <w:spacing w:line="360" w:lineRule="auto"/>
         <w:jc w:val="both"/>
       </w:pPr>
-      <w:bookmarkStart w:id="9" w:name="_Toc228204109"/>
+      <w:bookmarkStart w:id="9" w:name="_Toc228207361"/>
       <w:r>
         <w:t>Működésének műszaki feltételei</w:t>
       </w:r>
@@ -1048,7 +1282,15 @@
     </w:p>
     <w:p>
       <w:r>
-        <w:t>Ahhoz, hogy egy tablet alapú rendelési rendszer megbízhatóan és gyorsan működjön az étteremben, a háttérben technikai alapokra van szükség.</w:t>
+        <w:t xml:space="preserve">Ahhoz, hogy egy tablet alapú rendelési rendszer megbízhatóan és gyorsan </w:t>
+      </w:r>
+      <w:proofErr w:type="spellStart"/>
+      <w:r>
+        <w:t>működjön</w:t>
+      </w:r>
+      <w:proofErr w:type="spellEnd"/>
+      <w:r>
+        <w:t xml:space="preserve"> az étteremben, a háttérben technikai alapokra van szükség.</w:t>
       </w:r>
     </w:p>
     <w:p>
@@ -1064,7 +1306,7 @@
         <w:pStyle w:val="Cmsor2"/>
         <w:spacing w:line="360" w:lineRule="auto"/>
       </w:pPr>
-      <w:bookmarkStart w:id="10" w:name="_Toc228204110"/>
+      <w:bookmarkStart w:id="10" w:name="_Toc228207362"/>
       <w:r>
         <w:t>1. Hardveres eszközök</w:t>
       </w:r>
@@ -1112,7 +1354,7 @@
         <w:pStyle w:val="Cmsor2"/>
         <w:spacing w:line="360" w:lineRule="auto"/>
       </w:pPr>
-      <w:bookmarkStart w:id="11" w:name="_Toc228204111"/>
+      <w:bookmarkStart w:id="11" w:name="_Toc228207363"/>
       <w:r>
         <w:t>2. Hálózati infrastruktúra</w:t>
       </w:r>
@@ -1123,7 +1365,21 @@
         <w:rPr>
           <w:u w:val="single"/>
         </w:rPr>
-        <w:t>Stabil Wi-Fi hálózat:</w:t>
+        <w:t xml:space="preserve">Stabil </w:t>
+      </w:r>
+      <w:proofErr w:type="spellStart"/>
+      <w:r>
+        <w:rPr>
+          <w:u w:val="single"/>
+        </w:rPr>
+        <w:t>Wi</w:t>
+      </w:r>
+      <w:proofErr w:type="spellEnd"/>
+      <w:r>
+        <w:rPr>
+          <w:u w:val="single"/>
+        </w:rPr>
+        <w:t>-Fi hálózat:</w:t>
       </w:r>
       <w:r>
         <w:t xml:space="preserve"> Kiváló minőségű routerekre van szükség, amelyek kezelni tudják a több egyidejű kapcsolatot (asztalok száma + konyhai eszközök) anélkül, hogy a kapcsolat megszakadna vagy lassulna.</w:t>
@@ -1138,7 +1394,23 @@
         <w:t>Hálózati biztonság:</w:t>
       </w:r>
       <w:r>
-        <w:t xml:space="preserve"> A rendszer elkülönítése az éttermi vendég Wi-Fi-től, hogy illetéktelenek ne férhessenek hozzá a rendelési adatokhoz.</w:t>
+        <w:t xml:space="preserve"> A rendszer elkülönítése az éttermi vendég </w:t>
+      </w:r>
+      <w:proofErr w:type="spellStart"/>
+      <w:r>
+        <w:t>Wi</w:t>
+      </w:r>
+      <w:proofErr w:type="spellEnd"/>
+      <w:r>
+        <w:t>-Fi-</w:t>
+      </w:r>
+      <w:proofErr w:type="spellStart"/>
+      <w:r>
+        <w:t>től</w:t>
+      </w:r>
+      <w:proofErr w:type="spellEnd"/>
+      <w:r>
+        <w:t>, hogy illetéktelenek ne férhessenek hozzá a rendelési adatokhoz.</w:t>
       </w:r>
     </w:p>
     <w:p>
@@ -1156,7 +1428,7 @@
         <w:pStyle w:val="Cmsor1"/>
         <w:spacing w:after="160" w:line="360" w:lineRule="auto"/>
       </w:pPr>
-      <w:bookmarkStart w:id="12" w:name="_Toc228204112"/>
+      <w:bookmarkStart w:id="12" w:name="_Toc228207364"/>
       <w:r>
         <w:t>Technológiai háttér:</w:t>
       </w:r>
@@ -1187,7 +1459,23 @@
         </w:r>
       </w:hyperlink>
       <w:r>
-        <w:t xml:space="preserve"> (router dom), Css,  </w:t>
+        <w:t xml:space="preserve"> (router </w:t>
+      </w:r>
+      <w:proofErr w:type="spellStart"/>
+      <w:r>
+        <w:t>dom</w:t>
+      </w:r>
+      <w:proofErr w:type="spellEnd"/>
+      <w:r>
+        <w:t xml:space="preserve">), </w:t>
+      </w:r>
+      <w:proofErr w:type="spellStart"/>
+      <w:r>
+        <w:t>Css</w:t>
+      </w:r>
+      <w:proofErr w:type="spellEnd"/>
+      <w:r>
+        <w:t xml:space="preserve">,  </w:t>
       </w:r>
     </w:p>
     <w:p>
@@ -1203,7 +1491,15 @@
         <w:spacing w:after="160"/>
       </w:pPr>
       <w:r>
-        <w:t>Adatbázis: XAMPP MySql - 3306 port</w:t>
+        <w:t xml:space="preserve">Adatbázis: XAMPP </w:t>
+      </w:r>
+      <w:proofErr w:type="spellStart"/>
+      <w:r>
+        <w:t>MySql</w:t>
+      </w:r>
+      <w:proofErr w:type="spellEnd"/>
+      <w:r>
+        <w:t xml:space="preserve"> - 3306 port</w:t>
       </w:r>
     </w:p>
     <w:p>
@@ -1238,153 +1534,23 @@
       <w:pPr>
         <w:spacing w:after="160"/>
       </w:pPr>
-    </w:p>
-    <w:p>
-      <w:pPr>
-        <w:spacing w:after="160"/>
-      </w:pPr>
-    </w:p>
-    <w:p>
-      <w:pPr>
-        <w:spacing w:after="160"/>
-      </w:pPr>
-    </w:p>
-    <w:p>
-      <w:pPr>
-        <w:spacing w:after="160"/>
-      </w:pPr>
-    </w:p>
-    <w:p>
-      <w:pPr>
-        <w:spacing w:after="160"/>
-      </w:pPr>
-    </w:p>
-    <w:p>
-      <w:pPr>
-        <w:pStyle w:val="Cmsor1"/>
-        <w:spacing w:line="360" w:lineRule="auto"/>
-      </w:pPr>
-      <w:bookmarkStart w:id="13" w:name="_Toc228204113"/>
-      <w:r>
-        <w:t>Használati útmutató:</w:t>
-      </w:r>
-      <w:bookmarkEnd w:id="13"/>
-    </w:p>
-    <w:p>
-      <w:pPr>
-        <w:pStyle w:val="NormlWeb"/>
-        <w:spacing w:after="0" w:afterAutospacing="0" w:line="360" w:lineRule="auto"/>
-        <w:rPr>
-          <w:color w:val="1F1F1F"/>
-        </w:rPr>
-      </w:pPr>
-      <w:r>
-        <w:rPr>
-          <w:color w:val="1F1F1F"/>
-        </w:rPr>
-        <w:t xml:space="preserve">Egy modern React projekt elindításának első és legfontosabb lépése a Node.js meglétének ellenőrzése, amelyet a terminálban a </w:t>
-      </w:r>
-      <w:r>
-        <w:rPr>
-          <w:rStyle w:val="HTML-kd"/>
-          <w:color w:val="444746"/>
-          <w:bdr w:val="none" w:sz="0" w:space="0" w:color="auto" w:frame="1"/>
-        </w:rPr>
-        <w:t>node -v</w:t>
-      </w:r>
-      <w:r>
-        <w:rPr>
-          <w:color w:val="1F1F1F"/>
-        </w:rPr>
-        <w:t xml:space="preserve"> parancs beírásával tehetsz meg; amennyiben nem rendelkezel vele, a hivatalos oldalról letölthető LTS verzió telepítése elengedhetetlen. Ezt követően, miután a terminálban navigáltál abba a mappába, ahol a munkádat kezdeni szeretnéd, az </w:t>
-      </w:r>
-      <w:r>
-        <w:rPr>
-          <w:rStyle w:val="HTML-kd"/>
-          <w:color w:val="444746"/>
-          <w:bdr w:val="none" w:sz="0" w:space="0" w:color="auto" w:frame="1"/>
-        </w:rPr>
-        <w:t>npm create vite@latest</w:t>
-      </w:r>
-      <w:r>
-        <w:rPr>
-          <w:color w:val="1F1F1F"/>
-        </w:rPr>
-        <w:t xml:space="preserve"> paranccsal inicializálhatod a projektet, ahol az interaktív menü segítségével ki kell választanod a React keretrendszert és a kívánt nyelvi variánst, például a JavaScriptet. A projektmappa létrehozása után a </w:t>
-      </w:r>
-      <w:r>
-        <w:rPr>
-          <w:rStyle w:val="HTML-kd"/>
-          <w:color w:val="444746"/>
-          <w:bdr w:val="none" w:sz="0" w:space="0" w:color="auto" w:frame="1"/>
-        </w:rPr>
-        <w:t>cd</w:t>
-      </w:r>
-      <w:r>
-        <w:rPr>
-          <w:color w:val="1F1F1F"/>
-        </w:rPr>
-        <w:t xml:space="preserve"> parancsot használva lépj be az újonnan létrejött mappába, majd az </w:t>
-      </w:r>
-      <w:r>
-        <w:rPr>
-          <w:rStyle w:val="HTML-kd"/>
-          <w:color w:val="444746"/>
-          <w:bdr w:val="none" w:sz="0" w:space="0" w:color="auto" w:frame="1"/>
-        </w:rPr>
-        <w:t>npm install</w:t>
-      </w:r>
-      <w:r>
-        <w:rPr>
-          <w:color w:val="1F1F1F"/>
-        </w:rPr>
-        <w:t xml:space="preserve"> parancs begépelésével töltsd le a szükséges függőségeket, végül pedig az </w:t>
-      </w:r>
-      <w:r>
-        <w:rPr>
-          <w:rStyle w:val="HTML-kd"/>
-          <w:color w:val="444746"/>
-          <w:bdr w:val="none" w:sz="0" w:space="0" w:color="auto" w:frame="1"/>
-        </w:rPr>
-        <w:t>npm run dev</w:t>
-      </w:r>
-      <w:r>
-        <w:rPr>
-          <w:color w:val="1F1F1F"/>
-        </w:rPr>
-        <w:t xml:space="preserve"> parancs futtatásával élesítheted a fejlesztői szervert. A folyamat sikeres zárásaként a terminálban megjelenő helyi hivatkozás, jellemzően a </w:t>
-      </w:r>
-      <w:r>
-        <w:rPr>
-          <w:rStyle w:val="HTML-kd"/>
-          <w:color w:val="444746"/>
-          <w:bdr w:val="none" w:sz="0" w:space="0" w:color="auto" w:frame="1"/>
-        </w:rPr>
-        <w:t>http://localhost:5173</w:t>
-      </w:r>
-      <w:r>
-        <w:rPr>
-          <w:color w:val="1F1F1F"/>
-        </w:rPr>
-        <w:t xml:space="preserve"> cím böngészőbe másolásával azonnal megtekintheted az induló alkalmazásodat, amely a forrásfájlok módosításával és mentésével automatikusan frissül, így biztosítva a gördülékeny és hatékony fejlesztést.</w:t>
-      </w:r>
     </w:p>
     <w:p/>
     <w:p/>
     <w:p/>
     <w:p/>
-    <w:p/>
     <w:p>
       <w:pPr>
         <w:pStyle w:val="Cmsor1"/>
         <w:spacing w:line="360" w:lineRule="auto"/>
         <w:jc w:val="both"/>
       </w:pPr>
-      <w:bookmarkStart w:id="14" w:name="_Toc228204114"/>
-      <w:r>
+      <w:bookmarkStart w:id="13" w:name="_Toc228207365"/>
+      <w:r>
+        <w:lastRenderedPageBreak/>
         <w:t>Használatának rövid bemutatása:</w:t>
       </w:r>
-      <w:bookmarkEnd w:id="14"/>
+      <w:bookmarkEnd w:id="13"/>
     </w:p>
     <w:p>
       <w:pPr>
@@ -1415,7 +1581,6 @@
         <w:rPr>
           <w:noProof/>
         </w:rPr>
-        <w:lastRenderedPageBreak/>
         <w:drawing>
           <wp:inline distT="114300" distB="114300" distL="114300" distR="114300" wp14:anchorId="00B6A554" wp14:editId="79F148B3">
             <wp:extent cx="5759140" cy="3238500"/>
@@ -1543,6 +1708,7 @@
         <w:rPr>
           <w:noProof/>
         </w:rPr>
+        <w:lastRenderedPageBreak/>
         <w:drawing>
           <wp:inline distT="114300" distB="114300" distL="114300" distR="114300" wp14:anchorId="387EFC48" wp14:editId="7AA121E8">
             <wp:extent cx="5759140" cy="3238500"/>
@@ -1644,7 +1810,6 @@
     </w:p>
     <w:p>
       <w:r>
-        <w:lastRenderedPageBreak/>
         <w:t>A bal alsó sarokban található gombok a vásárló segítségére szolgálnak.</w:t>
       </w:r>
     </w:p>
@@ -1773,7 +1938,16 @@
     </w:p>
     <w:p>
       <w:r>
-        <w:t xml:space="preserve">A kiválasztott termékek a “kosárba” kerülnek amelyet a képernyő jobb oldalán találhatunk. </w:t>
+        <w:lastRenderedPageBreak/>
+        <w:t xml:space="preserve">A kiválasztott termékek a “kosárba” </w:t>
+      </w:r>
+      <w:proofErr w:type="gramStart"/>
+      <w:r>
+        <w:t>kerülnek</w:t>
+      </w:r>
+      <w:proofErr w:type="gramEnd"/>
+      <w:r>
+        <w:t xml:space="preserve"> amelyet a képernyő jobb oldalán találhatunk. </w:t>
       </w:r>
     </w:p>
     <w:p>
@@ -1788,7 +1962,15 @@
     </w:p>
     <w:p>
       <w:r>
-        <w:t xml:space="preserve">A fizetés gombra kattintva továbbdob az összesítő oldalra. </w:t>
+        <w:t xml:space="preserve">A fizetés gombra kattintva </w:t>
+      </w:r>
+      <w:proofErr w:type="spellStart"/>
+      <w:r>
+        <w:t>továbbdob</w:t>
+      </w:r>
+      <w:proofErr w:type="spellEnd"/>
+      <w:r>
+        <w:t xml:space="preserve"> az összesítő oldalra. </w:t>
       </w:r>
     </w:p>
     <w:p>
@@ -1805,7 +1987,6 @@
         <w:rPr>
           <w:noProof/>
         </w:rPr>
-        <w:lastRenderedPageBreak/>
         <w:drawing>
           <wp:inline distT="114300" distB="114300" distL="114300" distR="114300" wp14:anchorId="3FFA3D34" wp14:editId="7E0AC170">
             <wp:extent cx="5759140" cy="3238500"/>
@@ -1907,7 +2088,15 @@
     </w:p>
     <w:p>
       <w:r>
-        <w:t>A vásárlás befejezése után, a vendégnek lehetősége van. hogy nyomonkövesse rendelése állapotát és megtekintse a rendelés részleteit.</w:t>
+        <w:t xml:space="preserve">A vásárlás befejezése után, a vendégnek lehetősége van. hogy </w:t>
+      </w:r>
+      <w:proofErr w:type="spellStart"/>
+      <w:r>
+        <w:t>nyomonkövesse</w:t>
+      </w:r>
+      <w:proofErr w:type="spellEnd"/>
+      <w:r>
+        <w:t xml:space="preserve"> rendelése állapotát és megtekintse a rendelés részleteit.</w:t>
       </w:r>
     </w:p>
     <w:p>
@@ -1918,6 +2107,7 @@
         <w:rPr>
           <w:noProof/>
         </w:rPr>
+        <w:lastRenderedPageBreak/>
         <w:drawing>
           <wp:inline distT="114300" distB="114300" distL="114300" distR="114300" wp14:anchorId="7DABE5D0" wp14:editId="469C4DC7">
             <wp:extent cx="5759140" cy="3238500"/>
@@ -2025,7 +2215,15 @@
     <w:p/>
     <w:p>
       <w:r>
-        <w:t>A rendelés folyamatát valós időben nyomonkövetheti.</w:t>
+        <w:t xml:space="preserve">A rendelés folyamatát valós időben </w:t>
+      </w:r>
+      <w:proofErr w:type="spellStart"/>
+      <w:r>
+        <w:t>nyomonkövetheti</w:t>
+      </w:r>
+      <w:proofErr w:type="spellEnd"/>
+      <w:r>
+        <w:t>.</w:t>
       </w:r>
     </w:p>
     <w:p>
@@ -2036,7 +2234,6 @@
         <w:rPr>
           <w:noProof/>
         </w:rPr>
-        <w:lastRenderedPageBreak/>
         <w:drawing>
           <wp:inline distT="114300" distB="114300" distL="114300" distR="114300" wp14:anchorId="7560B6D0" wp14:editId="1A523C81">
             <wp:extent cx="5759140" cy="3238500"/>
@@ -2150,12 +2347,13 @@
       <w:pPr>
         <w:keepNext/>
       </w:pPr>
-      <w:bookmarkStart w:id="15" w:name="_nqpe8ul5ne3y" w:colFirst="0" w:colLast="0"/>
-      <w:bookmarkEnd w:id="15"/>
+      <w:bookmarkStart w:id="14" w:name="_nqpe8ul5ne3y" w:colFirst="0" w:colLast="0"/>
+      <w:bookmarkEnd w:id="14"/>
       <w:r>
         <w:rPr>
           <w:noProof/>
         </w:rPr>
+        <w:lastRenderedPageBreak/>
         <w:drawing>
           <wp:inline distT="114300" distB="114300" distL="114300" distR="114300" wp14:anchorId="5FE7ECEA" wp14:editId="5F78B4DB">
             <wp:extent cx="5759140" cy="3238500"/>
@@ -2292,7 +2490,6 @@
           <w:i/>
           <w:iCs/>
         </w:rPr>
-        <w:lastRenderedPageBreak/>
         <w:t>Konyhai mód:</w:t>
       </w:r>
     </w:p>
@@ -2410,7 +2607,16 @@
     </w:p>
     <w:p>
       <w:r>
-        <w:t xml:space="preserve">A különböző rendelés kártyákon megtalálható az asztal száma, a pincérnek a neve illetve a rendelés leadásának időpontja. </w:t>
+        <w:lastRenderedPageBreak/>
+        <w:t xml:space="preserve">A különböző rendelés kártyákon megtalálható az asztal száma, a pincérnek a </w:t>
+      </w:r>
+      <w:proofErr w:type="gramStart"/>
+      <w:r>
+        <w:t>neve</w:t>
+      </w:r>
+      <w:proofErr w:type="gramEnd"/>
+      <w:r>
+        <w:t xml:space="preserve"> illetve a rendelés leadásának időpontja. </w:t>
       </w:r>
     </w:p>
     <w:p>
@@ -2420,7 +2626,31 @@
     </w:p>
     <w:p>
       <w:r>
-        <w:t>A jobb felső sarokban a jelenlegi idő, egy editmenu, egy editstaff és egy ratingstats gomb található, illetve visszalépés a felhasználóváltó felületre.</w:t>
+        <w:t xml:space="preserve">A jobb felső sarokban a jelenlegi idő, egy </w:t>
+      </w:r>
+      <w:proofErr w:type="spellStart"/>
+      <w:r>
+        <w:t>editmenu</w:t>
+      </w:r>
+      <w:proofErr w:type="spellEnd"/>
+      <w:r>
+        <w:t xml:space="preserve">, egy </w:t>
+      </w:r>
+      <w:proofErr w:type="spellStart"/>
+      <w:r>
+        <w:t>editstaff</w:t>
+      </w:r>
+      <w:proofErr w:type="spellEnd"/>
+      <w:r>
+        <w:t xml:space="preserve"> és egy </w:t>
+      </w:r>
+      <w:proofErr w:type="spellStart"/>
+      <w:r>
+        <w:t>ratingstats</w:t>
+      </w:r>
+      <w:proofErr w:type="spellEnd"/>
+      <w:r>
+        <w:t xml:space="preserve"> gomb található, illetve visszalépés a felhasználóváltó felületre.</w:t>
       </w:r>
     </w:p>
     <w:p/>
@@ -2508,7 +2738,6 @@
         <w:rPr>
           <w:noProof/>
         </w:rPr>
-        <w:lastRenderedPageBreak/>
         <w:drawing>
           <wp:inline distT="114300" distB="114300" distL="114300" distR="114300" wp14:anchorId="0F7B9BC2" wp14:editId="141326DD">
             <wp:extent cx="5759140" cy="3238500"/>
@@ -2626,7 +2855,15 @@
     </w:p>
     <w:p>
       <w:r>
-        <w:t>Az editmenu gomb lenyomás után ezt a felületet kapjuk meg.</w:t>
+        <w:t xml:space="preserve">Az </w:t>
+      </w:r>
+      <w:proofErr w:type="spellStart"/>
+      <w:r>
+        <w:t>editmenu</w:t>
+      </w:r>
+      <w:proofErr w:type="spellEnd"/>
+      <w:r>
+        <w:t xml:space="preserve"> gomb lenyomás után ezt a felületet kapjuk meg.</w:t>
       </w:r>
     </w:p>
     <w:p>
@@ -2657,7 +2894,15 @@
     </w:p>
     <w:p>
       <w:r>
-        <w:t>Ahol a toll ikonra kattintva tudjuk szerkeszteni az ételek nevét, árát, allergénjeit illetve napi ajánlatnak tudjuk őket beállítani.</w:t>
+        <w:t xml:space="preserve">Ahol a toll ikonra kattintva tudjuk szerkeszteni az ételek nevét, árát, </w:t>
+      </w:r>
+      <w:proofErr w:type="gramStart"/>
+      <w:r>
+        <w:t>allergénjeit</w:t>
+      </w:r>
+      <w:proofErr w:type="gramEnd"/>
+      <w:r>
+        <w:t xml:space="preserve"> illetve napi ajánlatnak tudjuk őket beállítani.</w:t>
       </w:r>
     </w:p>
     <w:p>
@@ -2685,7 +2930,6 @@
         <w:rPr>
           <w:noProof/>
         </w:rPr>
-        <w:lastRenderedPageBreak/>
         <w:drawing>
           <wp:inline distT="114300" distB="114300" distL="114300" distR="114300" wp14:anchorId="3DC6A767" wp14:editId="09110053">
             <wp:extent cx="5759140" cy="3238500"/>
@@ -2787,7 +3031,15 @@
     </w:p>
     <w:p>
       <w:r>
-        <w:t>Az editstaff gomb lenyomása után ezt a felületet kapjuk meg.</w:t>
+        <w:t xml:space="preserve">Az </w:t>
+      </w:r>
+      <w:proofErr w:type="spellStart"/>
+      <w:r>
+        <w:t>editstaff</w:t>
+      </w:r>
+      <w:proofErr w:type="spellEnd"/>
+      <w:r>
+        <w:t xml:space="preserve"> gomb lenyomása után ezt a felületet kapjuk meg.</w:t>
       </w:r>
     </w:p>
     <w:p>
@@ -2797,7 +3049,15 @@
     </w:p>
     <w:p>
       <w:r>
-        <w:t>Az állapot jelzésnél kapunk arról visszajelzést, hogy az adott pincér munkában van-e vagy pedig pihenőn ( a pihenő kategóriába esik természetesen az adott napon nem dolgozó személy is).</w:t>
+        <w:t xml:space="preserve">Az állapot jelzésnél kapunk arról visszajelzést, hogy az adott pincér munkában van-e vagy pedig pihenőn </w:t>
+      </w:r>
+      <w:proofErr w:type="gramStart"/>
+      <w:r>
+        <w:t>( a</w:t>
+      </w:r>
+      <w:proofErr w:type="gramEnd"/>
+      <w:r>
+        <w:t xml:space="preserve"> pihenő kategóriába esik természetesen az adott napon nem dolgozó személy is).</w:t>
       </w:r>
     </w:p>
     <w:p>
@@ -2822,6 +3082,7 @@
     </w:p>
     <w:p>
       <w:r>
+        <w:lastRenderedPageBreak/>
         <w:t>A jobb felső sarokban található személyfelvétel gomb lenyomásával tudunk új pincért felvenni az étteremben.</w:t>
       </w:r>
     </w:p>
@@ -2831,13 +3092,12 @@
         <w:keepNext/>
         <w:spacing w:line="360" w:lineRule="auto"/>
       </w:pPr>
-      <w:bookmarkStart w:id="16" w:name="_3bdx5elwaopb" w:colFirst="0" w:colLast="0"/>
-      <w:bookmarkEnd w:id="16"/>
+      <w:bookmarkStart w:id="15" w:name="_3bdx5elwaopb" w:colFirst="0" w:colLast="0"/>
+      <w:bookmarkEnd w:id="15"/>
       <w:r>
         <w:rPr>
           <w:noProof/>
         </w:rPr>
-        <w:lastRenderedPageBreak/>
         <w:drawing>
           <wp:inline distT="114300" distB="114300" distL="114300" distR="114300" wp14:anchorId="6C4624D3" wp14:editId="59FFA717">
             <wp:extent cx="5759140" cy="3238500"/>
@@ -2939,7 +3199,15 @@
     </w:p>
     <w:p>
       <w:r>
-        <w:t>Az ratingstats gomb lenyomása után ezt a felületet kapjuk meg.</w:t>
+        <w:t xml:space="preserve">Az </w:t>
+      </w:r>
+      <w:proofErr w:type="spellStart"/>
+      <w:r>
+        <w:t>ratingstats</w:t>
+      </w:r>
+      <w:proofErr w:type="spellEnd"/>
+      <w:r>
+        <w:t xml:space="preserve"> gomb lenyomása után ezt a felületet kapjuk meg.</w:t>
       </w:r>
     </w:p>
     <w:p>
@@ -2985,12 +3253,12 @@
         <w:spacing w:line="360" w:lineRule="auto"/>
         <w:jc w:val="both"/>
       </w:pPr>
-      <w:bookmarkStart w:id="17" w:name="_Toc228204115"/>
+      <w:bookmarkStart w:id="16" w:name="_Toc228207366"/>
       <w:r>
         <w:lastRenderedPageBreak/>
         <w:t>Bejelentkezés</w:t>
       </w:r>
-      <w:bookmarkEnd w:id="17"/>
+      <w:bookmarkEnd w:id="16"/>
     </w:p>
     <w:p>
       <w:r>
@@ -3237,10 +3505,18 @@
       </w:pPr>
       <w:r>
         <w:lastRenderedPageBreak/>
-        <w:t>Minden felhasználónak azonos a jelszava, jelen esetben ‘1234’ ez a kódban módosítható. Ehhez a felülethez a vendégeknek nincs hozzáférésük. Tehát ők így kárt nem tudnak okozni a konyhai oldalon.</w:t>
-      </w:r>
-      <w:bookmarkStart w:id="18" w:name="_z8jcgu9ov45t" w:colFirst="0" w:colLast="0"/>
-      <w:bookmarkEnd w:id="18"/>
+        <w:t xml:space="preserve">Minden felhasználónak azonos a </w:t>
+      </w:r>
+      <w:proofErr w:type="spellStart"/>
+      <w:r>
+        <w:t>jelszava</w:t>
+      </w:r>
+      <w:proofErr w:type="spellEnd"/>
+      <w:r>
+        <w:t>, jelen esetben ‘1234’ ez a kódban módosítható. Ehhez a felülethez a vendégeknek nincs hozzáférésük. Tehát ők így kárt nem tudnak okozni a konyhai oldalon.</w:t>
+      </w:r>
+      <w:bookmarkStart w:id="17" w:name="_z8jcgu9ov45t" w:colFirst="0" w:colLast="0"/>
+      <w:bookmarkEnd w:id="17"/>
     </w:p>
     <w:p>
       <w:pPr>
@@ -3253,21 +3529,21 @@
         <w:spacing w:line="360" w:lineRule="auto"/>
         <w:jc w:val="both"/>
       </w:pPr>
-      <w:bookmarkStart w:id="19" w:name="_ma0gjhbl1r31" w:colFirst="0" w:colLast="0"/>
-      <w:bookmarkStart w:id="20" w:name="_Toc228204116"/>
+      <w:bookmarkStart w:id="18" w:name="_ma0gjhbl1r31" w:colFirst="0" w:colLast="0"/>
+      <w:bookmarkStart w:id="19" w:name="_Toc228207367"/>
+      <w:bookmarkEnd w:id="18"/>
+      <w:r>
+        <w:t>Adatbázis terv (ER modell):</w:t>
+      </w:r>
       <w:bookmarkEnd w:id="19"/>
-      <w:r>
-        <w:t>Adatbázis terv (ER modell):</w:t>
-      </w:r>
+    </w:p>
+    <w:p/>
+    <w:p>
+      <w:pPr>
+        <w:keepNext/>
+      </w:pPr>
+      <w:bookmarkStart w:id="20" w:name="_s6frxd5jb8gp" w:colFirst="0" w:colLast="0"/>
       <w:bookmarkEnd w:id="20"/>
-    </w:p>
-    <w:p/>
-    <w:p>
-      <w:pPr>
-        <w:keepNext/>
-      </w:pPr>
-      <w:bookmarkStart w:id="21" w:name="_s6frxd5jb8gp" w:colFirst="0" w:colLast="0"/>
-      <w:bookmarkEnd w:id="21"/>
       <w:r>
         <w:rPr>
           <w:noProof/>
@@ -3382,21 +3658,53 @@
         <w:pStyle w:val="Cmsor2"/>
         <w:spacing w:line="360" w:lineRule="auto"/>
       </w:pPr>
-      <w:bookmarkStart w:id="22" w:name="_Toc228204117"/>
+      <w:bookmarkStart w:id="21" w:name="_Toc228207368"/>
       <w:r>
         <w:t>Táblák és mezők:</w:t>
       </w:r>
+      <w:bookmarkEnd w:id="21"/>
+    </w:p>
+    <w:p>
+      <w:pPr>
+        <w:spacing w:before="240" w:after="240"/>
+      </w:pPr>
+      <w:r>
+        <w:t xml:space="preserve">A </w:t>
+      </w:r>
+      <w:proofErr w:type="spellStart"/>
+      <w:r>
+        <w:t>Gusto</w:t>
+      </w:r>
+      <w:proofErr w:type="spellEnd"/>
+      <w:r>
+        <w:t xml:space="preserve"> </w:t>
+      </w:r>
+      <w:proofErr w:type="spellStart"/>
+      <w:r>
+        <w:t>Bistro</w:t>
+      </w:r>
+      <w:proofErr w:type="spellEnd"/>
+      <w:r>
+        <w:t xml:space="preserve"> rendszer adatbázisa a </w:t>
+      </w:r>
+      <w:proofErr w:type="spellStart"/>
+      <w:r>
+        <w:t>rendelotablet</w:t>
+      </w:r>
+      <w:proofErr w:type="spellEnd"/>
+      <w:r>
+        <w:t xml:space="preserve"> nevet viseli, és </w:t>
+      </w:r>
+      <w:proofErr w:type="spellStart"/>
+      <w:r>
+        <w:t>MySQL</w:t>
+      </w:r>
+      <w:proofErr w:type="spellEnd"/>
+      <w:r>
+        <w:t xml:space="preserve"> környezetben fut. Az adatbázis 8 jól strukturált táblát tartalmaz, melyek biztosítják a relációs adatok (asztalok, ételek, rendelések és visszajelzések) tartós tárolását. Az alábbiakban bemutatjuk a táblák pontos szerkezetét és a mezők technikai specifikációját.</w:t>
+      </w:r>
+      <w:bookmarkStart w:id="22" w:name="_4m2m1kxnur9v" w:colFirst="0" w:colLast="0"/>
       <w:bookmarkEnd w:id="22"/>
-    </w:p>
-    <w:p>
-      <w:pPr>
-        <w:spacing w:before="240" w:after="240"/>
-      </w:pPr>
-      <w:r>
-        <w:t>A Gusto Bistro rendszer adatbázisa a rendelotablet nevet viseli, és MySQL környezetben fut. Az adatbázis 8 jól strukturált táblát tartalmaz, melyek biztosítják a relációs adatok (asztalok, ételek, rendelések és visszajelzések) tartós tárolását. Az alábbiakban bemutatjuk a táblák pontos szerkezetét és a mezők technikai specifikációját.</w:t>
-      </w:r>
-      <w:bookmarkStart w:id="23" w:name="_4m2m1kxnur9v" w:colFirst="0" w:colLast="0"/>
-      <w:bookmarkEnd w:id="23"/>
     </w:p>
     <w:p>
       <w:pPr>
@@ -3432,15 +3740,28 @@
         </w:numPr>
         <w:spacing w:before="240"/>
       </w:pPr>
+      <w:proofErr w:type="spellStart"/>
       <w:r>
         <w:rPr>
           <w:u w:val="single"/>
         </w:rPr>
         <w:lastRenderedPageBreak/>
-        <w:t>asztal_id</w:t>
-      </w:r>
-      <w:r>
-        <w:t xml:space="preserve"> : Egyedi azonosító, amely megkülönbözteti az egyes asztalokat. Erre a mezőre hivatkoznak a rendelések és a pincérhívások.</w:t>
+        <w:t>asztal_</w:t>
+      </w:r>
+      <w:proofErr w:type="gramStart"/>
+      <w:r>
+        <w:rPr>
+          <w:u w:val="single"/>
+        </w:rPr>
+        <w:t>id</w:t>
+      </w:r>
+      <w:proofErr w:type="spellEnd"/>
+      <w:r>
+        <w:t xml:space="preserve"> :</w:t>
+      </w:r>
+      <w:proofErr w:type="gramEnd"/>
+      <w:r>
+        <w:t xml:space="preserve"> Egyedi azonosító, amely megkülönbözteti az egyes asztalokat. Erre a mezőre hivatkoznak a rendelések és a pincérhívások.</w:t>
       </w:r>
     </w:p>
     <w:p>
@@ -3451,8 +3772,13 @@
         </w:numPr>
         <w:spacing w:after="240"/>
       </w:pPr>
-      <w:r>
-        <w:t>ferohely: Numerikus érték, amely meghatározza az adott asztal maximális befogadóképességét (pl. 2, 4, 6 vagy 8 fős asztalok).</w:t>
+      <w:proofErr w:type="spellStart"/>
+      <w:r>
+        <w:t>ferohely</w:t>
+      </w:r>
+      <w:proofErr w:type="spellEnd"/>
+      <w:r>
+        <w:t>: Numerikus érték, amely meghatározza az adott asztal maximális befogadóképességét (pl. 2, 4, 6 vagy 8 fős asztalok).</w:t>
       </w:r>
     </w:p>
     <w:p>
@@ -3465,14 +3791,30 @@
           <w:szCs w:val="28"/>
         </w:rPr>
       </w:pPr>
-      <w:bookmarkStart w:id="24" w:name="_jw68cemdkdss" w:colFirst="0" w:colLast="0"/>
-      <w:bookmarkEnd w:id="24"/>
+      <w:bookmarkStart w:id="23" w:name="_jw68cemdkdss" w:colFirst="0" w:colLast="0"/>
+      <w:bookmarkEnd w:id="23"/>
       <w:r>
         <w:rPr>
           <w:sz w:val="28"/>
           <w:szCs w:val="28"/>
         </w:rPr>
-        <w:t>2. pincer tábla</w:t>
+        <w:t xml:space="preserve">2. </w:t>
+      </w:r>
+      <w:proofErr w:type="spellStart"/>
+      <w:r>
+        <w:rPr>
+          <w:sz w:val="28"/>
+          <w:szCs w:val="28"/>
+        </w:rPr>
+        <w:t>pincer</w:t>
+      </w:r>
+      <w:proofErr w:type="spellEnd"/>
+      <w:r>
+        <w:rPr>
+          <w:sz w:val="28"/>
+          <w:szCs w:val="28"/>
+        </w:rPr>
+        <w:t xml:space="preserve"> tábla</w:t>
       </w:r>
     </w:p>
     <w:p>
@@ -3491,14 +3833,27 @@
         </w:numPr>
         <w:spacing w:before="240"/>
       </w:pPr>
+      <w:proofErr w:type="spellStart"/>
       <w:r>
         <w:rPr>
           <w:u w:val="single"/>
         </w:rPr>
-        <w:t>pincer_id</w:t>
-      </w:r>
-      <w:r>
-        <w:t xml:space="preserve"> : A dolgozó egyedi azonosítója.</w:t>
+        <w:t>pincer_</w:t>
+      </w:r>
+      <w:proofErr w:type="gramStart"/>
+      <w:r>
+        <w:rPr>
+          <w:u w:val="single"/>
+        </w:rPr>
+        <w:t>id</w:t>
+      </w:r>
+      <w:proofErr w:type="spellEnd"/>
+      <w:r>
+        <w:t xml:space="preserve"> :</w:t>
+      </w:r>
+      <w:proofErr w:type="gramEnd"/>
+      <w:r>
+        <w:t xml:space="preserve"> A dolgozó egyedi azonosítója.</w:t>
       </w:r>
     </w:p>
     <w:p>
@@ -3508,8 +3863,13 @@
           <w:numId w:val="27"/>
         </w:numPr>
       </w:pPr>
-      <w:r>
-        <w:t>pincer_nev: A felszolgáló teljes neve (pl. "Kiss Péter").</w:t>
+      <w:proofErr w:type="spellStart"/>
+      <w:r>
+        <w:t>pincer_nev</w:t>
+      </w:r>
+      <w:proofErr w:type="spellEnd"/>
+      <w:r>
+        <w:t>: A felszolgáló teljes neve (pl. "Kiss Péter").</w:t>
       </w:r>
     </w:p>
     <w:p>
@@ -3534,14 +3894,30 @@
           <w:szCs w:val="28"/>
         </w:rPr>
       </w:pPr>
-      <w:bookmarkStart w:id="25" w:name="_qwkj8jakc5es" w:colFirst="0" w:colLast="0"/>
-      <w:bookmarkEnd w:id="25"/>
+      <w:bookmarkStart w:id="24" w:name="_qwkj8jakc5es" w:colFirst="0" w:colLast="0"/>
+      <w:bookmarkEnd w:id="24"/>
       <w:r>
         <w:rPr>
           <w:sz w:val="28"/>
           <w:szCs w:val="28"/>
         </w:rPr>
-        <w:t>3. etel_tipus tábla</w:t>
+        <w:t xml:space="preserve">3. </w:t>
+      </w:r>
+      <w:proofErr w:type="spellStart"/>
+      <w:r>
+        <w:rPr>
+          <w:sz w:val="28"/>
+          <w:szCs w:val="28"/>
+        </w:rPr>
+        <w:t>etel_tipus</w:t>
+      </w:r>
+      <w:proofErr w:type="spellEnd"/>
+      <w:r>
+        <w:rPr>
+          <w:sz w:val="28"/>
+          <w:szCs w:val="28"/>
+        </w:rPr>
+        <w:t xml:space="preserve"> tábla</w:t>
       </w:r>
     </w:p>
     <w:p>
@@ -3560,12 +3936,14 @@
         </w:numPr>
         <w:spacing w:before="240"/>
       </w:pPr>
+      <w:proofErr w:type="spellStart"/>
       <w:r>
         <w:rPr>
           <w:u w:val="single"/>
         </w:rPr>
         <w:t>eteltipus_id</w:t>
       </w:r>
+      <w:proofErr w:type="spellEnd"/>
       <w:r>
         <w:t>: A kategória egyedi azonosítója.</w:t>
       </w:r>
@@ -3578,8 +3956,13 @@
         </w:numPr>
         <w:spacing w:after="240"/>
       </w:pPr>
-      <w:r>
-        <w:t>tipus_nev: A kategória szöveges megnevezése, amely alapján a frontend menüje felépül.</w:t>
+      <w:proofErr w:type="spellStart"/>
+      <w:r>
+        <w:t>tipus_nev</w:t>
+      </w:r>
+      <w:proofErr w:type="spellEnd"/>
+      <w:r>
+        <w:t>: A kategória szöveges megnevezése, amely alapján a frontend menüje felépül.</w:t>
       </w:r>
     </w:p>
     <w:p>
@@ -3592,8 +3975,8 @@
           <w:szCs w:val="28"/>
         </w:rPr>
       </w:pPr>
-      <w:bookmarkStart w:id="26" w:name="_uz1oopbrcayv" w:colFirst="0" w:colLast="0"/>
-      <w:bookmarkEnd w:id="26"/>
+      <w:bookmarkStart w:id="25" w:name="_uz1oopbrcayv" w:colFirst="0" w:colLast="0"/>
+      <w:bookmarkEnd w:id="25"/>
       <w:r>
         <w:rPr>
           <w:sz w:val="28"/>
@@ -3618,12 +4001,14 @@
         </w:numPr>
         <w:spacing w:before="240"/>
       </w:pPr>
+      <w:proofErr w:type="spellStart"/>
       <w:r>
         <w:rPr>
           <w:u w:val="single"/>
         </w:rPr>
         <w:t>termek_id</w:t>
       </w:r>
+      <w:proofErr w:type="spellEnd"/>
       <w:r>
         <w:t>: A konkrét étel vagy ital egyedi azonosítója.</w:t>
       </w:r>
@@ -3635,6 +4020,7 @@
           <w:numId w:val="6"/>
         </w:numPr>
       </w:pPr>
+      <w:proofErr w:type="spellStart"/>
       <w:r>
         <w:rPr>
           <w:i/>
@@ -3642,8 +4028,17 @@
         </w:rPr>
         <w:t>eteltipus_id</w:t>
       </w:r>
-      <w:r>
-        <w:t>: Idegen kulcs, amely besorolja a terméket az etel_tipus táblában lévő kategóriák valamelyikébe.</w:t>
+      <w:proofErr w:type="spellEnd"/>
+      <w:r>
+        <w:t xml:space="preserve">: Idegen kulcs, amely besorolja a terméket az </w:t>
+      </w:r>
+      <w:proofErr w:type="spellStart"/>
+      <w:r>
+        <w:t>etel_tipus</w:t>
+      </w:r>
+      <w:proofErr w:type="spellEnd"/>
+      <w:r>
+        <w:t xml:space="preserve"> táblában lévő kategóriák valamelyikébe.</w:t>
       </w:r>
     </w:p>
     <w:p>
@@ -3653,8 +4048,21 @@
           <w:numId w:val="6"/>
         </w:numPr>
       </w:pPr>
-      <w:r>
-        <w:t>termek_nev: A termék pontos megnevezése (pl. "Margherita pizza").</w:t>
+      <w:proofErr w:type="spellStart"/>
+      <w:r>
+        <w:t>termek_nev</w:t>
+      </w:r>
+      <w:proofErr w:type="spellEnd"/>
+      <w:r>
+        <w:t>: A termék pontos megnevezése (pl. "</w:t>
+      </w:r>
+      <w:proofErr w:type="spellStart"/>
+      <w:r>
+        <w:t>Margherita</w:t>
+      </w:r>
+      <w:proofErr w:type="spellEnd"/>
+      <w:r>
+        <w:t xml:space="preserve"> pizza").</w:t>
       </w:r>
     </w:p>
     <w:p>
@@ -3664,8 +4072,13 @@
           <w:numId w:val="6"/>
         </w:numPr>
       </w:pPr>
-      <w:r>
-        <w:t>ar: A termék bruttó eladási ára forintban kifejezve.</w:t>
+      <w:proofErr w:type="spellStart"/>
+      <w:r>
+        <w:t>ar</w:t>
+      </w:r>
+      <w:proofErr w:type="spellEnd"/>
+      <w:r>
+        <w:t>: A termék bruttó eladási ára forintban kifejezve.</w:t>
       </w:r>
     </w:p>
     <w:p>
@@ -3675,8 +4088,13 @@
           <w:numId w:val="6"/>
         </w:numPr>
       </w:pPr>
-      <w:r>
-        <w:t>allergenek: Vesszővel elválasztott számok, melyek az ételben található allergéneket jelölik (pl. "1,7"). Üresen is hagyható.</w:t>
+      <w:proofErr w:type="spellStart"/>
+      <w:r>
+        <w:t>allergenek</w:t>
+      </w:r>
+      <w:proofErr w:type="spellEnd"/>
+      <w:r>
+        <w:t>: Vesszővel elválasztott számok, melyek az ételben található allergéneket jelölik (pl. "1,7"). Üresen is hagyható.</w:t>
       </w:r>
     </w:p>
     <w:p>
@@ -3686,8 +4104,13 @@
           <w:numId w:val="6"/>
         </w:numPr>
       </w:pPr>
-      <w:r>
-        <w:t>featured: Logikai érték (0 vagy 1), amely megmutatja, hogy a termék "napi ajánlat"-ként kiemelt helyen jelenjen-e meg a vendég tabletjén.</w:t>
+      <w:proofErr w:type="spellStart"/>
+      <w:r>
+        <w:t>featured</w:t>
+      </w:r>
+      <w:proofErr w:type="spellEnd"/>
+      <w:r>
+        <w:t>: Logikai érték (0 vagy 1), amely megmutatja, hogy a termék "napi ajánlat"-ként kiemelt helyen jelenjen-e meg a vendég tabletjén.</w:t>
       </w:r>
     </w:p>
     <w:p>
@@ -3698,8 +4121,21 @@
         </w:numPr>
         <w:spacing w:after="240"/>
       </w:pPr>
-      <w:r>
-        <w:t>kep: A termékhez tartozó kép (URL) elérési útja (Imgur hivatkozás).</w:t>
+      <w:proofErr w:type="spellStart"/>
+      <w:r>
+        <w:t>kep</w:t>
+      </w:r>
+      <w:proofErr w:type="spellEnd"/>
+      <w:r>
+        <w:t>: A termékhez tartozó kép (URL) elérési útja (</w:t>
+      </w:r>
+      <w:proofErr w:type="spellStart"/>
+      <w:r>
+        <w:t>Imgur</w:t>
+      </w:r>
+      <w:proofErr w:type="spellEnd"/>
+      <w:r>
+        <w:t xml:space="preserve"> hivatkozás).</w:t>
       </w:r>
     </w:p>
     <w:p>
@@ -3712,15 +4148,31 @@
           <w:szCs w:val="28"/>
         </w:rPr>
       </w:pPr>
-      <w:bookmarkStart w:id="27" w:name="_k87qhdk7md65" w:colFirst="0" w:colLast="0"/>
-      <w:bookmarkEnd w:id="27"/>
+      <w:bookmarkStart w:id="26" w:name="_k87qhdk7md65" w:colFirst="0" w:colLast="0"/>
+      <w:bookmarkEnd w:id="26"/>
       <w:r>
         <w:rPr>
           <w:sz w:val="28"/>
           <w:szCs w:val="28"/>
         </w:rPr>
         <w:lastRenderedPageBreak/>
-        <w:t>5. rendeles tábla</w:t>
+        <w:t xml:space="preserve">5. </w:t>
+      </w:r>
+      <w:proofErr w:type="spellStart"/>
+      <w:r>
+        <w:rPr>
+          <w:sz w:val="28"/>
+          <w:szCs w:val="28"/>
+        </w:rPr>
+        <w:t>rendeles</w:t>
+      </w:r>
+      <w:proofErr w:type="spellEnd"/>
+      <w:r>
+        <w:rPr>
+          <w:sz w:val="28"/>
+          <w:szCs w:val="28"/>
+        </w:rPr>
+        <w:t xml:space="preserve"> tábla</w:t>
       </w:r>
     </w:p>
     <w:p>
@@ -3739,12 +4191,14 @@
         </w:numPr>
         <w:spacing w:before="240"/>
       </w:pPr>
+      <w:proofErr w:type="spellStart"/>
       <w:r>
         <w:rPr>
           <w:u w:val="single"/>
         </w:rPr>
         <w:t>rendeles_id</w:t>
       </w:r>
+      <w:proofErr w:type="spellEnd"/>
       <w:r>
         <w:t>: A megrendelés egyedi sorszáma.</w:t>
       </w:r>
@@ -3756,6 +4210,7 @@
           <w:numId w:val="13"/>
         </w:numPr>
       </w:pPr>
+      <w:proofErr w:type="spellStart"/>
       <w:r>
         <w:rPr>
           <w:i/>
@@ -3763,6 +4218,7 @@
         </w:rPr>
         <w:t>pincer_id</w:t>
       </w:r>
+      <w:proofErr w:type="spellEnd"/>
       <w:r>
         <w:t>: Idegen kulcs. Hivatkozás a felszolgálóra, aki a rendelést kiszolgálja.</w:t>
       </w:r>
@@ -3774,6 +4230,7 @@
           <w:numId w:val="13"/>
         </w:numPr>
       </w:pPr>
+      <w:proofErr w:type="spellStart"/>
       <w:r>
         <w:rPr>
           <w:i/>
@@ -3781,6 +4238,7 @@
         </w:rPr>
         <w:t>asztal_id</w:t>
       </w:r>
+      <w:proofErr w:type="spellEnd"/>
       <w:r>
         <w:t>: Idegen kulcs. Annak az asztalnak az azonosítója, ahonnan a rendelést leadták.</w:t>
       </w:r>
@@ -3792,8 +4250,13 @@
           <w:numId w:val="13"/>
         </w:numPr>
       </w:pPr>
-      <w:r>
-        <w:t>idopont: A rendelés leadásának pontos dátuma és ideje.</w:t>
+      <w:proofErr w:type="spellStart"/>
+      <w:r>
+        <w:t>idopont</w:t>
+      </w:r>
+      <w:proofErr w:type="spellEnd"/>
+      <w:r>
+        <w:t>: A rendelés leadásának pontos dátuma és ideje.</w:t>
       </w:r>
     </w:p>
     <w:p>
@@ -3804,8 +4267,13 @@
         </w:numPr>
         <w:spacing w:after="240"/>
       </w:pPr>
-      <w:r>
-        <w:t>statusz: Számkódos állapotjelző, amely a megrendelés aktuális életciklusát jelöli (pl. 0: Leadva, 1: Készül, 2: Tálalás, 3: Kész).</w:t>
+      <w:proofErr w:type="spellStart"/>
+      <w:r>
+        <w:t>statusz</w:t>
+      </w:r>
+      <w:proofErr w:type="spellEnd"/>
+      <w:r>
+        <w:t>: Számkódos állapotjelző, amely a megrendelés aktuális életciklusát jelöli (pl. 0: Leadva, 1: Készül, 2: Tálalás, 3: Kész).</w:t>
       </w:r>
     </w:p>
     <w:p>
@@ -3818,14 +4286,30 @@
           <w:szCs w:val="28"/>
         </w:rPr>
       </w:pPr>
-      <w:bookmarkStart w:id="28" w:name="_epowizy72dk0" w:colFirst="0" w:colLast="0"/>
-      <w:bookmarkEnd w:id="28"/>
+      <w:bookmarkStart w:id="27" w:name="_epowizy72dk0" w:colFirst="0" w:colLast="0"/>
+      <w:bookmarkEnd w:id="27"/>
       <w:r>
         <w:rPr>
           <w:sz w:val="28"/>
           <w:szCs w:val="28"/>
         </w:rPr>
-        <w:t>6. rendeles_tetel tábla</w:t>
+        <w:t xml:space="preserve">6. </w:t>
+      </w:r>
+      <w:proofErr w:type="spellStart"/>
+      <w:r>
+        <w:rPr>
+          <w:sz w:val="28"/>
+          <w:szCs w:val="28"/>
+        </w:rPr>
+        <w:t>rendeles_tetel</w:t>
+      </w:r>
+      <w:proofErr w:type="spellEnd"/>
+      <w:r>
+        <w:rPr>
+          <w:sz w:val="28"/>
+          <w:szCs w:val="28"/>
+        </w:rPr>
+        <w:t xml:space="preserve"> tábla</w:t>
       </w:r>
     </w:p>
     <w:p>
@@ -3844,12 +4328,14 @@
         </w:numPr>
         <w:spacing w:before="240"/>
       </w:pPr>
+      <w:proofErr w:type="spellStart"/>
       <w:r>
         <w:rPr>
           <w:u w:val="single"/>
         </w:rPr>
         <w:t>tetel_id</w:t>
       </w:r>
+      <w:proofErr w:type="spellEnd"/>
       <w:r>
         <w:t>: A kosárba tett tétel egyedi sorszáma.</w:t>
       </w:r>
@@ -3861,6 +4347,7 @@
           <w:numId w:val="1"/>
         </w:numPr>
       </w:pPr>
+      <w:proofErr w:type="spellStart"/>
       <w:r>
         <w:rPr>
           <w:i/>
@@ -3868,8 +4355,17 @@
         </w:rPr>
         <w:t>rendeles_id</w:t>
       </w:r>
-      <w:r>
-        <w:t>: Idegen kulcs. Hivatkozás a fő rendeles táblára.</w:t>
+      <w:proofErr w:type="spellEnd"/>
+      <w:r>
+        <w:t xml:space="preserve">: Idegen kulcs. Hivatkozás a fő </w:t>
+      </w:r>
+      <w:proofErr w:type="spellStart"/>
+      <w:r>
+        <w:t>rendeles</w:t>
+      </w:r>
+      <w:proofErr w:type="spellEnd"/>
+      <w:r>
+        <w:t xml:space="preserve"> táblára.</w:t>
       </w:r>
     </w:p>
     <w:p>
@@ -3879,6 +4375,7 @@
           <w:numId w:val="1"/>
         </w:numPr>
       </w:pPr>
+      <w:proofErr w:type="spellStart"/>
       <w:r>
         <w:rPr>
           <w:i/>
@@ -3886,6 +4383,7 @@
         </w:rPr>
         <w:t>termek_id</w:t>
       </w:r>
+      <w:proofErr w:type="spellEnd"/>
       <w:r>
         <w:t>: Idegen kulcs. Hivatkozás a kiválasztott termékre.</w:t>
       </w:r>
@@ -3898,8 +4396,13 @@
         </w:numPr>
         <w:spacing w:after="240"/>
       </w:pPr>
-      <w:r>
-        <w:t>mennyiseg: Megmutatja, hogy a kiválasztott ételből/italból hány darabot tettek a kosárba.</w:t>
+      <w:proofErr w:type="spellStart"/>
+      <w:r>
+        <w:t>mennyiseg</w:t>
+      </w:r>
+      <w:proofErr w:type="spellEnd"/>
+      <w:r>
+        <w:t>: Megmutatja, hogy a kiválasztott ételből/italból hány darabot tettek a kosárba.</w:t>
       </w:r>
     </w:p>
     <w:p>
@@ -3912,14 +4415,30 @@
           <w:szCs w:val="28"/>
         </w:rPr>
       </w:pPr>
-      <w:bookmarkStart w:id="29" w:name="_vw3gw57lf3o9" w:colFirst="0" w:colLast="0"/>
-      <w:bookmarkEnd w:id="29"/>
+      <w:bookmarkStart w:id="28" w:name="_vw3gw57lf3o9" w:colFirst="0" w:colLast="0"/>
+      <w:bookmarkEnd w:id="28"/>
       <w:r>
         <w:rPr>
           <w:sz w:val="28"/>
           <w:szCs w:val="28"/>
         </w:rPr>
-        <w:t>7. pincer_hivas tábla</w:t>
+        <w:t xml:space="preserve">7. </w:t>
+      </w:r>
+      <w:proofErr w:type="spellStart"/>
+      <w:r>
+        <w:rPr>
+          <w:sz w:val="28"/>
+          <w:szCs w:val="28"/>
+        </w:rPr>
+        <w:t>pincer_hivas</w:t>
+      </w:r>
+      <w:proofErr w:type="spellEnd"/>
+      <w:r>
+        <w:rPr>
+          <w:sz w:val="28"/>
+          <w:szCs w:val="28"/>
+        </w:rPr>
+        <w:t xml:space="preserve"> tábla</w:t>
       </w:r>
     </w:p>
     <w:p>
@@ -3938,12 +4457,14 @@
         </w:numPr>
         <w:spacing w:before="240"/>
       </w:pPr>
+      <w:proofErr w:type="spellStart"/>
       <w:r>
         <w:rPr>
           <w:u w:val="single"/>
         </w:rPr>
         <w:t>hivas_id</w:t>
       </w:r>
+      <w:proofErr w:type="spellEnd"/>
       <w:r>
         <w:t>: A hívás egyedi sorszáma.</w:t>
       </w:r>
@@ -3955,6 +4476,7 @@
           <w:numId w:val="22"/>
         </w:numPr>
       </w:pPr>
+      <w:proofErr w:type="spellStart"/>
       <w:r>
         <w:rPr>
           <w:i/>
@@ -3962,6 +4484,7 @@
         </w:rPr>
         <w:t>asztal_id</w:t>
       </w:r>
+      <w:proofErr w:type="spellEnd"/>
       <w:r>
         <w:t>: Idegen kulcs. Az asztal, ahonnan a kérés érkezett.</w:t>
       </w:r>
@@ -3973,8 +4496,13 @@
           <w:numId w:val="22"/>
         </w:numPr>
       </w:pPr>
-      <w:r>
-        <w:t>idopont: A segítségkérés pontos másodperce.</w:t>
+      <w:proofErr w:type="spellStart"/>
+      <w:r>
+        <w:t>idopont</w:t>
+      </w:r>
+      <w:proofErr w:type="spellEnd"/>
+      <w:r>
+        <w:t>: A segítségkérés pontos másodperce.</w:t>
       </w:r>
     </w:p>
     <w:p>
@@ -3985,8 +4513,13 @@
         </w:numPr>
         <w:spacing w:after="240"/>
       </w:pPr>
-      <w:r>
-        <w:t>statusz: Szöveges állapot, ami leírja a kérés típusát (pl. "Segítség Kérés", "Bankkártyás Fizetés") vagy az állapotát ("Függőben", "Teljesítve").</w:t>
+      <w:proofErr w:type="spellStart"/>
+      <w:r>
+        <w:t>statusz</w:t>
+      </w:r>
+      <w:proofErr w:type="spellEnd"/>
+      <w:r>
+        <w:t>: Szöveges állapot, ami leírja a kérés típusát (pl. "Segítség Kérés", "Bankkártyás Fizetés") vagy az állapotát ("Függőben", "Teljesítve").</w:t>
       </w:r>
     </w:p>
     <w:p>
@@ -3999,14 +4532,30 @@
           <w:szCs w:val="28"/>
         </w:rPr>
       </w:pPr>
-      <w:bookmarkStart w:id="30" w:name="_jywtb1qj8wl1" w:colFirst="0" w:colLast="0"/>
-      <w:bookmarkEnd w:id="30"/>
+      <w:bookmarkStart w:id="29" w:name="_jywtb1qj8wl1" w:colFirst="0" w:colLast="0"/>
+      <w:bookmarkEnd w:id="29"/>
       <w:r>
         <w:rPr>
           <w:sz w:val="28"/>
           <w:szCs w:val="28"/>
         </w:rPr>
-        <w:t>8. ertekeles tábla</w:t>
+        <w:t xml:space="preserve">8. </w:t>
+      </w:r>
+      <w:proofErr w:type="spellStart"/>
+      <w:r>
+        <w:rPr>
+          <w:sz w:val="28"/>
+          <w:szCs w:val="28"/>
+        </w:rPr>
+        <w:t>ertekeles</w:t>
+      </w:r>
+      <w:proofErr w:type="spellEnd"/>
+      <w:r>
+        <w:rPr>
+          <w:sz w:val="28"/>
+          <w:szCs w:val="28"/>
+        </w:rPr>
+        <w:t xml:space="preserve"> tábla</w:t>
       </w:r>
     </w:p>
     <w:p>
@@ -4025,12 +4574,14 @@
         </w:numPr>
         <w:spacing w:before="240"/>
       </w:pPr>
+      <w:proofErr w:type="spellStart"/>
       <w:r>
         <w:rPr>
           <w:u w:val="single"/>
         </w:rPr>
         <w:t>ertek_id</w:t>
       </w:r>
+      <w:proofErr w:type="spellEnd"/>
       <w:r>
         <w:t>: A visszajelzés egyedi azonosítója.</w:t>
       </w:r>
@@ -4042,6 +4593,7 @@
           <w:numId w:val="26"/>
         </w:numPr>
       </w:pPr>
+      <w:proofErr w:type="spellStart"/>
       <w:r>
         <w:rPr>
           <w:i/>
@@ -4050,6 +4602,7 @@
         <w:lastRenderedPageBreak/>
         <w:t>rendeles_id</w:t>
       </w:r>
+      <w:proofErr w:type="spellEnd"/>
       <w:r>
         <w:t>: Idegen kulcs. Összekapcsolja az értékelést egy konkrét rendelési tranzakcióval.</w:t>
       </w:r>
@@ -4061,8 +4614,13 @@
           <w:numId w:val="26"/>
         </w:numPr>
       </w:pPr>
-      <w:r>
-        <w:t>idopont: A vélemény leadásának időpontja.</w:t>
+      <w:proofErr w:type="spellStart"/>
+      <w:r>
+        <w:t>idopont</w:t>
+      </w:r>
+      <w:proofErr w:type="spellEnd"/>
+      <w:r>
+        <w:t>: A vélemény leadásának időpontja.</w:t>
       </w:r>
     </w:p>
     <w:p>
@@ -4085,18 +4643,26 @@
         <w:spacing w:before="280" w:after="80" w:line="360" w:lineRule="auto"/>
         <w:jc w:val="both"/>
       </w:pPr>
-      <w:bookmarkStart w:id="31" w:name="_Toc228204118"/>
+      <w:bookmarkStart w:id="30" w:name="_Toc228207369"/>
       <w:r>
         <w:t>Entitások Közötti Kapcsolatok (Idegen Kulcsok)</w:t>
       </w:r>
-      <w:bookmarkEnd w:id="31"/>
+      <w:bookmarkEnd w:id="30"/>
     </w:p>
     <w:p>
       <w:pPr>
         <w:spacing w:before="240" w:after="240"/>
       </w:pPr>
       <w:r>
-        <w:t>A relációs adatbázis adatintegritását a táblák közötti szigorú, egy-a-többhöz (1:N) kapcsolatok biztosítják az alábbiak szerint:</w:t>
+        <w:t>A relációs adatbázis adatintegritását a táblák közötti szigorú, egy-a-többhöz (</w:t>
+      </w:r>
+      <w:proofErr w:type="gramStart"/>
+      <w:r>
+        <w:t>1:N</w:t>
+      </w:r>
+      <w:proofErr w:type="gramEnd"/>
+      <w:r>
+        <w:t>) kapcsolatok biztosítják az alábbiak szerint:</w:t>
       </w:r>
     </w:p>
     <w:p>
@@ -4116,6 +4682,7 @@
         </w:rPr>
         <w:t xml:space="preserve"> </w:t>
       </w:r>
+      <w:proofErr w:type="spellStart"/>
       <w:r>
         <w:rPr>
           <w:b/>
@@ -4124,8 +4691,17 @@
         </w:rPr>
         <w:t>pincer_hivas</w:t>
       </w:r>
-      <w:r>
-        <w:t xml:space="preserve"> tábla asztal_id-ja hivatkozik az </w:t>
+      <w:proofErr w:type="spellEnd"/>
+      <w:r>
+        <w:t xml:space="preserve"> tábla </w:t>
+      </w:r>
+      <w:proofErr w:type="spellStart"/>
+      <w:r>
+        <w:t>asztal_id</w:t>
+      </w:r>
+      <w:proofErr w:type="spellEnd"/>
+      <w:r>
+        <w:t xml:space="preserve">-ja hivatkozik az </w:t>
       </w:r>
       <w:r>
         <w:rPr>
@@ -4136,7 +4712,15 @@
         <w:t>asztal</w:t>
       </w:r>
       <w:r>
-        <w:t xml:space="preserve"> tábla asztal_id mezőjére. (Egy asztal több hívást is leadhat).</w:t>
+        <w:t xml:space="preserve"> tábla </w:t>
+      </w:r>
+      <w:proofErr w:type="spellStart"/>
+      <w:r>
+        <w:t>asztal_id</w:t>
+      </w:r>
+      <w:proofErr w:type="spellEnd"/>
+      <w:r>
+        <w:t xml:space="preserve"> mezőjére. (Egy asztal több hívást is leadhat).</w:t>
       </w:r>
     </w:p>
     <w:p>
@@ -4156,27 +4740,53 @@
       <w:r>
         <w:t xml:space="preserve">A </w:t>
       </w:r>
+      <w:proofErr w:type="spellStart"/>
       <w:r>
         <w:rPr>
           <w:b/>
           <w:bCs/>
           <w:color w:val="FF0000"/>
         </w:rPr>
-        <w:t xml:space="preserve">rendeles </w:t>
-      </w:r>
-      <w:r>
-        <w:t xml:space="preserve">tábla asztal_id-ja hivatkozik az </w:t>
-      </w:r>
+        <w:t>rendeles</w:t>
+      </w:r>
+      <w:proofErr w:type="spellEnd"/>
       <w:r>
         <w:rPr>
           <w:b/>
           <w:bCs/>
           <w:color w:val="FF0000"/>
         </w:rPr>
+        <w:t xml:space="preserve"> </w:t>
+      </w:r>
+      <w:r>
+        <w:t xml:space="preserve">tábla </w:t>
+      </w:r>
+      <w:proofErr w:type="spellStart"/>
+      <w:r>
+        <w:t>asztal_id</w:t>
+      </w:r>
+      <w:proofErr w:type="spellEnd"/>
+      <w:r>
+        <w:t xml:space="preserve">-ja hivatkozik az </w:t>
+      </w:r>
+      <w:r>
+        <w:rPr>
+          <w:b/>
+          <w:bCs/>
+          <w:color w:val="FF0000"/>
+        </w:rPr>
         <w:t xml:space="preserve">asztal </w:t>
       </w:r>
       <w:r>
-        <w:t>tábla asztal_id mezőjére. (Egy asztalhoz több rendelés is tartozhat).</w:t>
+        <w:t xml:space="preserve">tábla </w:t>
+      </w:r>
+      <w:proofErr w:type="spellStart"/>
+      <w:r>
+        <w:t>asztal_id</w:t>
+      </w:r>
+      <w:proofErr w:type="spellEnd"/>
+      <w:r>
+        <w:t xml:space="preserve"> mezőjére. (Egy asztalhoz több rendelés is tartozhat).</w:t>
       </w:r>
     </w:p>
     <w:p>
@@ -4196,27 +4806,63 @@
       <w:r>
         <w:t xml:space="preserve">A </w:t>
       </w:r>
+      <w:proofErr w:type="spellStart"/>
       <w:r>
         <w:rPr>
           <w:b/>
           <w:bCs/>
           <w:color w:val="FF0000"/>
         </w:rPr>
-        <w:t xml:space="preserve">rendeles </w:t>
-      </w:r>
-      <w:r>
-        <w:t xml:space="preserve">tábla pincer_id-ja hivatkozik a </w:t>
-      </w:r>
+        <w:t>rendeles</w:t>
+      </w:r>
+      <w:proofErr w:type="spellEnd"/>
       <w:r>
         <w:rPr>
           <w:b/>
           <w:bCs/>
           <w:color w:val="FF0000"/>
         </w:rPr>
-        <w:t xml:space="preserve">pincer </w:t>
-      </w:r>
-      <w:r>
-        <w:t>tábla pincer_id mezőjére. (Egy pincér több rendelést is kezelhet).</w:t>
+        <w:t xml:space="preserve"> </w:t>
+      </w:r>
+      <w:r>
+        <w:t xml:space="preserve">tábla </w:t>
+      </w:r>
+      <w:proofErr w:type="spellStart"/>
+      <w:r>
+        <w:t>pincer_id</w:t>
+      </w:r>
+      <w:proofErr w:type="spellEnd"/>
+      <w:r>
+        <w:t xml:space="preserve">-ja hivatkozik a </w:t>
+      </w:r>
+      <w:proofErr w:type="spellStart"/>
+      <w:r>
+        <w:rPr>
+          <w:b/>
+          <w:bCs/>
+          <w:color w:val="FF0000"/>
+        </w:rPr>
+        <w:t>pincer</w:t>
+      </w:r>
+      <w:proofErr w:type="spellEnd"/>
+      <w:r>
+        <w:rPr>
+          <w:b/>
+          <w:bCs/>
+          <w:color w:val="FF0000"/>
+        </w:rPr>
+        <w:t xml:space="preserve"> </w:t>
+      </w:r>
+      <w:r>
+        <w:t xml:space="preserve">tábla </w:t>
+      </w:r>
+      <w:proofErr w:type="spellStart"/>
+      <w:r>
+        <w:t>pincer_id</w:t>
+      </w:r>
+      <w:proofErr w:type="spellEnd"/>
+      <w:r>
+        <w:t xml:space="preserve"> mezőjére. (Egy pincér több rendelést is kezelhet).</w:t>
       </w:r>
     </w:p>
     <w:p>
@@ -4236,6 +4882,7 @@
       <w:r>
         <w:t xml:space="preserve">A </w:t>
       </w:r>
+      <w:proofErr w:type="spellStart"/>
       <w:r>
         <w:rPr>
           <w:b/>
@@ -4244,9 +4891,19 @@
         </w:rPr>
         <w:t>rendeles_tetel</w:t>
       </w:r>
-      <w:r>
-        <w:t xml:space="preserve"> tábla rendeles_id-ja hivatkozik a </w:t>
-      </w:r>
+      <w:proofErr w:type="spellEnd"/>
+      <w:r>
+        <w:t xml:space="preserve"> tábla </w:t>
+      </w:r>
+      <w:proofErr w:type="spellStart"/>
+      <w:r>
+        <w:t>rendeles_id</w:t>
+      </w:r>
+      <w:proofErr w:type="spellEnd"/>
+      <w:r>
+        <w:t xml:space="preserve">-ja hivatkozik a </w:t>
+      </w:r>
+      <w:proofErr w:type="spellStart"/>
       <w:r>
         <w:rPr>
           <w:b/>
@@ -4255,8 +4912,17 @@
         </w:rPr>
         <w:t>rendeles</w:t>
       </w:r>
-      <w:r>
-        <w:t xml:space="preserve"> tábla rendeles_id mezőjére. (Egy rendelés több különböző tételt tartalmazhat).</w:t>
+      <w:proofErr w:type="spellEnd"/>
+      <w:r>
+        <w:t xml:space="preserve"> tábla </w:t>
+      </w:r>
+      <w:proofErr w:type="spellStart"/>
+      <w:r>
+        <w:t>rendeles_id</w:t>
+      </w:r>
+      <w:proofErr w:type="spellEnd"/>
+      <w:r>
+        <w:t xml:space="preserve"> mezőjére. (Egy rendelés több különböző tételt tartalmazhat).</w:t>
       </w:r>
     </w:p>
     <w:p>
@@ -4276,27 +4942,53 @@
       <w:r>
         <w:t xml:space="preserve">A </w:t>
       </w:r>
+      <w:proofErr w:type="spellStart"/>
       <w:r>
         <w:rPr>
           <w:b/>
           <w:bCs/>
           <w:color w:val="FF0000"/>
         </w:rPr>
-        <w:t xml:space="preserve">rendeles_tetel </w:t>
-      </w:r>
-      <w:r>
-        <w:t xml:space="preserve">tábla termek_id-ja hivatkozik a </w:t>
-      </w:r>
+        <w:t>rendeles_tetel</w:t>
+      </w:r>
+      <w:proofErr w:type="spellEnd"/>
       <w:r>
         <w:rPr>
           <w:b/>
           <w:bCs/>
           <w:color w:val="FF0000"/>
         </w:rPr>
+        <w:t xml:space="preserve"> </w:t>
+      </w:r>
+      <w:r>
+        <w:t xml:space="preserve">tábla </w:t>
+      </w:r>
+      <w:proofErr w:type="spellStart"/>
+      <w:r>
+        <w:t>termek_id</w:t>
+      </w:r>
+      <w:proofErr w:type="spellEnd"/>
+      <w:r>
+        <w:t xml:space="preserve">-ja hivatkozik a </w:t>
+      </w:r>
+      <w:r>
+        <w:rPr>
+          <w:b/>
+          <w:bCs/>
+          <w:color w:val="FF0000"/>
+        </w:rPr>
         <w:t xml:space="preserve">termek </w:t>
       </w:r>
       <w:r>
-        <w:t>tábla termek_id mezőjére. (Egy adott termék több rendelésben is szerepelhet).</w:t>
+        <w:t xml:space="preserve">tábla </w:t>
+      </w:r>
+      <w:proofErr w:type="spellStart"/>
+      <w:r>
+        <w:t>termek_id</w:t>
+      </w:r>
+      <w:proofErr w:type="spellEnd"/>
+      <w:r>
+        <w:t xml:space="preserve"> mezőjére. (Egy adott termék több rendelésben is szerepelhet).</w:t>
       </w:r>
     </w:p>
     <w:p>
@@ -4325,18 +5017,44 @@
         <w:t>termek</w:t>
       </w:r>
       <w:r>
-        <w:t xml:space="preserve"> tábla eteltipus_id-ja hivatkozik az </w:t>
-      </w:r>
+        <w:t xml:space="preserve"> tábla </w:t>
+      </w:r>
+      <w:proofErr w:type="spellStart"/>
+      <w:r>
+        <w:t>eteltipus_id</w:t>
+      </w:r>
+      <w:proofErr w:type="spellEnd"/>
+      <w:r>
+        <w:t xml:space="preserve">-ja hivatkozik az </w:t>
+      </w:r>
+      <w:proofErr w:type="spellStart"/>
       <w:r>
         <w:rPr>
           <w:b/>
           <w:bCs/>
           <w:color w:val="FF0000"/>
         </w:rPr>
-        <w:t xml:space="preserve">etel_tipus </w:t>
-      </w:r>
-      <w:r>
-        <w:t>tábla eteltipus_id mezőjére. (Egy kategóriába több étel is tartozik).</w:t>
+        <w:t>etel_tipus</w:t>
+      </w:r>
+      <w:proofErr w:type="spellEnd"/>
+      <w:r>
+        <w:rPr>
+          <w:b/>
+          <w:bCs/>
+          <w:color w:val="FF0000"/>
+        </w:rPr>
+        <w:t xml:space="preserve"> </w:t>
+      </w:r>
+      <w:r>
+        <w:t xml:space="preserve">tábla </w:t>
+      </w:r>
+      <w:proofErr w:type="spellStart"/>
+      <w:r>
+        <w:t>eteltipus_id</w:t>
+      </w:r>
+      <w:proofErr w:type="spellEnd"/>
+      <w:r>
+        <w:t xml:space="preserve"> mezőjére. (Egy kategóriába több étel is tartozik).</w:t>
       </w:r>
     </w:p>
     <w:p>
@@ -4357,27 +5075,63 @@
         <w:lastRenderedPageBreak/>
         <w:t xml:space="preserve">Az </w:t>
       </w:r>
+      <w:proofErr w:type="spellStart"/>
       <w:r>
         <w:rPr>
           <w:b/>
           <w:bCs/>
           <w:color w:val="FF0000"/>
         </w:rPr>
-        <w:t xml:space="preserve">ertekeles </w:t>
-      </w:r>
-      <w:r>
-        <w:t xml:space="preserve">tábla rendeles_id-ja hivatkozik a </w:t>
-      </w:r>
+        <w:t>ertekeles</w:t>
+      </w:r>
+      <w:proofErr w:type="spellEnd"/>
       <w:r>
         <w:rPr>
           <w:b/>
           <w:bCs/>
           <w:color w:val="FF0000"/>
         </w:rPr>
-        <w:t xml:space="preserve">rendeles </w:t>
-      </w:r>
-      <w:r>
-        <w:t>tábla rendeles_id mezőjére. (Minden rendeléshez kapcsolható egy értékelés).</w:t>
+        <w:t xml:space="preserve"> </w:t>
+      </w:r>
+      <w:r>
+        <w:t xml:space="preserve">tábla </w:t>
+      </w:r>
+      <w:proofErr w:type="spellStart"/>
+      <w:r>
+        <w:t>rendeles_id</w:t>
+      </w:r>
+      <w:proofErr w:type="spellEnd"/>
+      <w:r>
+        <w:t xml:space="preserve">-ja hivatkozik a </w:t>
+      </w:r>
+      <w:proofErr w:type="spellStart"/>
+      <w:r>
+        <w:rPr>
+          <w:b/>
+          <w:bCs/>
+          <w:color w:val="FF0000"/>
+        </w:rPr>
+        <w:t>rendeles</w:t>
+      </w:r>
+      <w:proofErr w:type="spellEnd"/>
+      <w:r>
+        <w:rPr>
+          <w:b/>
+          <w:bCs/>
+          <w:color w:val="FF0000"/>
+        </w:rPr>
+        <w:t xml:space="preserve"> </w:t>
+      </w:r>
+      <w:r>
+        <w:t xml:space="preserve">tábla </w:t>
+      </w:r>
+      <w:proofErr w:type="spellStart"/>
+      <w:r>
+        <w:t>rendeles_id</w:t>
+      </w:r>
+      <w:proofErr w:type="spellEnd"/>
+      <w:r>
+        <w:t xml:space="preserve"> mezőjére. (Minden rendeléshez kapcsolható egy értékelés).</w:t>
       </w:r>
     </w:p>
     <w:p>
@@ -4398,11 +5152,11 @@
         <w:spacing w:before="360" w:after="80" w:line="360" w:lineRule="auto"/>
         <w:jc w:val="both"/>
       </w:pPr>
-      <w:bookmarkStart w:id="32" w:name="_Toc228204119"/>
+      <w:bookmarkStart w:id="31" w:name="_Toc228207370"/>
       <w:r>
         <w:t>A Backend Kontrollerek Működése és Végpontjai</w:t>
       </w:r>
-      <w:bookmarkEnd w:id="32"/>
+      <w:bookmarkEnd w:id="31"/>
     </w:p>
     <w:p>
       <w:pPr>
@@ -4427,7 +5181,7 @@
           <w:szCs w:val="28"/>
         </w:rPr>
       </w:pPr>
-      <w:bookmarkStart w:id="33" w:name="_Toc228204120"/>
+      <w:bookmarkStart w:id="32" w:name="_Toc228207371"/>
       <w:r>
         <w:rPr>
           <w:i w:val="0"/>
@@ -4435,9 +5189,29 @@
           <w:sz w:val="28"/>
           <w:szCs w:val="28"/>
         </w:rPr>
-        <w:t>1. AuthController – A rendszer biztonsági kapuja</w:t>
-      </w:r>
-      <w:bookmarkEnd w:id="33"/>
+        <w:t xml:space="preserve">1. </w:t>
+      </w:r>
+      <w:proofErr w:type="spellStart"/>
+      <w:r>
+        <w:rPr>
+          <w:i w:val="0"/>
+          <w:iCs w:val="0"/>
+          <w:sz w:val="28"/>
+          <w:szCs w:val="28"/>
+        </w:rPr>
+        <w:t>AuthController</w:t>
+      </w:r>
+      <w:proofErr w:type="spellEnd"/>
+      <w:r>
+        <w:rPr>
+          <w:i w:val="0"/>
+          <w:iCs w:val="0"/>
+          <w:sz w:val="28"/>
+          <w:szCs w:val="28"/>
+        </w:rPr>
+        <w:t xml:space="preserve"> – A rendszer biztonsági kapuja</w:t>
+      </w:r>
+      <w:bookmarkEnd w:id="32"/>
     </w:p>
     <w:p>
       <w:pPr>
@@ -4462,40 +5236,98 @@
           <w:b/>
           <w:bCs/>
         </w:rPr>
-        <w:t>Bejelentkezés (POST /api/Auth/login):</w:t>
-      </w:r>
-      <w:r>
-        <w:t xml:space="preserve"> Nem tárolunk és nem is fogadunk el nyers jelszavakat. A beérkező adatokat a rendszer a </w:t>
-      </w:r>
+        <w:t>Bejelentkezés (POST /</w:t>
+      </w:r>
+      <w:proofErr w:type="spellStart"/>
       <w:r>
         <w:rPr>
           <w:b/>
           <w:bCs/>
         </w:rPr>
-        <w:t>SHA256 algoritmussal</w:t>
-      </w:r>
-      <w:r>
-        <w:t xml:space="preserve"> titkosítja (hash-eli), és ezt veti össze az adatbázissal. A jogosultságok kiosztása automatikus: ha a bejelentkező név tartalmazza az "Asztal" szót, a fiók </w:t>
-      </w:r>
+        <w:t>api</w:t>
+      </w:r>
+      <w:proofErr w:type="spellEnd"/>
       <w:r>
         <w:rPr>
           <w:b/>
           <w:bCs/>
         </w:rPr>
-        <w:t>Guest (vendég)</w:t>
-      </w:r>
-      <w:r>
-        <w:t xml:space="preserve"> jogkört kap, minden más esetben (pl. Konyha, Pincér) </w:t>
+        <w:t>/Auth/login):</w:t>
+      </w:r>
+      <w:r>
+        <w:t xml:space="preserve"> Nem tárolunk és nem is fogadunk el nyers jelszavakat. A beérkező adatokat a rendszer a </w:t>
       </w:r>
       <w:r>
         <w:rPr>
           <w:b/>
           <w:bCs/>
         </w:rPr>
-        <w:t>Staff (személyzet)</w:t>
-      </w:r>
-      <w:r>
-        <w:t xml:space="preserve"> jogkört. A válasz egy 8 óráig érvényes JWT token.</w:t>
+        <w:t>SHA256 algoritmussal</w:t>
+      </w:r>
+      <w:r>
+        <w:t xml:space="preserve"> </w:t>
+      </w:r>
+      <w:proofErr w:type="spellStart"/>
+      <w:r>
+        <w:t>titkosítja</w:t>
+      </w:r>
+      <w:proofErr w:type="spellEnd"/>
+      <w:r>
+        <w:t xml:space="preserve"> (</w:t>
+      </w:r>
+      <w:proofErr w:type="spellStart"/>
+      <w:r>
+        <w:t>hash-eli</w:t>
+      </w:r>
+      <w:proofErr w:type="spellEnd"/>
+      <w:r>
+        <w:t xml:space="preserve">), és ezt veti össze az adatbázissal. A jogosultságok kiosztása automatikus: ha a bejelentkező név tartalmazza az "Asztal" szót, a fiók </w:t>
+      </w:r>
+      <w:proofErr w:type="spellStart"/>
+      <w:r>
+        <w:rPr>
+          <w:b/>
+          <w:bCs/>
+        </w:rPr>
+        <w:t>Guest</w:t>
+      </w:r>
+      <w:proofErr w:type="spellEnd"/>
+      <w:r>
+        <w:rPr>
+          <w:b/>
+          <w:bCs/>
+        </w:rPr>
+        <w:t xml:space="preserve"> (vendég)</w:t>
+      </w:r>
+      <w:r>
+        <w:t xml:space="preserve"> jogkört kap, minden más esetben (pl. Konyha, Pincér) </w:t>
+      </w:r>
+      <w:proofErr w:type="spellStart"/>
+      <w:r>
+        <w:rPr>
+          <w:b/>
+          <w:bCs/>
+        </w:rPr>
+        <w:t>Staff</w:t>
+      </w:r>
+      <w:proofErr w:type="spellEnd"/>
+      <w:r>
+        <w:rPr>
+          <w:b/>
+          <w:bCs/>
+        </w:rPr>
+        <w:t xml:space="preserve"> (személyzet)</w:t>
+      </w:r>
+      <w:r>
+        <w:t xml:space="preserve"> jogkört. A válasz egy 8 óráig érvényes JWT </w:t>
+      </w:r>
+      <w:proofErr w:type="spellStart"/>
+      <w:r>
+        <w:t>token</w:t>
+      </w:r>
+      <w:proofErr w:type="spellEnd"/>
+      <w:r>
+        <w:t>.</w:t>
       </w:r>
     </w:p>
     <w:p>
@@ -4512,7 +5344,39 @@
           <w:b/>
           <w:bCs/>
         </w:rPr>
-        <w:t>Felhasználók listázása (GET /api/Auth/users):</w:t>
+        <w:t>Felhasználók listázása (GET /</w:t>
+      </w:r>
+      <w:proofErr w:type="spellStart"/>
+      <w:r>
+        <w:rPr>
+          <w:b/>
+          <w:bCs/>
+        </w:rPr>
+        <w:t>api</w:t>
+      </w:r>
+      <w:proofErr w:type="spellEnd"/>
+      <w:r>
+        <w:rPr>
+          <w:b/>
+          <w:bCs/>
+        </w:rPr>
+        <w:t>/Auth/</w:t>
+      </w:r>
+      <w:proofErr w:type="spellStart"/>
+      <w:r>
+        <w:rPr>
+          <w:b/>
+          <w:bCs/>
+        </w:rPr>
+        <w:t>users</w:t>
+      </w:r>
+      <w:proofErr w:type="spellEnd"/>
+      <w:r>
+        <w:rPr>
+          <w:b/>
+          <w:bCs/>
+        </w:rPr>
+        <w:t>):</w:t>
       </w:r>
       <w:r>
         <w:t xml:space="preserve"> Ez egy publikus végpont, amely a frontend bejelentkező képernyőjének betöltését segíti. Kilistázza a választható felhasználókat, hogy a tableteken a műszakkezdéskor csak egy gombra kelljen rábökni.</w:t>
@@ -4533,7 +5397,7 @@
           <w:szCs w:val="28"/>
         </w:rPr>
       </w:pPr>
-      <w:bookmarkStart w:id="34" w:name="_Toc228204121"/>
+      <w:bookmarkStart w:id="33" w:name="_Toc228207372"/>
       <w:r>
         <w:rPr>
           <w:i w:val="0"/>
@@ -4541,9 +5405,29 @@
           <w:sz w:val="28"/>
           <w:szCs w:val="28"/>
         </w:rPr>
-        <w:t>2. AsztalController – Az éttermi térkép kezelése</w:t>
-      </w:r>
-      <w:bookmarkEnd w:id="34"/>
+        <w:t xml:space="preserve">2. </w:t>
+      </w:r>
+      <w:proofErr w:type="spellStart"/>
+      <w:r>
+        <w:rPr>
+          <w:i w:val="0"/>
+          <w:iCs w:val="0"/>
+          <w:sz w:val="28"/>
+          <w:szCs w:val="28"/>
+        </w:rPr>
+        <w:t>AsztalController</w:t>
+      </w:r>
+      <w:proofErr w:type="spellEnd"/>
+      <w:r>
+        <w:rPr>
+          <w:i w:val="0"/>
+          <w:iCs w:val="0"/>
+          <w:sz w:val="28"/>
+          <w:szCs w:val="28"/>
+        </w:rPr>
+        <w:t xml:space="preserve"> – Az éttermi térkép kezelése</w:t>
+      </w:r>
+      <w:bookmarkEnd w:id="33"/>
     </w:p>
     <w:p>
       <w:pPr>
@@ -4568,10 +5452,74 @@
           <w:b/>
           <w:bCs/>
         </w:rPr>
-        <w:t>Asztalok lekérése (GET /api/Asztal és GET /api/Asztal/{id}):</w:t>
-      </w:r>
-      <w:r>
-        <w:t xml:space="preserve"> Itt kérdezi le a kliens, hogy hány asztal van és azoknak mekkora a kapacitása. Az id-alapú lekérdezésnél, ha nem létezik az asztal, a szerver elegánsan egy 404-es (NotFound) hibával tér vissza.</w:t>
+        <w:t>Asztalok lekérése (GET /</w:t>
+      </w:r>
+      <w:proofErr w:type="spellStart"/>
+      <w:r>
+        <w:rPr>
+          <w:b/>
+          <w:bCs/>
+        </w:rPr>
+        <w:t>api</w:t>
+      </w:r>
+      <w:proofErr w:type="spellEnd"/>
+      <w:r>
+        <w:rPr>
+          <w:b/>
+          <w:bCs/>
+        </w:rPr>
+        <w:t>/Asztal és GET /</w:t>
+      </w:r>
+      <w:proofErr w:type="spellStart"/>
+      <w:r>
+        <w:rPr>
+          <w:b/>
+          <w:bCs/>
+        </w:rPr>
+        <w:t>api</w:t>
+      </w:r>
+      <w:proofErr w:type="spellEnd"/>
+      <w:r>
+        <w:rPr>
+          <w:b/>
+          <w:bCs/>
+        </w:rPr>
+        <w:t>/Asztal/{</w:t>
+      </w:r>
+      <w:proofErr w:type="spellStart"/>
+      <w:r>
+        <w:rPr>
+          <w:b/>
+          <w:bCs/>
+        </w:rPr>
+        <w:t>id</w:t>
+      </w:r>
+      <w:proofErr w:type="spellEnd"/>
+      <w:r>
+        <w:rPr>
+          <w:b/>
+          <w:bCs/>
+        </w:rPr>
+        <w:t>}):</w:t>
+      </w:r>
+      <w:r>
+        <w:t xml:space="preserve"> Itt kérdezi le a kliens, hogy hány asztal van és azoknak mekkora a kapacitása. Az </w:t>
+      </w:r>
+      <w:proofErr w:type="spellStart"/>
+      <w:r>
+        <w:t>id</w:t>
+      </w:r>
+      <w:proofErr w:type="spellEnd"/>
+      <w:r>
+        <w:t>-alapú lekérdezésnél, ha nem létezik az asztal, a szerver elegánsan egy 404-es (</w:t>
+      </w:r>
+      <w:proofErr w:type="spellStart"/>
+      <w:r>
+        <w:t>NotFound</w:t>
+      </w:r>
+      <w:proofErr w:type="spellEnd"/>
+      <w:r>
+        <w:t>) hibával tér vissza.</w:t>
       </w:r>
     </w:p>
     <w:p>
@@ -4592,7 +5540,31 @@
         <w:t>Asztalok karbantartása (POST és PUT):</w:t>
       </w:r>
       <w:r>
-        <w:t xml:space="preserve"> Szigorúan csak személyzeti (Staff) joggal használható végpontok. Új asztalok felvételére vagy a meglévők férőhelyeinek módosítására szolgálnak (például ha egy asztalt kibővítenek 4 fősre).</w:t>
+        <w:t xml:space="preserve"> Szigorúan csak személyzeti (</w:t>
+      </w:r>
+      <w:proofErr w:type="spellStart"/>
+      <w:r>
+        <w:t>Staff</w:t>
+      </w:r>
+      <w:proofErr w:type="spellEnd"/>
+      <w:r>
+        <w:t>) joggal használható végpontok. Új asztalok felvételére vagy a meglévők férőhelyeinek módosítására szolgálnak (</w:t>
+      </w:r>
+      <w:proofErr w:type="gramStart"/>
+      <w:r>
+        <w:t>például</w:t>
+      </w:r>
+      <w:proofErr w:type="gramEnd"/>
+      <w:r>
+        <w:t xml:space="preserve"> ha egy asztalt kibővítenek 4 </w:t>
+      </w:r>
+      <w:proofErr w:type="spellStart"/>
+      <w:r>
+        <w:t>fősre</w:t>
+      </w:r>
+      <w:proofErr w:type="spellEnd"/>
+      <w:r>
+        <w:t>).</w:t>
       </w:r>
     </w:p>
     <w:p>
@@ -4610,7 +5582,7 @@
           <w:szCs w:val="28"/>
         </w:rPr>
       </w:pPr>
-      <w:bookmarkStart w:id="35" w:name="_Toc228204122"/>
+      <w:bookmarkStart w:id="34" w:name="_Toc228207373"/>
       <w:r>
         <w:rPr>
           <w:i w:val="0"/>
@@ -4618,9 +5590,29 @@
           <w:sz w:val="28"/>
           <w:szCs w:val="28"/>
         </w:rPr>
-        <w:t>3. EtelTipusController – A digitális étlap kategóriái</w:t>
-      </w:r>
-      <w:bookmarkEnd w:id="35"/>
+        <w:t xml:space="preserve">3. </w:t>
+      </w:r>
+      <w:proofErr w:type="spellStart"/>
+      <w:r>
+        <w:rPr>
+          <w:i w:val="0"/>
+          <w:iCs w:val="0"/>
+          <w:sz w:val="28"/>
+          <w:szCs w:val="28"/>
+        </w:rPr>
+        <w:t>EtelTipusController</w:t>
+      </w:r>
+      <w:proofErr w:type="spellEnd"/>
+      <w:r>
+        <w:rPr>
+          <w:i w:val="0"/>
+          <w:iCs w:val="0"/>
+          <w:sz w:val="28"/>
+          <w:szCs w:val="28"/>
+        </w:rPr>
+        <w:t xml:space="preserve"> – A digitális étlap kategóriái</w:t>
+      </w:r>
+      <w:bookmarkEnd w:id="34"/>
     </w:p>
     <w:p>
       <w:pPr>
@@ -4664,10 +5656,90 @@
           <w:b/>
           <w:bCs/>
         </w:rPr>
-        <w:t>Kiterjesztett lekérdezés (GET /{id}?ext=true):</w:t>
-      </w:r>
-      <w:r>
-        <w:t xml:space="preserve"> Ez egy rendkívül hasznos funkció. Az Entity Framework Include metódusát (Eager Loading) használva, ha ezt a paramétert beküldjük, nemcsak a kategória nevét kapjuk meg, hanem beágyazva az összes hozzá tartozó ételt is. Ezzel rengeteg hálózati forgalmat spórolunk.</w:t>
+        <w:t>Kiterjesztett lekérdezés (GET /{</w:t>
+      </w:r>
+      <w:proofErr w:type="spellStart"/>
+      <w:r>
+        <w:rPr>
+          <w:b/>
+          <w:bCs/>
+        </w:rPr>
+        <w:t>id</w:t>
+      </w:r>
+      <w:proofErr w:type="spellEnd"/>
+      <w:r>
+        <w:rPr>
+          <w:b/>
+          <w:bCs/>
+        </w:rPr>
+        <w:t>}?</w:t>
+      </w:r>
+      <w:proofErr w:type="spellStart"/>
+      <w:r>
+        <w:rPr>
+          <w:b/>
+          <w:bCs/>
+        </w:rPr>
+        <w:t>ext</w:t>
+      </w:r>
+      <w:proofErr w:type="spellEnd"/>
+      <w:r>
+        <w:rPr>
+          <w:b/>
+          <w:bCs/>
+        </w:rPr>
+        <w:t>=</w:t>
+      </w:r>
+      <w:proofErr w:type="spellStart"/>
+      <w:r>
+        <w:rPr>
+          <w:b/>
+          <w:bCs/>
+        </w:rPr>
+        <w:t>true</w:t>
+      </w:r>
+      <w:proofErr w:type="spellEnd"/>
+      <w:r>
+        <w:rPr>
+          <w:b/>
+          <w:bCs/>
+        </w:rPr>
+        <w:t>):</w:t>
+      </w:r>
+      <w:r>
+        <w:t xml:space="preserve"> Ez egy rendkívül hasznos funkció. Az </w:t>
+      </w:r>
+      <w:proofErr w:type="spellStart"/>
+      <w:r>
+        <w:t>Entity</w:t>
+      </w:r>
+      <w:proofErr w:type="spellEnd"/>
+      <w:r>
+        <w:t xml:space="preserve"> Framework </w:t>
+      </w:r>
+      <w:proofErr w:type="spellStart"/>
+      <w:r>
+        <w:t>Include</w:t>
+      </w:r>
+      <w:proofErr w:type="spellEnd"/>
+      <w:r>
+        <w:t xml:space="preserve"> metódusát (</w:t>
+      </w:r>
+      <w:proofErr w:type="spellStart"/>
+      <w:r>
+        <w:t>Eager</w:t>
+      </w:r>
+      <w:proofErr w:type="spellEnd"/>
+      <w:r>
+        <w:t xml:space="preserve"> </w:t>
+      </w:r>
+      <w:proofErr w:type="spellStart"/>
+      <w:r>
+        <w:t>Loading</w:t>
+      </w:r>
+      <w:proofErr w:type="spellEnd"/>
+      <w:r>
+        <w:t>) használva, ha ezt a paramétert beküldjük, nemcsak a kategória nevét kapjuk meg, hanem beágyazva az összes hozzá tartozó ételt is. Ezzel rengeteg hálózati forgalmat spórolunk.</w:t>
       </w:r>
     </w:p>
     <w:p>
@@ -4705,7 +5777,7 @@
           <w:szCs w:val="28"/>
         </w:rPr>
       </w:pPr>
-      <w:bookmarkStart w:id="36" w:name="_Toc228204123"/>
+      <w:bookmarkStart w:id="35" w:name="_Toc228207374"/>
       <w:r>
         <w:rPr>
           <w:i w:val="0"/>
@@ -4713,9 +5785,29 @@
           <w:sz w:val="28"/>
           <w:szCs w:val="28"/>
         </w:rPr>
-        <w:t>4. TermekController – Az étlap konkrét tételei</w:t>
-      </w:r>
-      <w:bookmarkEnd w:id="36"/>
+        <w:t xml:space="preserve">4. </w:t>
+      </w:r>
+      <w:proofErr w:type="spellStart"/>
+      <w:r>
+        <w:rPr>
+          <w:i w:val="0"/>
+          <w:iCs w:val="0"/>
+          <w:sz w:val="28"/>
+          <w:szCs w:val="28"/>
+        </w:rPr>
+        <w:t>TermekController</w:t>
+      </w:r>
+      <w:proofErr w:type="spellEnd"/>
+      <w:r>
+        <w:rPr>
+          <w:i w:val="0"/>
+          <w:iCs w:val="0"/>
+          <w:sz w:val="28"/>
+          <w:szCs w:val="28"/>
+        </w:rPr>
+        <w:t xml:space="preserve"> – Az étlap konkrét tételei</w:t>
+      </w:r>
+      <w:bookmarkEnd w:id="35"/>
     </w:p>
     <w:p>
       <w:pPr>
@@ -4763,8 +5855,17 @@
         <w:t>Termék menedzsment és Napi ajánlat (POST, PUT, DELETE):</w:t>
       </w:r>
       <w:r>
-        <w:t xml:space="preserve"> Ezen a végponton keresztül tudja az üzletvezető frissíteni az árakat vagy a termékfotók URL-jeit. Itt kapott helyet a </w:t>
-      </w:r>
+        <w:t xml:space="preserve"> Ezen a végponton keresztül tudja az üzletvezető frissíteni az árakat vagy a termékfotók URL-</w:t>
+      </w:r>
+      <w:proofErr w:type="spellStart"/>
+      <w:r>
+        <w:t>jeit</w:t>
+      </w:r>
+      <w:proofErr w:type="spellEnd"/>
+      <w:r>
+        <w:t xml:space="preserve">. Itt kapott helyet a </w:t>
+      </w:r>
+      <w:proofErr w:type="spellStart"/>
       <w:r>
         <w:rPr>
           <w:b/>
@@ -4772,6 +5873,7 @@
         </w:rPr>
         <w:t>Featured</w:t>
       </w:r>
+      <w:proofErr w:type="spellEnd"/>
       <w:r>
         <w:t xml:space="preserve"> (Kiemelt) funkció is: ha egy ételt PUT kéréssel kiemeltre állítanak, az a frontend kezdőképernyőjén azonnal "Napi ajánlatként" fog pompázni.</w:t>
       </w:r>
@@ -4791,7 +5893,7 @@
           <w:szCs w:val="28"/>
         </w:rPr>
       </w:pPr>
-      <w:bookmarkStart w:id="37" w:name="_Toc228204124"/>
+      <w:bookmarkStart w:id="36" w:name="_Toc228207375"/>
       <w:r>
         <w:rPr>
           <w:i w:val="0"/>
@@ -4799,9 +5901,29 @@
           <w:sz w:val="28"/>
           <w:szCs w:val="28"/>
         </w:rPr>
-        <w:t>5. RendelesController – A tranzakciók "fejléce"</w:t>
-      </w:r>
-      <w:bookmarkEnd w:id="37"/>
+        <w:t xml:space="preserve">5. </w:t>
+      </w:r>
+      <w:proofErr w:type="spellStart"/>
+      <w:r>
+        <w:rPr>
+          <w:i w:val="0"/>
+          <w:iCs w:val="0"/>
+          <w:sz w:val="28"/>
+          <w:szCs w:val="28"/>
+        </w:rPr>
+        <w:t>RendelesController</w:t>
+      </w:r>
+      <w:proofErr w:type="spellEnd"/>
+      <w:r>
+        <w:rPr>
+          <w:i w:val="0"/>
+          <w:iCs w:val="0"/>
+          <w:sz w:val="28"/>
+          <w:szCs w:val="28"/>
+        </w:rPr>
+        <w:t xml:space="preserve"> – A tranzakciók "fejléce"</w:t>
+      </w:r>
+      <w:bookmarkEnd w:id="36"/>
     </w:p>
     <w:p>
       <w:pPr>
@@ -4866,7 +5988,55 @@
           <w:b/>
           <w:bCs/>
         </w:rPr>
-        <w:t>Komplex lekérdezés (GET /{id}?ext=true):</w:t>
+        <w:t>Komplex lekérdezés (GET /{</w:t>
+      </w:r>
+      <w:proofErr w:type="spellStart"/>
+      <w:r>
+        <w:rPr>
+          <w:b/>
+          <w:bCs/>
+        </w:rPr>
+        <w:t>id</w:t>
+      </w:r>
+      <w:proofErr w:type="spellEnd"/>
+      <w:r>
+        <w:rPr>
+          <w:b/>
+          <w:bCs/>
+        </w:rPr>
+        <w:t>}?</w:t>
+      </w:r>
+      <w:proofErr w:type="spellStart"/>
+      <w:r>
+        <w:rPr>
+          <w:b/>
+          <w:bCs/>
+        </w:rPr>
+        <w:t>ext</w:t>
+      </w:r>
+      <w:proofErr w:type="spellEnd"/>
+      <w:r>
+        <w:rPr>
+          <w:b/>
+          <w:bCs/>
+        </w:rPr>
+        <w:t>=</w:t>
+      </w:r>
+      <w:proofErr w:type="spellStart"/>
+      <w:r>
+        <w:rPr>
+          <w:b/>
+          <w:bCs/>
+        </w:rPr>
+        <w:t>true</w:t>
+      </w:r>
+      <w:proofErr w:type="spellEnd"/>
+      <w:r>
+        <w:rPr>
+          <w:b/>
+          <w:bCs/>
+        </w:rPr>
+        <w:t>):</w:t>
       </w:r>
       <w:r>
         <w:t xml:space="preserve"> Egyetlen masszív hívással, egyszerre három tábla összekapcsolásával visszaadja a rendelés fejlécét, a pincér adatait, az asztalt, és a kosár összes tételét.</w:t>
@@ -4887,7 +6057,7 @@
           <w:szCs w:val="28"/>
         </w:rPr>
       </w:pPr>
-      <w:bookmarkStart w:id="38" w:name="_Toc228204125"/>
+      <w:bookmarkStart w:id="37" w:name="_Toc228207376"/>
       <w:r>
         <w:rPr>
           <w:i w:val="0"/>
@@ -4895,9 +6065,29 @@
           <w:sz w:val="28"/>
           <w:szCs w:val="28"/>
         </w:rPr>
-        <w:t>6. RendelesTetelController – A kosár tartalma</w:t>
-      </w:r>
-      <w:bookmarkEnd w:id="38"/>
+        <w:t xml:space="preserve">6. </w:t>
+      </w:r>
+      <w:proofErr w:type="spellStart"/>
+      <w:r>
+        <w:rPr>
+          <w:i w:val="0"/>
+          <w:iCs w:val="0"/>
+          <w:sz w:val="28"/>
+          <w:szCs w:val="28"/>
+        </w:rPr>
+        <w:t>RendelesTetelController</w:t>
+      </w:r>
+      <w:proofErr w:type="spellEnd"/>
+      <w:r>
+        <w:rPr>
+          <w:i w:val="0"/>
+          <w:iCs w:val="0"/>
+          <w:sz w:val="28"/>
+          <w:szCs w:val="28"/>
+        </w:rPr>
+        <w:t xml:space="preserve"> – A kosár tartalma</w:t>
+      </w:r>
+      <w:bookmarkEnd w:id="37"/>
     </w:p>
     <w:p>
       <w:pPr>
@@ -4963,7 +6153,7 @@
           <w:szCs w:val="28"/>
         </w:rPr>
       </w:pPr>
-      <w:bookmarkStart w:id="39" w:name="_Toc228204126"/>
+      <w:bookmarkStart w:id="38" w:name="_Toc228207377"/>
       <w:r>
         <w:rPr>
           <w:i w:val="0"/>
@@ -4971,9 +6161,29 @@
           <w:sz w:val="28"/>
           <w:szCs w:val="28"/>
         </w:rPr>
-        <w:t>7. PincerHivasController – Asszisztencia a vendégeknek</w:t>
-      </w:r>
-      <w:bookmarkEnd w:id="39"/>
+        <w:t xml:space="preserve">7. </w:t>
+      </w:r>
+      <w:proofErr w:type="spellStart"/>
+      <w:r>
+        <w:rPr>
+          <w:i w:val="0"/>
+          <w:iCs w:val="0"/>
+          <w:sz w:val="28"/>
+          <w:szCs w:val="28"/>
+        </w:rPr>
+        <w:t>PincerHivasController</w:t>
+      </w:r>
+      <w:proofErr w:type="spellEnd"/>
+      <w:r>
+        <w:rPr>
+          <w:i w:val="0"/>
+          <w:iCs w:val="0"/>
+          <w:sz w:val="28"/>
+          <w:szCs w:val="28"/>
+        </w:rPr>
+        <w:t xml:space="preserve"> – Asszisztencia a vendégeknek</w:t>
+      </w:r>
+      <w:bookmarkEnd w:id="38"/>
     </w:p>
     <w:p>
       <w:pPr>
@@ -5001,7 +6211,15 @@
         <w:t>Hívás kezdeményezése (POST):</w:t>
       </w:r>
       <w:r>
-        <w:t xml:space="preserve"> A rendszer itt nagyon rugalmas. Ha a kliens nem küld pontos időbélyeget vagy státuszt a kérésben, a szerver intelligensen behelyettesíti az aktuális időt (DateTime.Now) és beállítja a "Függőben" státuszt a mentés előtt.</w:t>
+        <w:t xml:space="preserve"> A rendszer itt nagyon rugalmas. Ha a kliens nem küld pontos időbélyeget vagy státuszt a kérésben, a szerver intelligensen behelyettesíti az aktuális időt (</w:t>
+      </w:r>
+      <w:proofErr w:type="spellStart"/>
+      <w:r>
+        <w:t>DateTime.Now</w:t>
+      </w:r>
+      <w:proofErr w:type="spellEnd"/>
+      <w:r>
+        <w:t>) és beállítja a "Függőben" státuszt a mentés előtt.</w:t>
       </w:r>
     </w:p>
     <w:p>
@@ -5039,7 +6257,7 @@
           <w:szCs w:val="28"/>
         </w:rPr>
       </w:pPr>
-      <w:bookmarkStart w:id="40" w:name="_Toc228204127"/>
+      <w:bookmarkStart w:id="39" w:name="_Toc228207378"/>
       <w:r>
         <w:rPr>
           <w:i w:val="0"/>
@@ -5047,9 +6265,29 @@
           <w:sz w:val="28"/>
           <w:szCs w:val="28"/>
         </w:rPr>
-        <w:t>8. ErtekelesController – Minőségbiztosítás</w:t>
-      </w:r>
-      <w:bookmarkEnd w:id="40"/>
+        <w:t xml:space="preserve">8. </w:t>
+      </w:r>
+      <w:proofErr w:type="spellStart"/>
+      <w:r>
+        <w:rPr>
+          <w:i w:val="0"/>
+          <w:iCs w:val="0"/>
+          <w:sz w:val="28"/>
+          <w:szCs w:val="28"/>
+        </w:rPr>
+        <w:t>ErtekelesController</w:t>
+      </w:r>
+      <w:proofErr w:type="spellEnd"/>
+      <w:r>
+        <w:rPr>
+          <w:i w:val="0"/>
+          <w:iCs w:val="0"/>
+          <w:sz w:val="28"/>
+          <w:szCs w:val="28"/>
+        </w:rPr>
+        <w:t xml:space="preserve"> – Minőségbiztosítás</w:t>
+      </w:r>
+      <w:bookmarkEnd w:id="39"/>
     </w:p>
     <w:p>
       <w:pPr>
@@ -5116,7 +6354,7 @@
           <w:szCs w:val="28"/>
         </w:rPr>
       </w:pPr>
-      <w:bookmarkStart w:id="41" w:name="_Toc228204128"/>
+      <w:bookmarkStart w:id="40" w:name="_Toc228207379"/>
       <w:r>
         <w:rPr>
           <w:i w:val="0"/>
@@ -5124,9 +6362,29 @@
           <w:sz w:val="28"/>
           <w:szCs w:val="28"/>
         </w:rPr>
-        <w:t>9. PincerController – HR adminisztráció</w:t>
-      </w:r>
-      <w:bookmarkEnd w:id="41"/>
+        <w:t xml:space="preserve">9. </w:t>
+      </w:r>
+      <w:proofErr w:type="spellStart"/>
+      <w:r>
+        <w:rPr>
+          <w:i w:val="0"/>
+          <w:iCs w:val="0"/>
+          <w:sz w:val="28"/>
+          <w:szCs w:val="28"/>
+        </w:rPr>
+        <w:t>PincerController</w:t>
+      </w:r>
+      <w:proofErr w:type="spellEnd"/>
+      <w:r>
+        <w:rPr>
+          <w:i w:val="0"/>
+          <w:iCs w:val="0"/>
+          <w:sz w:val="28"/>
+          <w:szCs w:val="28"/>
+        </w:rPr>
+        <w:t xml:space="preserve"> – HR adminisztráció</w:t>
+      </w:r>
+      <w:bookmarkEnd w:id="40"/>
     </w:p>
     <w:p>
       <w:pPr>
@@ -5154,7 +6412,15 @@
         <w:t>Nyilvántartás (GET, POST, PUT, DELETE):</w:t>
       </w:r>
       <w:r>
-        <w:t xml:space="preserve"> Listázza az elérhető felszolgálókat (ami a rendelések kiosztásához kell), illetve a vezető ezen a végponton tud új dolgozókat felvenni, vagy műszakváltáskor az aktív státuszukat (Munka boolean érték) módosítani.</w:t>
+        <w:t xml:space="preserve"> Listázza az elérhető felszolgálókat (ami a rendelések kiosztásához kell), illetve a vezető ezen a végponton tud új dolgozókat felvenni, vagy műszakváltáskor az aktív státuszukat (Munka </w:t>
+      </w:r>
+      <w:proofErr w:type="spellStart"/>
+      <w:r>
+        <w:t>boolean</w:t>
+      </w:r>
+      <w:proofErr w:type="spellEnd"/>
+      <w:r>
+        <w:t xml:space="preserve"> érték) módosítani.</w:t>
       </w:r>
     </w:p>
     <w:p>
@@ -5165,11 +6431,11 @@
         <w:spacing w:before="360" w:after="80" w:line="360" w:lineRule="auto"/>
         <w:jc w:val="both"/>
       </w:pPr>
-      <w:bookmarkStart w:id="42" w:name="_Toc228204129"/>
+      <w:bookmarkStart w:id="41" w:name="_Toc228207380"/>
       <w:r>
         <w:t>A Backend Unit Tesztelése és Minőségbiztosítása</w:t>
       </w:r>
-      <w:bookmarkEnd w:id="42"/>
+      <w:bookmarkEnd w:id="41"/>
     </w:p>
     <w:p>
       <w:pPr>
@@ -5191,37 +6457,105 @@
           <w:b/>
           <w:bCs/>
         </w:rPr>
-        <w:t>ASP.NET Core</w:t>
-      </w:r>
-      <w:r>
-        <w:t xml:space="preserve"> beépített eszköztárára és az </w:t>
-      </w:r>
+        <w:t xml:space="preserve">ASP.NET </w:t>
+      </w:r>
+      <w:proofErr w:type="spellStart"/>
       <w:r>
         <w:rPr>
           <w:b/>
           <w:bCs/>
         </w:rPr>
-        <w:t>MSTest</w:t>
-      </w:r>
-      <w:r>
-        <w:t xml:space="preserve"> keretrendszerre építettük, .NET 8.0 alatt. A tesztek futását metódusszintű párhuzamosítással gyorsítottuk fel. A legnagyobb kihívást az adatbázis kezelése jelentette. Hogy ne piszkoljuk össze az éles MySQL adatbázist, egy memóriában futó </w:t>
-      </w:r>
+        <w:t>Core</w:t>
+      </w:r>
+      <w:proofErr w:type="spellEnd"/>
+      <w:r>
+        <w:t xml:space="preserve"> beépített eszköztárára és az </w:t>
+      </w:r>
+      <w:proofErr w:type="spellStart"/>
       <w:r>
         <w:rPr>
           <w:b/>
           <w:bCs/>
         </w:rPr>
-        <w:t>In-Memory SQLite</w:t>
-      </w:r>
-      <w:r>
-        <w:t xml:space="preserve"> megoldást alkalmaztunk. A DbContextHelper osztályunk minden egyes teszt elindulásakor generál egy friss, tiszta adatbázist a memóriában, feltölti alapvető teszt-adatokkal, majd a teszt végén megsemmisíti azt. A kódban az </w:t>
+        <w:t>MSTest</w:t>
+      </w:r>
+      <w:proofErr w:type="spellEnd"/>
+      <w:r>
+        <w:t xml:space="preserve"> keretrendszerre építettük, .NET 8.0 alatt. A tesztek futását metódusszintű párhuzamosítással gyorsítottuk fel. A legnagyobb kihívást az adatbázis kezelése jelentette. Hogy ne piszkoljuk össze az éles </w:t>
+      </w:r>
+      <w:proofErr w:type="spellStart"/>
+      <w:r>
+        <w:t>MySQL</w:t>
+      </w:r>
+      <w:proofErr w:type="spellEnd"/>
+      <w:r>
+        <w:t xml:space="preserve"> adatbázist, egy memóriában futó </w:t>
       </w:r>
       <w:r>
         <w:rPr>
           <w:b/>
           <w:bCs/>
         </w:rPr>
-        <w:t>AAA (Arrange-Act-Assert)</w:t>
+        <w:t>In-</w:t>
+      </w:r>
+      <w:proofErr w:type="spellStart"/>
+      <w:r>
+        <w:rPr>
+          <w:b/>
+          <w:bCs/>
+        </w:rPr>
+        <w:t>Memory</w:t>
+      </w:r>
+      <w:proofErr w:type="spellEnd"/>
+      <w:r>
+        <w:rPr>
+          <w:b/>
+          <w:bCs/>
+        </w:rPr>
+        <w:t xml:space="preserve"> </w:t>
+      </w:r>
+      <w:proofErr w:type="spellStart"/>
+      <w:r>
+        <w:rPr>
+          <w:b/>
+          <w:bCs/>
+        </w:rPr>
+        <w:t>SQLite</w:t>
+      </w:r>
+      <w:proofErr w:type="spellEnd"/>
+      <w:r>
+        <w:t xml:space="preserve"> megoldást alkalmaztunk. A </w:t>
+      </w:r>
+      <w:proofErr w:type="spellStart"/>
+      <w:r>
+        <w:t>DbContextHelper</w:t>
+      </w:r>
+      <w:proofErr w:type="spellEnd"/>
+      <w:r>
+        <w:t xml:space="preserve"> osztályunk minden egyes teszt elindulásakor generál egy friss, tiszta adatbázist a memóriában, feltölti alapvető teszt-adatokkal, majd a teszt végén megsemmisíti azt. A kódban az </w:t>
+      </w:r>
+      <w:r>
+        <w:rPr>
+          <w:b/>
+          <w:bCs/>
+        </w:rPr>
+        <w:t>AAA (</w:t>
+      </w:r>
+      <w:proofErr w:type="spellStart"/>
+      <w:r>
+        <w:rPr>
+          <w:b/>
+          <w:bCs/>
+        </w:rPr>
+        <w:t>Arrange-Act-Assert</w:t>
+      </w:r>
+      <w:proofErr w:type="spellEnd"/>
+      <w:r>
+        <w:rPr>
+          <w:b/>
+          <w:bCs/>
+        </w:rPr>
+        <w:t>)</w:t>
       </w:r>
       <w:r>
         <w:t xml:space="preserve"> tervezési mintát követtük a tesztek strukturálására.</w:t>
@@ -5241,7 +6575,7 @@
           <w:szCs w:val="28"/>
         </w:rPr>
       </w:pPr>
-      <w:bookmarkStart w:id="43" w:name="_Toc228204130"/>
+      <w:bookmarkStart w:id="42" w:name="_Toc228207381"/>
       <w:r>
         <w:rPr>
           <w:i w:val="0"/>
@@ -5251,14 +6585,20 @@
         </w:rPr>
         <w:t>A Kontrollerek Tesztosztályainak Bemutatása</w:t>
       </w:r>
-      <w:bookmarkEnd w:id="43"/>
+      <w:bookmarkEnd w:id="42"/>
     </w:p>
     <w:p>
       <w:pPr>
         <w:spacing w:before="240" w:after="240"/>
       </w:pPr>
       <w:r>
-        <w:t>A kontrollerek mindegyike megkapta a saját dedikált tesztosztályát, hogy funkcióik a lehető legapróbb részletekig vizsgálhatók legyenek.</w:t>
+        <w:t>A kontrollerek mindegyike megkapta a saját</w:t>
+      </w:r>
+      <w:r>
+        <w:t xml:space="preserve"> </w:t>
+      </w:r>
+      <w:r>
+        <w:t>tesztosztályát, hogy funkcióik a lehető legapróbb részletekig vizsgálhatók legyenek.</w:t>
       </w:r>
     </w:p>
     <w:p>
@@ -5268,11 +6608,16 @@
         <w:keepLines w:val="0"/>
         <w:spacing w:line="360" w:lineRule="auto"/>
       </w:pPr>
-      <w:bookmarkStart w:id="44" w:name="_Toc228204131"/>
-      <w:r>
-        <w:t>1. AsztalControllerTest</w:t>
-      </w:r>
-      <w:bookmarkEnd w:id="44"/>
+      <w:bookmarkStart w:id="43" w:name="_Toc228207382"/>
+      <w:r>
+        <w:t xml:space="preserve">1. </w:t>
+      </w:r>
+      <w:proofErr w:type="spellStart"/>
+      <w:r>
+        <w:t>AsztalControllerTest</w:t>
+      </w:r>
+      <w:bookmarkEnd w:id="43"/>
+      <w:proofErr w:type="spellEnd"/>
     </w:p>
     <w:p>
       <w:pPr>
@@ -5299,7 +6644,15 @@
         <w:t>Sikeres listázás:</w:t>
       </w:r>
       <w:r>
-        <w:t xml:space="preserve"> A GetAsztalok_ReturnsOk teszt ellenőrzi, hogy a rendszer képes-e hiba nélkül visszaadni az összes memóriában lévő asztalt egy 200 OK kód kíséretében.</w:t>
+        <w:t xml:space="preserve"> A </w:t>
+      </w:r>
+      <w:proofErr w:type="spellStart"/>
+      <w:r>
+        <w:t>GetAsztalok_ReturnsOk</w:t>
+      </w:r>
+      <w:proofErr w:type="spellEnd"/>
+      <w:r>
+        <w:t xml:space="preserve"> teszt ellenőrzi, hogy a rendszer képes-e hiba nélkül visszaadni az összes memóriában lévő asztalt egy 200 OK kód kíséretében.</w:t>
       </w:r>
     </w:p>
     <w:p>
@@ -5317,7 +6670,15 @@
         <w:t>Hibakezelés (404):</w:t>
       </w:r>
       <w:r>
-        <w:t xml:space="preserve"> A GetAsztal_InvalidId_ReturnsNotFound szándékosan egy nem létező azonosítót küld be. Bizonyítja, hogy a szerver nem omlik össze, hanem kezeli a kivételt.</w:t>
+        <w:t xml:space="preserve"> A </w:t>
+      </w:r>
+      <w:proofErr w:type="spellStart"/>
+      <w:r>
+        <w:t>GetAsztal_InvalidId_ReturnsNotFound</w:t>
+      </w:r>
+      <w:proofErr w:type="spellEnd"/>
+      <w:r>
+        <w:t xml:space="preserve"> szándékosan egy nem létező azonosítót küld be. Bizonyítja, hogy a szerver nem omlik össze, hanem kezeli a kivételt.</w:t>
       </w:r>
     </w:p>
     <w:p>
@@ -5336,7 +6697,23 @@
         <w:t>Validációs hibák (400):</w:t>
       </w:r>
       <w:r>
-        <w:t xml:space="preserve"> A PostAsztal_InvalidModelState egy hiányos modellt küld be (pl. férőhely nélkül). A teszt igazolja, hogy az API elutasítja a csonka adatokat egy BadRequest kíséretében.</w:t>
+        <w:t xml:space="preserve"> A </w:t>
+      </w:r>
+      <w:proofErr w:type="spellStart"/>
+      <w:r>
+        <w:t>PostAsztal_InvalidModelState</w:t>
+      </w:r>
+      <w:proofErr w:type="spellEnd"/>
+      <w:r>
+        <w:t xml:space="preserve"> egy hiányos modellt küld be (pl. férőhely nélkül). A teszt igazolja, hogy az API elutasítja a csonka adatokat egy </w:t>
+      </w:r>
+      <w:proofErr w:type="spellStart"/>
+      <w:r>
+        <w:t>BadRequest</w:t>
+      </w:r>
+      <w:proofErr w:type="spellEnd"/>
+      <w:r>
+        <w:t xml:space="preserve"> kíséretében.</w:t>
       </w:r>
     </w:p>
     <w:p>
@@ -5346,11 +6723,16 @@
         <w:keepLines w:val="0"/>
         <w:spacing w:line="360" w:lineRule="auto"/>
       </w:pPr>
-      <w:bookmarkStart w:id="45" w:name="_Toc228204132"/>
-      <w:r>
-        <w:t>2. TermekControllerTest</w:t>
-      </w:r>
-      <w:bookmarkEnd w:id="45"/>
+      <w:bookmarkStart w:id="44" w:name="_Toc228207383"/>
+      <w:r>
+        <w:t xml:space="preserve">2. </w:t>
+      </w:r>
+      <w:proofErr w:type="spellStart"/>
+      <w:r>
+        <w:t>TermekControllerTest</w:t>
+      </w:r>
+      <w:bookmarkEnd w:id="44"/>
+      <w:proofErr w:type="spellEnd"/>
     </w:p>
     <w:p>
       <w:pPr>
@@ -5376,7 +6758,31 @@
         <w:t>Relációk tesztelése:</w:t>
       </w:r>
       <w:r>
-        <w:t xml:space="preserve"> A GetTermek_WithExtension teszt azt igazolja, hogy az Eager Loading működik, és a termék mellé a rendszer gond nélkül áthúzza az ételtípus (kategória) nevét is.</w:t>
+        <w:t xml:space="preserve"> A </w:t>
+      </w:r>
+      <w:proofErr w:type="spellStart"/>
+      <w:r>
+        <w:t>GetTermek_WithExtension</w:t>
+      </w:r>
+      <w:proofErr w:type="spellEnd"/>
+      <w:r>
+        <w:t xml:space="preserve"> teszt azt igazolja, hogy az </w:t>
+      </w:r>
+      <w:proofErr w:type="spellStart"/>
+      <w:r>
+        <w:t>Eager</w:t>
+      </w:r>
+      <w:proofErr w:type="spellEnd"/>
+      <w:r>
+        <w:t xml:space="preserve"> </w:t>
+      </w:r>
+      <w:proofErr w:type="spellStart"/>
+      <w:r>
+        <w:t>Loading</w:t>
+      </w:r>
+      <w:proofErr w:type="spellEnd"/>
+      <w:r>
+        <w:t xml:space="preserve"> működik, és a termék mellé a rendszer gond nélkül áthúzza az ételtípus (kategória) nevét is.</w:t>
       </w:r>
     </w:p>
     <w:p>
@@ -5396,6 +6802,7 @@
       <w:r>
         <w:t xml:space="preserve"> Ez a teszt egy PUT hívással megpróbálja átbillenteni a termék </w:t>
       </w:r>
+      <w:proofErr w:type="spellStart"/>
       <w:r>
         <w:rPr>
           <w:i/>
@@ -5403,8 +6810,17 @@
         </w:rPr>
         <w:t>Featured</w:t>
       </w:r>
-      <w:r>
-        <w:t xml:space="preserve"> státuszát igazra, majd egy lekérdezéssel ellenőrzi az Assert fázisban, hogy a módosítás fizikailag is végbement-e.</w:t>
+      <w:proofErr w:type="spellEnd"/>
+      <w:r>
+        <w:t xml:space="preserve"> státuszát igazra, majd egy lekérdezéssel ellenőrzi az </w:t>
+      </w:r>
+      <w:proofErr w:type="spellStart"/>
+      <w:r>
+        <w:t>Assert</w:t>
+      </w:r>
+      <w:proofErr w:type="spellEnd"/>
+      <w:r>
+        <w:t xml:space="preserve"> fázisban, hogy a módosítás fizikailag is végbement-e.</w:t>
       </w:r>
     </w:p>
     <w:p>
@@ -5420,10 +6836,34 @@
           <w:b/>
           <w:bCs/>
         </w:rPr>
-        <w:t>Lánc Életciklus (TestAll_ChainTest):</w:t>
-      </w:r>
-      <w:r>
-        <w:t xml:space="preserve"> A legbiztosabb teszt. Egy folyamatban hoz létre egy új ételt, lekérdezi, módosítja az árát, majd véglegesen törli, minden ponton validálva az API válaszait.</w:t>
+        <w:t>Lánc Életciklus (</w:t>
+      </w:r>
+      <w:proofErr w:type="spellStart"/>
+      <w:r>
+        <w:rPr>
+          <w:b/>
+          <w:bCs/>
+        </w:rPr>
+        <w:t>TestAll_ChainTest</w:t>
+      </w:r>
+      <w:proofErr w:type="spellEnd"/>
+      <w:r>
+        <w:rPr>
+          <w:b/>
+          <w:bCs/>
+        </w:rPr>
+        <w:t>):</w:t>
+      </w:r>
+      <w:r>
+        <w:t xml:space="preserve"> A legbiztosabb teszt. Egy folyamatban hoz létre egy új ételt, lekérdezi, módosítja az árát, majd véglegesen törli, minden ponton </w:t>
+      </w:r>
+      <w:proofErr w:type="spellStart"/>
+      <w:r>
+        <w:t>validálva</w:t>
+      </w:r>
+      <w:proofErr w:type="spellEnd"/>
+      <w:r>
+        <w:t xml:space="preserve"> az API válaszait.</w:t>
       </w:r>
     </w:p>
     <w:p>
@@ -5433,11 +6873,16 @@
         <w:keepLines w:val="0"/>
         <w:spacing w:line="360" w:lineRule="auto"/>
       </w:pPr>
-      <w:bookmarkStart w:id="46" w:name="_Toc228204133"/>
-      <w:r>
-        <w:t>3. RendelesControllerTest</w:t>
-      </w:r>
-      <w:bookmarkEnd w:id="46"/>
+      <w:bookmarkStart w:id="45" w:name="_Toc228207384"/>
+      <w:r>
+        <w:t xml:space="preserve">3. </w:t>
+      </w:r>
+      <w:proofErr w:type="spellStart"/>
+      <w:r>
+        <w:t>RendelesControllerTest</w:t>
+      </w:r>
+      <w:bookmarkEnd w:id="45"/>
+      <w:proofErr w:type="spellEnd"/>
     </w:p>
     <w:p>
       <w:pPr>
@@ -5463,7 +6908,23 @@
         <w:t>Fejléc létrehozása:</w:t>
       </w:r>
       <w:r>
-        <w:t xml:space="preserve"> A PostRendeles_CreatesHeader teszt ellenőrzi, hogy sikeres mentés után a backend visszaadja-e a generált RendelesId-t, ami a kosár összeállításához kell.</w:t>
+        <w:t xml:space="preserve"> A </w:t>
+      </w:r>
+      <w:proofErr w:type="spellStart"/>
+      <w:r>
+        <w:t>PostRendeles_CreatesHeader</w:t>
+      </w:r>
+      <w:proofErr w:type="spellEnd"/>
+      <w:r>
+        <w:t xml:space="preserve"> teszt ellenőrzi, hogy sikeres mentés után a backend visszaadja-e a generált </w:t>
+      </w:r>
+      <w:proofErr w:type="spellStart"/>
+      <w:r>
+        <w:t>RendelesId</w:t>
+      </w:r>
+      <w:proofErr w:type="spellEnd"/>
+      <w:r>
+        <w:t>-t, ami a kosár összeállításához kell.</w:t>
       </w:r>
     </w:p>
     <w:p>
@@ -5481,7 +6942,15 @@
         <w:t>Státuszváltások:</w:t>
       </w:r>
       <w:r>
-        <w:t xml:space="preserve"> A PutRendeles_UpdatesStatus a konyhai munkafolyamatot szimulálja, "Leadva" állapotból "Készül"-re állítva a rendelést, ellenőrizve az adatbázis frissülését.</w:t>
+        <w:t xml:space="preserve"> A </w:t>
+      </w:r>
+      <w:proofErr w:type="spellStart"/>
+      <w:r>
+        <w:t>PutRendeles_UpdatesStatus</w:t>
+      </w:r>
+      <w:proofErr w:type="spellEnd"/>
+      <w:r>
+        <w:t xml:space="preserve"> a konyhai munkafolyamatot szimulálja, "Leadva" állapotból "Készül"-re állítva a rendelést, ellenőrizve az adatbázis frissülését.</w:t>
       </w:r>
     </w:p>
     <w:p>
@@ -5501,7 +6970,15 @@
         <w:t>Mély lekérdezések:</w:t>
       </w:r>
       <w:r>
-        <w:t xml:space="preserve"> A GetRendeles_WithExtension teszt azt figyeli, hogy az asztal, a pincér és a rendelési tételek mind hibátlanul megérkeznek-e egyetlen masszív JSON csomagban.</w:t>
+        <w:t xml:space="preserve"> A </w:t>
+      </w:r>
+      <w:proofErr w:type="spellStart"/>
+      <w:r>
+        <w:t>GetRendeles_WithExtension</w:t>
+      </w:r>
+      <w:proofErr w:type="spellEnd"/>
+      <w:r>
+        <w:t xml:space="preserve"> teszt azt figyeli, hogy az asztal, a pincér és a rendelési tételek mind hibátlanul megérkeznek-e egyetlen masszív JSON csomagban.</w:t>
       </w:r>
     </w:p>
     <w:p>
@@ -5511,11 +6988,16 @@
         <w:keepLines w:val="0"/>
         <w:spacing w:line="360" w:lineRule="auto"/>
       </w:pPr>
-      <w:bookmarkStart w:id="47" w:name="_Toc228204134"/>
-      <w:r>
-        <w:t>4. EtelTipusControllerTest</w:t>
-      </w:r>
-      <w:bookmarkEnd w:id="47"/>
+      <w:bookmarkStart w:id="46" w:name="_Toc228207385"/>
+      <w:r>
+        <w:t xml:space="preserve">4. </w:t>
+      </w:r>
+      <w:proofErr w:type="spellStart"/>
+      <w:r>
+        <w:t>EtelTipusControllerTest</w:t>
+      </w:r>
+      <w:bookmarkEnd w:id="46"/>
+      <w:proofErr w:type="spellEnd"/>
     </w:p>
     <w:p>
       <w:pPr>
@@ -5541,7 +7023,31 @@
         <w:t>Lánc lekérdezés:</w:t>
       </w:r>
       <w:r>
-        <w:t xml:space="preserve"> A GetEtelTipus_WithExtension_ReturnsProducts teszt igazolja, hogy ha lekérünk egy kategóriát, a szerver tényleg kilistázza-e a hozzá tartozó termékeket a külső kulcsok (Foreign Keys) alapján.</w:t>
+        <w:t xml:space="preserve"> A </w:t>
+      </w:r>
+      <w:proofErr w:type="spellStart"/>
+      <w:r>
+        <w:t>GetEtelTipus_WithExtension_ReturnsProducts</w:t>
+      </w:r>
+      <w:proofErr w:type="spellEnd"/>
+      <w:r>
+        <w:t xml:space="preserve"> teszt igazolja, hogy ha lekérünk egy kategóriát, a szerver tényleg kilistázza-e a hozzá tartozó termékeket a külső kulcsok (</w:t>
+      </w:r>
+      <w:proofErr w:type="spellStart"/>
+      <w:r>
+        <w:t>Foreign</w:t>
+      </w:r>
+      <w:proofErr w:type="spellEnd"/>
+      <w:r>
+        <w:t xml:space="preserve"> </w:t>
+      </w:r>
+      <w:proofErr w:type="spellStart"/>
+      <w:r>
+        <w:t>Keys</w:t>
+      </w:r>
+      <w:proofErr w:type="spellEnd"/>
+      <w:r>
+        <w:t>) alapján.</w:t>
       </w:r>
     </w:p>
     <w:p>
@@ -5560,7 +7066,31 @@
         <w:t>Biztonságos Törlés:</w:t>
       </w:r>
       <w:r>
-        <w:t xml:space="preserve"> A DeleteEtelTipus_ValidId végigzongorázza a törlési metódust, és ellenőrzi a 204 NoContent választ.</w:t>
+        <w:t xml:space="preserve"> A </w:t>
+      </w:r>
+      <w:proofErr w:type="spellStart"/>
+      <w:r>
+        <w:t>DeleteEtelTipus_ValidId</w:t>
+      </w:r>
+      <w:proofErr w:type="spellEnd"/>
+      <w:r>
+        <w:t xml:space="preserve"> </w:t>
+      </w:r>
+      <w:proofErr w:type="spellStart"/>
+      <w:r>
+        <w:t>végigzongorázza</w:t>
+      </w:r>
+      <w:proofErr w:type="spellEnd"/>
+      <w:r>
+        <w:t xml:space="preserve"> a törlési metódust, és ellenőrzi a 204 </w:t>
+      </w:r>
+      <w:proofErr w:type="spellStart"/>
+      <w:r>
+        <w:t>NoContent</w:t>
+      </w:r>
+      <w:proofErr w:type="spellEnd"/>
+      <w:r>
+        <w:t xml:space="preserve"> választ.</w:t>
       </w:r>
     </w:p>
     <w:p>
@@ -5570,11 +7100,16 @@
         <w:keepLines w:val="0"/>
         <w:spacing w:line="360" w:lineRule="auto"/>
       </w:pPr>
-      <w:bookmarkStart w:id="48" w:name="_Toc228204135"/>
-      <w:r>
-        <w:t>5. PincerHivasControllerTest</w:t>
-      </w:r>
-      <w:bookmarkEnd w:id="48"/>
+      <w:bookmarkStart w:id="47" w:name="_Toc228207386"/>
+      <w:r>
+        <w:t xml:space="preserve">5. </w:t>
+      </w:r>
+      <w:proofErr w:type="spellStart"/>
+      <w:r>
+        <w:t>PincerHivasControllerTest</w:t>
+      </w:r>
+      <w:bookmarkEnd w:id="47"/>
+      <w:proofErr w:type="spellEnd"/>
     </w:p>
     <w:p>
       <w:pPr>
@@ -5600,7 +7135,15 @@
         <w:t>Okos kiegészítések:</w:t>
       </w:r>
       <w:r>
-        <w:t xml:space="preserve"> A PostHivas_AutoFillsDefaults teszt az API intelligenciáját vizsgálja. Szándékosan időbélyeg és státusz nélkül küldünk be egy hívást, majd ellenőrizzük, hogy a kontroller beállította-e magától a szerveridőt és a "Függőben" státuszt.</w:t>
+        <w:t xml:space="preserve"> A </w:t>
+      </w:r>
+      <w:proofErr w:type="spellStart"/>
+      <w:r>
+        <w:t>PostHivas_AutoFillsDefaults</w:t>
+      </w:r>
+      <w:proofErr w:type="spellEnd"/>
+      <w:r>
+        <w:t xml:space="preserve"> teszt az API intelligenciáját vizsgálja. Szándékosan időbélyeg és státusz nélkül küldünk be egy hívást, majd ellenőrizzük, hogy a kontroller beállította-e magától a szerveridőt és a "Függőben" státuszt.</w:t>
       </w:r>
     </w:p>
     <w:p>
@@ -5619,7 +7162,15 @@
         <w:t>Folyamat lezárása:</w:t>
       </w:r>
       <w:r>
-        <w:t xml:space="preserve"> A PutHivas_CompletesCall szimulálja a felszolgáló gombnyomását, mikor a hívást "Teljesítve" állapotba teszi, ami lekerül az aktív képernyőről.</w:t>
+        <w:t xml:space="preserve"> A </w:t>
+      </w:r>
+      <w:proofErr w:type="spellStart"/>
+      <w:r>
+        <w:t>PutHivas_CompletesCall</w:t>
+      </w:r>
+      <w:proofErr w:type="spellEnd"/>
+      <w:r>
+        <w:t xml:space="preserve"> szimulálja a felszolgáló gombnyomását, mikor a hívást "Teljesítve" állapotba teszi, ami lekerül az aktív képernyőről.</w:t>
       </w:r>
     </w:p>
     <w:p>
@@ -5629,11 +7180,16 @@
         <w:keepLines w:val="0"/>
         <w:spacing w:line="360" w:lineRule="auto"/>
       </w:pPr>
-      <w:bookmarkStart w:id="49" w:name="_Toc228204136"/>
-      <w:r>
-        <w:t>6. ErtekelesControllerTest</w:t>
-      </w:r>
-      <w:bookmarkEnd w:id="49"/>
+      <w:bookmarkStart w:id="48" w:name="_Toc228207387"/>
+      <w:r>
+        <w:t xml:space="preserve">6. </w:t>
+      </w:r>
+      <w:proofErr w:type="spellStart"/>
+      <w:r>
+        <w:t>ErtekelesControllerTest</w:t>
+      </w:r>
+      <w:bookmarkEnd w:id="48"/>
+      <w:proofErr w:type="spellEnd"/>
     </w:p>
     <w:p>
       <w:pPr>
@@ -5659,7 +7215,15 @@
         <w:t>Relációk mentése:</w:t>
       </w:r>
       <w:r>
-        <w:t xml:space="preserve"> A PostErtekeles_SavesCorrectly teszt fiktív értékelést ad le, és azt figyeli, hogy a megadott pontszám pontosan ahhoz a rendelés ID-hoz kapcsolódik-e az adatbázisban, amihez beküldtük.</w:t>
+        <w:t xml:space="preserve"> A </w:t>
+      </w:r>
+      <w:proofErr w:type="spellStart"/>
+      <w:r>
+        <w:t>PostErtekeles_SavesCorrectly</w:t>
+      </w:r>
+      <w:proofErr w:type="spellEnd"/>
+      <w:r>
+        <w:t xml:space="preserve"> teszt fiktív értékelést ad le, és azt figyeli, hogy a megadott pontszám pontosan ahhoz a rendelés ID-hoz kapcsolódik-e az adatbázisban, amihez beküldtük.</w:t>
       </w:r>
     </w:p>
     <w:p>
@@ -5678,7 +7242,15 @@
         <w:t>Törlési jogok:</w:t>
       </w:r>
       <w:r>
-        <w:t xml:space="preserve"> A DeleteErtekeles_ReturnsNoContent a moderálási funkciót teszteli, biztosítva, hogy a bejegyzés ténylegesen törlődik a memóriából.</w:t>
+        <w:t xml:space="preserve"> A </w:t>
+      </w:r>
+      <w:proofErr w:type="spellStart"/>
+      <w:r>
+        <w:t>DeleteErtekeles_ReturnsNoContent</w:t>
+      </w:r>
+      <w:proofErr w:type="spellEnd"/>
+      <w:r>
+        <w:t xml:space="preserve"> a moderálási funkciót teszteli, biztosítva, hogy a bejegyzés ténylegesen törlődik a memóriából.</w:t>
       </w:r>
     </w:p>
     <w:p>
@@ -5695,12 +7267,18 @@
           <w:szCs w:val="24"/>
         </w:rPr>
       </w:pPr>
-      <w:bookmarkStart w:id="50" w:name="_Toc228204137"/>
+      <w:bookmarkStart w:id="49" w:name="_Toc228207388"/>
       <w:r>
         <w:lastRenderedPageBreak/>
-        <w:t>Manuális Tesztelési Jegyzőkönyv (Felhasználói Tesztek)</w:t>
-      </w:r>
-      <w:bookmarkEnd w:id="50"/>
+        <w:t xml:space="preserve">Manuális Tesztelési </w:t>
+      </w:r>
+      <w:r>
+        <w:t>Összegzés</w:t>
+      </w:r>
+      <w:r>
+        <w:t xml:space="preserve"> (Felhasználói Tesztek)</w:t>
+      </w:r>
+      <w:bookmarkEnd w:id="49"/>
     </w:p>
     <w:p>
       <w:pPr>
@@ -5708,7 +7286,43 @@
         <w:spacing w:before="100" w:beforeAutospacing="1" w:after="100" w:afterAutospacing="1"/>
       </w:pPr>
       <w:r>
-        <w:t>Az automatizált Unit tesztek mellett elengedhetetlen volt a Gusto Bistro rendszerének manuális, felhasználói szemszögből történő (End-to-End) tesztelése is. Ennek során a fejlesztőcsapat szimulálta az étterem mindennapi működését, hogy megbizonyosodjon a frontend (felhasználói felület) és a backend hibátlan együttműködéséről, valamint a felhasználói élmény (UX) minőségéről.</w:t>
+        <w:t xml:space="preserve">Az automatizált Unit tesztek mellett elengedhetetlen volt a </w:t>
+      </w:r>
+      <w:proofErr w:type="spellStart"/>
+      <w:r>
+        <w:t>Gusto</w:t>
+      </w:r>
+      <w:proofErr w:type="spellEnd"/>
+      <w:r>
+        <w:t xml:space="preserve"> </w:t>
+      </w:r>
+      <w:proofErr w:type="spellStart"/>
+      <w:r>
+        <w:t>Bistro</w:t>
+      </w:r>
+      <w:proofErr w:type="spellEnd"/>
+      <w:r>
+        <w:t xml:space="preserve"> rendszerének manuális, felhasználói szemszögből történő (End-</w:t>
+      </w:r>
+      <w:proofErr w:type="spellStart"/>
+      <w:r>
+        <w:t>to</w:t>
+      </w:r>
+      <w:proofErr w:type="spellEnd"/>
+      <w:r>
+        <w:t>-End) tesztelése is. Ennek során a szimulált</w:t>
+      </w:r>
+      <w:r>
+        <w:t>uk</w:t>
+      </w:r>
+      <w:r>
+        <w:t xml:space="preserve"> az étterem mindennapi működését, hogy megbizonyosodj</w:t>
+      </w:r>
+      <w:r>
+        <w:t>unk</w:t>
+      </w:r>
+      <w:r>
+        <w:t xml:space="preserve"> a frontend (felhasználói felület) és a backend hibátlan együttműködéséről, valamint a felhasználói élmény (UX) minőségéről.</w:t>
       </w:r>
     </w:p>
     <w:p>
@@ -5723,13 +7337,60 @@
         <w:spacing w:before="100" w:beforeAutospacing="1" w:after="100" w:afterAutospacing="1"/>
       </w:pPr>
       <w:r>
-        <w:t>A tesztelést egy asztali számítógépen futó tesztszerveren és egy érintőképernyős táblagépen végeztük el. Az alábbi jegyzőkönyv a legkritikusabb üzleti folyamatok teszteseteit (Test Cases) és azok eredményeit tartalmazza.</w:t>
+        <w:t>A tesztelést egy asztali számítógépen futó tesztszerveren</w:t>
+      </w:r>
+      <w:r>
+        <w:t xml:space="preserve"> (https:\\kioskapi.lexonn.hu)</w:t>
+      </w:r>
+      <w:r>
+        <w:t xml:space="preserve"> és egy </w:t>
+      </w:r>
+      <w:r>
+        <w:t xml:space="preserve">laptopon </w:t>
+      </w:r>
+      <w:r>
+        <w:t xml:space="preserve">végeztük el. Az alábbi </w:t>
+      </w:r>
+      <w:r>
+        <w:t>összegzés</w:t>
+      </w:r>
+      <w:r>
+        <w:t xml:space="preserve"> a</w:t>
+      </w:r>
+      <w:r>
+        <w:t xml:space="preserve">z </w:t>
+      </w:r>
+      <w:r>
+        <w:t xml:space="preserve">üzleti folyamatok teszteseteit (Test </w:t>
+      </w:r>
+      <w:proofErr w:type="spellStart"/>
+      <w:r>
+        <w:t>Cases</w:t>
+      </w:r>
+      <w:proofErr w:type="spellEnd"/>
+      <w:r>
+        <w:t>) és azok eredményeit tartalmazza.</w:t>
       </w:r>
     </w:p>
     <w:p>
       <w:pPr>
         <w:pStyle w:val="Listaszerbekezds"/>
         <w:spacing w:before="100" w:beforeAutospacing="1" w:after="100" w:afterAutospacing="1"/>
+        <w:rPr>
+          <w:u w:val="single"/>
+        </w:rPr>
+      </w:pPr>
+      <w:r>
+        <w:rPr>
+          <w:u w:val="single"/>
+        </w:rPr>
+        <w:t xml:space="preserve">Ez a gyakorlatban tableteken történik ahogy az alábbi teszteken láthatjuk: </w:t>
+      </w:r>
+    </w:p>
+    <w:p>
+      <w:pPr>
+        <w:pStyle w:val="Listaszerbekezds"/>
+        <w:spacing w:before="100" w:beforeAutospacing="1" w:after="100" w:afterAutospacing="1"/>
       </w:pPr>
     </w:p>
     <w:p>
@@ -5737,7 +7398,7 @@
         <w:pStyle w:val="Cmsor4"/>
       </w:pPr>
       <w:r>
-        <w:t>Teszteset azonosítója: TC-01</w:t>
+        <w:t>Első teszt:</w:t>
       </w:r>
     </w:p>
     <w:p>
@@ -5746,7 +7407,15 @@
         <w:ind w:left="360"/>
       </w:pPr>
       <w:r>
-        <w:t xml:space="preserve">Tesztelt funkció: Bejelentkezés vendégként (Guest jogosultság) </w:t>
+        <w:t>Tesztelt funkció: Bejelentkezés vendégként (</w:t>
+      </w:r>
+      <w:proofErr w:type="spellStart"/>
+      <w:r>
+        <w:t>Guest</w:t>
+      </w:r>
+      <w:proofErr w:type="spellEnd"/>
+      <w:r>
+        <w:t xml:space="preserve"> jogosultság) </w:t>
       </w:r>
     </w:p>
     <w:p>
@@ -5755,7 +7424,15 @@
         <w:ind w:left="360"/>
       </w:pPr>
       <w:r>
-        <w:t>Modul: Autentikáció és Biztonság</w:t>
+        <w:t xml:space="preserve">Modul: </w:t>
+      </w:r>
+      <w:proofErr w:type="spellStart"/>
+      <w:r>
+        <w:t>Autentikáció</w:t>
+      </w:r>
+      <w:proofErr w:type="spellEnd"/>
+      <w:r>
+        <w:t xml:space="preserve"> és Biztonság</w:t>
       </w:r>
     </w:p>
     <w:p>
@@ -5821,7 +7498,15 @@
         <w:ind w:left="360"/>
       </w:pPr>
       <w:r>
-        <w:t xml:space="preserve">Elvárt eredmény: A rendszer a háttérben legenerálja a JWT tokent, azonosítja a vendég jogosultságot, és sikeresen átirányít a fő étlap képernyőre. </w:t>
+        <w:t xml:space="preserve">Elvárt eredmény: A rendszer a háttérben legenerálja a JWT </w:t>
+      </w:r>
+      <w:proofErr w:type="spellStart"/>
+      <w:r>
+        <w:t>tokent</w:t>
+      </w:r>
+      <w:proofErr w:type="spellEnd"/>
+      <w:r>
+        <w:t xml:space="preserve">, azonosítja a vendég jogosultságot, és sikeresen átirányít a fő étlap képernyőre. </w:t>
       </w:r>
     </w:p>
     <w:p>
@@ -5847,7 +7532,8 @@
         <w:pStyle w:val="Cmsor4"/>
       </w:pPr>
       <w:r>
-        <w:t>Teszteset azonosítója: TC-02</w:t>
+        <w:lastRenderedPageBreak/>
+        <w:t>Második teszt:</w:t>
       </w:r>
     </w:p>
     <w:p>
@@ -5865,8 +7551,15 @@
         <w:ind w:left="360"/>
       </w:pPr>
       <w:r>
-        <w:lastRenderedPageBreak/>
-        <w:t xml:space="preserve">Modul: Autentikáció és Biztonság </w:t>
+        <w:t xml:space="preserve">Modul: </w:t>
+      </w:r>
+      <w:proofErr w:type="spellStart"/>
+      <w:r>
+        <w:t>Autentikáció</w:t>
+      </w:r>
+      <w:proofErr w:type="spellEnd"/>
+      <w:r>
+        <w:t xml:space="preserve"> és Biztonság </w:t>
       </w:r>
     </w:p>
     <w:p>
@@ -5932,7 +7625,21 @@
         <w:ind w:left="360"/>
       </w:pPr>
       <w:r>
-        <w:t xml:space="preserve">Elvárt eredmény: A rendszer megtagadja a belépést, és egy egyértelmű, magyar nyelvű hibaüzenetet jelenít meg a képernyőn (pl. "Hibás felhasználónév vagy jelszó!"). </w:t>
+        <w:t>Elvárt eredmény: A rendszer megtagadja a belépést, és egy egyértelmű, magyar nyelvű hibaüzenetet jelenít meg a képernyőn (pl. "H</w:t>
+      </w:r>
+      <w:r>
+        <w:t>elytelen jelszó lett megadva ehhez: ’Konyha</w:t>
+      </w:r>
+      <w:proofErr w:type="gramStart"/>
+      <w:r>
+        <w:t xml:space="preserve">’ </w:t>
+      </w:r>
+      <w:r>
+        <w:t>!</w:t>
+      </w:r>
+      <w:proofErr w:type="gramEnd"/>
+      <w:r>
+        <w:t xml:space="preserve">"). </w:t>
       </w:r>
     </w:p>
     <w:p>
@@ -5958,7 +7665,7 @@
         <w:pStyle w:val="Cmsor4"/>
       </w:pPr>
       <w:r>
-        <w:t>Teszteset azonosítója: TC-03</w:t>
+        <w:t>Harmadik teszt:</w:t>
       </w:r>
     </w:p>
     <w:p>
@@ -6020,7 +7727,15 @@
         <w:spacing w:before="100" w:beforeAutospacing="1" w:after="100" w:afterAutospacing="1"/>
       </w:pPr>
       <w:r>
-        <w:t xml:space="preserve">Rákattintunk a "Margherita pizza" alatti "Kosárba" gombra. </w:t>
+        <w:t>Rákattintunk a "</w:t>
+      </w:r>
+      <w:proofErr w:type="spellStart"/>
+      <w:r>
+        <w:t>Margherita</w:t>
+      </w:r>
+      <w:proofErr w:type="spellEnd"/>
+      <w:r>
+        <w:t xml:space="preserve"> pizza" alatti "Kosárba" gombra. </w:t>
       </w:r>
     </w:p>
     <w:p>
@@ -6051,7 +7766,22 @@
         <w:ind w:left="360"/>
       </w:pPr>
       <w:r>
-        <w:t xml:space="preserve">Tényleges eredmény: A React állapotkezelője (State) azonnal frissítette a kosarat és az árat. </w:t>
+        <w:lastRenderedPageBreak/>
+        <w:t xml:space="preserve">Tényleges eredmény: A </w:t>
+      </w:r>
+      <w:proofErr w:type="spellStart"/>
+      <w:r>
+        <w:t>React</w:t>
+      </w:r>
+      <w:proofErr w:type="spellEnd"/>
+      <w:r>
+        <w:t xml:space="preserve"> állapotkezelője</w:t>
+      </w:r>
+      <w:r>
+        <w:t xml:space="preserve"> </w:t>
+      </w:r>
+      <w:r>
+        <w:t xml:space="preserve">azonnal frissítette a kosarat és az árat. </w:t>
       </w:r>
     </w:p>
     <w:p>
@@ -6068,8 +7798,7 @@
         <w:pStyle w:val="Cmsor4"/>
       </w:pPr>
       <w:r>
-        <w:lastRenderedPageBreak/>
-        <w:t>Teszteset azonosítója: TC-04</w:t>
+        <w:t>Negyedik teszt:</w:t>
       </w:r>
     </w:p>
     <w:p>
@@ -6096,7 +7825,15 @@
         <w:ind w:left="360"/>
       </w:pPr>
       <w:r>
-        <w:t>Előfeltétel: A kosárban már szerepel 1 db Margherita pizza.</w:t>
+        <w:t xml:space="preserve">Előfeltétel: A kosárban már szerepel 1 db </w:t>
+      </w:r>
+      <w:proofErr w:type="spellStart"/>
+      <w:r>
+        <w:t>Margherita</w:t>
+      </w:r>
+      <w:proofErr w:type="spellEnd"/>
+      <w:r>
+        <w:t xml:space="preserve"> pizza.</w:t>
       </w:r>
     </w:p>
     <w:p>
@@ -6172,7 +7909,7 @@
         <w:pStyle w:val="Cmsor4"/>
       </w:pPr>
       <w:r>
-        <w:t>Teszteset azonosítója: TC-05</w:t>
+        <w:t>Ötödik teszt:</w:t>
       </w:r>
     </w:p>
     <w:p>
@@ -6243,6 +7980,7 @@
         <w:ind w:left="360"/>
       </w:pPr>
       <w:r>
+        <w:lastRenderedPageBreak/>
         <w:t xml:space="preserve">Elvárt eredmény: A kosár tartalma elküldésre kerül az adatbázisba (backend). A tablet képernyője átvált a folyamatjelző nézetre, ahol megjelenik a "Leadva" státusz. A kosár kiürül. </w:t>
       </w:r>
     </w:p>
@@ -6252,12 +7990,13 @@
         <w:ind w:left="360"/>
       </w:pPr>
       <w:r>
-        <w:lastRenderedPageBreak/>
         <w:t xml:space="preserve">Tényleges eredmény: Az </w:t>
       </w:r>
+      <w:proofErr w:type="spellStart"/>
       <w:r>
         <w:t>Fetch</w:t>
       </w:r>
+      <w:proofErr w:type="spellEnd"/>
       <w:r>
         <w:t xml:space="preserve"> sikeresen elküldte a kérést, az adatbázisban létrejött a rekord, a folyamatjelző megjelent. </w:t>
       </w:r>
@@ -6276,7 +8015,7 @@
         <w:pStyle w:val="Cmsor4"/>
       </w:pPr>
       <w:r>
-        <w:t>Teszteset azonosítója: TC-06</w:t>
+        <w:t>Hatodik teszt:</w:t>
       </w:r>
     </w:p>
     <w:p>
@@ -6379,7 +8118,7 @@
         <w:pStyle w:val="Cmsor4"/>
       </w:pPr>
       <w:r>
-        <w:t>Teszteset azonosítója: TC-07</w:t>
+        <w:t>Hetedik teszt:</w:t>
       </w:r>
     </w:p>
     <w:p>
@@ -6406,6 +8145,7 @@
         <w:ind w:left="360"/>
       </w:pPr>
       <w:r>
+        <w:lastRenderedPageBreak/>
         <w:t>Előfeltétel: A vendég be van jelentkezve. A pincérek felülete egy másik gépen aktív.</w:t>
       </w:r>
     </w:p>
@@ -6428,7 +8168,6 @@
         <w:spacing w:before="100" w:beforeAutospacing="1" w:after="100" w:afterAutospacing="1"/>
       </w:pPr>
       <w:r>
-        <w:lastRenderedPageBreak/>
         <w:t xml:space="preserve">A vendég rákattint a képernyő sarkában lévő "Pincér hívása" ikonra. </w:t>
       </w:r>
     </w:p>
@@ -6477,7 +8216,7 @@
         <w:pStyle w:val="Cmsor4"/>
       </w:pPr>
       <w:r>
-        <w:t>Teszteset azonosítója: TC-08</w:t>
+        <w:t>Nyolcadik teszt:</w:t>
       </w:r>
     </w:p>
     <w:p>
@@ -6561,7 +8300,15 @@
         <w:ind w:left="360"/>
       </w:pPr>
       <w:r>
-        <w:t xml:space="preserve">Elvárt eredmény: Az értékelés ablak eltűnik, a rendszer megköszöni a visszajelzést. Az adatok (pontszám, szöveg, rendelés ID) elmentésre kerülnek az adatbázis "ertekeles" táblájába. </w:t>
+        <w:t>Elvárt eredmény: Az értékelés ablak eltűnik, a rendszer megköszöni a visszajelzést. Az adatok (pontszám, szöveg, rendelés ID) elmentésre kerülnek az adatbázis "</w:t>
+      </w:r>
+      <w:proofErr w:type="spellStart"/>
+      <w:r>
+        <w:t>ertekeles</w:t>
+      </w:r>
+      <w:proofErr w:type="spellEnd"/>
+      <w:r>
+        <w:t xml:space="preserve">" táblájába. </w:t>
       </w:r>
     </w:p>
     <w:p>
@@ -6579,6 +8326,7 @@
         <w:ind w:left="360"/>
       </w:pPr>
       <w:r>
+        <w:lastRenderedPageBreak/>
         <w:t>Státusz: SIKERES</w:t>
       </w:r>
       <w:r>
@@ -6598,19 +8346,58 @@
         <w:spacing w:before="280" w:after="80" w:line="360" w:lineRule="auto"/>
         <w:jc w:val="both"/>
       </w:pPr>
-      <w:bookmarkStart w:id="51" w:name="_Toc228204138"/>
-      <w:r>
-        <w:lastRenderedPageBreak/>
+      <w:bookmarkStart w:id="50" w:name="_Toc228207389"/>
+      <w:r>
         <w:t>A Frontend (Kliensoldal) felépítése és működése</w:t>
       </w:r>
-      <w:bookmarkEnd w:id="51"/>
+      <w:bookmarkEnd w:id="50"/>
     </w:p>
     <w:p>
       <w:pPr>
         <w:spacing w:before="240" w:after="240"/>
       </w:pPr>
       <w:r>
-        <w:t>Amikor elkezdtük tervezni a Gusto Bistro felhasználói felületét, a legfőbb szempont a sebesség és az átláthatóság volt. Mivel a szoftver éttermi asztalokon, tableteken fog futni, nem engedhettük meg, hogy a vendégeknek várniuk kelljen az oldalak betöltésére. Ezért döntöttünk a React keretrendszer mellett, amivel egy úgynevezett "Single Page Application-t" hoztunk létre. Ez azt jelenti, hogy a használat során az oldal nem töltődik újra, hanem a képernyő elemei villámgyorsan cserélődnek a háttérben.</w:t>
+        <w:t xml:space="preserve">Amikor elkezdtük tervezni a </w:t>
+      </w:r>
+      <w:proofErr w:type="spellStart"/>
+      <w:r>
+        <w:t>Gusto</w:t>
+      </w:r>
+      <w:proofErr w:type="spellEnd"/>
+      <w:r>
+        <w:t xml:space="preserve"> </w:t>
+      </w:r>
+      <w:proofErr w:type="spellStart"/>
+      <w:r>
+        <w:t>Bistro</w:t>
+      </w:r>
+      <w:proofErr w:type="spellEnd"/>
+      <w:r>
+        <w:t xml:space="preserve"> felhasználói felületét, a legfőbb szempont a sebesség és az átláthatóság volt. Mivel a szoftver éttermi asztalokon, tableteken fog futni, nem engedhettük meg, hogy a vendégeknek várniuk kelljen az oldalak betöltésére. Ezért döntöttünk a </w:t>
+      </w:r>
+      <w:proofErr w:type="spellStart"/>
+      <w:r>
+        <w:t>React</w:t>
+      </w:r>
+      <w:proofErr w:type="spellEnd"/>
+      <w:r>
+        <w:t xml:space="preserve"> keretrendszer mellett, amivel egy úgynevezett "</w:t>
+      </w:r>
+      <w:proofErr w:type="spellStart"/>
+      <w:r>
+        <w:t>Single</w:t>
+      </w:r>
+      <w:proofErr w:type="spellEnd"/>
+      <w:r>
+        <w:t xml:space="preserve"> Page </w:t>
+      </w:r>
+      <w:proofErr w:type="spellStart"/>
+      <w:r>
+        <w:t>Application</w:t>
+      </w:r>
+      <w:proofErr w:type="spellEnd"/>
+      <w:r>
+        <w:t>-t" hoztunk létre. Ez azt jelenti, hogy a használat során az oldal nem töltődik újra, hanem a képernyő elemei villámgyorsan cserélődnek a háttérben.</w:t>
       </w:r>
     </w:p>
     <w:p>
@@ -6620,18 +8407,34 @@
         <w:keepLines w:val="0"/>
         <w:spacing w:line="360" w:lineRule="auto"/>
       </w:pPr>
-      <w:bookmarkStart w:id="52" w:name="_Toc228204139"/>
-      <w:r>
-        <w:t>1.Components és pages különbsége</w:t>
-      </w:r>
-      <w:bookmarkEnd w:id="52"/>
+      <w:bookmarkStart w:id="51" w:name="_Toc228207390"/>
+      <w:r>
+        <w:t xml:space="preserve">1.Components és </w:t>
+      </w:r>
+      <w:proofErr w:type="spellStart"/>
+      <w:r>
+        <w:t>pages</w:t>
+      </w:r>
+      <w:proofErr w:type="spellEnd"/>
+      <w:r>
+        <w:t xml:space="preserve"> különbsége</w:t>
+      </w:r>
+      <w:bookmarkEnd w:id="51"/>
     </w:p>
     <w:p>
       <w:pPr>
         <w:spacing w:before="240" w:after="240"/>
       </w:pPr>
       <w:r>
-        <w:t>Sok React projektben hajlamosak túlbonyolítani a mappaszerkezetet, nekünk viszont a tiszta és logikus felépítés volt a feladatunk, így tehát egyben célunk is. A projektünket mindössze két fő mappára bontottuk, ami megkönnyítette a közös munkát:</w:t>
+        <w:t xml:space="preserve">Sok </w:t>
+      </w:r>
+      <w:proofErr w:type="spellStart"/>
+      <w:r>
+        <w:t>React</w:t>
+      </w:r>
+      <w:proofErr w:type="spellEnd"/>
+      <w:r>
+        <w:t xml:space="preserve"> projektben hajlamosak túlbonyolítani a mappaszerkezetet, nekünk viszont a tiszta és logikus felépítés volt a feladatunk, így tehát egyben célunk is. A projektünket mindössze két fő mappára bontottuk, ami megkönnyítette a közös munkát:</w:t>
       </w:r>
     </w:p>
     <w:p>
@@ -6648,7 +8451,23 @@
           <w:b/>
           <w:bCs/>
         </w:rPr>
-        <w:t>Komponensek (components):</w:t>
+        <w:t>Komponensek (</w:t>
+      </w:r>
+      <w:proofErr w:type="spellStart"/>
+      <w:r>
+        <w:rPr>
+          <w:b/>
+          <w:bCs/>
+        </w:rPr>
+        <w:t>components</w:t>
+      </w:r>
+      <w:proofErr w:type="spellEnd"/>
+      <w:r>
+        <w:rPr>
+          <w:b/>
+          <w:bCs/>
+        </w:rPr>
+        <w:t>):</w:t>
       </w:r>
       <w:r>
         <w:t xml:space="preserve"> Ide kerültek azok a komponensek, amikből a felület építkezik. Ilyen például egy gomb, a kosár egy sora, vagy az a kártya, ami az étlapon egy-egy konkrét ételt jelenít meg. Mivel ezeket külön fájlként kezeltük, bárhol újra tudtuk őket használni a programban.</w:t>
@@ -6668,10 +8487,34 @@
           <w:b/>
           <w:bCs/>
         </w:rPr>
-        <w:t>Oldalak (pages):</w:t>
-      </w:r>
-      <w:r>
-        <w:t xml:space="preserve"> Itt találhatók maguk a teljes képernyős nézetek, mint például a Bejelentkező oldal, a fő Étlap nézet, vagy a Konyhai feladatkezelő tábla. Ezek az oldalak a components mappában lévő kisebb elemekből állnak össze.</w:t>
+        <w:t>Oldalak (</w:t>
+      </w:r>
+      <w:proofErr w:type="spellStart"/>
+      <w:r>
+        <w:rPr>
+          <w:b/>
+          <w:bCs/>
+        </w:rPr>
+        <w:t>pages</w:t>
+      </w:r>
+      <w:proofErr w:type="spellEnd"/>
+      <w:r>
+        <w:rPr>
+          <w:b/>
+          <w:bCs/>
+        </w:rPr>
+        <w:t>):</w:t>
+      </w:r>
+      <w:r>
+        <w:t xml:space="preserve"> Itt találhatók maguk a teljes képernyős nézetek, mint például a Bejelentkező oldal, a fő Étlap nézet, vagy a Konyhai feladatkezelő tábla. Ezek az oldalak a </w:t>
+      </w:r>
+      <w:proofErr w:type="spellStart"/>
+      <w:r>
+        <w:t>components</w:t>
+      </w:r>
+      <w:proofErr w:type="spellEnd"/>
+      <w:r>
+        <w:t xml:space="preserve"> mappában lévő kisebb elemekből állnak össze.</w:t>
       </w:r>
     </w:p>
     <w:p>
@@ -6681,18 +8524,42 @@
         <w:keepLines w:val="0"/>
         <w:spacing w:line="360" w:lineRule="auto"/>
       </w:pPr>
-      <w:bookmarkStart w:id="53" w:name="_Toc228204140"/>
+      <w:bookmarkStart w:id="52" w:name="_Toc228207391"/>
       <w:r>
         <w:t>2. A projektünkhöz használt képek helye</w:t>
       </w:r>
-      <w:bookmarkEnd w:id="53"/>
+      <w:bookmarkEnd w:id="52"/>
     </w:p>
     <w:p>
       <w:pPr>
         <w:spacing w:before="240" w:after="240"/>
       </w:pPr>
       <w:r>
-        <w:t>Érdekessége a frontendünknek, hogy nem tartalmaz külön mappát a képek vagy ikonok számára (nincs assets mappa). Ennek teljesítménybeli oka van: szerettük volna, ha a kliensoldali programunk (a frontend) mérete a lehető legkisebb marad, hogy a tabletek böngészője pillanatok alatt be tudja tölteni. Ehelyett a termékek fotóit külsős, felhőalapú képmegosztó oldalon (Imgur) tároljuk. A mi adatbázisunk a termék táblában csak a képek weblinkjét (URL-jét) menti el. Amikor a vendég megnyitja az étlapot, a tablet egyszerűen letölti a képeket a külső szerverről, így a mi saját alkalmazásunk rendkívül könnyű és gyors maradt.</w:t>
+        <w:t xml:space="preserve">Érdekessége a frontendünknek, hogy nem tartalmaz külön mappát a képek vagy ikonok számára (nincs </w:t>
+      </w:r>
+      <w:proofErr w:type="spellStart"/>
+      <w:r>
+        <w:t>assets</w:t>
+      </w:r>
+      <w:proofErr w:type="spellEnd"/>
+      <w:r>
+        <w:t xml:space="preserve"> mappa). Ennek </w:t>
+      </w:r>
+      <w:proofErr w:type="spellStart"/>
+      <w:r>
+        <w:t>teljesítménybeli</w:t>
+      </w:r>
+      <w:proofErr w:type="spellEnd"/>
+      <w:r>
+        <w:t xml:space="preserve"> oka van: szerettük volna, ha a kliensoldali programunk (a frontend) mérete a lehető legkisebb marad, hogy a tabletek böngészője pillanatok alatt be tudja tölteni. Ehelyett a termékek fotóit külsős, felhőalapú képmegosztó oldalon (</w:t>
+      </w:r>
+      <w:proofErr w:type="spellStart"/>
+      <w:r>
+        <w:t>Imgur</w:t>
+      </w:r>
+      <w:proofErr w:type="spellEnd"/>
+      <w:r>
+        <w:t>) tároljuk. A mi adatbázisunk a termék táblában csak a képek weblinkjét (URL-jét) menti el. Amikor a vendég megnyitja az étlapot, a tablet egyszerűen letölti a képeket a külső szerverről, így a mi saját alkalmazásunk rendkívül könnyű és gyors maradt.</w:t>
       </w:r>
     </w:p>
     <w:p>
@@ -6702,22 +8569,43 @@
         <w:keepLines w:val="0"/>
         <w:spacing w:line="360" w:lineRule="auto"/>
       </w:pPr>
-      <w:bookmarkStart w:id="54" w:name="_Toc228204141"/>
-      <w:r>
+      <w:bookmarkStart w:id="53" w:name="_Toc228207392"/>
+      <w:r>
+        <w:lastRenderedPageBreak/>
         <w:t>3. A szerver elérése</w:t>
       </w:r>
-      <w:bookmarkEnd w:id="54"/>
+      <w:bookmarkEnd w:id="53"/>
     </w:p>
     <w:p>
       <w:pPr>
         <w:spacing w:before="240" w:after="240"/>
       </w:pPr>
       <w:r>
-        <w:t xml:space="preserve">A hálózati kommunikáció kialakításánál nem hoztunk létre külön, központosított szolgáltatás-réteget (services) a szerverhívásoknak. Ehelyett az API hívásokat (az adatok lekérését vagy </w:t>
-      </w:r>
-      <w:r>
-        <w:lastRenderedPageBreak/>
-        <w:t>elküldését) minden esetben lokálisan, közvetlenül azon a komponensen belül valósítottuk meg, amelyiknek szüksége van rá. Ha például a "Konyha" oldalnak le kell kérnie a rendeléseket, az ehhez szükséges adatlekérés (Fetch hívás) magában a konyha komponens kódjában található. Ez a megközelítés azért zseniális, mert ha bármikor módosítani akarunk egy funkción, pontosan látjuk egyetlen fájlon belül, hogy milyen adatok érkeznek a szerverről, és azok hogyan jelennek meg a képernyőn. A biztonsági azonosítót (JWT token) is maguk a komponensek olvassák ki a böngésző memóriájából, és csatolják a kérések mellé.</w:t>
+        <w:t>A hálózati kommunikáció kialakításánál nem hoztunk létre külön, központosított szolgáltatás-réteget (</w:t>
+      </w:r>
+      <w:proofErr w:type="spellStart"/>
+      <w:r>
+        <w:t>services</w:t>
+      </w:r>
+      <w:proofErr w:type="spellEnd"/>
+      <w:r>
+        <w:t>) a szerverhívásoknak. Ehelyett az API hívásokat (az adatok lekérését vagy elküldését) minden esetben lokálisan, közvetlenül azon a komponensen belül valósítottuk meg, amelyiknek szüksége van rá. Ha például a "Konyha" oldalnak le kell kérnie a rendeléseket, az ehhez szükséges adatlekérés (</w:t>
+      </w:r>
+      <w:proofErr w:type="spellStart"/>
+      <w:r>
+        <w:t>Fetch</w:t>
+      </w:r>
+      <w:proofErr w:type="spellEnd"/>
+      <w:r>
+        <w:t xml:space="preserve"> hívás) magában a konyha komponens kódjában található. Ez a megközelítés azért zseniális, mert ha bármikor módosítani akarunk egy funkción, pontosan látjuk egyetlen fájlon belül, hogy milyen adatok érkeznek a szerverről, és azok hogyan jelennek meg a képernyőn. A biztonsági azonosítót (JWT </w:t>
+      </w:r>
+      <w:proofErr w:type="spellStart"/>
+      <w:r>
+        <w:t>token</w:t>
+      </w:r>
+      <w:proofErr w:type="spellEnd"/>
+      <w:r>
+        <w:t>) is maguk a komponensek olvassák ki a böngésző memóriájából, és csatolják a kérések mellé.</w:t>
       </w:r>
     </w:p>
     <w:p>
@@ -6727,18 +8615,42 @@
         <w:keepLines w:val="0"/>
         <w:spacing w:line="360" w:lineRule="auto"/>
       </w:pPr>
-      <w:bookmarkStart w:id="55" w:name="_Toc228204142"/>
+      <w:bookmarkStart w:id="54" w:name="_Toc228207393"/>
       <w:r>
         <w:t>4. A kosár tartalmának kezelése</w:t>
       </w:r>
-      <w:bookmarkEnd w:id="55"/>
+      <w:bookmarkEnd w:id="54"/>
     </w:p>
     <w:p>
       <w:pPr>
         <w:spacing w:before="240" w:after="240"/>
       </w:pPr>
       <w:r>
-        <w:t>Mivel az adatkéréseket maguk a komponensek intézik, az adatok tárolását is a React beépített helyi állapotkezelőivel (useState és useEffect) oldottuk meg. A kosár működése például úgy épül fel, hogy a fő "Étlap" oldal tartja nyilván egy virtuális jegyzettömbben, hogy a vendég miket válogatott össze. Amikor a vendég rákattint egy termékre, a komponens jelez a főoldalnak, ami frissíti ezt a memóriát. Ha a termék már a listán van, csak a darabszámát növeli, ha nincs, hozzáadja új tételként. Ez az adat egészen addig él, amíg a rendelés gomb megnyomásával el nem küldjük a szervernek.</w:t>
+        <w:t xml:space="preserve">Mivel az adatkéréseket maguk a komponensek intézik, az adatok tárolását is a </w:t>
+      </w:r>
+      <w:proofErr w:type="spellStart"/>
+      <w:r>
+        <w:t>React</w:t>
+      </w:r>
+      <w:proofErr w:type="spellEnd"/>
+      <w:r>
+        <w:t xml:space="preserve"> beépített helyi állapotkezelőivel (</w:t>
+      </w:r>
+      <w:proofErr w:type="spellStart"/>
+      <w:r>
+        <w:t>useState</w:t>
+      </w:r>
+      <w:proofErr w:type="spellEnd"/>
+      <w:r>
+        <w:t xml:space="preserve"> és </w:t>
+      </w:r>
+      <w:proofErr w:type="spellStart"/>
+      <w:r>
+        <w:t>useEffect</w:t>
+      </w:r>
+      <w:proofErr w:type="spellEnd"/>
+      <w:r>
+        <w:t>) oldottuk meg. A kosár működése például úgy épül fel, hogy a fő "Étlap" oldal tartja nyilván egy virtuális jegyzettömbben, hogy a vendég miket válogatott össze. Amikor a vendég rákattint egy termékre, a komponens jelez a főoldalnak, ami frissíti ezt a memóriát. Ha a termék már a listán van, csak a darabszámát növeli, ha nincs, hozzáadja új tételként. Ez az adat egészen addig él, amíg a rendelés gomb megnyomásával el nem küldjük a szervernek.</w:t>
       </w:r>
     </w:p>
     <w:p>
@@ -6748,17 +8660,25 @@
         <w:keepLines w:val="0"/>
         <w:spacing w:line="360" w:lineRule="auto"/>
       </w:pPr>
-      <w:bookmarkStart w:id="56" w:name="_Toc228204143"/>
-      <w:r>
-        <w:t>5. Gyakorlatb</w:t>
+      <w:bookmarkStart w:id="55" w:name="_Toc228207394"/>
+      <w:r>
+        <w:t xml:space="preserve">5. </w:t>
+      </w:r>
+      <w:proofErr w:type="spellStart"/>
+      <w:r>
+        <w:t>Gyakorlatb</w:t>
       </w:r>
       <w:r>
         <w:t>e</w:t>
       </w:r>
       <w:r>
-        <w:t>li működése</w:t>
-      </w:r>
-      <w:bookmarkEnd w:id="56"/>
+        <w:t>li</w:t>
+      </w:r>
+      <w:proofErr w:type="spellEnd"/>
+      <w:r>
+        <w:t xml:space="preserve"> működése</w:t>
+      </w:r>
+      <w:bookmarkEnd w:id="55"/>
     </w:p>
     <w:p>
       <w:pPr>
@@ -6773,8 +8693,9 @@
         <w:pStyle w:val="Cmsor1"/>
         <w:spacing w:line="360" w:lineRule="auto"/>
       </w:pPr>
-      <w:bookmarkStart w:id="57" w:name="_Toc228204144"/>
-      <w:r>
+      <w:bookmarkStart w:id="56" w:name="_Toc228207395"/>
+      <w:r>
+        <w:lastRenderedPageBreak/>
         <w:t>Telepítési</w:t>
       </w:r>
       <w:r>
@@ -6783,14 +8704,36 @@
       <w:r>
         <w:t>és Fejlesztői Útmutató</w:t>
       </w:r>
-      <w:bookmarkEnd w:id="57"/>
+      <w:bookmarkEnd w:id="56"/>
     </w:p>
     <w:p>
       <w:pPr>
         <w:spacing w:before="100" w:beforeAutospacing="1" w:after="100" w:afterAutospacing="1"/>
       </w:pPr>
       <w:r>
-        <w:t>Ahhoz, hogy a Gusto Bistro éttermi rendelési rendszer a fejlesztői környezetből egy másik számítógépre (például a vizsgabizottság gépére vagy egy éles éttermi szerverre) kerüljön, pontosan követni kell a telepítési lépéseket. Mivel a szoftverünk egy modern, háromrétegű architektúra (Adatbázis, Backend API, Frontend Kliens), mindhárom réteget külön-külön kell inicializálni és elindítani.</w:t>
+        <w:t xml:space="preserve">Ahhoz, hogy a </w:t>
+      </w:r>
+      <w:proofErr w:type="spellStart"/>
+      <w:r>
+        <w:t>Gusto</w:t>
+      </w:r>
+      <w:proofErr w:type="spellEnd"/>
+      <w:r>
+        <w:t xml:space="preserve"> </w:t>
+      </w:r>
+      <w:proofErr w:type="spellStart"/>
+      <w:r>
+        <w:t>Bistro</w:t>
+      </w:r>
+      <w:proofErr w:type="spellEnd"/>
+      <w:r>
+        <w:t xml:space="preserve"> éttermi rendelési rendszer a fejlesztői környezetből egy másik számítógépre</w:t>
+      </w:r>
+      <w:r>
+        <w:t xml:space="preserve"> </w:t>
+      </w:r>
+      <w:r>
+        <w:t>kerüljön, pontosan követni kell a telepítési lépéseket. Mivel a szoftverünk egy modern, háromrétegű architektúra (Adatbázis, Backend API, Frontend Kliens), mindhárom réteget külön-külön kell inicializálni és elindítani.</w:t>
       </w:r>
     </w:p>
     <w:p>
@@ -6798,7 +8741,6 @@
         <w:pStyle w:val="Cmsor4"/>
       </w:pPr>
       <w:r>
-        <w:lastRenderedPageBreak/>
         <w:t>1. Rendszerkövetelmények és szükséges szoftverek (Előfeltételek)</w:t>
       </w:r>
     </w:p>
@@ -6823,16 +8765,45 @@
           <w:b/>
           <w:bCs/>
         </w:rPr>
-        <w:t>XAMPP Control Panel:</w:t>
-      </w:r>
-      <w:r>
-        <w:t xml:space="preserve"> A MySQL</w:t>
-      </w:r>
+        <w:t xml:space="preserve">XAMPP </w:t>
+      </w:r>
+      <w:proofErr w:type="spellStart"/>
+      <w:r>
+        <w:rPr>
+          <w:b/>
+          <w:bCs/>
+        </w:rPr>
+        <w:t>Control</w:t>
+      </w:r>
+      <w:proofErr w:type="spellEnd"/>
+      <w:r>
+        <w:rPr>
+          <w:b/>
+          <w:bCs/>
+        </w:rPr>
+        <w:t xml:space="preserve"> Panel:</w:t>
+      </w:r>
+      <w:r>
+        <w:t xml:space="preserve"> A </w:t>
+      </w:r>
+      <w:proofErr w:type="spellStart"/>
+      <w:r>
+        <w:t>MySQL</w:t>
+      </w:r>
+      <w:proofErr w:type="spellEnd"/>
       <w:r>
         <w:t xml:space="preserve"> </w:t>
       </w:r>
       <w:r>
-        <w:t>adatbázis és az Apache webszerver futtatásához.</w:t>
+        <w:t xml:space="preserve">adatbázis és az </w:t>
+      </w:r>
+      <w:proofErr w:type="spellStart"/>
+      <w:r>
+        <w:t>Apache</w:t>
+      </w:r>
+      <w:proofErr w:type="spellEnd"/>
+      <w:r>
+        <w:t xml:space="preserve"> webszerver futtatásához.</w:t>
       </w:r>
     </w:p>
     <w:p>
@@ -6858,7 +8829,23 @@
         <w:t xml:space="preserve">: </w:t>
       </w:r>
       <w:r>
-        <w:t>A React alapú frontend keretrendszer csomagjainak letöltéséhez és a fejlesztői szerver futtatásához (tartalmazza az npm csomagkezelőt).</w:t>
+        <w:t xml:space="preserve">A </w:t>
+      </w:r>
+      <w:proofErr w:type="spellStart"/>
+      <w:r>
+        <w:t>React</w:t>
+      </w:r>
+      <w:proofErr w:type="spellEnd"/>
+      <w:r>
+        <w:t xml:space="preserve"> alapú frontend keretrendszer csomagjainak letöltéséhez és a fejlesztői szerver futtatásához (tartalmazza az </w:t>
+      </w:r>
+      <w:proofErr w:type="spellStart"/>
+      <w:r>
+        <w:t>npm</w:t>
+      </w:r>
+      <w:proofErr w:type="spellEnd"/>
+      <w:r>
+        <w:t xml:space="preserve"> csomagkezelőt).</w:t>
       </w:r>
     </w:p>
     <w:p>
@@ -6874,7 +8861,23 @@
           <w:b/>
           <w:bCs/>
         </w:rPr>
-        <w:t>Visual Studio 2022 (vagy újabb):</w:t>
+        <w:t xml:space="preserve">Visual </w:t>
+      </w:r>
+      <w:proofErr w:type="spellStart"/>
+      <w:r>
+        <w:rPr>
+          <w:b/>
+          <w:bCs/>
+        </w:rPr>
+        <w:t>Studio</w:t>
+      </w:r>
+      <w:proofErr w:type="spellEnd"/>
+      <w:r>
+        <w:rPr>
+          <w:b/>
+          <w:bCs/>
+        </w:rPr>
+        <w:t xml:space="preserve"> 2022 (vagy újabb):</w:t>
       </w:r>
       <w:r>
         <w:t xml:space="preserve"> A C# backend projekt megnyitásához, fordításához és futtatásához.</w:t>
@@ -6904,7 +8907,15 @@
         <w:pStyle w:val="Cmsor4"/>
       </w:pPr>
       <w:r>
-        <w:t>2. Az Adatbázis (MySQL) beüzemelése</w:t>
+        <w:t>2. Az Adatbázis (</w:t>
+      </w:r>
+      <w:proofErr w:type="spellStart"/>
+      <w:r>
+        <w:t>MySQL</w:t>
+      </w:r>
+      <w:proofErr w:type="spellEnd"/>
+      <w:r>
+        <w:t>) beüzemelése</w:t>
       </w:r>
     </w:p>
     <w:p>
@@ -6924,7 +8935,15 @@
         <w:spacing w:before="100" w:beforeAutospacing="1" w:after="100" w:afterAutospacing="1"/>
       </w:pPr>
       <w:r>
-        <w:t>Lépés: Nyissuk meg a XAMPP Control Panel alkalmazást rendszergazdai jogosultsággal.</w:t>
+        <w:t xml:space="preserve">Lépés: Nyissuk meg a XAMPP </w:t>
+      </w:r>
+      <w:proofErr w:type="spellStart"/>
+      <w:r>
+        <w:t>Control</w:t>
+      </w:r>
+      <w:proofErr w:type="spellEnd"/>
+      <w:r>
+        <w:t xml:space="preserve"> Panel alkalmazást rendszergazdai jogosultsággal.</w:t>
       </w:r>
     </w:p>
     <w:p>
@@ -6936,7 +8955,23 @@
         <w:spacing w:before="100" w:beforeAutospacing="1" w:after="100" w:afterAutospacing="1"/>
       </w:pPr>
       <w:r>
-        <w:t>Lépés: Indítsuk el az Apache és a MySQL modulokat a mellettük található "Start" gombok megnyomásával. Ha a modulok nevei zöldre váltanak, a szerverek sikeresen futnak.</w:t>
+        <w:t xml:space="preserve">Lépés: Indítsuk el az </w:t>
+      </w:r>
+      <w:proofErr w:type="spellStart"/>
+      <w:r>
+        <w:t>Apache</w:t>
+      </w:r>
+      <w:proofErr w:type="spellEnd"/>
+      <w:r>
+        <w:t xml:space="preserve"> és a </w:t>
+      </w:r>
+      <w:proofErr w:type="spellStart"/>
+      <w:r>
+        <w:t>MySQL</w:t>
+      </w:r>
+      <w:proofErr w:type="spellEnd"/>
+      <w:r>
+        <w:t xml:space="preserve"> modulokat a mellettük található "Start" gombok megnyomásával. Ha a modulok nevei zöldre váltanak, a szerverek sikeresen futnak.</w:t>
       </w:r>
     </w:p>
     <w:p>
@@ -6948,7 +8983,23 @@
         <w:spacing w:before="100" w:beforeAutospacing="1" w:after="100" w:afterAutospacing="1"/>
       </w:pPr>
       <w:r>
-        <w:t>Lépés: Nyissunk meg egy tetszőleges webböngészőt (pl. Google Chrome), és a címsorba gépeljük be a "localhost/phpmyadmin" címet.</w:t>
+        <w:t>Lépés: Nyissunk meg egy tetszőleges webböngészőt (pl. Google Chrome), és a címsorba gépeljük be a "</w:t>
+      </w:r>
+      <w:proofErr w:type="spellStart"/>
+      <w:r>
+        <w:t>localhost</w:t>
+      </w:r>
+      <w:proofErr w:type="spellEnd"/>
+      <w:r>
+        <w:t>/</w:t>
+      </w:r>
+      <w:proofErr w:type="spellStart"/>
+      <w:r>
+        <w:t>phpmyadmin</w:t>
+      </w:r>
+      <w:proofErr w:type="spellEnd"/>
+      <w:r>
+        <w:t>" címet.</w:t>
       </w:r>
     </w:p>
     <w:p>
@@ -6960,7 +9011,15 @@
         <w:spacing w:before="100" w:beforeAutospacing="1" w:after="100" w:afterAutospacing="1"/>
       </w:pPr>
       <w:r>
-        <w:t>Lépés: A bal oldali panelen hozzunk létre egy új adatbázist "rendelotablet" néven. Fontos, hogy az illesztés (Collation) beállításnál az "utf8_general_ci" (vagy utf8mb4) kódolást válasszuk, hogy a magyar ékezetes karakterek (pl. a termékneveknél) helyesen jelenjenek meg.</w:t>
+        <w:t>Lépés: A bal oldali panelen hozzunk létre egy új adatbázist "</w:t>
+      </w:r>
+      <w:proofErr w:type="spellStart"/>
+      <w:r>
+        <w:t>rendelotablet</w:t>
+      </w:r>
+      <w:proofErr w:type="spellEnd"/>
+      <w:r>
+        <w:t>" néven. Fontos, hogy az illesztés (Collation) beállításnál az "utf8_general_ci" (vagy utf8mb4) kódolást válasszuk, hogy a magyar ékezetes karakterek (pl. a termékneveknél) helyesen jelenjenek meg.</w:t>
       </w:r>
     </w:p>
     <w:p>
@@ -6972,6 +9031,7 @@
         <w:spacing w:before="100" w:beforeAutospacing="1" w:after="100" w:afterAutospacing="1"/>
       </w:pPr>
       <w:r>
+        <w:lastRenderedPageBreak/>
         <w:t>Lépés: Kattintsunk a felső menüsorban az "Importálás" fülre.</w:t>
       </w:r>
     </w:p>
@@ -6984,7 +9044,15 @@
         <w:spacing w:before="100" w:beforeAutospacing="1" w:after="100" w:afterAutospacing="1"/>
       </w:pPr>
       <w:r>
-        <w:t>Lépés: A "Fájl kiválasztása" gombbal tallózzuk ki a projektünk mappájából a "rendelotablet.sql" nevű fájlt, majd a lap alján nyomjuk meg az "Indítás" gombot.</w:t>
+        <w:t>Lépés: A "Fájl kiválasztása" gombbal tallózzuk ki a projektünk mappájából a "</w:t>
+      </w:r>
+      <w:proofErr w:type="spellStart"/>
+      <w:r>
+        <w:t>rendelotablet.sql</w:t>
+      </w:r>
+      <w:proofErr w:type="spellEnd"/>
+      <w:r>
+        <w:t>" nevű fájlt, majd a lap alján nyomjuk meg az "Indítás" gombot.</w:t>
       </w:r>
     </w:p>
     <w:p>
@@ -6996,7 +9064,20 @@
         <w:spacing w:before="100" w:beforeAutospacing="1" w:after="100" w:afterAutospacing="1"/>
       </w:pPr>
       <w:r>
-        <w:t>Lépés: Sikeres importálás után a bal oldali sávban megjelenik a 8 darab feltöltött tábla (asztal, termek, rendeles, stb.), bennük a fejlesztés során rögzített tesztadatokkal.</w:t>
+        <w:t xml:space="preserve">Lépés: Sikeres importálás után a bal oldali sávban megjelenik a 8 darab feltöltött tábla (asztal, termek, </w:t>
+      </w:r>
+      <w:proofErr w:type="spellStart"/>
+      <w:proofErr w:type="gramStart"/>
+      <w:r>
+        <w:t>rendeles</w:t>
+      </w:r>
+      <w:proofErr w:type="spellEnd"/>
+      <w:r>
+        <w:t>,</w:t>
+      </w:r>
+      <w:proofErr w:type="gramEnd"/>
+      <w:r>
+        <w:t xml:space="preserve"> stb.), bennük a fejlesztés során rögzített tesztadatokkal.</w:t>
       </w:r>
     </w:p>
     <w:p>
@@ -7004,7 +9085,6 @@
         <w:pStyle w:val="Cmsor4"/>
       </w:pPr>
       <w:r>
-        <w:lastRenderedPageBreak/>
         <w:t>3. A Szerveroldal (Backend Web API) elindítása</w:t>
       </w:r>
     </w:p>
@@ -7025,7 +9105,31 @@
         <w:spacing w:before="100" w:beforeAutospacing="1" w:after="100" w:afterAutospacing="1"/>
       </w:pPr>
       <w:r>
-        <w:t>Lépés: Navigáljunk a backend projektünk főkönyvtárába, és nyissuk meg a ".sln" (Solution) kiterjesztésű fájlt a Visual Studio segítségével.</w:t>
+        <w:t>Lépés: Navigáljunk a backend projektünk főkönyvtárába, és nyissuk meg a ".</w:t>
+      </w:r>
+      <w:proofErr w:type="spellStart"/>
+      <w:r>
+        <w:t>sln</w:t>
+      </w:r>
+      <w:proofErr w:type="spellEnd"/>
+      <w:r>
+        <w:t>" (</w:t>
+      </w:r>
+      <w:proofErr w:type="spellStart"/>
+      <w:r>
+        <w:t>Solution</w:t>
+      </w:r>
+      <w:proofErr w:type="spellEnd"/>
+      <w:r>
+        <w:t xml:space="preserve">) kiterjesztésű fájlt a Visual </w:t>
+      </w:r>
+      <w:proofErr w:type="spellStart"/>
+      <w:r>
+        <w:t>Studio</w:t>
+      </w:r>
+      <w:proofErr w:type="spellEnd"/>
+      <w:r>
+        <w:t xml:space="preserve"> segítségével.</w:t>
       </w:r>
     </w:p>
     <w:p>
@@ -7037,7 +9141,47 @@
         <w:spacing w:before="100" w:beforeAutospacing="1" w:after="100" w:afterAutospacing="1"/>
       </w:pPr>
       <w:r>
-        <w:t>Lépés: A Visual Studio a megnyitás után automatikusan ellenőrzi a hivatkozásokat. Várjuk meg, amíg a NuGet csomagkezelő letölti a szükséges függőségeket (pl. Entity Framework Core, JWT Bearer csomagok).</w:t>
+        <w:t xml:space="preserve">Lépés: A Visual </w:t>
+      </w:r>
+      <w:proofErr w:type="spellStart"/>
+      <w:r>
+        <w:t>Studio</w:t>
+      </w:r>
+      <w:proofErr w:type="spellEnd"/>
+      <w:r>
+        <w:t xml:space="preserve"> a megnyitás után automatikusan ellenőrzi a hivatkozásokat. Várjuk meg, amíg a </w:t>
+      </w:r>
+      <w:proofErr w:type="spellStart"/>
+      <w:r>
+        <w:t>NuGet</w:t>
+      </w:r>
+      <w:proofErr w:type="spellEnd"/>
+      <w:r>
+        <w:t xml:space="preserve"> csomagkezelő letölti a szükséges függőségeket (pl. </w:t>
+      </w:r>
+      <w:proofErr w:type="spellStart"/>
+      <w:r>
+        <w:t>Entity</w:t>
+      </w:r>
+      <w:proofErr w:type="spellEnd"/>
+      <w:r>
+        <w:t xml:space="preserve"> Framework </w:t>
+      </w:r>
+      <w:proofErr w:type="spellStart"/>
+      <w:r>
+        <w:t>Core</w:t>
+      </w:r>
+      <w:proofErr w:type="spellEnd"/>
+      <w:r>
+        <w:t xml:space="preserve">, JWT </w:t>
+      </w:r>
+      <w:proofErr w:type="spellStart"/>
+      <w:r>
+        <w:t>Bearer</w:t>
+      </w:r>
+      <w:proofErr w:type="spellEnd"/>
+      <w:r>
+        <w:t xml:space="preserve"> csomagok).</w:t>
       </w:r>
     </w:p>
     <w:p>
@@ -7049,7 +9193,25 @@
         <w:spacing w:before="100" w:beforeAutospacing="1" w:after="100" w:afterAutospacing="1"/>
       </w:pPr>
       <w:r>
-        <w:t>Lépés: A Megoldáskezelőben (Solution Explorer) keressük meg és nyissuk meg az "appsettings.json" fájlt.</w:t>
+        <w:t>Lépés: A Megoldáskezelőben (</w:t>
+      </w:r>
+      <w:proofErr w:type="spellStart"/>
+      <w:r>
+        <w:t>Solution</w:t>
+      </w:r>
+      <w:proofErr w:type="spellEnd"/>
+      <w:r>
+        <w:t xml:space="preserve"> Explorer) keressük meg és nyissuk meg az "</w:t>
+      </w:r>
+      <w:proofErr w:type="spellStart"/>
+      <w:proofErr w:type="gramStart"/>
+      <w:r>
+        <w:t>appsettings.json</w:t>
+      </w:r>
+      <w:proofErr w:type="spellEnd"/>
+      <w:proofErr w:type="gramEnd"/>
+      <w:r>
+        <w:t>" fájlt.</w:t>
       </w:r>
     </w:p>
     <w:p>
@@ -7061,7 +9223,23 @@
         <w:spacing w:before="100" w:beforeAutospacing="1" w:after="100" w:afterAutospacing="1"/>
       </w:pPr>
       <w:r>
-        <w:t>Lépés: Ellenőrizzük a "ConnectionStrings" blokkot. Itt kell lennie az adatbázis elérési útjának. Alapértelmezett XAMPP telepítés esetén a felhasználónév "root", a jelszó pedig üres.</w:t>
+        <w:t>Lépés: Ellenőrizzük a "</w:t>
+      </w:r>
+      <w:proofErr w:type="spellStart"/>
+      <w:r>
+        <w:t>ConnectionStrings</w:t>
+      </w:r>
+      <w:proofErr w:type="spellEnd"/>
+      <w:r>
+        <w:t>" blokkot. Itt kell lennie az adatbázis elérési útjának. Alapértelmezett XAMPP telepítés esetén a felhasználónév "</w:t>
+      </w:r>
+      <w:proofErr w:type="spellStart"/>
+      <w:r>
+        <w:t>root</w:t>
+      </w:r>
+      <w:proofErr w:type="spellEnd"/>
+      <w:r>
+        <w:t>", a jelszó pedig üres.</w:t>
       </w:r>
     </w:p>
     <w:p>
@@ -7085,7 +9263,39 @@
         <w:spacing w:before="100" w:beforeAutospacing="1" w:after="100" w:afterAutospacing="1"/>
       </w:pPr>
       <w:r>
-        <w:t>Lépés: A Visual Studio lefordítja a kódot, és megnyit egy parancssori ablakot, valamint a böngészőben a Swagger API dokumentációs felületet. A backend innentől kezdve aktívan "hallgatózik" a megadott localhost porton (pl. https://localhost:7123).</w:t>
+        <w:t xml:space="preserve">Lépés: A Visual </w:t>
+      </w:r>
+      <w:proofErr w:type="spellStart"/>
+      <w:r>
+        <w:t>Studio</w:t>
+      </w:r>
+      <w:proofErr w:type="spellEnd"/>
+      <w:r>
+        <w:t xml:space="preserve"> lefordítja a kódot, és megnyit egy parancssori ablakot, valamint a böngészőben a </w:t>
+      </w:r>
+      <w:proofErr w:type="spellStart"/>
+      <w:r>
+        <w:t>Swagger</w:t>
+      </w:r>
+      <w:proofErr w:type="spellEnd"/>
+      <w:r>
+        <w:t xml:space="preserve"> API dokumentációs felületet. A backend innentől kezdve aktívan "hallgatózik" a megadott </w:t>
+      </w:r>
+      <w:proofErr w:type="spellStart"/>
+      <w:r>
+        <w:t>localhost</w:t>
+      </w:r>
+      <w:proofErr w:type="spellEnd"/>
+      <w:r>
+        <w:t xml:space="preserve"> </w:t>
+      </w:r>
+      <w:proofErr w:type="spellStart"/>
+      <w:r>
+        <w:t>porton</w:t>
+      </w:r>
+      <w:proofErr w:type="spellEnd"/>
+      <w:r>
+        <w:t xml:space="preserve"> (pl. https://localhost:7123).</w:t>
       </w:r>
     </w:p>
     <w:p>
@@ -7093,7 +9303,15 @@
         <w:pStyle w:val="Cmsor4"/>
       </w:pPr>
       <w:r>
-        <w:t>4. A Kliensoldal (React Frontend) elindítása</w:t>
+        <w:t>4. A Kliensoldal (</w:t>
+      </w:r>
+      <w:proofErr w:type="spellStart"/>
+      <w:r>
+        <w:t>React</w:t>
+      </w:r>
+      <w:proofErr w:type="spellEnd"/>
+      <w:r>
+        <w:t xml:space="preserve"> Frontend) elindítása</w:t>
       </w:r>
     </w:p>
     <w:p>
@@ -7113,7 +9331,15 @@
         <w:spacing w:before="100" w:beforeAutospacing="1" w:after="100" w:afterAutospacing="1"/>
       </w:pPr>
       <w:r>
-        <w:t>Lépés: Nyissuk meg a számítógép fájlkezelőjében a frontend React projekt mappáját.</w:t>
+        <w:t xml:space="preserve">Lépés: Nyissuk meg a számítógép fájlkezelőjében a frontend </w:t>
+      </w:r>
+      <w:proofErr w:type="spellStart"/>
+      <w:r>
+        <w:t>React</w:t>
+      </w:r>
+      <w:proofErr w:type="spellEnd"/>
+      <w:r>
+        <w:t xml:space="preserve"> projekt mappáját.</w:t>
       </w:r>
     </w:p>
     <w:p>
@@ -7125,7 +9351,15 @@
         <w:spacing w:before="100" w:beforeAutospacing="1" w:after="100" w:afterAutospacing="1"/>
       </w:pPr>
       <w:r>
-        <w:t>Lépés: Kattintsunk a mappa címsorába, írjuk be a "cmd" parancsot, és nyomjunk Entert. Ez megnyit egy parancssori ablakot pontosan abban a mappában.</w:t>
+        <w:t>Lépés: Kattintsunk a mappa címsorába, írjuk be a "</w:t>
+      </w:r>
+      <w:proofErr w:type="spellStart"/>
+      <w:r>
+        <w:t>cmd</w:t>
+      </w:r>
+      <w:proofErr w:type="spellEnd"/>
+      <w:r>
+        <w:t>" parancsot, és nyomjunk Entert. Ez megnyit egy parancssori ablakot pontosan abban a mappában.</w:t>
       </w:r>
     </w:p>
     <w:p>
@@ -7137,7 +9371,32 @@
         <w:spacing w:before="100" w:beforeAutospacing="1" w:after="100" w:afterAutospacing="1"/>
       </w:pPr>
       <w:r>
-        <w:t>Lépés: A hiányzó Node csomagok letöltéséhez adjuk ki az "npm install" parancsot. (Ez a lépés csak az legelső indításkor kötelező, vagy ha egy fejlesztőtárs új csomagot adott a projekthez).</w:t>
+        <w:lastRenderedPageBreak/>
+        <w:t xml:space="preserve">Lépés: A hiányzó </w:t>
+      </w:r>
+      <w:proofErr w:type="spellStart"/>
+      <w:r>
+        <w:t>Node</w:t>
+      </w:r>
+      <w:proofErr w:type="spellEnd"/>
+      <w:r>
+        <w:t xml:space="preserve"> csomagok letöltéséhez adjuk ki az "</w:t>
+      </w:r>
+      <w:proofErr w:type="spellStart"/>
+      <w:r>
+        <w:t>npm</w:t>
+      </w:r>
+      <w:proofErr w:type="spellEnd"/>
+      <w:r>
+        <w:t xml:space="preserve"> </w:t>
+      </w:r>
+      <w:proofErr w:type="spellStart"/>
+      <w:r>
+        <w:t>install</w:t>
+      </w:r>
+      <w:proofErr w:type="spellEnd"/>
+      <w:r>
+        <w:t>" parancsot. (Ez a lépés csak az legelső indításkor kötelező, vagy ha egy fejlesztőtárs új csomagot adott a projekthez).</w:t>
       </w:r>
     </w:p>
     <w:p>
@@ -7149,7 +9408,23 @@
         <w:spacing w:before="100" w:beforeAutospacing="1" w:after="100" w:afterAutospacing="1"/>
       </w:pPr>
       <w:r>
-        <w:t>Lépés: A letöltés befejezése után (amikor létrejött a node_modules mappa), adjuk ki az "npm start" parancsot a fejlesztői szerver elindításához.</w:t>
+        <w:t xml:space="preserve">Lépés: A letöltés befejezése után (amikor létrejött a </w:t>
+      </w:r>
+      <w:proofErr w:type="spellStart"/>
+      <w:r>
+        <w:t>node_modules</w:t>
+      </w:r>
+      <w:proofErr w:type="spellEnd"/>
+      <w:r>
+        <w:t xml:space="preserve"> mappa), adjuk ki az "</w:t>
+      </w:r>
+      <w:proofErr w:type="spellStart"/>
+      <w:r>
+        <w:t>npm</w:t>
+      </w:r>
+      <w:proofErr w:type="spellEnd"/>
+      <w:r>
+        <w:t xml:space="preserve"> start" parancsot a fejlesztői szerver elindításához.</w:t>
       </w:r>
     </w:p>
     <w:p>
@@ -7161,7 +9436,23 @@
         <w:spacing w:before="100" w:beforeAutospacing="1" w:after="100" w:afterAutospacing="1"/>
       </w:pPr>
       <w:r>
-        <w:t>Lépés: A folyamat végén a rendszer automatikusan megnyitja a böngészőben a "localhost:3000" címet, ahol megjelenik a Gusto Bistro bejelentkező képernyője.</w:t>
+        <w:t xml:space="preserve">Lépés: A folyamat végén a rendszer automatikusan megnyitja a böngészőben a "localhost:3000" címet, ahol megjelenik a </w:t>
+      </w:r>
+      <w:proofErr w:type="spellStart"/>
+      <w:r>
+        <w:t>Gusto</w:t>
+      </w:r>
+      <w:proofErr w:type="spellEnd"/>
+      <w:r>
+        <w:t xml:space="preserve"> </w:t>
+      </w:r>
+      <w:proofErr w:type="spellStart"/>
+      <w:r>
+        <w:t>Bistro</w:t>
+      </w:r>
+      <w:proofErr w:type="spellEnd"/>
+      <w:r>
+        <w:t xml:space="preserve"> bejelentkező képernyője.</w:t>
       </w:r>
     </w:p>
     <w:p>
@@ -7169,7 +9460,6 @@
         <w:spacing w:before="100" w:beforeAutospacing="1" w:after="100" w:afterAutospacing="1"/>
       </w:pPr>
       <w:r>
-        <w:lastRenderedPageBreak/>
         <w:t>Ha minden lépést pontosan követtünk, a frontend sikeresen kapcsolódik a futó backendhez, a backend pedig az XAMPP adatbázisához. A rendszer ezzel a tesztelésre és a használatra kész állapotba került!</w:t>
       </w:r>
     </w:p>
@@ -7177,11 +9467,11 @@
       <w:pPr>
         <w:pStyle w:val="Cmsor1"/>
       </w:pPr>
-      <w:bookmarkStart w:id="58" w:name="_Toc228204145"/>
+      <w:bookmarkStart w:id="57" w:name="_Toc228207396"/>
       <w:r>
         <w:t>Felhasználói Kézikönyv és Útmutató</w:t>
       </w:r>
-      <w:bookmarkEnd w:id="58"/>
+      <w:bookmarkEnd w:id="57"/>
     </w:p>
     <w:p>
       <w:pPr>
@@ -7190,7 +9480,23 @@
         <w:jc w:val="both"/>
       </w:pPr>
       <w:r>
-        <w:t>A Gusto Bistro szoftverrendszer tervezésekor kiemelt figyelmet fordítottunk az ergonómiára és a könnyű használhatóságra. Mivel a rendszert a vendégek előzetes betanítás nélkül használják, a felületnek intuitívnak és egyértelműnek kell lennie. Az alábbi kézikönyv lépésről lépésre bemutatja a rendszer funkcióit a két fő felhasználói csoport: a vendégek és a személyzet szemszögéből.</w:t>
+        <w:t xml:space="preserve">A </w:t>
+      </w:r>
+      <w:proofErr w:type="spellStart"/>
+      <w:r>
+        <w:t>Gusto</w:t>
+      </w:r>
+      <w:proofErr w:type="spellEnd"/>
+      <w:r>
+        <w:t xml:space="preserve"> </w:t>
+      </w:r>
+      <w:proofErr w:type="spellStart"/>
+      <w:r>
+        <w:t>Bistro</w:t>
+      </w:r>
+      <w:proofErr w:type="spellEnd"/>
+      <w:r>
+        <w:t xml:space="preserve"> szoftverrendszer tervezésekor kiemelt figyelmet fordítottunk az ergonómiára és a könnyű használhatóságra. Mivel a rendszert a vendégek előzetes betanítás nélkül használják, a felületnek intuitívnak és egyértelműnek kell lennie. Az alábbi kézikönyv lépésről lépésre bemutatja a rendszer funkcióit a két fő felhasználói csoport: a vendégek és a személyzet szemszögéből.</w:t>
       </w:r>
     </w:p>
     <w:p>
@@ -7208,7 +9514,15 @@
         <w:jc w:val="both"/>
       </w:pPr>
       <w:r>
-        <w:t>A vendégtérben elhelyezett tableteken a szoftver "Guest" (Vendég) jogosultsággal fut, így a vásárlók csak a saját asztalukhoz tartozó funkciókhoz férnek hozzá.</w:t>
+        <w:t>A vendégtérben elhelyezett tableteken a szoftver "</w:t>
+      </w:r>
+      <w:proofErr w:type="spellStart"/>
+      <w:r>
+        <w:t>Guest</w:t>
+      </w:r>
+      <w:proofErr w:type="spellEnd"/>
+      <w:r>
+        <w:t>" (Vendég) jogosultsággal fut, így a vásárlók csak a saját asztalukhoz tartozó funkciókhoz férnek hozzá.</w:t>
       </w:r>
     </w:p>
     <w:p>
@@ -7232,7 +9546,31 @@
         <w:t>:</w:t>
       </w:r>
       <w:r>
-        <w:t xml:space="preserve"> A tablet bekapcsolása után a kezdőképernyő fogadja a felhasználót. Az étterem nyitásakor a személyzet kiválasztja a legördülő menüből az adott asztal számát (pl. "Asztal 1"), és a megfelelő jelszóval aktiválja a gépet. Ezt követően a képernyőn megjelenik a Gusto Bistro üdvözlőfelülete és az aktuális Napi Ajánlat (Featured termék).</w:t>
+        <w:t xml:space="preserve"> A tablet bekapcsolása után a kezdőképernyő fogadja a felhasználót. Az étterem nyitásakor a személyzet kiválasztja a legördülő menüből az adott asztal számát (pl. "Asztal 1"), és a megfelelő jelszóval aktiválja a gépet. Ezt követően a képernyőn megjelenik a </w:t>
+      </w:r>
+      <w:proofErr w:type="spellStart"/>
+      <w:r>
+        <w:t>Gusto</w:t>
+      </w:r>
+      <w:proofErr w:type="spellEnd"/>
+      <w:r>
+        <w:t xml:space="preserve"> </w:t>
+      </w:r>
+      <w:proofErr w:type="spellStart"/>
+      <w:r>
+        <w:t>Bistro</w:t>
+      </w:r>
+      <w:proofErr w:type="spellEnd"/>
+      <w:r>
+        <w:t xml:space="preserve"> üdvözlőfelülete és az aktuális Napi Ajánlat (</w:t>
+      </w:r>
+      <w:proofErr w:type="spellStart"/>
+      <w:r>
+        <w:t>Featured</w:t>
+      </w:r>
+      <w:proofErr w:type="spellEnd"/>
+      <w:r>
+        <w:t xml:space="preserve"> termék).</w:t>
       </w:r>
     </w:p>
     <w:p>
@@ -7273,6 +9611,7 @@
         <w:jc w:val="both"/>
       </w:pPr>
       <w:r>
+        <w:lastRenderedPageBreak/>
         <w:t xml:space="preserve">A képernyő bal oldalán vagy tetején találhatók a főkategóriák (Pizzák, Levesek, </w:t>
       </w:r>
       <w:r>
@@ -7324,7 +9663,6 @@
         <w:jc w:val="both"/>
       </w:pPr>
       <w:r>
-        <w:lastRenderedPageBreak/>
         <w:t>A Kosár tartalma a képernyő jobb oldalán (vagy egy külön felugró ablakban) folyamatosan nyomon követhető.</w:t>
       </w:r>
     </w:p>
@@ -7475,6 +9813,7 @@
         <w:pStyle w:val="Cmsor4"/>
       </w:pPr>
       <w:r>
+        <w:lastRenderedPageBreak/>
         <w:t>2. Személyzeti felület (Konyha és Felszolgálók)</w:t>
       </w:r>
     </w:p>
@@ -7485,7 +9824,15 @@
         <w:jc w:val="both"/>
       </w:pPr>
       <w:r>
-        <w:t>A konyhában elhelyezett kijelzők, illetve a felszolgálók mobil eszközei "Staff" (Személyzet) jogosultsággal jelentkeznek be a rendszerbe. Ez a felület szigorúan a munkavégzést és a folyamatok menedzselését szolgálja.</w:t>
+        <w:t>A konyhában elhelyezett kijelzők, illetve a felszolgálók mobil eszközei "</w:t>
+      </w:r>
+      <w:proofErr w:type="spellStart"/>
+      <w:r>
+        <w:t>Staff</w:t>
+      </w:r>
+      <w:proofErr w:type="spellEnd"/>
+      <w:r>
+        <w:t>" (Személyzet) jogosultsággal jelentkeznek be a rendszerbe. Ez a felület szigorúan a munkavégzést és a folyamatok menedzselését szolgálja.</w:t>
       </w:r>
     </w:p>
     <w:p>
@@ -7523,7 +9870,6 @@
         <w:jc w:val="both"/>
       </w:pPr>
       <w:r>
-        <w:lastRenderedPageBreak/>
         <w:t>Amint egy vendég lead egy rendelést, az azonnal, oldalfrissítés nélkül megjelenik a konyhai kijelző "Új rendelések" oszlopában egy kártya formájában.</w:t>
       </w:r>
     </w:p>
@@ -7678,11 +10024,12 @@
         <w:pStyle w:val="Cmsor1"/>
         <w:spacing w:line="360" w:lineRule="auto"/>
       </w:pPr>
-      <w:bookmarkStart w:id="59" w:name="_Toc228204146"/>
-      <w:r>
+      <w:bookmarkStart w:id="58" w:name="_Toc228207397"/>
+      <w:r>
+        <w:lastRenderedPageBreak/>
         <w:t>Kommunikációs eszközök és kapcsolattartás:</w:t>
       </w:r>
-      <w:bookmarkEnd w:id="59"/>
+      <w:bookmarkEnd w:id="58"/>
     </w:p>
     <w:p>
       <w:r>
@@ -7696,8 +10043,13 @@
     </w:p>
     <w:p>
       <w:r>
-        <w:t>Megbeszélések - Discord</w:t>
-      </w:r>
+        <w:t xml:space="preserve">Megbeszélések - </w:t>
+      </w:r>
+      <w:proofErr w:type="spellStart"/>
+      <w:r>
+        <w:t>Discord</w:t>
+      </w:r>
+      <w:proofErr w:type="spellEnd"/>
     </w:p>
     <w:p>
       <w:r>
@@ -7725,12 +10077,11 @@
         <w:pStyle w:val="Cmsor1"/>
         <w:spacing w:line="360" w:lineRule="auto"/>
       </w:pPr>
-      <w:bookmarkStart w:id="60" w:name="_Toc228204147"/>
-      <w:r>
-        <w:lastRenderedPageBreak/>
+      <w:bookmarkStart w:id="59" w:name="_Toc228207398"/>
+      <w:r>
         <w:t>Segédoldalak, források:</w:t>
       </w:r>
-      <w:bookmarkEnd w:id="60"/>
+      <w:bookmarkEnd w:id="59"/>
     </w:p>
     <w:p>
       <w:pPr>
@@ -7838,8 +10189,13 @@
           <w:u w:val="single"/>
         </w:rPr>
       </w:pPr>
-      <w:r>
-        <w:t xml:space="preserve">Imgur, a képeket ide töltöttük fel: </w:t>
+      <w:proofErr w:type="spellStart"/>
+      <w:r>
+        <w:t>Imgur</w:t>
+      </w:r>
+      <w:proofErr w:type="spellEnd"/>
+      <w:r>
+        <w:t xml:space="preserve">, a képeket ide töltöttük fel: </w:t>
       </w:r>
       <w:hyperlink r:id="rId30">
         <w:r>
@@ -7852,8 +10208,13 @@
       </w:hyperlink>
     </w:p>
     <w:p>
-      <w:r>
-        <w:t xml:space="preserve">Egyéb : </w:t>
+      <w:proofErr w:type="gramStart"/>
+      <w:r>
+        <w:t>Egyéb :</w:t>
+      </w:r>
+      <w:proofErr w:type="gramEnd"/>
+      <w:r>
+        <w:t xml:space="preserve"> </w:t>
       </w:r>
       <w:hyperlink r:id="rId31" w:history="1">
         <w:r>
@@ -7865,8 +10226,13 @@
       </w:hyperlink>
     </w:p>
     <w:p>
-      <w:r>
-        <w:t xml:space="preserve">StackOverflow: </w:t>
+      <w:proofErr w:type="spellStart"/>
+      <w:r>
+        <w:t>StackOverflow</w:t>
+      </w:r>
+      <w:proofErr w:type="spellEnd"/>
+      <w:r>
+        <w:t xml:space="preserve">: </w:t>
       </w:r>
       <w:hyperlink r:id="rId32" w:history="1">
         <w:r>
@@ -7890,11 +10256,11 @@
         <w:spacing w:line="360" w:lineRule="auto"/>
         <w:jc w:val="both"/>
       </w:pPr>
-      <w:bookmarkStart w:id="61" w:name="_Toc228204148"/>
+      <w:bookmarkStart w:id="60" w:name="_Toc228207399"/>
       <w:r>
         <w:t>Továbbfejlesztési lehetőségek</w:t>
       </w:r>
-      <w:bookmarkEnd w:id="61"/>
+      <w:bookmarkEnd w:id="60"/>
     </w:p>
     <w:p>
       <w:r>
@@ -7921,6 +10287,7 @@
         <w:pStyle w:val="Cmsor4"/>
       </w:pPr>
       <w:r>
+        <w:lastRenderedPageBreak/>
         <w:t>Statisztikai adatok:</w:t>
       </w:r>
     </w:p>
@@ -7940,7 +10307,15 @@
     </w:p>
     <w:p>
       <w:r>
-        <w:t>A vendég a tableten megjelenő QR kód beolvasásával, a saját készülékén egy olyan alkalmazást kap mint ami a tableten megtalálható. Kényelmesebb lehet saját készüléken kiválasztani a kívánt termékeket.</w:t>
+        <w:t xml:space="preserve">A vendég a tableten megjelenő QR kód beolvasásával, a saját készülékén egy olyan alkalmazást </w:t>
+      </w:r>
+      <w:proofErr w:type="gramStart"/>
+      <w:r>
+        <w:t>kap</w:t>
+      </w:r>
+      <w:proofErr w:type="gramEnd"/>
+      <w:r>
+        <w:t xml:space="preserve"> mint ami a tableten megtalálható. Kényelmesebb lehet saját készüléken kiválasztani a kívánt termékeket.</w:t>
       </w:r>
     </w:p>
     <w:p/>
@@ -7949,78 +10324,101 @@
         <w:pStyle w:val="Cmsor4"/>
       </w:pPr>
       <w:r>
+        <w:t>Telefonos alkalmazás:</w:t>
+      </w:r>
+    </w:p>
+    <w:p>
+      <w:r>
+        <w:t xml:space="preserve">Tervben van egy telefonos alkalmazás elkészítése is. Ami azt tenné lehetővé, hogy a vendégek saját eszközről be tudjanak regisztrálni, illetve belépni az étterem rendelési felületére. Így lehetőséget biztosítunk az éttermen kívüli rendelésre, hogy a vendég mire az étterembe ér kész legyen a rendelése és ezzel is gyorsítunk a munkán, illetve a vendég is spórolhat a saját </w:t>
+      </w:r>
+      <w:proofErr w:type="spellStart"/>
+      <w:r>
+        <w:t>idejéből</w:t>
+      </w:r>
+      <w:proofErr w:type="spellEnd"/>
+      <w:r>
+        <w:t>.</w:t>
+      </w:r>
+    </w:p>
+    <w:p/>
+    <w:p>
+      <w:pPr>
+        <w:pStyle w:val="Cmsor4"/>
+      </w:pPr>
+      <w:r>
+        <w:t>Pontos idős visszajelzés:</w:t>
+      </w:r>
+    </w:p>
+    <w:p>
+      <w:r>
+        <w:t xml:space="preserve">Az oldalt az étterem által kiadott étel elkészítési idővel is ki lehet majd a későbbiekben egészíteni. Ami annyit takar, hogy a vendég nem csak az </w:t>
+      </w:r>
+      <w:proofErr w:type="gramStart"/>
+      <w:r>
+        <w:t>alap szavakat</w:t>
+      </w:r>
+      <w:proofErr w:type="gramEnd"/>
+      <w:r>
+        <w:t>, mint például leadva, készül stb. látja hanem időre pontosan kap visszajelzést az étel érkezéséről. Például megjelenik egy számláló, egy 10 perces időzítővel és mikorra ez az idő lejár készen van az étel.</w:t>
+      </w:r>
+    </w:p>
+    <w:p/>
+    <w:p>
+      <w:pPr>
+        <w:pStyle w:val="Cmsor4"/>
+      </w:pPr>
+      <w:r>
+        <w:t>Számlabontás:</w:t>
+      </w:r>
+    </w:p>
+    <w:p>
+      <w:pPr>
+        <w:spacing w:before="240" w:after="240"/>
+      </w:pPr>
+      <w:r>
+        <w:t>A pincérek egyik legidőigényesebb feladata a nagyobb asztaltársaságok számlájának megbontása. A tablet felületén egy új funkcióval a vendégek már a fizetés gomb megnyomása előtt kiválaszthatnák, hogy egyben, egyenlő arányban elosztva, vagy tételesen (ki mit fogyasztott) szeretnék kifizetni a végösszeget. A rendszer ez alapján küldené a bontott blokk kérését a kasszához vagy a bankkártya-terminálhoz.</w:t>
+      </w:r>
+    </w:p>
+    <w:p>
+      <w:pPr>
+        <w:spacing w:before="240" w:after="240"/>
+      </w:pPr>
+    </w:p>
+    <w:p>
+      <w:pPr>
+        <w:pStyle w:val="Cmsor4"/>
+      </w:pPr>
+      <w:r>
         <w:lastRenderedPageBreak/>
-        <w:t>Telefonos alkalmazás:</w:t>
-      </w:r>
-    </w:p>
-    <w:p>
-      <w:r>
-        <w:t>Tervben van egy telefonos alkalmazás elkészítése is. Ami azt tenné lehetővé, hogy a vendégek saját eszközről be tudjanak regisztrálni, illetve belépni az étterem rendelési felületére. Így lehetőséget biztosítunk az éttermen kívüli rendelésre, hogy a vendég mire az étterembe ér kész legyen a rendelése és ezzel is gyorsítunk a munkán, illetve a vendég is spórolhat a saját idejéből.</w:t>
-      </w:r>
-    </w:p>
-    <w:p/>
+        <w:t>Ételek testreszabhatósága és szűrése:</w:t>
+      </w:r>
+    </w:p>
+    <w:p>
+      <w:pPr>
+        <w:spacing w:before="240" w:after="240"/>
+      </w:pPr>
+      <w:r>
+        <w:t xml:space="preserve">Bár az allergének már most is fel vannak tüntetve, a felületet tovább lehetne fejleszteni egy dinamikus szűrőrendszerrel (pl. "Csak a gluténmentes és </w:t>
+      </w:r>
+      <w:proofErr w:type="spellStart"/>
+      <w:r>
+        <w:t>vegán</w:t>
+      </w:r>
+      <w:proofErr w:type="spellEnd"/>
+      <w:r>
+        <w:t xml:space="preserve"> ételek mutatása"). Emellett a kosárba tételkor a vendégek módosíthatnák az összetevőket: kérhetnének extra feltéteket felár ellenében, vagy kivehetnének nem kívánt összetevőket (pl. "hagyma nélkül"), ami egyedi megjegyzésként jelenne meg a konyhai blokkon.</w:t>
+      </w:r>
+    </w:p>
+    <w:p>
+      <w:pPr>
+        <w:spacing w:before="240" w:after="240"/>
+      </w:pPr>
+    </w:p>
     <w:p>
       <w:pPr>
         <w:pStyle w:val="Cmsor4"/>
       </w:pPr>
       <w:r>
-        <w:t>Pontos idős visszajelzés:</w:t>
-      </w:r>
-    </w:p>
-    <w:p>
-      <w:r>
-        <w:t>Az oldalt az étterem által kiadott étel elkészítési idővel is ki lehet majd a későbbiekben egészíteni. Ami annyit takar, hogy a vendég nem csak az alap szavakat, mint például leadva, készül stb. látja hanem időre pontosan kap visszajelzést az étel érkezéséről. Például megjelenik egy számláló, egy 10 perces időzítővel és mikorra ez az idő lejár készen van az étel.</w:t>
-      </w:r>
-    </w:p>
-    <w:p/>
-    <w:p>
-      <w:pPr>
-        <w:pStyle w:val="Cmsor4"/>
-      </w:pPr>
-      <w:r>
-        <w:t>Számlabontás:</w:t>
-      </w:r>
-    </w:p>
-    <w:p>
-      <w:pPr>
-        <w:spacing w:before="240" w:after="240"/>
-      </w:pPr>
-      <w:r>
-        <w:t>A pincérek egyik legidőigényesebb feladata a nagyobb asztaltársaságok számlájának megbontása. A tablet felületén egy új funkcióval a vendégek már a fizetés gomb megnyomása előtt kiválaszthatnák, hogy egyben, egyenlő arányban elosztva, vagy tételesen (ki mit fogyasztott) szeretnék kifizetni a végösszeget. A rendszer ez alapján küldené a bontott blokk kérését a kasszához vagy a bankkártya-terminálhoz.</w:t>
-      </w:r>
-    </w:p>
-    <w:p>
-      <w:pPr>
-        <w:spacing w:before="240" w:after="240"/>
-      </w:pPr>
-    </w:p>
-    <w:p>
-      <w:pPr>
-        <w:pStyle w:val="Cmsor4"/>
-      </w:pPr>
-      <w:r>
-        <w:t>Ételek testreszabhatósága és szűrése:</w:t>
-      </w:r>
-    </w:p>
-    <w:p>
-      <w:pPr>
-        <w:spacing w:before="240" w:after="240"/>
-      </w:pPr>
-      <w:r>
-        <w:t>Bár az allergének már most is fel vannak tüntetve, a felületet tovább lehetne fejleszteni egy dinamikus szűrőrendszerrel (pl. "Csak a gluténmentes és vegán ételek mutatása"). Emellett a kosárba tételkor a vendégek módosíthatnák az összetevőket: kérhetnének extra feltéteket felár ellenében, vagy kivehetnének nem kívánt összetevőket (pl. "hagyma nélkül"), ami egyedi megjegyzésként jelenne meg a konyhai blokkon.</w:t>
-      </w:r>
-    </w:p>
-    <w:p>
-      <w:pPr>
-        <w:spacing w:before="240" w:after="240"/>
-      </w:pPr>
-    </w:p>
-    <w:p>
-      <w:pPr>
-        <w:pStyle w:val="Cmsor4"/>
-      </w:pPr>
-      <w:r>
-        <w:lastRenderedPageBreak/>
         <w:t>Többnyelvűség és turistabarát felület:</w:t>
       </w:r>
     </w:p>
@@ -8135,7 +10533,7 @@
           <w:r>
             <w:fldChar w:fldCharType="separate"/>
           </w:r>
-          <w:hyperlink w:anchor="_Toc228204101" w:history="1">
+          <w:hyperlink w:anchor="_Toc228207353" w:history="1">
             <w:r>
               <w:rPr>
                 <w:rStyle w:val="Hiperhivatkozs"/>
@@ -8179,7 +10577,7 @@
                 <w:noProof/>
                 <w:webHidden/>
               </w:rPr>
-              <w:instrText xml:space="preserve"> PAGEREF _Toc228204101 \h </w:instrText>
+              <w:instrText xml:space="preserve"> PAGEREF _Toc228207353 \h </w:instrText>
             </w:r>
             <w:r>
               <w:rPr>
@@ -8225,7 +10623,7 @@
               <w14:ligatures w14:val="standardContextual"/>
             </w:rPr>
           </w:pPr>
-          <w:hyperlink w:anchor="_Toc228204102" w:history="1">
+          <w:hyperlink w:anchor="_Toc228207354" w:history="1">
             <w:r>
               <w:rPr>
                 <w:rStyle w:val="Hiperhivatkozs"/>
@@ -8269,7 +10667,7 @@
                 <w:noProof/>
                 <w:webHidden/>
               </w:rPr>
-              <w:instrText xml:space="preserve"> PAGEREF _Toc228204102 \h </w:instrText>
+              <w:instrText xml:space="preserve"> PAGEREF _Toc228207354 \h </w:instrText>
             </w:r>
             <w:r>
               <w:rPr>
@@ -8315,7 +10713,7 @@
               <w14:ligatures w14:val="standardContextual"/>
             </w:rPr>
           </w:pPr>
-          <w:hyperlink w:anchor="_Toc228204103" w:history="1">
+          <w:hyperlink w:anchor="_Toc228207355" w:history="1">
             <w:r>
               <w:rPr>
                 <w:rStyle w:val="Hiperhivatkozs"/>
@@ -8359,7 +10757,7 @@
                 <w:noProof/>
                 <w:webHidden/>
               </w:rPr>
-              <w:instrText xml:space="preserve"> PAGEREF _Toc228204103 \h </w:instrText>
+              <w:instrText xml:space="preserve"> PAGEREF _Toc228207355 \h </w:instrText>
             </w:r>
             <w:r>
               <w:rPr>
@@ -8405,7 +10803,7 @@
               <w14:ligatures w14:val="standardContextual"/>
             </w:rPr>
           </w:pPr>
-          <w:hyperlink w:anchor="_Toc228204104" w:history="1">
+          <w:hyperlink w:anchor="_Toc228207356" w:history="1">
             <w:r>
               <w:rPr>
                 <w:rStyle w:val="Hiperhivatkozs"/>
@@ -8449,7 +10847,7 @@
                 <w:noProof/>
                 <w:webHidden/>
               </w:rPr>
-              <w:instrText xml:space="preserve"> PAGEREF _Toc228204104 \h </w:instrText>
+              <w:instrText xml:space="preserve"> PAGEREF _Toc228207356 \h </w:instrText>
             </w:r>
             <w:r>
               <w:rPr>
@@ -8495,7 +10893,7 @@
               <w14:ligatures w14:val="standardContextual"/>
             </w:rPr>
           </w:pPr>
-          <w:hyperlink w:anchor="_Toc228204105" w:history="1">
+          <w:hyperlink w:anchor="_Toc228207357" w:history="1">
             <w:r>
               <w:rPr>
                 <w:rStyle w:val="Hiperhivatkozs"/>
@@ -8539,7 +10937,7 @@
                 <w:noProof/>
                 <w:webHidden/>
               </w:rPr>
-              <w:instrText xml:space="preserve"> PAGEREF _Toc228204105 \h </w:instrText>
+              <w:instrText xml:space="preserve"> PAGEREF _Toc228207357 \h </w:instrText>
             </w:r>
             <w:r>
               <w:rPr>
@@ -8584,7 +10982,7 @@
               <w14:ligatures w14:val="standardContextual"/>
             </w:rPr>
           </w:pPr>
-          <w:hyperlink w:anchor="_Toc228204106" w:history="1">
+          <w:hyperlink w:anchor="_Toc228207358" w:history="1">
             <w:r>
               <w:rPr>
                 <w:rStyle w:val="Hiperhivatkozs"/>
@@ -8611,7 +11009,7 @@
                 <w:noProof/>
                 <w:webHidden/>
               </w:rPr>
-              <w:instrText xml:space="preserve"> PAGEREF _Toc228204106 \h </w:instrText>
+              <w:instrText xml:space="preserve"> PAGEREF _Toc228207358 \h </w:instrText>
             </w:r>
             <w:r>
               <w:rPr>
@@ -8656,7 +11054,7 @@
               <w14:ligatures w14:val="standardContextual"/>
             </w:rPr>
           </w:pPr>
-          <w:hyperlink w:anchor="_Toc228204107" w:history="1">
+          <w:hyperlink w:anchor="_Toc228207359" w:history="1">
             <w:r>
               <w:rPr>
                 <w:rStyle w:val="Hiperhivatkozs"/>
@@ -8683,7 +11081,7 @@
                 <w:noProof/>
                 <w:webHidden/>
               </w:rPr>
-              <w:instrText xml:space="preserve"> PAGEREF _Toc228204107 \h </w:instrText>
+              <w:instrText xml:space="preserve"> PAGEREF _Toc228207359 \h </w:instrText>
             </w:r>
             <w:r>
               <w:rPr>
@@ -8728,7 +11126,7 @@
               <w14:ligatures w14:val="standardContextual"/>
             </w:rPr>
           </w:pPr>
-          <w:hyperlink w:anchor="_Toc228204108" w:history="1">
+          <w:hyperlink w:anchor="_Toc228207360" w:history="1">
             <w:r>
               <w:rPr>
                 <w:rStyle w:val="Hiperhivatkozs"/>
@@ -8755,7 +11153,7 @@
                 <w:noProof/>
                 <w:webHidden/>
               </w:rPr>
-              <w:instrText xml:space="preserve"> PAGEREF _Toc228204108 \h </w:instrText>
+              <w:instrText xml:space="preserve"> PAGEREF _Toc228207360 \h </w:instrText>
             </w:r>
             <w:r>
               <w:rPr>
@@ -8801,7 +11199,7 @@
               <w14:ligatures w14:val="standardContextual"/>
             </w:rPr>
           </w:pPr>
-          <w:hyperlink w:anchor="_Toc228204109" w:history="1">
+          <w:hyperlink w:anchor="_Toc228207361" w:history="1">
             <w:r>
               <w:rPr>
                 <w:rStyle w:val="Hiperhivatkozs"/>
@@ -8845,7 +11243,7 @@
                 <w:noProof/>
                 <w:webHidden/>
               </w:rPr>
-              <w:instrText xml:space="preserve"> PAGEREF _Toc228204109 \h </w:instrText>
+              <w:instrText xml:space="preserve"> PAGEREF _Toc228207361 \h </w:instrText>
             </w:r>
             <w:r>
               <w:rPr>
@@ -8890,7 +11288,7 @@
               <w14:ligatures w14:val="standardContextual"/>
             </w:rPr>
           </w:pPr>
-          <w:hyperlink w:anchor="_Toc228204110" w:history="1">
+          <w:hyperlink w:anchor="_Toc228207362" w:history="1">
             <w:r>
               <w:rPr>
                 <w:rStyle w:val="Hiperhivatkozs"/>
@@ -8917,7 +11315,7 @@
                 <w:noProof/>
                 <w:webHidden/>
               </w:rPr>
-              <w:instrText xml:space="preserve"> PAGEREF _Toc228204110 \h </w:instrText>
+              <w:instrText xml:space="preserve"> PAGEREF _Toc228207362 \h </w:instrText>
             </w:r>
             <w:r>
               <w:rPr>
@@ -8962,7 +11360,7 @@
               <w14:ligatures w14:val="standardContextual"/>
             </w:rPr>
           </w:pPr>
-          <w:hyperlink w:anchor="_Toc228204111" w:history="1">
+          <w:hyperlink w:anchor="_Toc228207363" w:history="1">
             <w:r>
               <w:rPr>
                 <w:rStyle w:val="Hiperhivatkozs"/>
@@ -8989,7 +11387,7 @@
                 <w:noProof/>
                 <w:webHidden/>
               </w:rPr>
-              <w:instrText xml:space="preserve"> PAGEREF _Toc228204111 \h </w:instrText>
+              <w:instrText xml:space="preserve"> PAGEREF _Toc228207363 \h </w:instrText>
             </w:r>
             <w:r>
               <w:rPr>
@@ -9035,7 +11433,7 @@
               <w14:ligatures w14:val="standardContextual"/>
             </w:rPr>
           </w:pPr>
-          <w:hyperlink w:anchor="_Toc228204112" w:history="1">
+          <w:hyperlink w:anchor="_Toc228207364" w:history="1">
             <w:r>
               <w:rPr>
                 <w:rStyle w:val="Hiperhivatkozs"/>
@@ -9079,7 +11477,7 @@
                 <w:noProof/>
                 <w:webHidden/>
               </w:rPr>
-              <w:instrText xml:space="preserve"> PAGEREF _Toc228204112 \h </w:instrText>
+              <w:instrText xml:space="preserve"> PAGEREF _Toc228207364 \h </w:instrText>
             </w:r>
             <w:r>
               <w:rPr>
@@ -9125,7 +11523,7 @@
               <w14:ligatures w14:val="standardContextual"/>
             </w:rPr>
           </w:pPr>
-          <w:hyperlink w:anchor="_Toc228204113" w:history="1">
+          <w:hyperlink w:anchor="_Toc228207365" w:history="1">
             <w:r>
               <w:rPr>
                 <w:rStyle w:val="Hiperhivatkozs"/>
@@ -9148,7 +11546,7 @@
                 <w:rStyle w:val="Hiperhivatkozs"/>
                 <w:noProof/>
               </w:rPr>
-              <w:t>Használati útmutató:</w:t>
+              <w:t>Használatának rövid bemutatása:</w:t>
             </w:r>
             <w:r>
               <w:rPr>
@@ -9169,7 +11567,7 @@
                 <w:noProof/>
                 <w:webHidden/>
               </w:rPr>
-              <w:instrText xml:space="preserve"> PAGEREF _Toc228204113 \h </w:instrText>
+              <w:instrText xml:space="preserve"> PAGEREF _Toc228207365 \h </w:instrText>
             </w:r>
             <w:r>
               <w:rPr>
@@ -9190,6 +11588,78 @@
                 <w:webHidden/>
               </w:rPr>
               <w:t>6</w:t>
+            </w:r>
+            <w:r>
+              <w:rPr>
+                <w:noProof/>
+                <w:webHidden/>
+              </w:rPr>
+              <w:fldChar w:fldCharType="end"/>
+            </w:r>
+          </w:hyperlink>
+        </w:p>
+        <w:p>
+          <w:pPr>
+            <w:pStyle w:val="TJ2"/>
+            <w:tabs>
+              <w:tab w:val="right" w:leader="dot" w:pos="9060"/>
+            </w:tabs>
+            <w:rPr>
+              <w:rFonts w:asciiTheme="minorHAnsi" w:eastAsiaTheme="minorEastAsia" w:hAnsiTheme="minorHAnsi" w:cstheme="minorBidi"/>
+              <w:noProof/>
+              <w:kern w:val="2"/>
+              <w:lang w:val="hu-HU"/>
+              <w14:ligatures w14:val="standardContextual"/>
+            </w:rPr>
+          </w:pPr>
+          <w:hyperlink w:anchor="_Toc228207366" w:history="1">
+            <w:r>
+              <w:rPr>
+                <w:rStyle w:val="Hiperhivatkozs"/>
+                <w:noProof/>
+              </w:rPr>
+              <w:t>Bejelentkezés</w:t>
+            </w:r>
+            <w:r>
+              <w:rPr>
+                <w:noProof/>
+                <w:webHidden/>
+              </w:rPr>
+              <w:tab/>
+            </w:r>
+            <w:r>
+              <w:rPr>
+                <w:noProof/>
+                <w:webHidden/>
+              </w:rPr>
+              <w:fldChar w:fldCharType="begin"/>
+            </w:r>
+            <w:r>
+              <w:rPr>
+                <w:noProof/>
+                <w:webHidden/>
+              </w:rPr>
+              <w:instrText xml:space="preserve"> PAGEREF _Toc228207366 \h </w:instrText>
+            </w:r>
+            <w:r>
+              <w:rPr>
+                <w:noProof/>
+                <w:webHidden/>
+              </w:rPr>
+            </w:r>
+            <w:r>
+              <w:rPr>
+                <w:noProof/>
+                <w:webHidden/>
+              </w:rPr>
+              <w:fldChar w:fldCharType="separate"/>
+            </w:r>
+            <w:r>
+              <w:rPr>
+                <w:noProof/>
+                <w:webHidden/>
+              </w:rPr>
+              <w:t>14</w:t>
             </w:r>
             <w:r>
               <w:rPr>
@@ -9215,7 +11685,7 @@
               <w14:ligatures w14:val="standardContextual"/>
             </w:rPr>
           </w:pPr>
-          <w:hyperlink w:anchor="_Toc228204114" w:history="1">
+          <w:hyperlink w:anchor="_Toc228207367" w:history="1">
             <w:r>
               <w:rPr>
                 <w:rStyle w:val="Hiperhivatkozs"/>
@@ -9238,7 +11708,7 @@
                 <w:rStyle w:val="Hiperhivatkozs"/>
                 <w:noProof/>
               </w:rPr>
-              <w:t>Használatának rövid bemutatása:</w:t>
+              <w:t>Adatbázis terv (ER modell):</w:t>
             </w:r>
             <w:r>
               <w:rPr>
@@ -9259,7 +11729,7 @@
                 <w:noProof/>
                 <w:webHidden/>
               </w:rPr>
-              <w:instrText xml:space="preserve"> PAGEREF _Toc228204114 \h </w:instrText>
+              <w:instrText xml:space="preserve"> PAGEREF _Toc228207367 \h </w:instrText>
             </w:r>
             <w:r>
               <w:rPr>
@@ -9279,7 +11749,7 @@
                 <w:noProof/>
                 <w:webHidden/>
               </w:rPr>
-              <w:t>6</w:t>
+              <w:t>15</w:t>
             </w:r>
             <w:r>
               <w:rPr>
@@ -9304,13 +11774,13 @@
               <w14:ligatures w14:val="standardContextual"/>
             </w:rPr>
           </w:pPr>
-          <w:hyperlink w:anchor="_Toc228204115" w:history="1">
+          <w:hyperlink w:anchor="_Toc228207368" w:history="1">
             <w:r>
               <w:rPr>
                 <w:rStyle w:val="Hiperhivatkozs"/>
                 <w:noProof/>
               </w:rPr>
-              <w:t>Bejelentkezés</w:t>
+              <w:t>Táblák és mezők:</w:t>
             </w:r>
             <w:r>
               <w:rPr>
@@ -9331,7 +11801,7 @@
                 <w:noProof/>
                 <w:webHidden/>
               </w:rPr>
-              <w:instrText xml:space="preserve"> PAGEREF _Toc228204115 \h </w:instrText>
+              <w:instrText xml:space="preserve"> PAGEREF _Toc228207368 \h </w:instrText>
             </w:r>
             <w:r>
               <w:rPr>
@@ -9352,6 +11822,78 @@
                 <w:webHidden/>
               </w:rPr>
               <w:t>15</w:t>
+            </w:r>
+            <w:r>
+              <w:rPr>
+                <w:noProof/>
+                <w:webHidden/>
+              </w:rPr>
+              <w:fldChar w:fldCharType="end"/>
+            </w:r>
+          </w:hyperlink>
+        </w:p>
+        <w:p>
+          <w:pPr>
+            <w:pStyle w:val="TJ2"/>
+            <w:tabs>
+              <w:tab w:val="right" w:leader="dot" w:pos="9060"/>
+            </w:tabs>
+            <w:rPr>
+              <w:rFonts w:asciiTheme="minorHAnsi" w:eastAsiaTheme="minorEastAsia" w:hAnsiTheme="minorHAnsi" w:cstheme="minorBidi"/>
+              <w:noProof/>
+              <w:kern w:val="2"/>
+              <w:lang w:val="hu-HU"/>
+              <w14:ligatures w14:val="standardContextual"/>
+            </w:rPr>
+          </w:pPr>
+          <w:hyperlink w:anchor="_Toc228207369" w:history="1">
+            <w:r>
+              <w:rPr>
+                <w:rStyle w:val="Hiperhivatkozs"/>
+                <w:noProof/>
+              </w:rPr>
+              <w:t>Entitások Közötti Kapcsolatok (Idegen Kulcsok)</w:t>
+            </w:r>
+            <w:r>
+              <w:rPr>
+                <w:noProof/>
+                <w:webHidden/>
+              </w:rPr>
+              <w:tab/>
+            </w:r>
+            <w:r>
+              <w:rPr>
+                <w:noProof/>
+                <w:webHidden/>
+              </w:rPr>
+              <w:fldChar w:fldCharType="begin"/>
+            </w:r>
+            <w:r>
+              <w:rPr>
+                <w:noProof/>
+                <w:webHidden/>
+              </w:rPr>
+              <w:instrText xml:space="preserve"> PAGEREF _Toc228207369 \h </w:instrText>
+            </w:r>
+            <w:r>
+              <w:rPr>
+                <w:noProof/>
+                <w:webHidden/>
+              </w:rPr>
+            </w:r>
+            <w:r>
+              <w:rPr>
+                <w:noProof/>
+                <w:webHidden/>
+              </w:rPr>
+              <w:fldChar w:fldCharType="separate"/>
+            </w:r>
+            <w:r>
+              <w:rPr>
+                <w:noProof/>
+                <w:webHidden/>
+              </w:rPr>
+              <w:t>18</w:t>
             </w:r>
             <w:r>
               <w:rPr>
@@ -9377,7 +11919,7 @@
               <w14:ligatures w14:val="standardContextual"/>
             </w:rPr>
           </w:pPr>
-          <w:hyperlink w:anchor="_Toc228204116" w:history="1">
+          <w:hyperlink w:anchor="_Toc228207370" w:history="1">
             <w:r>
               <w:rPr>
                 <w:rStyle w:val="Hiperhivatkozs"/>
@@ -9400,7 +11942,7 @@
                 <w:rStyle w:val="Hiperhivatkozs"/>
                 <w:noProof/>
               </w:rPr>
-              <w:t>Adatbázis terv (ER modell):</w:t>
+              <w:t>A Backend Kontrollerek Működése és Végpontjai</w:t>
             </w:r>
             <w:r>
               <w:rPr>
@@ -9421,7 +11963,7 @@
                 <w:noProof/>
                 <w:webHidden/>
               </w:rPr>
-              <w:instrText xml:space="preserve"> PAGEREF _Toc228204116 \h </w:instrText>
+              <w:instrText xml:space="preserve"> PAGEREF _Toc228207370 \h </w:instrText>
             </w:r>
             <w:r>
               <w:rPr>
@@ -9441,7 +11983,7 @@
                 <w:noProof/>
                 <w:webHidden/>
               </w:rPr>
-              <w:t>16</w:t>
+              <w:t>19</w:t>
             </w:r>
             <w:r>
               <w:rPr>
@@ -9454,7 +11996,7 @@
         </w:p>
         <w:p>
           <w:pPr>
-            <w:pStyle w:val="TJ2"/>
+            <w:pStyle w:val="TJ3"/>
             <w:tabs>
               <w:tab w:val="right" w:leader="dot" w:pos="9060"/>
             </w:tabs>
@@ -9466,13 +12008,13 @@
               <w14:ligatures w14:val="standardContextual"/>
             </w:rPr>
           </w:pPr>
-          <w:hyperlink w:anchor="_Toc228204117" w:history="1">
+          <w:hyperlink w:anchor="_Toc228207371" w:history="1">
             <w:r>
               <w:rPr>
                 <w:rStyle w:val="Hiperhivatkozs"/>
                 <w:noProof/>
               </w:rPr>
-              <w:t>Táblák és mezők:</w:t>
+              <w:t>1. AuthController – A rendszer biztonsági kapuja</w:t>
             </w:r>
             <w:r>
               <w:rPr>
@@ -9493,7 +12035,7 @@
                 <w:noProof/>
                 <w:webHidden/>
               </w:rPr>
-              <w:instrText xml:space="preserve"> PAGEREF _Toc228204117 \h </w:instrText>
+              <w:instrText xml:space="preserve"> PAGEREF _Toc228207371 \h </w:instrText>
             </w:r>
             <w:r>
               <w:rPr>
@@ -9513,7 +12055,7 @@
                 <w:noProof/>
                 <w:webHidden/>
               </w:rPr>
-              <w:t>16</w:t>
+              <w:t>19</w:t>
             </w:r>
             <w:r>
               <w:rPr>
@@ -9526,7 +12068,7 @@
         </w:p>
         <w:p>
           <w:pPr>
-            <w:pStyle w:val="TJ2"/>
+            <w:pStyle w:val="TJ3"/>
             <w:tabs>
               <w:tab w:val="right" w:leader="dot" w:pos="9060"/>
             </w:tabs>
@@ -9538,13 +12080,13 @@
               <w14:ligatures w14:val="standardContextual"/>
             </w:rPr>
           </w:pPr>
-          <w:hyperlink w:anchor="_Toc228204118" w:history="1">
+          <w:hyperlink w:anchor="_Toc228207372" w:history="1">
             <w:r>
               <w:rPr>
                 <w:rStyle w:val="Hiperhivatkozs"/>
                 <w:noProof/>
               </w:rPr>
-              <w:t>Entitások Közötti Kapcsolatok (Idegen Kulcsok)</w:t>
+              <w:t>2. AsztalController – Az éttermi térkép kezelése</w:t>
             </w:r>
             <w:r>
               <w:rPr>
@@ -9565,7 +12107,7 @@
                 <w:noProof/>
                 <w:webHidden/>
               </w:rPr>
-              <w:instrText xml:space="preserve"> PAGEREF _Toc228204118 \h </w:instrText>
+              <w:instrText xml:space="preserve"> PAGEREF _Toc228207372 \h </w:instrText>
             </w:r>
             <w:r>
               <w:rPr>
@@ -9586,6 +12128,510 @@
                 <w:webHidden/>
               </w:rPr>
               <w:t>19</w:t>
+            </w:r>
+            <w:r>
+              <w:rPr>
+                <w:noProof/>
+                <w:webHidden/>
+              </w:rPr>
+              <w:fldChar w:fldCharType="end"/>
+            </w:r>
+          </w:hyperlink>
+        </w:p>
+        <w:p>
+          <w:pPr>
+            <w:pStyle w:val="TJ3"/>
+            <w:tabs>
+              <w:tab w:val="right" w:leader="dot" w:pos="9060"/>
+            </w:tabs>
+            <w:rPr>
+              <w:rFonts w:asciiTheme="minorHAnsi" w:eastAsiaTheme="minorEastAsia" w:hAnsiTheme="minorHAnsi" w:cstheme="minorBidi"/>
+              <w:noProof/>
+              <w:kern w:val="2"/>
+              <w:lang w:val="hu-HU"/>
+              <w14:ligatures w14:val="standardContextual"/>
+            </w:rPr>
+          </w:pPr>
+          <w:hyperlink w:anchor="_Toc228207373" w:history="1">
+            <w:r>
+              <w:rPr>
+                <w:rStyle w:val="Hiperhivatkozs"/>
+                <w:noProof/>
+              </w:rPr>
+              <w:t>3. EtelTipusController – A digitális étlap kategóriái</w:t>
+            </w:r>
+            <w:r>
+              <w:rPr>
+                <w:noProof/>
+                <w:webHidden/>
+              </w:rPr>
+              <w:tab/>
+            </w:r>
+            <w:r>
+              <w:rPr>
+                <w:noProof/>
+                <w:webHidden/>
+              </w:rPr>
+              <w:fldChar w:fldCharType="begin"/>
+            </w:r>
+            <w:r>
+              <w:rPr>
+                <w:noProof/>
+                <w:webHidden/>
+              </w:rPr>
+              <w:instrText xml:space="preserve"> PAGEREF _Toc228207373 \h </w:instrText>
+            </w:r>
+            <w:r>
+              <w:rPr>
+                <w:noProof/>
+                <w:webHidden/>
+              </w:rPr>
+            </w:r>
+            <w:r>
+              <w:rPr>
+                <w:noProof/>
+                <w:webHidden/>
+              </w:rPr>
+              <w:fldChar w:fldCharType="separate"/>
+            </w:r>
+            <w:r>
+              <w:rPr>
+                <w:noProof/>
+                <w:webHidden/>
+              </w:rPr>
+              <w:t>20</w:t>
+            </w:r>
+            <w:r>
+              <w:rPr>
+                <w:noProof/>
+                <w:webHidden/>
+              </w:rPr>
+              <w:fldChar w:fldCharType="end"/>
+            </w:r>
+          </w:hyperlink>
+        </w:p>
+        <w:p>
+          <w:pPr>
+            <w:pStyle w:val="TJ3"/>
+            <w:tabs>
+              <w:tab w:val="right" w:leader="dot" w:pos="9060"/>
+            </w:tabs>
+            <w:rPr>
+              <w:rFonts w:asciiTheme="minorHAnsi" w:eastAsiaTheme="minorEastAsia" w:hAnsiTheme="minorHAnsi" w:cstheme="minorBidi"/>
+              <w:noProof/>
+              <w:kern w:val="2"/>
+              <w:lang w:val="hu-HU"/>
+              <w14:ligatures w14:val="standardContextual"/>
+            </w:rPr>
+          </w:pPr>
+          <w:hyperlink w:anchor="_Toc228207374" w:history="1">
+            <w:r>
+              <w:rPr>
+                <w:rStyle w:val="Hiperhivatkozs"/>
+                <w:noProof/>
+              </w:rPr>
+              <w:t>4. TermekController – Az étlap konkrét tételei</w:t>
+            </w:r>
+            <w:r>
+              <w:rPr>
+                <w:noProof/>
+                <w:webHidden/>
+              </w:rPr>
+              <w:tab/>
+            </w:r>
+            <w:r>
+              <w:rPr>
+                <w:noProof/>
+                <w:webHidden/>
+              </w:rPr>
+              <w:fldChar w:fldCharType="begin"/>
+            </w:r>
+            <w:r>
+              <w:rPr>
+                <w:noProof/>
+                <w:webHidden/>
+              </w:rPr>
+              <w:instrText xml:space="preserve"> PAGEREF _Toc228207374 \h </w:instrText>
+            </w:r>
+            <w:r>
+              <w:rPr>
+                <w:noProof/>
+                <w:webHidden/>
+              </w:rPr>
+            </w:r>
+            <w:r>
+              <w:rPr>
+                <w:noProof/>
+                <w:webHidden/>
+              </w:rPr>
+              <w:fldChar w:fldCharType="separate"/>
+            </w:r>
+            <w:r>
+              <w:rPr>
+                <w:noProof/>
+                <w:webHidden/>
+              </w:rPr>
+              <w:t>20</w:t>
+            </w:r>
+            <w:r>
+              <w:rPr>
+                <w:noProof/>
+                <w:webHidden/>
+              </w:rPr>
+              <w:fldChar w:fldCharType="end"/>
+            </w:r>
+          </w:hyperlink>
+        </w:p>
+        <w:p>
+          <w:pPr>
+            <w:pStyle w:val="TJ3"/>
+            <w:tabs>
+              <w:tab w:val="right" w:leader="dot" w:pos="9060"/>
+            </w:tabs>
+            <w:rPr>
+              <w:rFonts w:asciiTheme="minorHAnsi" w:eastAsiaTheme="minorEastAsia" w:hAnsiTheme="minorHAnsi" w:cstheme="minorBidi"/>
+              <w:noProof/>
+              <w:kern w:val="2"/>
+              <w:lang w:val="hu-HU"/>
+              <w14:ligatures w14:val="standardContextual"/>
+            </w:rPr>
+          </w:pPr>
+          <w:hyperlink w:anchor="_Toc228207375" w:history="1">
+            <w:r>
+              <w:rPr>
+                <w:rStyle w:val="Hiperhivatkozs"/>
+                <w:noProof/>
+              </w:rPr>
+              <w:t>5. RendelesController – A tranzakciók "fejléce"</w:t>
+            </w:r>
+            <w:r>
+              <w:rPr>
+                <w:noProof/>
+                <w:webHidden/>
+              </w:rPr>
+              <w:tab/>
+            </w:r>
+            <w:r>
+              <w:rPr>
+                <w:noProof/>
+                <w:webHidden/>
+              </w:rPr>
+              <w:fldChar w:fldCharType="begin"/>
+            </w:r>
+            <w:r>
+              <w:rPr>
+                <w:noProof/>
+                <w:webHidden/>
+              </w:rPr>
+              <w:instrText xml:space="preserve"> PAGEREF _Toc228207375 \h </w:instrText>
+            </w:r>
+            <w:r>
+              <w:rPr>
+                <w:noProof/>
+                <w:webHidden/>
+              </w:rPr>
+            </w:r>
+            <w:r>
+              <w:rPr>
+                <w:noProof/>
+                <w:webHidden/>
+              </w:rPr>
+              <w:fldChar w:fldCharType="separate"/>
+            </w:r>
+            <w:r>
+              <w:rPr>
+                <w:noProof/>
+                <w:webHidden/>
+              </w:rPr>
+              <w:t>20</w:t>
+            </w:r>
+            <w:r>
+              <w:rPr>
+                <w:noProof/>
+                <w:webHidden/>
+              </w:rPr>
+              <w:fldChar w:fldCharType="end"/>
+            </w:r>
+          </w:hyperlink>
+        </w:p>
+        <w:p>
+          <w:pPr>
+            <w:pStyle w:val="TJ3"/>
+            <w:tabs>
+              <w:tab w:val="right" w:leader="dot" w:pos="9060"/>
+            </w:tabs>
+            <w:rPr>
+              <w:rFonts w:asciiTheme="minorHAnsi" w:eastAsiaTheme="minorEastAsia" w:hAnsiTheme="minorHAnsi" w:cstheme="minorBidi"/>
+              <w:noProof/>
+              <w:kern w:val="2"/>
+              <w:lang w:val="hu-HU"/>
+              <w14:ligatures w14:val="standardContextual"/>
+            </w:rPr>
+          </w:pPr>
+          <w:hyperlink w:anchor="_Toc228207376" w:history="1">
+            <w:r>
+              <w:rPr>
+                <w:rStyle w:val="Hiperhivatkozs"/>
+                <w:noProof/>
+              </w:rPr>
+              <w:t>6. RendelesTetelController – A kosár tartalma</w:t>
+            </w:r>
+            <w:r>
+              <w:rPr>
+                <w:noProof/>
+                <w:webHidden/>
+              </w:rPr>
+              <w:tab/>
+            </w:r>
+            <w:r>
+              <w:rPr>
+                <w:noProof/>
+                <w:webHidden/>
+              </w:rPr>
+              <w:fldChar w:fldCharType="begin"/>
+            </w:r>
+            <w:r>
+              <w:rPr>
+                <w:noProof/>
+                <w:webHidden/>
+              </w:rPr>
+              <w:instrText xml:space="preserve"> PAGEREF _Toc228207376 \h </w:instrText>
+            </w:r>
+            <w:r>
+              <w:rPr>
+                <w:noProof/>
+                <w:webHidden/>
+              </w:rPr>
+            </w:r>
+            <w:r>
+              <w:rPr>
+                <w:noProof/>
+                <w:webHidden/>
+              </w:rPr>
+              <w:fldChar w:fldCharType="separate"/>
+            </w:r>
+            <w:r>
+              <w:rPr>
+                <w:noProof/>
+                <w:webHidden/>
+              </w:rPr>
+              <w:t>21</w:t>
+            </w:r>
+            <w:r>
+              <w:rPr>
+                <w:noProof/>
+                <w:webHidden/>
+              </w:rPr>
+              <w:fldChar w:fldCharType="end"/>
+            </w:r>
+          </w:hyperlink>
+        </w:p>
+        <w:p>
+          <w:pPr>
+            <w:pStyle w:val="TJ3"/>
+            <w:tabs>
+              <w:tab w:val="right" w:leader="dot" w:pos="9060"/>
+            </w:tabs>
+            <w:rPr>
+              <w:rFonts w:asciiTheme="minorHAnsi" w:eastAsiaTheme="minorEastAsia" w:hAnsiTheme="minorHAnsi" w:cstheme="minorBidi"/>
+              <w:noProof/>
+              <w:kern w:val="2"/>
+              <w:lang w:val="hu-HU"/>
+              <w14:ligatures w14:val="standardContextual"/>
+            </w:rPr>
+          </w:pPr>
+          <w:hyperlink w:anchor="_Toc228207377" w:history="1">
+            <w:r>
+              <w:rPr>
+                <w:rStyle w:val="Hiperhivatkozs"/>
+                <w:noProof/>
+              </w:rPr>
+              <w:t>7. PincerHivasController – Asszisztencia a vendégeknek</w:t>
+            </w:r>
+            <w:r>
+              <w:rPr>
+                <w:noProof/>
+                <w:webHidden/>
+              </w:rPr>
+              <w:tab/>
+            </w:r>
+            <w:r>
+              <w:rPr>
+                <w:noProof/>
+                <w:webHidden/>
+              </w:rPr>
+              <w:fldChar w:fldCharType="begin"/>
+            </w:r>
+            <w:r>
+              <w:rPr>
+                <w:noProof/>
+                <w:webHidden/>
+              </w:rPr>
+              <w:instrText xml:space="preserve"> PAGEREF _Toc228207377 \h </w:instrText>
+            </w:r>
+            <w:r>
+              <w:rPr>
+                <w:noProof/>
+                <w:webHidden/>
+              </w:rPr>
+            </w:r>
+            <w:r>
+              <w:rPr>
+                <w:noProof/>
+                <w:webHidden/>
+              </w:rPr>
+              <w:fldChar w:fldCharType="separate"/>
+            </w:r>
+            <w:r>
+              <w:rPr>
+                <w:noProof/>
+                <w:webHidden/>
+              </w:rPr>
+              <w:t>21</w:t>
+            </w:r>
+            <w:r>
+              <w:rPr>
+                <w:noProof/>
+                <w:webHidden/>
+              </w:rPr>
+              <w:fldChar w:fldCharType="end"/>
+            </w:r>
+          </w:hyperlink>
+        </w:p>
+        <w:p>
+          <w:pPr>
+            <w:pStyle w:val="TJ3"/>
+            <w:tabs>
+              <w:tab w:val="right" w:leader="dot" w:pos="9060"/>
+            </w:tabs>
+            <w:rPr>
+              <w:rFonts w:asciiTheme="minorHAnsi" w:eastAsiaTheme="minorEastAsia" w:hAnsiTheme="minorHAnsi" w:cstheme="minorBidi"/>
+              <w:noProof/>
+              <w:kern w:val="2"/>
+              <w:lang w:val="hu-HU"/>
+              <w14:ligatures w14:val="standardContextual"/>
+            </w:rPr>
+          </w:pPr>
+          <w:hyperlink w:anchor="_Toc228207378" w:history="1">
+            <w:r>
+              <w:rPr>
+                <w:rStyle w:val="Hiperhivatkozs"/>
+                <w:noProof/>
+              </w:rPr>
+              <w:t>8. ErtekelesController – Minőségbiztosítás</w:t>
+            </w:r>
+            <w:r>
+              <w:rPr>
+                <w:noProof/>
+                <w:webHidden/>
+              </w:rPr>
+              <w:tab/>
+            </w:r>
+            <w:r>
+              <w:rPr>
+                <w:noProof/>
+                <w:webHidden/>
+              </w:rPr>
+              <w:fldChar w:fldCharType="begin"/>
+            </w:r>
+            <w:r>
+              <w:rPr>
+                <w:noProof/>
+                <w:webHidden/>
+              </w:rPr>
+              <w:instrText xml:space="preserve"> PAGEREF _Toc228207378 \h </w:instrText>
+            </w:r>
+            <w:r>
+              <w:rPr>
+                <w:noProof/>
+                <w:webHidden/>
+              </w:rPr>
+            </w:r>
+            <w:r>
+              <w:rPr>
+                <w:noProof/>
+                <w:webHidden/>
+              </w:rPr>
+              <w:fldChar w:fldCharType="separate"/>
+            </w:r>
+            <w:r>
+              <w:rPr>
+                <w:noProof/>
+                <w:webHidden/>
+              </w:rPr>
+              <w:t>21</w:t>
+            </w:r>
+            <w:r>
+              <w:rPr>
+                <w:noProof/>
+                <w:webHidden/>
+              </w:rPr>
+              <w:fldChar w:fldCharType="end"/>
+            </w:r>
+          </w:hyperlink>
+        </w:p>
+        <w:p>
+          <w:pPr>
+            <w:pStyle w:val="TJ3"/>
+            <w:tabs>
+              <w:tab w:val="right" w:leader="dot" w:pos="9060"/>
+            </w:tabs>
+            <w:rPr>
+              <w:rFonts w:asciiTheme="minorHAnsi" w:eastAsiaTheme="minorEastAsia" w:hAnsiTheme="minorHAnsi" w:cstheme="minorBidi"/>
+              <w:noProof/>
+              <w:kern w:val="2"/>
+              <w:lang w:val="hu-HU"/>
+              <w14:ligatures w14:val="standardContextual"/>
+            </w:rPr>
+          </w:pPr>
+          <w:hyperlink w:anchor="_Toc228207379" w:history="1">
+            <w:r>
+              <w:rPr>
+                <w:rStyle w:val="Hiperhivatkozs"/>
+                <w:noProof/>
+              </w:rPr>
+              <w:t>9. PincerController – HR adminisztráció</w:t>
+            </w:r>
+            <w:r>
+              <w:rPr>
+                <w:noProof/>
+                <w:webHidden/>
+              </w:rPr>
+              <w:tab/>
+            </w:r>
+            <w:r>
+              <w:rPr>
+                <w:noProof/>
+                <w:webHidden/>
+              </w:rPr>
+              <w:fldChar w:fldCharType="begin"/>
+            </w:r>
+            <w:r>
+              <w:rPr>
+                <w:noProof/>
+                <w:webHidden/>
+              </w:rPr>
+              <w:instrText xml:space="preserve"> PAGEREF _Toc228207379 \h </w:instrText>
+            </w:r>
+            <w:r>
+              <w:rPr>
+                <w:noProof/>
+                <w:webHidden/>
+              </w:rPr>
+            </w:r>
+            <w:r>
+              <w:rPr>
+                <w:noProof/>
+                <w:webHidden/>
+              </w:rPr>
+              <w:fldChar w:fldCharType="separate"/>
+            </w:r>
+            <w:r>
+              <w:rPr>
+                <w:noProof/>
+                <w:webHidden/>
+              </w:rPr>
+              <w:t>22</w:t>
             </w:r>
             <w:r>
               <w:rPr>
@@ -9611,7 +12657,7 @@
               <w14:ligatures w14:val="standardContextual"/>
             </w:rPr>
           </w:pPr>
-          <w:hyperlink w:anchor="_Toc228204119" w:history="1">
+          <w:hyperlink w:anchor="_Toc228207380" w:history="1">
             <w:r>
               <w:rPr>
                 <w:rStyle w:val="Hiperhivatkozs"/>
@@ -9634,7 +12680,7 @@
                 <w:rStyle w:val="Hiperhivatkozs"/>
                 <w:noProof/>
               </w:rPr>
-              <w:t>A Backend Kontrollerek Működése és Végpontjai</w:t>
+              <w:t>A Backend Unit Tesztelése és Minőségbiztosítása</w:t>
             </w:r>
             <w:r>
               <w:rPr>
@@ -9655,7 +12701,7 @@
                 <w:noProof/>
                 <w:webHidden/>
               </w:rPr>
-              <w:instrText xml:space="preserve"> PAGEREF _Toc228204119 \h </w:instrText>
+              <w:instrText xml:space="preserve"> PAGEREF _Toc228207380 \h </w:instrText>
             </w:r>
             <w:r>
               <w:rPr>
@@ -9675,7 +12721,7 @@
                 <w:noProof/>
                 <w:webHidden/>
               </w:rPr>
-              <w:t>20</w:t>
+              <w:t>22</w:t>
             </w:r>
             <w:r>
               <w:rPr>
@@ -9700,13 +12746,13 @@
               <w14:ligatures w14:val="standardContextual"/>
             </w:rPr>
           </w:pPr>
-          <w:hyperlink w:anchor="_Toc228204120" w:history="1">
+          <w:hyperlink w:anchor="_Toc228207381" w:history="1">
             <w:r>
               <w:rPr>
                 <w:rStyle w:val="Hiperhivatkozs"/>
                 <w:noProof/>
               </w:rPr>
-              <w:t>1. AuthController – A rendszer biztonsági kapuja</w:t>
+              <w:t>A Kontrollerek Tesztosztályainak Bemutatása</w:t>
             </w:r>
             <w:r>
               <w:rPr>
@@ -9727,7 +12773,7 @@
                 <w:noProof/>
                 <w:webHidden/>
               </w:rPr>
-              <w:instrText xml:space="preserve"> PAGEREF _Toc228204120 \h </w:instrText>
+              <w:instrText xml:space="preserve"> PAGEREF _Toc228207381 \h </w:instrText>
             </w:r>
             <w:r>
               <w:rPr>
@@ -9747,7 +12793,7 @@
                 <w:noProof/>
                 <w:webHidden/>
               </w:rPr>
-              <w:t>20</w:t>
+              <w:t>22</w:t>
             </w:r>
             <w:r>
               <w:rPr>
@@ -9772,13 +12818,13 @@
               <w14:ligatures w14:val="standardContextual"/>
             </w:rPr>
           </w:pPr>
-          <w:hyperlink w:anchor="_Toc228204121" w:history="1">
+          <w:hyperlink w:anchor="_Toc228207382" w:history="1">
             <w:r>
               <w:rPr>
                 <w:rStyle w:val="Hiperhivatkozs"/>
                 <w:noProof/>
               </w:rPr>
-              <w:t>2. AsztalController – Az éttermi térkép kezelése</w:t>
+              <w:t>1. AsztalControllerTest</w:t>
             </w:r>
             <w:r>
               <w:rPr>
@@ -9799,7 +12845,7 @@
                 <w:noProof/>
                 <w:webHidden/>
               </w:rPr>
-              <w:instrText xml:space="preserve"> PAGEREF _Toc228204121 \h </w:instrText>
+              <w:instrText xml:space="preserve"> PAGEREF _Toc228207382 \h </w:instrText>
             </w:r>
             <w:r>
               <w:rPr>
@@ -9819,7 +12865,7 @@
                 <w:noProof/>
                 <w:webHidden/>
               </w:rPr>
-              <w:t>20</w:t>
+              <w:t>22</w:t>
             </w:r>
             <w:r>
               <w:rPr>
@@ -9844,13 +12890,13 @@
               <w14:ligatures w14:val="standardContextual"/>
             </w:rPr>
           </w:pPr>
-          <w:hyperlink w:anchor="_Toc228204122" w:history="1">
+          <w:hyperlink w:anchor="_Toc228207383" w:history="1">
             <w:r>
               <w:rPr>
                 <w:rStyle w:val="Hiperhivatkozs"/>
                 <w:noProof/>
               </w:rPr>
-              <w:t>3. EtelTipusController – A digitális étlap kategóriái</w:t>
+              <w:t>2. TermekControllerTest</w:t>
             </w:r>
             <w:r>
               <w:rPr>
@@ -9871,7 +12917,7 @@
                 <w:noProof/>
                 <w:webHidden/>
               </w:rPr>
-              <w:instrText xml:space="preserve"> PAGEREF _Toc228204122 \h </w:instrText>
+              <w:instrText xml:space="preserve"> PAGEREF _Toc228207383 \h </w:instrText>
             </w:r>
             <w:r>
               <w:rPr>
@@ -9891,7 +12937,7 @@
                 <w:noProof/>
                 <w:webHidden/>
               </w:rPr>
-              <w:t>21</w:t>
+              <w:t>23</w:t>
             </w:r>
             <w:r>
               <w:rPr>
@@ -9916,13 +12962,13 @@
               <w14:ligatures w14:val="standardContextual"/>
             </w:rPr>
           </w:pPr>
-          <w:hyperlink w:anchor="_Toc228204123" w:history="1">
+          <w:hyperlink w:anchor="_Toc228207384" w:history="1">
             <w:r>
               <w:rPr>
                 <w:rStyle w:val="Hiperhivatkozs"/>
                 <w:noProof/>
               </w:rPr>
-              <w:t>4. TermekController – Az étlap konkrét tételei</w:t>
+              <w:t>3. RendelesControllerTest</w:t>
             </w:r>
             <w:r>
               <w:rPr>
@@ -9943,7 +12989,7 @@
                 <w:noProof/>
                 <w:webHidden/>
               </w:rPr>
-              <w:instrText xml:space="preserve"> PAGEREF _Toc228204123 \h </w:instrText>
+              <w:instrText xml:space="preserve"> PAGEREF _Toc228207384 \h </w:instrText>
             </w:r>
             <w:r>
               <w:rPr>
@@ -9963,7 +13009,7 @@
                 <w:noProof/>
                 <w:webHidden/>
               </w:rPr>
-              <w:t>21</w:t>
+              <w:t>23</w:t>
             </w:r>
             <w:r>
               <w:rPr>
@@ -9988,13 +13034,13 @@
               <w14:ligatures w14:val="standardContextual"/>
             </w:rPr>
           </w:pPr>
-          <w:hyperlink w:anchor="_Toc228204124" w:history="1">
+          <w:hyperlink w:anchor="_Toc228207385" w:history="1">
             <w:r>
               <w:rPr>
                 <w:rStyle w:val="Hiperhivatkozs"/>
                 <w:noProof/>
               </w:rPr>
-              <w:t>5. RendelesController – A tranzakciók "fejléce"</w:t>
+              <w:t>4. EtelTipusControllerTest</w:t>
             </w:r>
             <w:r>
               <w:rPr>
@@ -10015,7 +13061,7 @@
                 <w:noProof/>
                 <w:webHidden/>
               </w:rPr>
-              <w:instrText xml:space="preserve"> PAGEREF _Toc228204124 \h </w:instrText>
+              <w:instrText xml:space="preserve"> PAGEREF _Toc228207385 \h </w:instrText>
             </w:r>
             <w:r>
               <w:rPr>
@@ -10035,7 +13081,7 @@
                 <w:noProof/>
                 <w:webHidden/>
               </w:rPr>
-              <w:t>21</w:t>
+              <w:t>24</w:t>
             </w:r>
             <w:r>
               <w:rPr>
@@ -10060,13 +13106,13 @@
               <w14:ligatures w14:val="standardContextual"/>
             </w:rPr>
           </w:pPr>
-          <w:hyperlink w:anchor="_Toc228204125" w:history="1">
+          <w:hyperlink w:anchor="_Toc228207386" w:history="1">
             <w:r>
               <w:rPr>
                 <w:rStyle w:val="Hiperhivatkozs"/>
                 <w:noProof/>
               </w:rPr>
-              <w:t>6. RendelesTetelController – A kosár tartalma</w:t>
+              <w:t>5. PincerHivasControllerTest</w:t>
             </w:r>
             <w:r>
               <w:rPr>
@@ -10087,7 +13133,7 @@
                 <w:noProof/>
                 <w:webHidden/>
               </w:rPr>
-              <w:instrText xml:space="preserve"> PAGEREF _Toc228204125 \h </w:instrText>
+              <w:instrText xml:space="preserve"> PAGEREF _Toc228207386 \h </w:instrText>
             </w:r>
             <w:r>
               <w:rPr>
@@ -10107,7 +13153,7 @@
                 <w:noProof/>
                 <w:webHidden/>
               </w:rPr>
-              <w:t>22</w:t>
+              <w:t>24</w:t>
             </w:r>
             <w:r>
               <w:rPr>
@@ -10132,13 +13178,13 @@
               <w14:ligatures w14:val="standardContextual"/>
             </w:rPr>
           </w:pPr>
-          <w:hyperlink w:anchor="_Toc228204126" w:history="1">
+          <w:hyperlink w:anchor="_Toc228207387" w:history="1">
             <w:r>
               <w:rPr>
                 <w:rStyle w:val="Hiperhivatkozs"/>
                 <w:noProof/>
               </w:rPr>
-              <w:t>7. PincerHivasController – Asszisztencia a vendégeknek</w:t>
+              <w:t>6. ErtekelesControllerTest</w:t>
             </w:r>
             <w:r>
               <w:rPr>
@@ -10159,7 +13205,7 @@
                 <w:noProof/>
                 <w:webHidden/>
               </w:rPr>
-              <w:instrText xml:space="preserve"> PAGEREF _Toc228204126 \h </w:instrText>
+              <w:instrText xml:space="preserve"> PAGEREF _Toc228207387 \h </w:instrText>
             </w:r>
             <w:r>
               <w:rPr>
@@ -10179,151 +13225,7 @@
                 <w:noProof/>
                 <w:webHidden/>
               </w:rPr>
-              <w:t>22</w:t>
-            </w:r>
-            <w:r>
-              <w:rPr>
-                <w:noProof/>
-                <w:webHidden/>
-              </w:rPr>
-              <w:fldChar w:fldCharType="end"/>
-            </w:r>
-          </w:hyperlink>
-        </w:p>
-        <w:p>
-          <w:pPr>
-            <w:pStyle w:val="TJ3"/>
-            <w:tabs>
-              <w:tab w:val="right" w:leader="dot" w:pos="9060"/>
-            </w:tabs>
-            <w:rPr>
-              <w:rFonts w:asciiTheme="minorHAnsi" w:eastAsiaTheme="minorEastAsia" w:hAnsiTheme="minorHAnsi" w:cstheme="minorBidi"/>
-              <w:noProof/>
-              <w:kern w:val="2"/>
-              <w:lang w:val="hu-HU"/>
-              <w14:ligatures w14:val="standardContextual"/>
-            </w:rPr>
-          </w:pPr>
-          <w:hyperlink w:anchor="_Toc228204127" w:history="1">
-            <w:r>
-              <w:rPr>
-                <w:rStyle w:val="Hiperhivatkozs"/>
-                <w:noProof/>
-              </w:rPr>
-              <w:t>8. ErtekelesController – Minőségbiztosítás</w:t>
-            </w:r>
-            <w:r>
-              <w:rPr>
-                <w:noProof/>
-                <w:webHidden/>
-              </w:rPr>
-              <w:tab/>
-            </w:r>
-            <w:r>
-              <w:rPr>
-                <w:noProof/>
-                <w:webHidden/>
-              </w:rPr>
-              <w:fldChar w:fldCharType="begin"/>
-            </w:r>
-            <w:r>
-              <w:rPr>
-                <w:noProof/>
-                <w:webHidden/>
-              </w:rPr>
-              <w:instrText xml:space="preserve"> PAGEREF _Toc228204127 \h </w:instrText>
-            </w:r>
-            <w:r>
-              <w:rPr>
-                <w:noProof/>
-                <w:webHidden/>
-              </w:rPr>
-            </w:r>
-            <w:r>
-              <w:rPr>
-                <w:noProof/>
-                <w:webHidden/>
-              </w:rPr>
-              <w:fldChar w:fldCharType="separate"/>
-            </w:r>
-            <w:r>
-              <w:rPr>
-                <w:noProof/>
-                <w:webHidden/>
-              </w:rPr>
-              <w:t>22</w:t>
-            </w:r>
-            <w:r>
-              <w:rPr>
-                <w:noProof/>
-                <w:webHidden/>
-              </w:rPr>
-              <w:fldChar w:fldCharType="end"/>
-            </w:r>
-          </w:hyperlink>
-        </w:p>
-        <w:p>
-          <w:pPr>
-            <w:pStyle w:val="TJ3"/>
-            <w:tabs>
-              <w:tab w:val="right" w:leader="dot" w:pos="9060"/>
-            </w:tabs>
-            <w:rPr>
-              <w:rFonts w:asciiTheme="minorHAnsi" w:eastAsiaTheme="minorEastAsia" w:hAnsiTheme="minorHAnsi" w:cstheme="minorBidi"/>
-              <w:noProof/>
-              <w:kern w:val="2"/>
-              <w:lang w:val="hu-HU"/>
-              <w14:ligatures w14:val="standardContextual"/>
-            </w:rPr>
-          </w:pPr>
-          <w:hyperlink w:anchor="_Toc228204128" w:history="1">
-            <w:r>
-              <w:rPr>
-                <w:rStyle w:val="Hiperhivatkozs"/>
-                <w:noProof/>
-              </w:rPr>
-              <w:t>9. PincerController – HR adminisztráció</w:t>
-            </w:r>
-            <w:r>
-              <w:rPr>
-                <w:noProof/>
-                <w:webHidden/>
-              </w:rPr>
-              <w:tab/>
-            </w:r>
-            <w:r>
-              <w:rPr>
-                <w:noProof/>
-                <w:webHidden/>
-              </w:rPr>
-              <w:fldChar w:fldCharType="begin"/>
-            </w:r>
-            <w:r>
-              <w:rPr>
-                <w:noProof/>
-                <w:webHidden/>
-              </w:rPr>
-              <w:instrText xml:space="preserve"> PAGEREF _Toc228204128 \h </w:instrText>
-            </w:r>
-            <w:r>
-              <w:rPr>
-                <w:noProof/>
-                <w:webHidden/>
-              </w:rPr>
-            </w:r>
-            <w:r>
-              <w:rPr>
-                <w:noProof/>
-                <w:webHidden/>
-              </w:rPr>
-              <w:fldChar w:fldCharType="separate"/>
-            </w:r>
-            <w:r>
-              <w:rPr>
-                <w:noProof/>
-                <w:webHidden/>
-              </w:rPr>
-              <w:t>23</w:t>
+              <w:t>24</w:t>
             </w:r>
             <w:r>
               <w:rPr>
@@ -10349,7 +13251,7 @@
               <w14:ligatures w14:val="standardContextual"/>
             </w:rPr>
           </w:pPr>
-          <w:hyperlink w:anchor="_Toc228204129" w:history="1">
+          <w:hyperlink w:anchor="_Toc228207388" w:history="1">
             <w:r>
               <w:rPr>
                 <w:rStyle w:val="Hiperhivatkozs"/>
@@ -10372,7 +13274,7 @@
                 <w:rStyle w:val="Hiperhivatkozs"/>
                 <w:noProof/>
               </w:rPr>
-              <w:t>A Backend Unit Tesztelése és Minőségbiztosítása</w:t>
+              <w:t>Manuális Tesztelési Összegzés (Felhasználói Tesztek)</w:t>
             </w:r>
             <w:r>
               <w:rPr>
@@ -10393,511 +13295,7 @@
                 <w:noProof/>
                 <w:webHidden/>
               </w:rPr>
-              <w:instrText xml:space="preserve"> PAGEREF _Toc228204129 \h </w:instrText>
-            </w:r>
-            <w:r>
-              <w:rPr>
-                <w:noProof/>
-                <w:webHidden/>
-              </w:rPr>
-            </w:r>
-            <w:r>
-              <w:rPr>
-                <w:noProof/>
-                <w:webHidden/>
-              </w:rPr>
-              <w:fldChar w:fldCharType="separate"/>
-            </w:r>
-            <w:r>
-              <w:rPr>
-                <w:noProof/>
-                <w:webHidden/>
-              </w:rPr>
-              <w:t>23</w:t>
-            </w:r>
-            <w:r>
-              <w:rPr>
-                <w:noProof/>
-                <w:webHidden/>
-              </w:rPr>
-              <w:fldChar w:fldCharType="end"/>
-            </w:r>
-          </w:hyperlink>
-        </w:p>
-        <w:p>
-          <w:pPr>
-            <w:pStyle w:val="TJ3"/>
-            <w:tabs>
-              <w:tab w:val="right" w:leader="dot" w:pos="9060"/>
-            </w:tabs>
-            <w:rPr>
-              <w:rFonts w:asciiTheme="minorHAnsi" w:eastAsiaTheme="minorEastAsia" w:hAnsiTheme="minorHAnsi" w:cstheme="minorBidi"/>
-              <w:noProof/>
-              <w:kern w:val="2"/>
-              <w:lang w:val="hu-HU"/>
-              <w14:ligatures w14:val="standardContextual"/>
-            </w:rPr>
-          </w:pPr>
-          <w:hyperlink w:anchor="_Toc228204130" w:history="1">
-            <w:r>
-              <w:rPr>
-                <w:rStyle w:val="Hiperhivatkozs"/>
-                <w:noProof/>
-              </w:rPr>
-              <w:t>A Kontrollerek Tesztosztályainak Bemutatása</w:t>
-            </w:r>
-            <w:r>
-              <w:rPr>
-                <w:noProof/>
-                <w:webHidden/>
-              </w:rPr>
-              <w:tab/>
-            </w:r>
-            <w:r>
-              <w:rPr>
-                <w:noProof/>
-                <w:webHidden/>
-              </w:rPr>
-              <w:fldChar w:fldCharType="begin"/>
-            </w:r>
-            <w:r>
-              <w:rPr>
-                <w:noProof/>
-                <w:webHidden/>
-              </w:rPr>
-              <w:instrText xml:space="preserve"> PAGEREF _Toc228204130 \h </w:instrText>
-            </w:r>
-            <w:r>
-              <w:rPr>
-                <w:noProof/>
-                <w:webHidden/>
-              </w:rPr>
-            </w:r>
-            <w:r>
-              <w:rPr>
-                <w:noProof/>
-                <w:webHidden/>
-              </w:rPr>
-              <w:fldChar w:fldCharType="separate"/>
-            </w:r>
-            <w:r>
-              <w:rPr>
-                <w:noProof/>
-                <w:webHidden/>
-              </w:rPr>
-              <w:t>23</w:t>
-            </w:r>
-            <w:r>
-              <w:rPr>
-                <w:noProof/>
-                <w:webHidden/>
-              </w:rPr>
-              <w:fldChar w:fldCharType="end"/>
-            </w:r>
-          </w:hyperlink>
-        </w:p>
-        <w:p>
-          <w:pPr>
-            <w:pStyle w:val="TJ3"/>
-            <w:tabs>
-              <w:tab w:val="right" w:leader="dot" w:pos="9060"/>
-            </w:tabs>
-            <w:rPr>
-              <w:rFonts w:asciiTheme="minorHAnsi" w:eastAsiaTheme="minorEastAsia" w:hAnsiTheme="minorHAnsi" w:cstheme="minorBidi"/>
-              <w:noProof/>
-              <w:kern w:val="2"/>
-              <w:lang w:val="hu-HU"/>
-              <w14:ligatures w14:val="standardContextual"/>
-            </w:rPr>
-          </w:pPr>
-          <w:hyperlink w:anchor="_Toc228204131" w:history="1">
-            <w:r>
-              <w:rPr>
-                <w:rStyle w:val="Hiperhivatkozs"/>
-                <w:noProof/>
-              </w:rPr>
-              <w:t>1. AsztalControllerTest</w:t>
-            </w:r>
-            <w:r>
-              <w:rPr>
-                <w:noProof/>
-                <w:webHidden/>
-              </w:rPr>
-              <w:tab/>
-            </w:r>
-            <w:r>
-              <w:rPr>
-                <w:noProof/>
-                <w:webHidden/>
-              </w:rPr>
-              <w:fldChar w:fldCharType="begin"/>
-            </w:r>
-            <w:r>
-              <w:rPr>
-                <w:noProof/>
-                <w:webHidden/>
-              </w:rPr>
-              <w:instrText xml:space="preserve"> PAGEREF _Toc228204131 \h </w:instrText>
-            </w:r>
-            <w:r>
-              <w:rPr>
-                <w:noProof/>
-                <w:webHidden/>
-              </w:rPr>
-            </w:r>
-            <w:r>
-              <w:rPr>
-                <w:noProof/>
-                <w:webHidden/>
-              </w:rPr>
-              <w:fldChar w:fldCharType="separate"/>
-            </w:r>
-            <w:r>
-              <w:rPr>
-                <w:noProof/>
-                <w:webHidden/>
-              </w:rPr>
-              <w:t>23</w:t>
-            </w:r>
-            <w:r>
-              <w:rPr>
-                <w:noProof/>
-                <w:webHidden/>
-              </w:rPr>
-              <w:fldChar w:fldCharType="end"/>
-            </w:r>
-          </w:hyperlink>
-        </w:p>
-        <w:p>
-          <w:pPr>
-            <w:pStyle w:val="TJ3"/>
-            <w:tabs>
-              <w:tab w:val="right" w:leader="dot" w:pos="9060"/>
-            </w:tabs>
-            <w:rPr>
-              <w:rFonts w:asciiTheme="minorHAnsi" w:eastAsiaTheme="minorEastAsia" w:hAnsiTheme="minorHAnsi" w:cstheme="minorBidi"/>
-              <w:noProof/>
-              <w:kern w:val="2"/>
-              <w:lang w:val="hu-HU"/>
-              <w14:ligatures w14:val="standardContextual"/>
-            </w:rPr>
-          </w:pPr>
-          <w:hyperlink w:anchor="_Toc228204132" w:history="1">
-            <w:r>
-              <w:rPr>
-                <w:rStyle w:val="Hiperhivatkozs"/>
-                <w:noProof/>
-              </w:rPr>
-              <w:t>2. TermekControllerTest</w:t>
-            </w:r>
-            <w:r>
-              <w:rPr>
-                <w:noProof/>
-                <w:webHidden/>
-              </w:rPr>
-              <w:tab/>
-            </w:r>
-            <w:r>
-              <w:rPr>
-                <w:noProof/>
-                <w:webHidden/>
-              </w:rPr>
-              <w:fldChar w:fldCharType="begin"/>
-            </w:r>
-            <w:r>
-              <w:rPr>
-                <w:noProof/>
-                <w:webHidden/>
-              </w:rPr>
-              <w:instrText xml:space="preserve"> PAGEREF _Toc228204132 \h </w:instrText>
-            </w:r>
-            <w:r>
-              <w:rPr>
-                <w:noProof/>
-                <w:webHidden/>
-              </w:rPr>
-            </w:r>
-            <w:r>
-              <w:rPr>
-                <w:noProof/>
-                <w:webHidden/>
-              </w:rPr>
-              <w:fldChar w:fldCharType="separate"/>
-            </w:r>
-            <w:r>
-              <w:rPr>
-                <w:noProof/>
-                <w:webHidden/>
-              </w:rPr>
-              <w:t>24</w:t>
-            </w:r>
-            <w:r>
-              <w:rPr>
-                <w:noProof/>
-                <w:webHidden/>
-              </w:rPr>
-              <w:fldChar w:fldCharType="end"/>
-            </w:r>
-          </w:hyperlink>
-        </w:p>
-        <w:p>
-          <w:pPr>
-            <w:pStyle w:val="TJ3"/>
-            <w:tabs>
-              <w:tab w:val="right" w:leader="dot" w:pos="9060"/>
-            </w:tabs>
-            <w:rPr>
-              <w:rFonts w:asciiTheme="minorHAnsi" w:eastAsiaTheme="minorEastAsia" w:hAnsiTheme="minorHAnsi" w:cstheme="minorBidi"/>
-              <w:noProof/>
-              <w:kern w:val="2"/>
-              <w:lang w:val="hu-HU"/>
-              <w14:ligatures w14:val="standardContextual"/>
-            </w:rPr>
-          </w:pPr>
-          <w:hyperlink w:anchor="_Toc228204133" w:history="1">
-            <w:r>
-              <w:rPr>
-                <w:rStyle w:val="Hiperhivatkozs"/>
-                <w:noProof/>
-              </w:rPr>
-              <w:t>3. RendelesControllerTest</w:t>
-            </w:r>
-            <w:r>
-              <w:rPr>
-                <w:noProof/>
-                <w:webHidden/>
-              </w:rPr>
-              <w:tab/>
-            </w:r>
-            <w:r>
-              <w:rPr>
-                <w:noProof/>
-                <w:webHidden/>
-              </w:rPr>
-              <w:fldChar w:fldCharType="begin"/>
-            </w:r>
-            <w:r>
-              <w:rPr>
-                <w:noProof/>
-                <w:webHidden/>
-              </w:rPr>
-              <w:instrText xml:space="preserve"> PAGEREF _Toc228204133 \h </w:instrText>
-            </w:r>
-            <w:r>
-              <w:rPr>
-                <w:noProof/>
-                <w:webHidden/>
-              </w:rPr>
-            </w:r>
-            <w:r>
-              <w:rPr>
-                <w:noProof/>
-                <w:webHidden/>
-              </w:rPr>
-              <w:fldChar w:fldCharType="separate"/>
-            </w:r>
-            <w:r>
-              <w:rPr>
-                <w:noProof/>
-                <w:webHidden/>
-              </w:rPr>
-              <w:t>24</w:t>
-            </w:r>
-            <w:r>
-              <w:rPr>
-                <w:noProof/>
-                <w:webHidden/>
-              </w:rPr>
-              <w:fldChar w:fldCharType="end"/>
-            </w:r>
-          </w:hyperlink>
-        </w:p>
-        <w:p>
-          <w:pPr>
-            <w:pStyle w:val="TJ3"/>
-            <w:tabs>
-              <w:tab w:val="right" w:leader="dot" w:pos="9060"/>
-            </w:tabs>
-            <w:rPr>
-              <w:rFonts w:asciiTheme="minorHAnsi" w:eastAsiaTheme="minorEastAsia" w:hAnsiTheme="minorHAnsi" w:cstheme="minorBidi"/>
-              <w:noProof/>
-              <w:kern w:val="2"/>
-              <w:lang w:val="hu-HU"/>
-              <w14:ligatures w14:val="standardContextual"/>
-            </w:rPr>
-          </w:pPr>
-          <w:hyperlink w:anchor="_Toc228204134" w:history="1">
-            <w:r>
-              <w:rPr>
-                <w:rStyle w:val="Hiperhivatkozs"/>
-                <w:noProof/>
-              </w:rPr>
-              <w:t>4. EtelTipusControllerTest</w:t>
-            </w:r>
-            <w:r>
-              <w:rPr>
-                <w:noProof/>
-                <w:webHidden/>
-              </w:rPr>
-              <w:tab/>
-            </w:r>
-            <w:r>
-              <w:rPr>
-                <w:noProof/>
-                <w:webHidden/>
-              </w:rPr>
-              <w:fldChar w:fldCharType="begin"/>
-            </w:r>
-            <w:r>
-              <w:rPr>
-                <w:noProof/>
-                <w:webHidden/>
-              </w:rPr>
-              <w:instrText xml:space="preserve"> PAGEREF _Toc228204134 \h </w:instrText>
-            </w:r>
-            <w:r>
-              <w:rPr>
-                <w:noProof/>
-                <w:webHidden/>
-              </w:rPr>
-            </w:r>
-            <w:r>
-              <w:rPr>
-                <w:noProof/>
-                <w:webHidden/>
-              </w:rPr>
-              <w:fldChar w:fldCharType="separate"/>
-            </w:r>
-            <w:r>
-              <w:rPr>
-                <w:noProof/>
-                <w:webHidden/>
-              </w:rPr>
-              <w:t>25</w:t>
-            </w:r>
-            <w:r>
-              <w:rPr>
-                <w:noProof/>
-                <w:webHidden/>
-              </w:rPr>
-              <w:fldChar w:fldCharType="end"/>
-            </w:r>
-          </w:hyperlink>
-        </w:p>
-        <w:p>
-          <w:pPr>
-            <w:pStyle w:val="TJ3"/>
-            <w:tabs>
-              <w:tab w:val="right" w:leader="dot" w:pos="9060"/>
-            </w:tabs>
-            <w:rPr>
-              <w:rFonts w:asciiTheme="minorHAnsi" w:eastAsiaTheme="minorEastAsia" w:hAnsiTheme="minorHAnsi" w:cstheme="minorBidi"/>
-              <w:noProof/>
-              <w:kern w:val="2"/>
-              <w:lang w:val="hu-HU"/>
-              <w14:ligatures w14:val="standardContextual"/>
-            </w:rPr>
-          </w:pPr>
-          <w:hyperlink w:anchor="_Toc228204135" w:history="1">
-            <w:r>
-              <w:rPr>
-                <w:rStyle w:val="Hiperhivatkozs"/>
-                <w:noProof/>
-              </w:rPr>
-              <w:t>5. PincerHivasControllerTest</w:t>
-            </w:r>
-            <w:r>
-              <w:rPr>
-                <w:noProof/>
-                <w:webHidden/>
-              </w:rPr>
-              <w:tab/>
-            </w:r>
-            <w:r>
-              <w:rPr>
-                <w:noProof/>
-                <w:webHidden/>
-              </w:rPr>
-              <w:fldChar w:fldCharType="begin"/>
-            </w:r>
-            <w:r>
-              <w:rPr>
-                <w:noProof/>
-                <w:webHidden/>
-              </w:rPr>
-              <w:instrText xml:space="preserve"> PAGEREF _Toc228204135 \h </w:instrText>
-            </w:r>
-            <w:r>
-              <w:rPr>
-                <w:noProof/>
-                <w:webHidden/>
-              </w:rPr>
-            </w:r>
-            <w:r>
-              <w:rPr>
-                <w:noProof/>
-                <w:webHidden/>
-              </w:rPr>
-              <w:fldChar w:fldCharType="separate"/>
-            </w:r>
-            <w:r>
-              <w:rPr>
-                <w:noProof/>
-                <w:webHidden/>
-              </w:rPr>
-              <w:t>25</w:t>
-            </w:r>
-            <w:r>
-              <w:rPr>
-                <w:noProof/>
-                <w:webHidden/>
-              </w:rPr>
-              <w:fldChar w:fldCharType="end"/>
-            </w:r>
-          </w:hyperlink>
-        </w:p>
-        <w:p>
-          <w:pPr>
-            <w:pStyle w:val="TJ3"/>
-            <w:tabs>
-              <w:tab w:val="right" w:leader="dot" w:pos="9060"/>
-            </w:tabs>
-            <w:rPr>
-              <w:rFonts w:asciiTheme="minorHAnsi" w:eastAsiaTheme="minorEastAsia" w:hAnsiTheme="minorHAnsi" w:cstheme="minorBidi"/>
-              <w:noProof/>
-              <w:kern w:val="2"/>
-              <w:lang w:val="hu-HU"/>
-              <w14:ligatures w14:val="standardContextual"/>
-            </w:rPr>
-          </w:pPr>
-          <w:hyperlink w:anchor="_Toc228204136" w:history="1">
-            <w:r>
-              <w:rPr>
-                <w:rStyle w:val="Hiperhivatkozs"/>
-                <w:noProof/>
-              </w:rPr>
-              <w:t>6. ErtekelesControllerTest</w:t>
-            </w:r>
-            <w:r>
-              <w:rPr>
-                <w:noProof/>
-                <w:webHidden/>
-              </w:rPr>
-              <w:tab/>
-            </w:r>
-            <w:r>
-              <w:rPr>
-                <w:noProof/>
-                <w:webHidden/>
-              </w:rPr>
-              <w:fldChar w:fldCharType="begin"/>
-            </w:r>
-            <w:r>
-              <w:rPr>
-                <w:noProof/>
-                <w:webHidden/>
-              </w:rPr>
-              <w:instrText xml:space="preserve"> PAGEREF _Toc228204136 \h </w:instrText>
+              <w:instrText xml:space="preserve"> PAGEREF _Toc228207388 \h </w:instrText>
             </w:r>
             <w:r>
               <w:rPr>
@@ -10943,7 +13341,7 @@
               <w14:ligatures w14:val="standardContextual"/>
             </w:rPr>
           </w:pPr>
-          <w:hyperlink w:anchor="_Toc228204137" w:history="1">
+          <w:hyperlink w:anchor="_Toc228207389" w:history="1">
             <w:r>
               <w:rPr>
                 <w:rStyle w:val="Hiperhivatkozs"/>
@@ -10966,7 +13364,7 @@
                 <w:rStyle w:val="Hiperhivatkozs"/>
                 <w:noProof/>
               </w:rPr>
-              <w:t>Manuális Tesztelési Jegyzőkönyv (Felhasználói Tesztek)</w:t>
+              <w:t>A Frontend (Kliensoldal) felépítése és működése</w:t>
             </w:r>
             <w:r>
               <w:rPr>
@@ -10987,7 +13385,7 @@
                 <w:noProof/>
                 <w:webHidden/>
               </w:rPr>
-              <w:instrText xml:space="preserve"> PAGEREF _Toc228204137 \h </w:instrText>
+              <w:instrText xml:space="preserve"> PAGEREF _Toc228207389 \h </w:instrText>
             </w:r>
             <w:r>
               <w:rPr>
@@ -11007,7 +13405,367 @@
                 <w:noProof/>
                 <w:webHidden/>
               </w:rPr>
-              <w:t>26</w:t>
+              <w:t>30</w:t>
+            </w:r>
+            <w:r>
+              <w:rPr>
+                <w:noProof/>
+                <w:webHidden/>
+              </w:rPr>
+              <w:fldChar w:fldCharType="end"/>
+            </w:r>
+          </w:hyperlink>
+        </w:p>
+        <w:p>
+          <w:pPr>
+            <w:pStyle w:val="TJ3"/>
+            <w:tabs>
+              <w:tab w:val="right" w:leader="dot" w:pos="9060"/>
+            </w:tabs>
+            <w:rPr>
+              <w:rFonts w:asciiTheme="minorHAnsi" w:eastAsiaTheme="minorEastAsia" w:hAnsiTheme="minorHAnsi" w:cstheme="minorBidi"/>
+              <w:noProof/>
+              <w:kern w:val="2"/>
+              <w:lang w:val="hu-HU"/>
+              <w14:ligatures w14:val="standardContextual"/>
+            </w:rPr>
+          </w:pPr>
+          <w:hyperlink w:anchor="_Toc228207390" w:history="1">
+            <w:r>
+              <w:rPr>
+                <w:rStyle w:val="Hiperhivatkozs"/>
+                <w:noProof/>
+              </w:rPr>
+              <w:t>1.Components és pages különbsége</w:t>
+            </w:r>
+            <w:r>
+              <w:rPr>
+                <w:noProof/>
+                <w:webHidden/>
+              </w:rPr>
+              <w:tab/>
+            </w:r>
+            <w:r>
+              <w:rPr>
+                <w:noProof/>
+                <w:webHidden/>
+              </w:rPr>
+              <w:fldChar w:fldCharType="begin"/>
+            </w:r>
+            <w:r>
+              <w:rPr>
+                <w:noProof/>
+                <w:webHidden/>
+              </w:rPr>
+              <w:instrText xml:space="preserve"> PAGEREF _Toc228207390 \h </w:instrText>
+            </w:r>
+            <w:r>
+              <w:rPr>
+                <w:noProof/>
+                <w:webHidden/>
+              </w:rPr>
+            </w:r>
+            <w:r>
+              <w:rPr>
+                <w:noProof/>
+                <w:webHidden/>
+              </w:rPr>
+              <w:fldChar w:fldCharType="separate"/>
+            </w:r>
+            <w:r>
+              <w:rPr>
+                <w:noProof/>
+                <w:webHidden/>
+              </w:rPr>
+              <w:t>30</w:t>
+            </w:r>
+            <w:r>
+              <w:rPr>
+                <w:noProof/>
+                <w:webHidden/>
+              </w:rPr>
+              <w:fldChar w:fldCharType="end"/>
+            </w:r>
+          </w:hyperlink>
+        </w:p>
+        <w:p>
+          <w:pPr>
+            <w:pStyle w:val="TJ3"/>
+            <w:tabs>
+              <w:tab w:val="right" w:leader="dot" w:pos="9060"/>
+            </w:tabs>
+            <w:rPr>
+              <w:rFonts w:asciiTheme="minorHAnsi" w:eastAsiaTheme="minorEastAsia" w:hAnsiTheme="minorHAnsi" w:cstheme="minorBidi"/>
+              <w:noProof/>
+              <w:kern w:val="2"/>
+              <w:lang w:val="hu-HU"/>
+              <w14:ligatures w14:val="standardContextual"/>
+            </w:rPr>
+          </w:pPr>
+          <w:hyperlink w:anchor="_Toc228207391" w:history="1">
+            <w:r>
+              <w:rPr>
+                <w:rStyle w:val="Hiperhivatkozs"/>
+                <w:noProof/>
+              </w:rPr>
+              <w:t>2. A projektünkhöz használt képek helye</w:t>
+            </w:r>
+            <w:r>
+              <w:rPr>
+                <w:noProof/>
+                <w:webHidden/>
+              </w:rPr>
+              <w:tab/>
+            </w:r>
+            <w:r>
+              <w:rPr>
+                <w:noProof/>
+                <w:webHidden/>
+              </w:rPr>
+              <w:fldChar w:fldCharType="begin"/>
+            </w:r>
+            <w:r>
+              <w:rPr>
+                <w:noProof/>
+                <w:webHidden/>
+              </w:rPr>
+              <w:instrText xml:space="preserve"> PAGEREF _Toc228207391 \h </w:instrText>
+            </w:r>
+            <w:r>
+              <w:rPr>
+                <w:noProof/>
+                <w:webHidden/>
+              </w:rPr>
+            </w:r>
+            <w:r>
+              <w:rPr>
+                <w:noProof/>
+                <w:webHidden/>
+              </w:rPr>
+              <w:fldChar w:fldCharType="separate"/>
+            </w:r>
+            <w:r>
+              <w:rPr>
+                <w:noProof/>
+                <w:webHidden/>
+              </w:rPr>
+              <w:t>30</w:t>
+            </w:r>
+            <w:r>
+              <w:rPr>
+                <w:noProof/>
+                <w:webHidden/>
+              </w:rPr>
+              <w:fldChar w:fldCharType="end"/>
+            </w:r>
+          </w:hyperlink>
+        </w:p>
+        <w:p>
+          <w:pPr>
+            <w:pStyle w:val="TJ3"/>
+            <w:tabs>
+              <w:tab w:val="right" w:leader="dot" w:pos="9060"/>
+            </w:tabs>
+            <w:rPr>
+              <w:rFonts w:asciiTheme="minorHAnsi" w:eastAsiaTheme="minorEastAsia" w:hAnsiTheme="minorHAnsi" w:cstheme="minorBidi"/>
+              <w:noProof/>
+              <w:kern w:val="2"/>
+              <w:lang w:val="hu-HU"/>
+              <w14:ligatures w14:val="standardContextual"/>
+            </w:rPr>
+          </w:pPr>
+          <w:hyperlink w:anchor="_Toc228207392" w:history="1">
+            <w:r>
+              <w:rPr>
+                <w:rStyle w:val="Hiperhivatkozs"/>
+                <w:noProof/>
+              </w:rPr>
+              <w:t>3. A szerver elérése</w:t>
+            </w:r>
+            <w:r>
+              <w:rPr>
+                <w:noProof/>
+                <w:webHidden/>
+              </w:rPr>
+              <w:tab/>
+            </w:r>
+            <w:r>
+              <w:rPr>
+                <w:noProof/>
+                <w:webHidden/>
+              </w:rPr>
+              <w:fldChar w:fldCharType="begin"/>
+            </w:r>
+            <w:r>
+              <w:rPr>
+                <w:noProof/>
+                <w:webHidden/>
+              </w:rPr>
+              <w:instrText xml:space="preserve"> PAGEREF _Toc228207392 \h </w:instrText>
+            </w:r>
+            <w:r>
+              <w:rPr>
+                <w:noProof/>
+                <w:webHidden/>
+              </w:rPr>
+            </w:r>
+            <w:r>
+              <w:rPr>
+                <w:noProof/>
+                <w:webHidden/>
+              </w:rPr>
+              <w:fldChar w:fldCharType="separate"/>
+            </w:r>
+            <w:r>
+              <w:rPr>
+                <w:noProof/>
+                <w:webHidden/>
+              </w:rPr>
+              <w:t>31</w:t>
+            </w:r>
+            <w:r>
+              <w:rPr>
+                <w:noProof/>
+                <w:webHidden/>
+              </w:rPr>
+              <w:fldChar w:fldCharType="end"/>
+            </w:r>
+          </w:hyperlink>
+        </w:p>
+        <w:p>
+          <w:pPr>
+            <w:pStyle w:val="TJ3"/>
+            <w:tabs>
+              <w:tab w:val="right" w:leader="dot" w:pos="9060"/>
+            </w:tabs>
+            <w:rPr>
+              <w:rFonts w:asciiTheme="minorHAnsi" w:eastAsiaTheme="minorEastAsia" w:hAnsiTheme="minorHAnsi" w:cstheme="minorBidi"/>
+              <w:noProof/>
+              <w:kern w:val="2"/>
+              <w:lang w:val="hu-HU"/>
+              <w14:ligatures w14:val="standardContextual"/>
+            </w:rPr>
+          </w:pPr>
+          <w:hyperlink w:anchor="_Toc228207393" w:history="1">
+            <w:r>
+              <w:rPr>
+                <w:rStyle w:val="Hiperhivatkozs"/>
+                <w:noProof/>
+              </w:rPr>
+              <w:t>4. A kosár tartalmának kezelése</w:t>
+            </w:r>
+            <w:r>
+              <w:rPr>
+                <w:noProof/>
+                <w:webHidden/>
+              </w:rPr>
+              <w:tab/>
+            </w:r>
+            <w:r>
+              <w:rPr>
+                <w:noProof/>
+                <w:webHidden/>
+              </w:rPr>
+              <w:fldChar w:fldCharType="begin"/>
+            </w:r>
+            <w:r>
+              <w:rPr>
+                <w:noProof/>
+                <w:webHidden/>
+              </w:rPr>
+              <w:instrText xml:space="preserve"> PAGEREF _Toc228207393 \h </w:instrText>
+            </w:r>
+            <w:r>
+              <w:rPr>
+                <w:noProof/>
+                <w:webHidden/>
+              </w:rPr>
+            </w:r>
+            <w:r>
+              <w:rPr>
+                <w:noProof/>
+                <w:webHidden/>
+              </w:rPr>
+              <w:fldChar w:fldCharType="separate"/>
+            </w:r>
+            <w:r>
+              <w:rPr>
+                <w:noProof/>
+                <w:webHidden/>
+              </w:rPr>
+              <w:t>31</w:t>
+            </w:r>
+            <w:r>
+              <w:rPr>
+                <w:noProof/>
+                <w:webHidden/>
+              </w:rPr>
+              <w:fldChar w:fldCharType="end"/>
+            </w:r>
+          </w:hyperlink>
+        </w:p>
+        <w:p>
+          <w:pPr>
+            <w:pStyle w:val="TJ3"/>
+            <w:tabs>
+              <w:tab w:val="right" w:leader="dot" w:pos="9060"/>
+            </w:tabs>
+            <w:rPr>
+              <w:rFonts w:asciiTheme="minorHAnsi" w:eastAsiaTheme="minorEastAsia" w:hAnsiTheme="minorHAnsi" w:cstheme="minorBidi"/>
+              <w:noProof/>
+              <w:kern w:val="2"/>
+              <w:lang w:val="hu-HU"/>
+              <w14:ligatures w14:val="standardContextual"/>
+            </w:rPr>
+          </w:pPr>
+          <w:hyperlink w:anchor="_Toc228207394" w:history="1">
+            <w:r>
+              <w:rPr>
+                <w:rStyle w:val="Hiperhivatkozs"/>
+                <w:noProof/>
+              </w:rPr>
+              <w:t>5. Gyakorlatbeli működése</w:t>
+            </w:r>
+            <w:r>
+              <w:rPr>
+                <w:noProof/>
+                <w:webHidden/>
+              </w:rPr>
+              <w:tab/>
+            </w:r>
+            <w:r>
+              <w:rPr>
+                <w:noProof/>
+                <w:webHidden/>
+              </w:rPr>
+              <w:fldChar w:fldCharType="begin"/>
+            </w:r>
+            <w:r>
+              <w:rPr>
+                <w:noProof/>
+                <w:webHidden/>
+              </w:rPr>
+              <w:instrText xml:space="preserve"> PAGEREF _Toc228207394 \h </w:instrText>
+            </w:r>
+            <w:r>
+              <w:rPr>
+                <w:noProof/>
+                <w:webHidden/>
+              </w:rPr>
+            </w:r>
+            <w:r>
+              <w:rPr>
+                <w:noProof/>
+                <w:webHidden/>
+              </w:rPr>
+              <w:fldChar w:fldCharType="separate"/>
+            </w:r>
+            <w:r>
+              <w:rPr>
+                <w:noProof/>
+                <w:webHidden/>
+              </w:rPr>
+              <w:t>31</w:t>
             </w:r>
             <w:r>
               <w:rPr>
@@ -11033,7 +13791,7 @@
               <w14:ligatures w14:val="standardContextual"/>
             </w:rPr>
           </w:pPr>
-          <w:hyperlink w:anchor="_Toc228204138" w:history="1">
+          <w:hyperlink w:anchor="_Toc228207395" w:history="1">
             <w:r>
               <w:rPr>
                 <w:rStyle w:val="Hiperhivatkozs"/>
@@ -11056,7 +13814,7 @@
                 <w:rStyle w:val="Hiperhivatkozs"/>
                 <w:noProof/>
               </w:rPr>
-              <w:t>A Frontend (Kliensoldal) felépítése és működése</w:t>
+              <w:t>Telepítési és Fejlesztői Útmutató</w:t>
             </w:r>
             <w:r>
               <w:rPr>
@@ -11077,367 +13835,7 @@
                 <w:noProof/>
                 <w:webHidden/>
               </w:rPr>
-              <w:instrText xml:space="preserve"> PAGEREF _Toc228204138 \h </w:instrText>
-            </w:r>
-            <w:r>
-              <w:rPr>
-                <w:noProof/>
-                <w:webHidden/>
-              </w:rPr>
-            </w:r>
-            <w:r>
-              <w:rPr>
-                <w:noProof/>
-                <w:webHidden/>
-              </w:rPr>
-              <w:fldChar w:fldCharType="separate"/>
-            </w:r>
-            <w:r>
-              <w:rPr>
-                <w:noProof/>
-                <w:webHidden/>
-              </w:rPr>
-              <w:t>31</w:t>
-            </w:r>
-            <w:r>
-              <w:rPr>
-                <w:noProof/>
-                <w:webHidden/>
-              </w:rPr>
-              <w:fldChar w:fldCharType="end"/>
-            </w:r>
-          </w:hyperlink>
-        </w:p>
-        <w:p>
-          <w:pPr>
-            <w:pStyle w:val="TJ3"/>
-            <w:tabs>
-              <w:tab w:val="right" w:leader="dot" w:pos="9060"/>
-            </w:tabs>
-            <w:rPr>
-              <w:rFonts w:asciiTheme="minorHAnsi" w:eastAsiaTheme="minorEastAsia" w:hAnsiTheme="minorHAnsi" w:cstheme="minorBidi"/>
-              <w:noProof/>
-              <w:kern w:val="2"/>
-              <w:lang w:val="hu-HU"/>
-              <w14:ligatures w14:val="standardContextual"/>
-            </w:rPr>
-          </w:pPr>
-          <w:hyperlink w:anchor="_Toc228204139" w:history="1">
-            <w:r>
-              <w:rPr>
-                <w:rStyle w:val="Hiperhivatkozs"/>
-                <w:noProof/>
-              </w:rPr>
-              <w:t>1.Components és pages különbsége</w:t>
-            </w:r>
-            <w:r>
-              <w:rPr>
-                <w:noProof/>
-                <w:webHidden/>
-              </w:rPr>
-              <w:tab/>
-            </w:r>
-            <w:r>
-              <w:rPr>
-                <w:noProof/>
-                <w:webHidden/>
-              </w:rPr>
-              <w:fldChar w:fldCharType="begin"/>
-            </w:r>
-            <w:r>
-              <w:rPr>
-                <w:noProof/>
-                <w:webHidden/>
-              </w:rPr>
-              <w:instrText xml:space="preserve"> PAGEREF _Toc228204139 \h </w:instrText>
-            </w:r>
-            <w:r>
-              <w:rPr>
-                <w:noProof/>
-                <w:webHidden/>
-              </w:rPr>
-            </w:r>
-            <w:r>
-              <w:rPr>
-                <w:noProof/>
-                <w:webHidden/>
-              </w:rPr>
-              <w:fldChar w:fldCharType="separate"/>
-            </w:r>
-            <w:r>
-              <w:rPr>
-                <w:noProof/>
-                <w:webHidden/>
-              </w:rPr>
-              <w:t>31</w:t>
-            </w:r>
-            <w:r>
-              <w:rPr>
-                <w:noProof/>
-                <w:webHidden/>
-              </w:rPr>
-              <w:fldChar w:fldCharType="end"/>
-            </w:r>
-          </w:hyperlink>
-        </w:p>
-        <w:p>
-          <w:pPr>
-            <w:pStyle w:val="TJ3"/>
-            <w:tabs>
-              <w:tab w:val="right" w:leader="dot" w:pos="9060"/>
-            </w:tabs>
-            <w:rPr>
-              <w:rFonts w:asciiTheme="minorHAnsi" w:eastAsiaTheme="minorEastAsia" w:hAnsiTheme="minorHAnsi" w:cstheme="minorBidi"/>
-              <w:noProof/>
-              <w:kern w:val="2"/>
-              <w:lang w:val="hu-HU"/>
-              <w14:ligatures w14:val="standardContextual"/>
-            </w:rPr>
-          </w:pPr>
-          <w:hyperlink w:anchor="_Toc228204140" w:history="1">
-            <w:r>
-              <w:rPr>
-                <w:rStyle w:val="Hiperhivatkozs"/>
-                <w:noProof/>
-              </w:rPr>
-              <w:t>2. A projektünkhöz használt képek helye</w:t>
-            </w:r>
-            <w:r>
-              <w:rPr>
-                <w:noProof/>
-                <w:webHidden/>
-              </w:rPr>
-              <w:tab/>
-            </w:r>
-            <w:r>
-              <w:rPr>
-                <w:noProof/>
-                <w:webHidden/>
-              </w:rPr>
-              <w:fldChar w:fldCharType="begin"/>
-            </w:r>
-            <w:r>
-              <w:rPr>
-                <w:noProof/>
-                <w:webHidden/>
-              </w:rPr>
-              <w:instrText xml:space="preserve"> PAGEREF _Toc228204140 \h </w:instrText>
-            </w:r>
-            <w:r>
-              <w:rPr>
-                <w:noProof/>
-                <w:webHidden/>
-              </w:rPr>
-            </w:r>
-            <w:r>
-              <w:rPr>
-                <w:noProof/>
-                <w:webHidden/>
-              </w:rPr>
-              <w:fldChar w:fldCharType="separate"/>
-            </w:r>
-            <w:r>
-              <w:rPr>
-                <w:noProof/>
-                <w:webHidden/>
-              </w:rPr>
-              <w:t>31</w:t>
-            </w:r>
-            <w:r>
-              <w:rPr>
-                <w:noProof/>
-                <w:webHidden/>
-              </w:rPr>
-              <w:fldChar w:fldCharType="end"/>
-            </w:r>
-          </w:hyperlink>
-        </w:p>
-        <w:p>
-          <w:pPr>
-            <w:pStyle w:val="TJ3"/>
-            <w:tabs>
-              <w:tab w:val="right" w:leader="dot" w:pos="9060"/>
-            </w:tabs>
-            <w:rPr>
-              <w:rFonts w:asciiTheme="minorHAnsi" w:eastAsiaTheme="minorEastAsia" w:hAnsiTheme="minorHAnsi" w:cstheme="minorBidi"/>
-              <w:noProof/>
-              <w:kern w:val="2"/>
-              <w:lang w:val="hu-HU"/>
-              <w14:ligatures w14:val="standardContextual"/>
-            </w:rPr>
-          </w:pPr>
-          <w:hyperlink w:anchor="_Toc228204141" w:history="1">
-            <w:r>
-              <w:rPr>
-                <w:rStyle w:val="Hiperhivatkozs"/>
-                <w:noProof/>
-              </w:rPr>
-              <w:t>3. A szerver elérése</w:t>
-            </w:r>
-            <w:r>
-              <w:rPr>
-                <w:noProof/>
-                <w:webHidden/>
-              </w:rPr>
-              <w:tab/>
-            </w:r>
-            <w:r>
-              <w:rPr>
-                <w:noProof/>
-                <w:webHidden/>
-              </w:rPr>
-              <w:fldChar w:fldCharType="begin"/>
-            </w:r>
-            <w:r>
-              <w:rPr>
-                <w:noProof/>
-                <w:webHidden/>
-              </w:rPr>
-              <w:instrText xml:space="preserve"> PAGEREF _Toc228204141 \h </w:instrText>
-            </w:r>
-            <w:r>
-              <w:rPr>
-                <w:noProof/>
-                <w:webHidden/>
-              </w:rPr>
-            </w:r>
-            <w:r>
-              <w:rPr>
-                <w:noProof/>
-                <w:webHidden/>
-              </w:rPr>
-              <w:fldChar w:fldCharType="separate"/>
-            </w:r>
-            <w:r>
-              <w:rPr>
-                <w:noProof/>
-                <w:webHidden/>
-              </w:rPr>
-              <w:t>31</w:t>
-            </w:r>
-            <w:r>
-              <w:rPr>
-                <w:noProof/>
-                <w:webHidden/>
-              </w:rPr>
-              <w:fldChar w:fldCharType="end"/>
-            </w:r>
-          </w:hyperlink>
-        </w:p>
-        <w:p>
-          <w:pPr>
-            <w:pStyle w:val="TJ3"/>
-            <w:tabs>
-              <w:tab w:val="right" w:leader="dot" w:pos="9060"/>
-            </w:tabs>
-            <w:rPr>
-              <w:rFonts w:asciiTheme="minorHAnsi" w:eastAsiaTheme="minorEastAsia" w:hAnsiTheme="minorHAnsi" w:cstheme="minorBidi"/>
-              <w:noProof/>
-              <w:kern w:val="2"/>
-              <w:lang w:val="hu-HU"/>
-              <w14:ligatures w14:val="standardContextual"/>
-            </w:rPr>
-          </w:pPr>
-          <w:hyperlink w:anchor="_Toc228204142" w:history="1">
-            <w:r>
-              <w:rPr>
-                <w:rStyle w:val="Hiperhivatkozs"/>
-                <w:noProof/>
-              </w:rPr>
-              <w:t>4. A kosár tartalmának kezelése</w:t>
-            </w:r>
-            <w:r>
-              <w:rPr>
-                <w:noProof/>
-                <w:webHidden/>
-              </w:rPr>
-              <w:tab/>
-            </w:r>
-            <w:r>
-              <w:rPr>
-                <w:noProof/>
-                <w:webHidden/>
-              </w:rPr>
-              <w:fldChar w:fldCharType="begin"/>
-            </w:r>
-            <w:r>
-              <w:rPr>
-                <w:noProof/>
-                <w:webHidden/>
-              </w:rPr>
-              <w:instrText xml:space="preserve"> PAGEREF _Toc228204142 \h </w:instrText>
-            </w:r>
-            <w:r>
-              <w:rPr>
-                <w:noProof/>
-                <w:webHidden/>
-              </w:rPr>
-            </w:r>
-            <w:r>
-              <w:rPr>
-                <w:noProof/>
-                <w:webHidden/>
-              </w:rPr>
-              <w:fldChar w:fldCharType="separate"/>
-            </w:r>
-            <w:r>
-              <w:rPr>
-                <w:noProof/>
-                <w:webHidden/>
-              </w:rPr>
-              <w:t>32</w:t>
-            </w:r>
-            <w:r>
-              <w:rPr>
-                <w:noProof/>
-                <w:webHidden/>
-              </w:rPr>
-              <w:fldChar w:fldCharType="end"/>
-            </w:r>
-          </w:hyperlink>
-        </w:p>
-        <w:p>
-          <w:pPr>
-            <w:pStyle w:val="TJ3"/>
-            <w:tabs>
-              <w:tab w:val="right" w:leader="dot" w:pos="9060"/>
-            </w:tabs>
-            <w:rPr>
-              <w:rFonts w:asciiTheme="minorHAnsi" w:eastAsiaTheme="minorEastAsia" w:hAnsiTheme="minorHAnsi" w:cstheme="minorBidi"/>
-              <w:noProof/>
-              <w:kern w:val="2"/>
-              <w:lang w:val="hu-HU"/>
-              <w14:ligatures w14:val="standardContextual"/>
-            </w:rPr>
-          </w:pPr>
-          <w:hyperlink w:anchor="_Toc228204143" w:history="1">
-            <w:r>
-              <w:rPr>
-                <w:rStyle w:val="Hiperhivatkozs"/>
-                <w:noProof/>
-              </w:rPr>
-              <w:t>5. Gyakorlatbeli működése</w:t>
-            </w:r>
-            <w:r>
-              <w:rPr>
-                <w:noProof/>
-                <w:webHidden/>
-              </w:rPr>
-              <w:tab/>
-            </w:r>
-            <w:r>
-              <w:rPr>
-                <w:noProof/>
-                <w:webHidden/>
-              </w:rPr>
-              <w:fldChar w:fldCharType="begin"/>
-            </w:r>
-            <w:r>
-              <w:rPr>
-                <w:noProof/>
-                <w:webHidden/>
-              </w:rPr>
-              <w:instrText xml:space="preserve"> PAGEREF _Toc228204143 \h </w:instrText>
+              <w:instrText xml:space="preserve"> PAGEREF _Toc228207395 \h </w:instrText>
             </w:r>
             <w:r>
               <w:rPr>
@@ -11483,7 +13881,7 @@
               <w14:ligatures w14:val="standardContextual"/>
             </w:rPr>
           </w:pPr>
-          <w:hyperlink w:anchor="_Toc228204144" w:history="1">
+          <w:hyperlink w:anchor="_Toc228207396" w:history="1">
             <w:r>
               <w:rPr>
                 <w:rStyle w:val="Hiperhivatkozs"/>
@@ -11506,7 +13904,7 @@
                 <w:rStyle w:val="Hiperhivatkozs"/>
                 <w:noProof/>
               </w:rPr>
-              <w:t>Telepítési, Üzemeltetési és Fejlesztői Útmutató</w:t>
+              <w:t>Felhasználói Kézikönyv és Útmutató</w:t>
             </w:r>
             <w:r>
               <w:rPr>
@@ -11527,7 +13925,7 @@
                 <w:noProof/>
                 <w:webHidden/>
               </w:rPr>
-              <w:instrText xml:space="preserve"> PAGEREF _Toc228204144 \h </w:instrText>
+              <w:instrText xml:space="preserve"> PAGEREF _Toc228207396 \h </w:instrText>
             </w:r>
             <w:r>
               <w:rPr>
@@ -11547,7 +13945,7 @@
                 <w:noProof/>
                 <w:webHidden/>
               </w:rPr>
-              <w:t>32</w:t>
+              <w:t>34</w:t>
             </w:r>
             <w:r>
               <w:rPr>
@@ -11573,7 +13971,7 @@
               <w14:ligatures w14:val="standardContextual"/>
             </w:rPr>
           </w:pPr>
-          <w:hyperlink w:anchor="_Toc228204145" w:history="1">
+          <w:hyperlink w:anchor="_Toc228207397" w:history="1">
             <w:r>
               <w:rPr>
                 <w:rStyle w:val="Hiperhivatkozs"/>
@@ -11596,7 +13994,7 @@
                 <w:rStyle w:val="Hiperhivatkozs"/>
                 <w:noProof/>
               </w:rPr>
-              <w:t>Felhasználói Kézikönyv és Útmutató</w:t>
+              <w:t>Kommunikációs eszközök és kapcsolattartás:</w:t>
             </w:r>
             <w:r>
               <w:rPr>
@@ -11617,7 +14015,7 @@
                 <w:noProof/>
                 <w:webHidden/>
               </w:rPr>
-              <w:instrText xml:space="preserve"> PAGEREF _Toc228204145 \h </w:instrText>
+              <w:instrText xml:space="preserve"> PAGEREF _Toc228207397 \h </w:instrText>
             </w:r>
             <w:r>
               <w:rPr>
@@ -11637,7 +14035,7 @@
                 <w:noProof/>
                 <w:webHidden/>
               </w:rPr>
-              <w:t>35</w:t>
+              <w:t>37</w:t>
             </w:r>
             <w:r>
               <w:rPr>
@@ -11663,7 +14061,7 @@
               <w14:ligatures w14:val="standardContextual"/>
             </w:rPr>
           </w:pPr>
-          <w:hyperlink w:anchor="_Toc228204146" w:history="1">
+          <w:hyperlink w:anchor="_Toc228207398" w:history="1">
             <w:r>
               <w:rPr>
                 <w:rStyle w:val="Hiperhivatkozs"/>
@@ -11686,7 +14084,7 @@
                 <w:rStyle w:val="Hiperhivatkozs"/>
                 <w:noProof/>
               </w:rPr>
-              <w:t>Kommunikációs eszközök és kapcsolattartás:</w:t>
+              <w:t>Segédoldalak, források:</w:t>
             </w:r>
             <w:r>
               <w:rPr>
@@ -11707,7 +14105,7 @@
                 <w:noProof/>
                 <w:webHidden/>
               </w:rPr>
-              <w:instrText xml:space="preserve"> PAGEREF _Toc228204146 \h </w:instrText>
+              <w:instrText xml:space="preserve"> PAGEREF _Toc228207398 \h </w:instrText>
             </w:r>
             <w:r>
               <w:rPr>
@@ -11753,7 +14151,7 @@
               <w14:ligatures w14:val="standardContextual"/>
             </w:rPr>
           </w:pPr>
-          <w:hyperlink w:anchor="_Toc228204147" w:history="1">
+          <w:hyperlink w:anchor="_Toc228207399" w:history="1">
             <w:r>
               <w:rPr>
                 <w:rStyle w:val="Hiperhivatkozs"/>
@@ -11776,7 +14174,7 @@
                 <w:rStyle w:val="Hiperhivatkozs"/>
                 <w:noProof/>
               </w:rPr>
-              <w:t>Segédoldalak, források:</w:t>
+              <w:t>Továbbfejlesztési lehetőségek</w:t>
             </w:r>
             <w:r>
               <w:rPr>
@@ -11797,7 +14195,7 @@
                 <w:noProof/>
                 <w:webHidden/>
               </w:rPr>
-              <w:instrText xml:space="preserve"> PAGEREF _Toc228204147 \h </w:instrText>
+              <w:instrText xml:space="preserve"> PAGEREF _Toc228207399 \h </w:instrText>
             </w:r>
             <w:r>
               <w:rPr>
@@ -11817,97 +14215,7 @@
                 <w:noProof/>
                 <w:webHidden/>
               </w:rPr>
-              <w:t>38</w:t>
-            </w:r>
-            <w:r>
-              <w:rPr>
-                <w:noProof/>
-                <w:webHidden/>
-              </w:rPr>
-              <w:fldChar w:fldCharType="end"/>
-            </w:r>
-          </w:hyperlink>
-        </w:p>
-        <w:p>
-          <w:pPr>
-            <w:pStyle w:val="TJ1"/>
-            <w:tabs>
-              <w:tab w:val="left" w:pos="960"/>
-              <w:tab w:val="right" w:leader="dot" w:pos="9060"/>
-            </w:tabs>
-            <w:rPr>
-              <w:rFonts w:asciiTheme="minorHAnsi" w:eastAsiaTheme="minorEastAsia" w:hAnsiTheme="minorHAnsi" w:cstheme="minorBidi"/>
-              <w:noProof/>
-              <w:kern w:val="2"/>
-              <w:lang w:val="hu-HU"/>
-              <w14:ligatures w14:val="standardContextual"/>
-            </w:rPr>
-          </w:pPr>
-          <w:hyperlink w:anchor="_Toc228204148" w:history="1">
-            <w:r>
-              <w:rPr>
-                <w:rStyle w:val="Hiperhivatkozs"/>
-                <w:noProof/>
-              </w:rPr>
-              <w:t>XIX.</w:t>
-            </w:r>
-            <w:r>
-              <w:rPr>
-                <w:rFonts w:asciiTheme="minorHAnsi" w:eastAsiaTheme="minorEastAsia" w:hAnsiTheme="minorHAnsi" w:cstheme="minorBidi"/>
-                <w:noProof/>
-                <w:kern w:val="2"/>
-                <w:lang w:val="hu-HU"/>
-                <w14:ligatures w14:val="standardContextual"/>
-              </w:rPr>
-              <w:tab/>
-            </w:r>
-            <w:r>
-              <w:rPr>
-                <w:rStyle w:val="Hiperhivatkozs"/>
-                <w:noProof/>
-              </w:rPr>
-              <w:t>Továbbfejlesztési lehetőségek</w:t>
-            </w:r>
-            <w:r>
-              <w:rPr>
-                <w:noProof/>
-                <w:webHidden/>
-              </w:rPr>
-              <w:tab/>
-            </w:r>
-            <w:r>
-              <w:rPr>
-                <w:noProof/>
-                <w:webHidden/>
-              </w:rPr>
-              <w:fldChar w:fldCharType="begin"/>
-            </w:r>
-            <w:r>
-              <w:rPr>
-                <w:noProof/>
-                <w:webHidden/>
-              </w:rPr>
-              <w:instrText xml:space="preserve"> PAGEREF _Toc228204148 \h </w:instrText>
-            </w:r>
-            <w:r>
-              <w:rPr>
-                <w:noProof/>
-                <w:webHidden/>
-              </w:rPr>
-            </w:r>
-            <w:r>
-              <w:rPr>
-                <w:noProof/>
-                <w:webHidden/>
-              </w:rPr>
-              <w:fldChar w:fldCharType="separate"/>
-            </w:r>
-            <w:r>
-              <w:rPr>
-                <w:noProof/>
-                <w:webHidden/>
-              </w:rPr>
-              <w:t>38</w:t>
+              <w:t>37</w:t>
             </w:r>
             <w:r>
               <w:rPr>

--- a/Rendelotablet Dokumentáció.docx
+++ b/Rendelotablet Dokumentáció.docx
@@ -147,18 +147,17 @@
           <w:sz w:val="40"/>
           <w:szCs w:val="40"/>
         </w:rPr>
-        <w:t>A szoftveralkalmazás dokumentációja</w:t>
+        <w:t>Rendelőtablet</w:t>
       </w:r>
     </w:p>
     <w:p>
       <w:pPr>
         <w:spacing w:after="3600"/>
         <w:jc w:val="center"/>
-        <w:rPr>
-          <w:sz w:val="28"/>
-          <w:szCs w:val="28"/>
-        </w:rPr>
-      </w:pPr>
+      </w:pPr>
+      <w:r>
+        <w:t>https://github.com/szoft2006A1Cs6/Vizsgaremek</w:t>
+      </w:r>
     </w:p>
     <w:p>
       <w:pPr>
@@ -257,6 +256,7 @@
         </w:rPr>
         <w:sectPr>
           <w:footerReference w:type="default" r:id="rId9"/>
+          <w:headerReference w:type="first" r:id="rId10"/>
           <w:pgSz w:w="11906" w:h="16838"/>
           <w:pgMar w:top="1418" w:right="1418" w:bottom="1418" w:left="1418" w:header="709" w:footer="709" w:gutter="0"/>
           <w:pgNumType w:start="0"/>
@@ -281,7 +281,7 @@
         <w:jc w:val="both"/>
       </w:pPr>
       <w:bookmarkStart w:id="0" w:name="_y4qkgqr2muho" w:colFirst="0" w:colLast="0"/>
-      <w:bookmarkStart w:id="1" w:name="_Toc228207353"/>
+      <w:bookmarkStart w:id="1" w:name="_Toc228209979"/>
       <w:bookmarkEnd w:id="0"/>
       <w:r>
         <w:lastRenderedPageBreak/>
@@ -314,7 +314,7 @@
         <w:spacing w:line="360" w:lineRule="auto"/>
         <w:jc w:val="both"/>
       </w:pPr>
-      <w:bookmarkStart w:id="2" w:name="_Toc228207354"/>
+      <w:bookmarkStart w:id="2" w:name="_Toc228209980"/>
       <w:r>
         <w:t>Szoftver célja</w:t>
       </w:r>
@@ -341,7 +341,11 @@
         <w:spacing w:before="240" w:after="240"/>
       </w:pPr>
       <w:r>
-        <w:t>A rendszerrel egy gyakori problémára is megoldást kínálunk: a pincérrel való kommunikáció során előforduló félreértéseket. A tabletes rendelésnél a vendég saját maga választja ki az ételeket, a végén pedig áttekintheti a listát, így biztos lehet benne, hogy valóban azt rendelte, amit szeretett volna. Mivel nem kell a pincérre várni, aki egyszerre csak egy rendelést tud felvenni, a tablet segítségével egyszerre több asztal is leadhatja az igényét, ezzel kiküszöbölve a várakozást és a bonyolultabb folyamatokat. A vendég nyugodtan átgondolhatja vagy könnyen módosíthatja a rendelését, a tablet használatával pedig minimálisra csökken a személyzettel folytatott közvetlen kommunikáció szükségessége, ami sokak számára kényelmesebb élményt jelent. Emellett a vendég a tablet kijelzőjén folyamatosan követheti a fogyasztása végösszegét, így könnyebben a pénztárcájához igazíthatja a választását, szemben a hagyományos rendelésnél megszokott, gyakran bizonytalan végösszeggel.</w:t>
+        <w:t xml:space="preserve">A rendszerrel egy gyakori problémára is megoldást kínálunk: a pincérrel való kommunikáció során előforduló félreértéseket. A tabletes rendelésnél a vendég saját maga választja ki az ételeket, a végén pedig áttekintheti a listát, így biztos lehet benne, hogy valóban azt rendelte, amit szeretett volna. Mivel nem kell a pincérre várni, aki egyszerre csak egy rendelést tud felvenni, a tablet segítségével egyszerre több asztal is leadhatja az igényét, ezzel kiküszöbölve a várakozást és a bonyolultabb folyamatokat. A vendég nyugodtan átgondolhatja vagy könnyen módosíthatja a rendelését, a tablet használatával pedig minimálisra csökken a személyzettel folytatott közvetlen kommunikáció szükségessége, ami sokak számára kényelmesebb élményt jelent. Emellett a vendég a tablet kijelzőjén folyamatosan követheti a fogyasztása végösszegét, így könnyebben a pénztárcájához </w:t>
+      </w:r>
+      <w:r>
+        <w:lastRenderedPageBreak/>
+        <w:t>igazíthatja a választását, szemben a hagyományos rendelésnél megszokott, gyakran bizonytalan végösszeggel.</w:t>
       </w:r>
     </w:p>
     <w:p>
@@ -349,7 +353,6 @@
         <w:spacing w:before="240" w:after="240"/>
       </w:pPr>
       <w:r>
-        <w:lastRenderedPageBreak/>
         <w:t xml:space="preserve">A technológia fejlődésével ez a megoldás a pincérek munkáját is kiegészítheti, lehetőséget adva az étteremnek, hogy a felszolgálókat más területeken foglalkoztathatják. A rendszer a környezetvédelmet is támogatja: a digitális étlappal kiválthatjuk a papíralapú menüket, így elkerülhető az étlapok folyamatos </w:t>
       </w:r>
       <w:proofErr w:type="spellStart"/>
@@ -367,7 +370,7 @@
         <w:spacing w:line="360" w:lineRule="auto"/>
         <w:jc w:val="both"/>
       </w:pPr>
-      <w:bookmarkStart w:id="3" w:name="_Toc228207355"/>
+      <w:bookmarkStart w:id="3" w:name="_Toc228209981"/>
       <w:r>
         <w:t>Célközönség:</w:t>
       </w:r>
@@ -385,7 +388,7 @@
         <w:spacing w:line="360" w:lineRule="auto"/>
         <w:jc w:val="both"/>
       </w:pPr>
-      <w:bookmarkStart w:id="4" w:name="_Toc228207356"/>
+      <w:bookmarkStart w:id="4" w:name="_Toc228209982"/>
       <w:r>
         <w:t>Feladatok:</w:t>
       </w:r>
@@ -509,6 +512,25 @@
             <w:r>
               <w:t>Adatbázis</w:t>
             </w:r>
+            <w:r>
+              <w:t xml:space="preserve"> / </w:t>
+            </w:r>
+            <w:proofErr w:type="spellStart"/>
+            <w:r>
+              <w:t>Entity</w:t>
+            </w:r>
+            <w:proofErr w:type="spellEnd"/>
+            <w:r>
+              <w:t xml:space="preserve"> </w:t>
+            </w:r>
+            <w:proofErr w:type="spellStart"/>
+            <w:r>
+              <w:t>Relationship</w:t>
+            </w:r>
+            <w:proofErr w:type="spellEnd"/>
+            <w:r>
+              <w:t xml:space="preserve"> Diagram</w:t>
+            </w:r>
           </w:p>
         </w:tc>
         <w:tc>
@@ -534,7 +556,7 @@
               </w:pBdr>
             </w:pPr>
             <w:r>
-              <w:t>Dénes Zoltán, Farkas László, Horváth Bendegúz</w:t>
+              <w:t>Dénes Zoltán, Farkas László</w:t>
             </w:r>
           </w:p>
         </w:tc>
@@ -562,21 +584,16 @@
                 <w:between w:val="nil"/>
               </w:pBdr>
             </w:pPr>
+            <w:r>
+              <w:t xml:space="preserve">ASP.NET Web </w:t>
+            </w:r>
             <w:proofErr w:type="spellStart"/>
             <w:r>
-              <w:t>Entity</w:t>
+              <w:t>Application</w:t>
             </w:r>
             <w:proofErr w:type="spellEnd"/>
             <w:r>
-              <w:t xml:space="preserve"> </w:t>
-            </w:r>
-            <w:proofErr w:type="spellStart"/>
-            <w:r>
-              <w:t>Relationship</w:t>
-            </w:r>
-            <w:proofErr w:type="spellEnd"/>
-            <w:r>
-              <w:t xml:space="preserve"> Diagram</w:t>
+              <w:t xml:space="preserve"> / Unit Test (Backend)</w:t>
             </w:r>
           </w:p>
         </w:tc>
@@ -596,7 +613,7 @@
               <w:widowControl w:val="0"/>
             </w:pPr>
             <w:r>
-              <w:t>Dénes Zoltán, Farkas László, Horváth Bendegúz</w:t>
+              <w:t>Dénes Zoltán, Horváth Bendegúz</w:t>
             </w:r>
           </w:p>
         </w:tc>
@@ -625,15 +642,7 @@
               </w:pBdr>
             </w:pPr>
             <w:r>
-              <w:t xml:space="preserve">ASP.NET Web </w:t>
-            </w:r>
-            <w:proofErr w:type="spellStart"/>
-            <w:r>
-              <w:t>Application</w:t>
-            </w:r>
-            <w:proofErr w:type="spellEnd"/>
-            <w:r>
-              <w:t xml:space="preserve"> / Unit Test (Backend)</w:t>
+              <w:t>Frontend</w:t>
             </w:r>
           </w:p>
         </w:tc>
@@ -653,7 +662,7 @@
               <w:widowControl w:val="0"/>
             </w:pPr>
             <w:r>
-              <w:t>Dénes Zoltán, Farkas László, Horváth Bendegúz</w:t>
+              <w:t>Farkas László, Horváth Bendegúz</w:t>
             </w:r>
           </w:p>
         </w:tc>
@@ -682,7 +691,7 @@
               </w:pBdr>
             </w:pPr>
             <w:r>
-              <w:t>Frontend</w:t>
+              <w:t>Dokumentáció</w:t>
             </w:r>
           </w:p>
         </w:tc>
@@ -707,55 +716,6 @@
           </w:p>
         </w:tc>
       </w:tr>
-      <w:tr>
-        <w:tc>
-          <w:tcPr>
-            <w:tcW w:w="4535" w:type="dxa"/>
-            <w:shd w:val="clear" w:color="auto" w:fill="auto"/>
-            <w:tcMar>
-              <w:top w:w="100" w:type="dxa"/>
-              <w:left w:w="100" w:type="dxa"/>
-              <w:bottom w:w="100" w:type="dxa"/>
-              <w:right w:w="100" w:type="dxa"/>
-            </w:tcMar>
-          </w:tcPr>
-          <w:p>
-            <w:pPr>
-              <w:widowControl w:val="0"/>
-              <w:pBdr>
-                <w:top w:val="nil"/>
-                <w:left w:val="nil"/>
-                <w:bottom w:val="nil"/>
-                <w:right w:val="nil"/>
-                <w:between w:val="nil"/>
-              </w:pBdr>
-            </w:pPr>
-            <w:r>
-              <w:t>Dokumentáció</w:t>
-            </w:r>
-          </w:p>
-        </w:tc>
-        <w:tc>
-          <w:tcPr>
-            <w:tcW w:w="4535" w:type="dxa"/>
-            <w:shd w:val="clear" w:color="auto" w:fill="auto"/>
-            <w:tcMar>
-              <w:top w:w="100" w:type="dxa"/>
-              <w:left w:w="100" w:type="dxa"/>
-              <w:bottom w:w="100" w:type="dxa"/>
-              <w:right w:w="100" w:type="dxa"/>
-            </w:tcMar>
-          </w:tcPr>
-          <w:p>
-            <w:pPr>
-              <w:widowControl w:val="0"/>
-            </w:pPr>
-            <w:r>
-              <w:t>Dénes Zoltán, Farkas László, Horváth Bendegúz</w:t>
-            </w:r>
-          </w:p>
-        </w:tc>
-      </w:tr>
     </w:tbl>
     <w:p/>
     <w:p>
@@ -764,7 +724,7 @@
         <w:spacing w:line="360" w:lineRule="auto"/>
         <w:jc w:val="both"/>
       </w:pPr>
-      <w:bookmarkStart w:id="5" w:name="_Toc228207357"/>
+      <w:bookmarkStart w:id="5" w:name="_Toc228209983"/>
       <w:r>
         <w:lastRenderedPageBreak/>
         <w:t>Komponenseinek technikai leírása</w:t>
@@ -798,7 +758,7 @@
         <w:pStyle w:val="Cmsor3"/>
         <w:spacing w:line="360" w:lineRule="auto"/>
       </w:pPr>
-      <w:bookmarkStart w:id="6" w:name="_Toc228207358"/>
+      <w:bookmarkStart w:id="6" w:name="_Toc228209984"/>
       <w:r>
         <w:t>Frontend:</w:t>
       </w:r>
@@ -944,7 +904,7 @@
         <w:pStyle w:val="Cmsor3"/>
         <w:spacing w:line="360" w:lineRule="auto"/>
       </w:pPr>
-      <w:bookmarkStart w:id="7" w:name="_Toc228207359"/>
+      <w:bookmarkStart w:id="7" w:name="_Toc228209985"/>
       <w:r>
         <w:t>Backend:</w:t>
       </w:r>
@@ -1034,6 +994,7 @@
           <w:b/>
           <w:bCs/>
         </w:rPr>
+        <w:lastRenderedPageBreak/>
         <w:t>Üzleti logika és Biztonság:</w:t>
       </w:r>
       <w:r>
@@ -1137,7 +1098,7 @@
         <w:pStyle w:val="Cmsor3"/>
         <w:spacing w:line="360" w:lineRule="auto"/>
       </w:pPr>
-      <w:bookmarkStart w:id="8" w:name="_Toc228207360"/>
+      <w:bookmarkStart w:id="8" w:name="_Toc228209986"/>
       <w:r>
         <w:rPr>
           <w:u w:val="single"/>
@@ -1274,7 +1235,7 @@
         <w:spacing w:line="360" w:lineRule="auto"/>
         <w:jc w:val="both"/>
       </w:pPr>
-      <w:bookmarkStart w:id="9" w:name="_Toc228207361"/>
+      <w:bookmarkStart w:id="9" w:name="_Toc228209987"/>
       <w:r>
         <w:t>Működésének műszaki feltételei</w:t>
       </w:r>
@@ -1306,7 +1267,7 @@
         <w:pStyle w:val="Cmsor2"/>
         <w:spacing w:line="360" w:lineRule="auto"/>
       </w:pPr>
-      <w:bookmarkStart w:id="10" w:name="_Toc228207362"/>
+      <w:bookmarkStart w:id="10" w:name="_Toc228209988"/>
       <w:r>
         <w:t>1. Hardveres eszközök</w:t>
       </w:r>
@@ -1341,7 +1302,6 @@
         <w:rPr>
           <w:u w:val="single"/>
         </w:rPr>
-        <w:lastRenderedPageBreak/>
         <w:t>Konyhai megjelenítő:</w:t>
       </w:r>
       <w:r>
@@ -1354,7 +1314,7 @@
         <w:pStyle w:val="Cmsor2"/>
         <w:spacing w:line="360" w:lineRule="auto"/>
       </w:pPr>
-      <w:bookmarkStart w:id="11" w:name="_Toc228207363"/>
+      <w:bookmarkStart w:id="11" w:name="_Toc228209989"/>
       <w:r>
         <w:t>2. Hálózati infrastruktúra</w:t>
       </w:r>
@@ -1428,7 +1388,7 @@
         <w:pStyle w:val="Cmsor1"/>
         <w:spacing w:after="160" w:line="360" w:lineRule="auto"/>
       </w:pPr>
-      <w:bookmarkStart w:id="12" w:name="_Toc228207364"/>
+      <w:bookmarkStart w:id="12" w:name="_Toc228209990"/>
       <w:r>
         <w:t>Technológiai háttér:</w:t>
       </w:r>
@@ -1449,7 +1409,7 @@
       <w:r>
         <w:t xml:space="preserve">Frontend:  </w:t>
       </w:r>
-      <w:hyperlink r:id="rId10">
+      <w:hyperlink r:id="rId11">
         <w:r>
           <w:rPr>
             <w:color w:val="1155CC"/>
@@ -1539,15 +1499,16 @@
     <w:p/>
     <w:p/>
     <w:p/>
+    <w:p/>
+    <w:p/>
     <w:p>
       <w:pPr>
         <w:pStyle w:val="Cmsor1"/>
         <w:spacing w:line="360" w:lineRule="auto"/>
         <w:jc w:val="both"/>
       </w:pPr>
-      <w:bookmarkStart w:id="13" w:name="_Toc228207365"/>
-      <w:r>
-        <w:lastRenderedPageBreak/>
+      <w:bookmarkStart w:id="13" w:name="_Toc228209991"/>
+      <w:r>
         <w:t>Használatának rövid bemutatása:</w:t>
       </w:r>
       <w:bookmarkEnd w:id="13"/>
@@ -1592,134 +1553,6 @@
                 <pic:pic xmlns:pic="http://schemas.openxmlformats.org/drawingml/2006/picture">
                   <pic:nvPicPr>
                     <pic:cNvPr id="0" name="image4.png"/>
-                    <pic:cNvPicPr preferRelativeResize="0"/>
-                  </pic:nvPicPr>
-                  <pic:blipFill>
-                    <a:blip r:embed="rId11"/>
-                    <a:srcRect/>
-                    <a:stretch>
-                      <a:fillRect/>
-                    </a:stretch>
-                  </pic:blipFill>
-                  <pic:spPr>
-                    <a:xfrm>
-                      <a:off x="0" y="0"/>
-                      <a:ext cx="5759140" cy="3238500"/>
-                    </a:xfrm>
-                    <a:prstGeom prst="rect">
-                      <a:avLst/>
-                    </a:prstGeom>
-                    <a:ln/>
-                  </pic:spPr>
-                </pic:pic>
-              </a:graphicData>
-            </a:graphic>
-          </wp:inline>
-        </w:drawing>
-      </w:r>
-    </w:p>
-    <w:p>
-      <w:pPr>
-        <w:pStyle w:val="Kpalrs"/>
-        <w:spacing w:line="360" w:lineRule="auto"/>
-        <w:jc w:val="center"/>
-        <w:rPr>
-          <w:color w:val="000000" w:themeColor="text1"/>
-          <w:sz w:val="22"/>
-          <w:szCs w:val="22"/>
-        </w:rPr>
-      </w:pPr>
-      <w:r>
-        <w:rPr>
-          <w:color w:val="000000" w:themeColor="text1"/>
-          <w:sz w:val="22"/>
-          <w:szCs w:val="22"/>
-        </w:rPr>
-        <w:fldChar w:fldCharType="begin"/>
-      </w:r>
-      <w:r>
-        <w:rPr>
-          <w:color w:val="000000" w:themeColor="text1"/>
-          <w:sz w:val="22"/>
-          <w:szCs w:val="22"/>
-        </w:rPr>
-        <w:instrText xml:space="preserve"> SEQ Ábra \* ARABIC </w:instrText>
-      </w:r>
-      <w:r>
-        <w:rPr>
-          <w:color w:val="000000" w:themeColor="text1"/>
-          <w:sz w:val="22"/>
-          <w:szCs w:val="22"/>
-        </w:rPr>
-        <w:fldChar w:fldCharType="separate"/>
-      </w:r>
-      <w:r>
-        <w:rPr>
-          <w:noProof/>
-          <w:color w:val="000000" w:themeColor="text1"/>
-          <w:sz w:val="22"/>
-          <w:szCs w:val="22"/>
-        </w:rPr>
-        <w:t>1</w:t>
-      </w:r>
-      <w:r>
-        <w:rPr>
-          <w:color w:val="000000" w:themeColor="text1"/>
-          <w:sz w:val="22"/>
-          <w:szCs w:val="22"/>
-        </w:rPr>
-        <w:fldChar w:fldCharType="end"/>
-      </w:r>
-      <w:r>
-        <w:rPr>
-          <w:color w:val="000000" w:themeColor="text1"/>
-          <w:sz w:val="22"/>
-          <w:szCs w:val="22"/>
-        </w:rPr>
-        <w:t>. Ábra Kezdőoldal</w:t>
-      </w:r>
-    </w:p>
-    <w:p>
-      <w:r>
-        <w:t>A bal felső sarokban található az adott asztal száma.</w:t>
-      </w:r>
-    </w:p>
-    <w:p>
-      <w:r>
-        <w:t>Az alsó menüsorban az adott “napi ajánlatot” találjuk. Amennyiben a vendég kiválasztja a napi ajánlatot, a termék automatikusan a kosárba kerül.</w:t>
-      </w:r>
-    </w:p>
-    <w:p>
-      <w:r>
-        <w:t>A “segítség gombra” kattintva pincér hívást küld a konyhai oldalnak.</w:t>
-      </w:r>
-    </w:p>
-    <w:p>
-      <w:r>
-        <w:t>A “rendelés indítása” gombra kattintva a vendég a menü oldalra kerül:</w:t>
-      </w:r>
-    </w:p>
-    <w:p/>
-    <w:p>
-      <w:pPr>
-        <w:keepNext/>
-      </w:pPr>
-      <w:r>
-        <w:rPr>
-          <w:noProof/>
-        </w:rPr>
-        <w:lastRenderedPageBreak/>
-        <w:drawing>
-          <wp:inline distT="114300" distB="114300" distL="114300" distR="114300" wp14:anchorId="387EFC48" wp14:editId="7AA121E8">
-            <wp:extent cx="5759140" cy="3238500"/>
-            <wp:effectExtent l="0" t="0" r="0" b="0"/>
-            <wp:docPr id="4" name="image11.png"/>
-            <wp:cNvGraphicFramePr/>
-            <a:graphic xmlns:a="http://schemas.openxmlformats.org/drawingml/2006/main">
-              <a:graphicData uri="http://schemas.openxmlformats.org/drawingml/2006/picture">
-                <pic:pic xmlns:pic="http://schemas.openxmlformats.org/drawingml/2006/picture">
-                  <pic:nvPicPr>
-                    <pic:cNvPr id="0" name="image11.png"/>
                     <pic:cNvPicPr preferRelativeResize="0"/>
                   </pic:nvPicPr>
                   <pic:blipFill>
@@ -1788,11 +1621,10 @@
           <w:sz w:val="22"/>
           <w:szCs w:val="22"/>
         </w:rPr>
-        <w:t>2</w:t>
-      </w:r>
-      <w:r>
-        <w:rPr>
-          <w:noProof/>
+        <w:t>1</w:t>
+      </w:r>
+      <w:r>
+        <w:rPr>
           <w:color w:val="000000" w:themeColor="text1"/>
           <w:sz w:val="22"/>
           <w:szCs w:val="22"/>
@@ -1805,31 +1637,31 @@
           <w:sz w:val="22"/>
           <w:szCs w:val="22"/>
         </w:rPr>
-        <w:t>. Ábra Étlap</w:t>
-      </w:r>
-    </w:p>
-    <w:p>
-      <w:r>
-        <w:t>A bal alsó sarokban található gombok a vásárló segítségére szolgálnak.</w:t>
-      </w:r>
-    </w:p>
-    <w:p>
-      <w:r>
-        <w:t>A kérdőjellel jelölt gomb (pincérhívó) funkciója megegyezik a főoldalon lévővel.</w:t>
-      </w:r>
-      <w:r>
-        <w:br/>
-        <w:t>A felső gomb listázza az allergének számát a leírásával társítva.</w:t>
+        <w:t>. Ábra Kezdőoldal</w:t>
+      </w:r>
+    </w:p>
+    <w:p>
+      <w:r>
+        <w:t>A bal felső sarokban található az adott asztal száma.</w:t>
+      </w:r>
+    </w:p>
+    <w:p>
+      <w:r>
+        <w:t>Az alsó menüsorban az adott “napi ajánlatot” találjuk. Amennyiben a vendég kiválasztja a napi ajánlatot, a termék automatikusan a kosárba kerül.</w:t>
+      </w:r>
+    </w:p>
+    <w:p>
+      <w:r>
+        <w:t>A “segítség gombra” kattintva pincér hívást küld a konyhai oldalnak.</w:t>
+      </w:r>
+    </w:p>
+    <w:p>
+      <w:r>
+        <w:t>A “rendelés indítása” gombra kattintva a vendég a menü oldalra kerül:</w:t>
       </w:r>
     </w:p>
     <w:p/>
     <w:p>
-      <w:r>
-        <w:t xml:space="preserve">Kategória választás után megjelenítésre kerülnek az ahhoz tartozó termékek. </w:t>
-      </w:r>
-    </w:p>
-    <w:p/>
-    <w:p>
       <w:pPr>
         <w:keepNext/>
       </w:pPr>
@@ -1837,17 +1669,18 @@
         <w:rPr>
           <w:noProof/>
         </w:rPr>
+        <w:lastRenderedPageBreak/>
         <w:drawing>
-          <wp:inline distT="114300" distB="114300" distL="114300" distR="114300" wp14:anchorId="129EB3A0" wp14:editId="6D5DBBCB">
+          <wp:inline distT="114300" distB="114300" distL="114300" distR="114300" wp14:anchorId="387EFC48" wp14:editId="7AA121E8">
             <wp:extent cx="5759140" cy="3238500"/>
             <wp:effectExtent l="0" t="0" r="0" b="0"/>
-            <wp:docPr id="3" name="image13.png"/>
+            <wp:docPr id="4" name="image11.png"/>
             <wp:cNvGraphicFramePr/>
             <a:graphic xmlns:a="http://schemas.openxmlformats.org/drawingml/2006/main">
               <a:graphicData uri="http://schemas.openxmlformats.org/drawingml/2006/picture">
                 <pic:pic xmlns:pic="http://schemas.openxmlformats.org/drawingml/2006/picture">
                   <pic:nvPicPr>
-                    <pic:cNvPr id="0" name="image13.png"/>
+                    <pic:cNvPr id="0" name="image11.png"/>
                     <pic:cNvPicPr preferRelativeResize="0"/>
                   </pic:nvPicPr>
                   <pic:blipFill>
@@ -1916,7 +1749,7 @@
           <w:sz w:val="22"/>
           <w:szCs w:val="22"/>
         </w:rPr>
-        <w:t>3</w:t>
+        <w:t>2</w:t>
       </w:r>
       <w:r>
         <w:rPr>
@@ -1933,53 +1766,31 @@
           <w:sz w:val="22"/>
           <w:szCs w:val="22"/>
         </w:rPr>
-        <w:t>. Ábra Termékválasztás</w:t>
-      </w:r>
-    </w:p>
-    <w:p>
-      <w:r>
-        <w:lastRenderedPageBreak/>
-        <w:t xml:space="preserve">A kiválasztott termékek a “kosárba” </w:t>
-      </w:r>
-      <w:proofErr w:type="gramStart"/>
-      <w:r>
-        <w:t>kerülnek</w:t>
-      </w:r>
-      <w:proofErr w:type="gramEnd"/>
-      <w:r>
-        <w:t xml:space="preserve"> amelyet a képernyő jobb oldalán találhatunk. </w:t>
-      </w:r>
-    </w:p>
-    <w:p>
-      <w:r>
-        <w:t xml:space="preserve">A kosárban lévő termékek mennyiségét tudjuk növelni, illetve eltávolítani. </w:t>
-      </w:r>
-    </w:p>
-    <w:p>
-      <w:r>
-        <w:t>Megjelenítésre kerül a termékek ára és a végösszeg is.</w:t>
-      </w:r>
-    </w:p>
-    <w:p>
-      <w:r>
-        <w:t xml:space="preserve">A fizetés gombra kattintva </w:t>
-      </w:r>
-      <w:proofErr w:type="spellStart"/>
-      <w:r>
-        <w:t>továbbdob</w:t>
-      </w:r>
-      <w:proofErr w:type="spellEnd"/>
-      <w:r>
-        <w:t xml:space="preserve"> az összesítő oldalra. </w:t>
-      </w:r>
-    </w:p>
-    <w:p>
-      <w:r>
-        <w:t>Ezen az oldalon ki tudjuk választani, hogy milyen módon szeretnénk fizetni. Mindkét esetben a konyha értesítést kap a fizetési szándékról.</w:t>
+        <w:t>. Ábra Étlap</w:t>
+      </w:r>
+    </w:p>
+    <w:p>
+      <w:r>
+        <w:t>A bal alsó sarokban található gombok a vásárló segítségére szolgálnak.</w:t>
+      </w:r>
+    </w:p>
+    <w:p>
+      <w:r>
+        <w:t>A kérdőjellel jelölt gomb (pincérhívó) funkciója megegyezik a főoldalon lévővel.</w:t>
+      </w:r>
+      <w:r>
+        <w:br/>
+        <w:t>A felső gomb listázza az allergének számát a leírásával társítva.</w:t>
       </w:r>
     </w:p>
     <w:p/>
     <w:p>
+      <w:r>
+        <w:t xml:space="preserve">Kategória választás után megjelenítésre kerülnek az ahhoz tartozó termékek. </w:t>
+      </w:r>
+    </w:p>
+    <w:p/>
+    <w:p>
       <w:pPr>
         <w:keepNext/>
       </w:pPr>
@@ -1988,16 +1799,16 @@
           <w:noProof/>
         </w:rPr>
         <w:drawing>
-          <wp:inline distT="114300" distB="114300" distL="114300" distR="114300" wp14:anchorId="3FFA3D34" wp14:editId="7E0AC170">
+          <wp:inline distT="114300" distB="114300" distL="114300" distR="114300" wp14:anchorId="129EB3A0" wp14:editId="6D5DBBCB">
             <wp:extent cx="5759140" cy="3238500"/>
             <wp:effectExtent l="0" t="0" r="0" b="0"/>
-            <wp:docPr id="8" name="image7.png"/>
+            <wp:docPr id="3" name="image13.png"/>
             <wp:cNvGraphicFramePr/>
             <a:graphic xmlns:a="http://schemas.openxmlformats.org/drawingml/2006/main">
               <a:graphicData uri="http://schemas.openxmlformats.org/drawingml/2006/picture">
                 <pic:pic xmlns:pic="http://schemas.openxmlformats.org/drawingml/2006/picture">
                   <pic:nvPicPr>
-                    <pic:cNvPr id="0" name="image7.png"/>
+                    <pic:cNvPr id="0" name="image13.png"/>
                     <pic:cNvPicPr preferRelativeResize="0"/>
                   </pic:nvPicPr>
                   <pic:blipFill>
@@ -2066,7 +1877,7 @@
           <w:sz w:val="22"/>
           <w:szCs w:val="22"/>
         </w:rPr>
-        <w:t>4</w:t>
+        <w:t>3</w:t>
       </w:r>
       <w:r>
         <w:rPr>
@@ -2083,22 +1894,52 @@
           <w:sz w:val="22"/>
           <w:szCs w:val="22"/>
         </w:rPr>
-        <w:t>. Ábra Fizetés</w:t>
-      </w:r>
-    </w:p>
-    <w:p>
-      <w:r>
-        <w:t xml:space="preserve">A vásárlás befejezése után, a vendégnek lehetősége van. hogy </w:t>
-      </w:r>
-      <w:proofErr w:type="spellStart"/>
-      <w:r>
-        <w:t>nyomonkövesse</w:t>
-      </w:r>
-      <w:proofErr w:type="spellEnd"/>
-      <w:r>
-        <w:t xml:space="preserve"> rendelése állapotát és megtekintse a rendelés részleteit.</w:t>
-      </w:r>
-    </w:p>
+        <w:t>. Ábra Termékválasztás</w:t>
+      </w:r>
+    </w:p>
+    <w:p>
+      <w:r>
+        <w:lastRenderedPageBreak/>
+        <w:t xml:space="preserve">A kiválasztott termékek a “kosárba” </w:t>
+      </w:r>
+      <w:proofErr w:type="gramStart"/>
+      <w:r>
+        <w:t>kerülnek</w:t>
+      </w:r>
+      <w:proofErr w:type="gramEnd"/>
+      <w:r>
+        <w:t xml:space="preserve"> amelyet a képernyő jobb oldalán találhatunk. </w:t>
+      </w:r>
+    </w:p>
+    <w:p>
+      <w:r>
+        <w:t xml:space="preserve">A kosárban lévő termékek mennyiségét tudjuk növelni, illetve eltávolítani. </w:t>
+      </w:r>
+    </w:p>
+    <w:p>
+      <w:r>
+        <w:t>Megjelenítésre kerül a termékek ára és a végösszeg is.</w:t>
+      </w:r>
+    </w:p>
+    <w:p>
+      <w:r>
+        <w:t xml:space="preserve">A fizetés gombra kattintva </w:t>
+      </w:r>
+      <w:proofErr w:type="spellStart"/>
+      <w:r>
+        <w:t>továbbdob</w:t>
+      </w:r>
+      <w:proofErr w:type="spellEnd"/>
+      <w:r>
+        <w:t xml:space="preserve"> az összesítő oldalra. </w:t>
+      </w:r>
+    </w:p>
+    <w:p>
+      <w:r>
+        <w:t>Ezen az oldalon ki tudjuk választani, hogy milyen módon szeretnénk fizetni. Mindkét esetben a konyha értesítést kap a fizetési szándékról.</w:t>
+      </w:r>
+    </w:p>
+    <w:p/>
     <w:p>
       <w:pPr>
         <w:keepNext/>
@@ -2107,18 +1948,17 @@
         <w:rPr>
           <w:noProof/>
         </w:rPr>
-        <w:lastRenderedPageBreak/>
         <w:drawing>
-          <wp:inline distT="114300" distB="114300" distL="114300" distR="114300" wp14:anchorId="7DABE5D0" wp14:editId="469C4DC7">
+          <wp:inline distT="114300" distB="114300" distL="114300" distR="114300" wp14:anchorId="3FFA3D34" wp14:editId="7E0AC170">
             <wp:extent cx="5759140" cy="3238500"/>
             <wp:effectExtent l="0" t="0" r="0" b="0"/>
-            <wp:docPr id="13" name="image1.png"/>
+            <wp:docPr id="8" name="image7.png"/>
             <wp:cNvGraphicFramePr/>
             <a:graphic xmlns:a="http://schemas.openxmlformats.org/drawingml/2006/main">
               <a:graphicData uri="http://schemas.openxmlformats.org/drawingml/2006/picture">
                 <pic:pic xmlns:pic="http://schemas.openxmlformats.org/drawingml/2006/picture">
                   <pic:nvPicPr>
-                    <pic:cNvPr id="0" name="image1.png"/>
+                    <pic:cNvPr id="0" name="image7.png"/>
                     <pic:cNvPicPr preferRelativeResize="0"/>
                   </pic:nvPicPr>
                   <pic:blipFill>
@@ -2187,7 +2027,7 @@
           <w:sz w:val="22"/>
           <w:szCs w:val="22"/>
         </w:rPr>
-        <w:t>5</w:t>
+        <w:t>4</w:t>
       </w:r>
       <w:r>
         <w:rPr>
@@ -2204,26 +2044,20 @@
           <w:sz w:val="22"/>
           <w:szCs w:val="22"/>
         </w:rPr>
-        <w:t>. Ábra Állapot</w:t>
-      </w:r>
-    </w:p>
-    <w:p>
-      <w:r>
-        <w:t xml:space="preserve"> Probléma esetén a “pincér hívás” gombra kattintva segítséget tud kérni.</w:t>
-      </w:r>
-    </w:p>
-    <w:p/>
-    <w:p>
-      <w:r>
-        <w:t xml:space="preserve">A rendelés folyamatát valós időben </w:t>
-      </w:r>
-      <w:proofErr w:type="spellStart"/>
-      <w:r>
-        <w:t>nyomonkövetheti</w:t>
-      </w:r>
-      <w:proofErr w:type="spellEnd"/>
-      <w:r>
-        <w:t>.</w:t>
+        <w:t>. Ábra Fizetés</w:t>
+      </w:r>
+    </w:p>
+    <w:p>
+      <w:r>
+        <w:t xml:space="preserve">A vásárlás befejezése után, a vendégnek lehetősége van. hogy </w:t>
+      </w:r>
+      <w:proofErr w:type="spellStart"/>
+      <w:r>
+        <w:t>nyomonkövesse</w:t>
+      </w:r>
+      <w:proofErr w:type="spellEnd"/>
+      <w:r>
+        <w:t xml:space="preserve"> rendelése állapotát és megtekintse a rendelés részleteit.</w:t>
       </w:r>
     </w:p>
     <w:p>
@@ -2234,17 +2068,18 @@
         <w:rPr>
           <w:noProof/>
         </w:rPr>
+        <w:lastRenderedPageBreak/>
         <w:drawing>
-          <wp:inline distT="114300" distB="114300" distL="114300" distR="114300" wp14:anchorId="7560B6D0" wp14:editId="1A523C81">
+          <wp:inline distT="114300" distB="114300" distL="114300" distR="114300" wp14:anchorId="7DABE5D0" wp14:editId="469C4DC7">
             <wp:extent cx="5759140" cy="3238500"/>
             <wp:effectExtent l="0" t="0" r="0" b="0"/>
-            <wp:docPr id="15" name="image9.png"/>
+            <wp:docPr id="13" name="image1.png"/>
             <wp:cNvGraphicFramePr/>
             <a:graphic xmlns:a="http://schemas.openxmlformats.org/drawingml/2006/main">
               <a:graphicData uri="http://schemas.openxmlformats.org/drawingml/2006/picture">
                 <pic:pic xmlns:pic="http://schemas.openxmlformats.org/drawingml/2006/picture">
                   <pic:nvPicPr>
-                    <pic:cNvPr id="0" name="image9.png"/>
+                    <pic:cNvPr id="0" name="image1.png"/>
                     <pic:cNvPicPr preferRelativeResize="0"/>
                   </pic:nvPicPr>
                   <pic:blipFill>
@@ -2313,7 +2148,7 @@
           <w:sz w:val="22"/>
           <w:szCs w:val="22"/>
         </w:rPr>
-        <w:t>6</w:t>
+        <w:t>5</w:t>
       </w:r>
       <w:r>
         <w:rPr>
@@ -2330,41 +2165,47 @@
           <w:sz w:val="22"/>
           <w:szCs w:val="22"/>
         </w:rPr>
-        <w:t>. Ábra Étel kész</w:t>
-      </w:r>
-    </w:p>
-    <w:p>
-      <w:r>
-        <w:t>Az étel elkészülését követően, a vendég tetszése szerint bármikor értékelhet.</w:t>
-      </w:r>
-    </w:p>
-    <w:p>
-      <w:r>
-        <w:t>A vendégnek lehetősége van kihagyni az értékelés.</w:t>
+        <w:t>. Ábra Állapot</w:t>
+      </w:r>
+    </w:p>
+    <w:p>
+      <w:r>
+        <w:t xml:space="preserve"> Probléma esetén a “pincér hívás” gombra kattintva segítséget tud kérni.</w:t>
+      </w:r>
+    </w:p>
+    <w:p/>
+    <w:p>
+      <w:r>
+        <w:t xml:space="preserve">A rendelés folyamatát valós időben </w:t>
+      </w:r>
+      <w:proofErr w:type="spellStart"/>
+      <w:r>
+        <w:t>nyomonkövetheti</w:t>
+      </w:r>
+      <w:proofErr w:type="spellEnd"/>
+      <w:r>
+        <w:t>.</w:t>
       </w:r>
     </w:p>
     <w:p>
       <w:pPr>
         <w:keepNext/>
       </w:pPr>
-      <w:bookmarkStart w:id="14" w:name="_nqpe8ul5ne3y" w:colFirst="0" w:colLast="0"/>
-      <w:bookmarkEnd w:id="14"/>
       <w:r>
         <w:rPr>
           <w:noProof/>
         </w:rPr>
-        <w:lastRenderedPageBreak/>
         <w:drawing>
-          <wp:inline distT="114300" distB="114300" distL="114300" distR="114300" wp14:anchorId="5FE7ECEA" wp14:editId="5F78B4DB">
+          <wp:inline distT="114300" distB="114300" distL="114300" distR="114300" wp14:anchorId="7560B6D0" wp14:editId="1A523C81">
             <wp:extent cx="5759140" cy="3238500"/>
             <wp:effectExtent l="0" t="0" r="0" b="0"/>
-            <wp:docPr id="2" name="image8.png"/>
+            <wp:docPr id="15" name="image9.png"/>
             <wp:cNvGraphicFramePr/>
             <a:graphic xmlns:a="http://schemas.openxmlformats.org/drawingml/2006/main">
               <a:graphicData uri="http://schemas.openxmlformats.org/drawingml/2006/picture">
                 <pic:pic xmlns:pic="http://schemas.openxmlformats.org/drawingml/2006/picture">
                   <pic:nvPicPr>
-                    <pic:cNvPr id="0" name="image8.png"/>
+                    <pic:cNvPr id="0" name="image9.png"/>
                     <pic:cNvPicPr preferRelativeResize="0"/>
                   </pic:nvPicPr>
                   <pic:blipFill>
@@ -2433,6 +2274,126 @@
           <w:sz w:val="22"/>
           <w:szCs w:val="22"/>
         </w:rPr>
+        <w:t>6</w:t>
+      </w:r>
+      <w:r>
+        <w:rPr>
+          <w:noProof/>
+          <w:color w:val="000000" w:themeColor="text1"/>
+          <w:sz w:val="22"/>
+          <w:szCs w:val="22"/>
+        </w:rPr>
+        <w:fldChar w:fldCharType="end"/>
+      </w:r>
+      <w:r>
+        <w:rPr>
+          <w:color w:val="000000" w:themeColor="text1"/>
+          <w:sz w:val="22"/>
+          <w:szCs w:val="22"/>
+        </w:rPr>
+        <w:t>. Ábra Étel kész</w:t>
+      </w:r>
+    </w:p>
+    <w:p>
+      <w:r>
+        <w:t>Az étel elkészülését követően, a vendég tetszése szerint bármikor értékelhet.</w:t>
+      </w:r>
+    </w:p>
+    <w:p>
+      <w:r>
+        <w:t>A vendégnek lehetősége van kihagyni az értékelés.</w:t>
+      </w:r>
+    </w:p>
+    <w:p>
+      <w:pPr>
+        <w:keepNext/>
+      </w:pPr>
+      <w:bookmarkStart w:id="14" w:name="_nqpe8ul5ne3y" w:colFirst="0" w:colLast="0"/>
+      <w:bookmarkEnd w:id="14"/>
+      <w:r>
+        <w:rPr>
+          <w:noProof/>
+        </w:rPr>
+        <w:lastRenderedPageBreak/>
+        <w:drawing>
+          <wp:inline distT="114300" distB="114300" distL="114300" distR="114300" wp14:anchorId="5FE7ECEA" wp14:editId="5F78B4DB">
+            <wp:extent cx="5759140" cy="3238500"/>
+            <wp:effectExtent l="0" t="0" r="0" b="0"/>
+            <wp:docPr id="2" name="image8.png"/>
+            <wp:cNvGraphicFramePr/>
+            <a:graphic xmlns:a="http://schemas.openxmlformats.org/drawingml/2006/main">
+              <a:graphicData uri="http://schemas.openxmlformats.org/drawingml/2006/picture">
+                <pic:pic xmlns:pic="http://schemas.openxmlformats.org/drawingml/2006/picture">
+                  <pic:nvPicPr>
+                    <pic:cNvPr id="0" name="image8.png"/>
+                    <pic:cNvPicPr preferRelativeResize="0"/>
+                  </pic:nvPicPr>
+                  <pic:blipFill>
+                    <a:blip r:embed="rId18"/>
+                    <a:srcRect/>
+                    <a:stretch>
+                      <a:fillRect/>
+                    </a:stretch>
+                  </pic:blipFill>
+                  <pic:spPr>
+                    <a:xfrm>
+                      <a:off x="0" y="0"/>
+                      <a:ext cx="5759140" cy="3238500"/>
+                    </a:xfrm>
+                    <a:prstGeom prst="rect">
+                      <a:avLst/>
+                    </a:prstGeom>
+                    <a:ln/>
+                  </pic:spPr>
+                </pic:pic>
+              </a:graphicData>
+            </a:graphic>
+          </wp:inline>
+        </w:drawing>
+      </w:r>
+    </w:p>
+    <w:p>
+      <w:pPr>
+        <w:pStyle w:val="Kpalrs"/>
+        <w:spacing w:line="360" w:lineRule="auto"/>
+        <w:jc w:val="center"/>
+        <w:rPr>
+          <w:color w:val="000000" w:themeColor="text1"/>
+          <w:sz w:val="22"/>
+          <w:szCs w:val="22"/>
+        </w:rPr>
+      </w:pPr>
+      <w:r>
+        <w:rPr>
+          <w:color w:val="000000" w:themeColor="text1"/>
+          <w:sz w:val="22"/>
+          <w:szCs w:val="22"/>
+        </w:rPr>
+        <w:fldChar w:fldCharType="begin"/>
+      </w:r>
+      <w:r>
+        <w:rPr>
+          <w:color w:val="000000" w:themeColor="text1"/>
+          <w:sz w:val="22"/>
+          <w:szCs w:val="22"/>
+        </w:rPr>
+        <w:instrText xml:space="preserve"> SEQ Ábra \* ARABIC </w:instrText>
+      </w:r>
+      <w:r>
+        <w:rPr>
+          <w:color w:val="000000" w:themeColor="text1"/>
+          <w:sz w:val="22"/>
+          <w:szCs w:val="22"/>
+        </w:rPr>
+        <w:fldChar w:fldCharType="separate"/>
+      </w:r>
+      <w:r>
+        <w:rPr>
+          <w:noProof/>
+          <w:color w:val="000000" w:themeColor="text1"/>
+          <w:sz w:val="22"/>
+          <w:szCs w:val="22"/>
+        </w:rPr>
         <w:t>7</w:t>
       </w:r>
       <w:r>
@@ -2520,7 +2481,7 @@
                     <pic:cNvPicPr preferRelativeResize="0"/>
                   </pic:nvPicPr>
                   <pic:blipFill>
-                    <a:blip r:embed="rId18"/>
+                    <a:blip r:embed="rId19"/>
                     <a:srcRect l="5" r="5"/>
                     <a:stretch>
                       <a:fillRect/>
@@ -2749,198 +2710,6 @@
                 <pic:pic xmlns:pic="http://schemas.openxmlformats.org/drawingml/2006/picture">
                   <pic:nvPicPr>
                     <pic:cNvPr id="0" name="image5.png"/>
-                    <pic:cNvPicPr preferRelativeResize="0"/>
-                  </pic:nvPicPr>
-                  <pic:blipFill>
-                    <a:blip r:embed="rId19"/>
-                    <a:srcRect/>
-                    <a:stretch>
-                      <a:fillRect/>
-                    </a:stretch>
-                  </pic:blipFill>
-                  <pic:spPr>
-                    <a:xfrm>
-                      <a:off x="0" y="0"/>
-                      <a:ext cx="5759140" cy="3238500"/>
-                    </a:xfrm>
-                    <a:prstGeom prst="rect">
-                      <a:avLst/>
-                    </a:prstGeom>
-                    <a:ln/>
-                  </pic:spPr>
-                </pic:pic>
-              </a:graphicData>
-            </a:graphic>
-          </wp:inline>
-        </w:drawing>
-      </w:r>
-    </w:p>
-    <w:p>
-      <w:pPr>
-        <w:pStyle w:val="Kpalrs"/>
-        <w:spacing w:line="360" w:lineRule="auto"/>
-        <w:jc w:val="center"/>
-        <w:rPr>
-          <w:color w:val="000000" w:themeColor="text1"/>
-          <w:sz w:val="22"/>
-          <w:szCs w:val="22"/>
-        </w:rPr>
-      </w:pPr>
-      <w:r>
-        <w:rPr>
-          <w:color w:val="000000" w:themeColor="text1"/>
-          <w:sz w:val="22"/>
-          <w:szCs w:val="22"/>
-        </w:rPr>
-        <w:fldChar w:fldCharType="begin"/>
-      </w:r>
-      <w:r>
-        <w:rPr>
-          <w:color w:val="000000" w:themeColor="text1"/>
-          <w:sz w:val="22"/>
-          <w:szCs w:val="22"/>
-        </w:rPr>
-        <w:instrText xml:space="preserve"> SEQ Ábra \* ARABIC </w:instrText>
-      </w:r>
-      <w:r>
-        <w:rPr>
-          <w:color w:val="000000" w:themeColor="text1"/>
-          <w:sz w:val="22"/>
-          <w:szCs w:val="22"/>
-        </w:rPr>
-        <w:fldChar w:fldCharType="separate"/>
-      </w:r>
-      <w:r>
-        <w:rPr>
-          <w:noProof/>
-          <w:color w:val="000000" w:themeColor="text1"/>
-          <w:sz w:val="22"/>
-          <w:szCs w:val="22"/>
-        </w:rPr>
-        <w:t>9</w:t>
-      </w:r>
-      <w:r>
-        <w:rPr>
-          <w:noProof/>
-          <w:color w:val="000000" w:themeColor="text1"/>
-          <w:sz w:val="22"/>
-          <w:szCs w:val="22"/>
-        </w:rPr>
-        <w:fldChar w:fldCharType="end"/>
-      </w:r>
-      <w:r>
-        <w:rPr>
-          <w:color w:val="000000" w:themeColor="text1"/>
-          <w:sz w:val="22"/>
-          <w:szCs w:val="22"/>
-        </w:rPr>
-        <w:t>. Ábra Étel m</w:t>
-      </w:r>
-      <w:r>
-        <w:rPr>
-          <w:color w:val="000000" w:themeColor="text1"/>
-          <w:sz w:val="22"/>
-          <w:szCs w:val="22"/>
-        </w:rPr>
-        <w:t>ó</w:t>
-      </w:r>
-      <w:r>
-        <w:rPr>
-          <w:color w:val="000000" w:themeColor="text1"/>
-          <w:sz w:val="22"/>
-          <w:szCs w:val="22"/>
-        </w:rPr>
-        <w:t>dosítás</w:t>
-      </w:r>
-    </w:p>
-    <w:p>
-      <w:r>
-        <w:t xml:space="preserve">Az </w:t>
-      </w:r>
-      <w:proofErr w:type="spellStart"/>
-      <w:r>
-        <w:t>editmenu</w:t>
-      </w:r>
-      <w:proofErr w:type="spellEnd"/>
-      <w:r>
-        <w:t xml:space="preserve"> gomb lenyomás után ezt a felületet kapjuk meg.</w:t>
-      </w:r>
-    </w:p>
-    <w:p>
-      <w:r>
-        <w:t xml:space="preserve">Ezen felületen jelennek meg a termékek különböző kategóriákra osztva. </w:t>
-      </w:r>
-    </w:p>
-    <w:p>
-      <w:r>
-        <w:t>A toll ikonra kattintva a kategóriák nevét tudjuk változtatni.</w:t>
-      </w:r>
-    </w:p>
-    <w:p>
-      <w:r>
-        <w:t>A kuka ikonra kattintva tudjuk törölni az adott kategóriát.</w:t>
-      </w:r>
-    </w:p>
-    <w:p>
-      <w:r>
-        <w:t>Az kategóriák részen a jobb felső sarokban található egy plusz gomb, ahol egy teljesen új ételt/italt tudunk hozzáadni az adott kategórián belül.</w:t>
-      </w:r>
-    </w:p>
-    <w:p/>
-    <w:p>
-      <w:r>
-        <w:t>Az egyes kategóriák kiválasztása után megjelennek az oda tartozó ételek/italok.</w:t>
-      </w:r>
-    </w:p>
-    <w:p>
-      <w:r>
-        <w:t xml:space="preserve">Ahol a toll ikonra kattintva tudjuk szerkeszteni az ételek nevét, árát, </w:t>
-      </w:r>
-      <w:proofErr w:type="gramStart"/>
-      <w:r>
-        <w:t>allergénjeit</w:t>
-      </w:r>
-      <w:proofErr w:type="gramEnd"/>
-      <w:r>
-        <w:t xml:space="preserve"> illetve napi ajánlatnak tudjuk őket beállítani.</w:t>
-      </w:r>
-    </w:p>
-    <w:p>
-      <w:r>
-        <w:t>Ugyanitt tudjuk a képeknek a linkjeit beszúrni, illetve változtatni.</w:t>
-      </w:r>
-    </w:p>
-    <w:p>
-      <w:r>
-        <w:t>A kuka ikonra kattintva tudjuk törölni a megadott ételt/italt.</w:t>
-      </w:r>
-    </w:p>
-    <w:p>
-      <w:r>
-        <w:t>Az ételek részen a jobb felső sarokban található egy plusz gomb, ahol egy teljesen új ételt/italt tudunk hozzáadni az adott kategórián belül.</w:t>
-      </w:r>
-    </w:p>
-    <w:p>
-      <w:pPr>
-        <w:pStyle w:val="Nincstrkz"/>
-        <w:keepNext/>
-        <w:spacing w:line="360" w:lineRule="auto"/>
-      </w:pPr>
-      <w:r>
-        <w:rPr>
-          <w:noProof/>
-        </w:rPr>
-        <w:drawing>
-          <wp:inline distT="114300" distB="114300" distL="114300" distR="114300" wp14:anchorId="3DC6A767" wp14:editId="09110053">
-            <wp:extent cx="5759140" cy="3238500"/>
-            <wp:effectExtent l="0" t="0" r="0" b="0"/>
-            <wp:docPr id="1" name="image12.png"/>
-            <wp:cNvGraphicFramePr/>
-            <a:graphic xmlns:a="http://schemas.openxmlformats.org/drawingml/2006/main">
-              <a:graphicData uri="http://schemas.openxmlformats.org/drawingml/2006/picture">
-                <pic:pic xmlns:pic="http://schemas.openxmlformats.org/drawingml/2006/picture">
-                  <pic:nvPicPr>
-                    <pic:cNvPr id="0" name="image12.png"/>
                     <pic:cNvPicPr preferRelativeResize="0"/>
                   </pic:nvPicPr>
                   <pic:blipFill>
@@ -3009,7 +2778,7 @@
           <w:sz w:val="22"/>
           <w:szCs w:val="22"/>
         </w:rPr>
-        <w:t>10</w:t>
+        <w:t>9</w:t>
       </w:r>
       <w:r>
         <w:rPr>
@@ -3026,7 +2795,23 @@
           <w:sz w:val="22"/>
           <w:szCs w:val="22"/>
         </w:rPr>
-        <w:t>. Ábra Pincérek</w:t>
+        <w:t>. Ábra Étel m</w:t>
+      </w:r>
+      <w:r>
+        <w:rPr>
+          <w:color w:val="000000" w:themeColor="text1"/>
+          <w:sz w:val="22"/>
+          <w:szCs w:val="22"/>
+        </w:rPr>
+        <w:t>ó</w:t>
+      </w:r>
+      <w:r>
+        <w:rPr>
+          <w:color w:val="000000" w:themeColor="text1"/>
+          <w:sz w:val="22"/>
+          <w:szCs w:val="22"/>
+        </w:rPr>
+        <w:t>dosítás</w:t>
       </w:r>
     </w:p>
     <w:p>
@@ -3035,55 +2820,66 @@
       </w:r>
       <w:proofErr w:type="spellStart"/>
       <w:r>
-        <w:t>editstaff</w:t>
-      </w:r>
-      <w:proofErr w:type="spellEnd"/>
-      <w:r>
-        <w:t xml:space="preserve"> gomb lenyomása után ezt a felületet kapjuk meg.</w:t>
-      </w:r>
-    </w:p>
-    <w:p>
-      <w:r>
-        <w:t>Itt láthatóak az étteremben dolgozó pincérek nevei.</w:t>
-      </w:r>
-    </w:p>
-    <w:p>
-      <w:r>
-        <w:t xml:space="preserve">Az állapot jelzésnél kapunk arról visszajelzést, hogy az adott pincér munkában van-e vagy pedig pihenőn </w:t>
+        <w:t>editmenu</w:t>
+      </w:r>
+      <w:proofErr w:type="spellEnd"/>
+      <w:r>
+        <w:t xml:space="preserve"> gomb lenyomás után ezt a felületet kapjuk meg.</w:t>
+      </w:r>
+    </w:p>
+    <w:p>
+      <w:r>
+        <w:t xml:space="preserve">Ezen felületen jelennek meg a termékek különböző kategóriákra osztva. </w:t>
+      </w:r>
+    </w:p>
+    <w:p>
+      <w:r>
+        <w:t>A toll ikonra kattintva a kategóriák nevét tudjuk változtatni.</w:t>
+      </w:r>
+    </w:p>
+    <w:p>
+      <w:r>
+        <w:t>A kuka ikonra kattintva tudjuk törölni az adott kategóriát.</w:t>
+      </w:r>
+    </w:p>
+    <w:p>
+      <w:r>
+        <w:lastRenderedPageBreak/>
+        <w:t>Az kategóriák részen a jobb felső sarokban található egy plusz gomb, ahol egy teljesen új ételt/italt tudunk hozzáadni az adott kategórián belül.</w:t>
+      </w:r>
+    </w:p>
+    <w:p/>
+    <w:p>
+      <w:r>
+        <w:t>Az egyes kategóriák kiválasztása után megjelennek az oda tartozó ételek/italok.</w:t>
+      </w:r>
+    </w:p>
+    <w:p>
+      <w:r>
+        <w:t xml:space="preserve">Ahol a toll ikonra kattintva tudjuk szerkeszteni az ételek nevét, árát, </w:t>
       </w:r>
       <w:proofErr w:type="gramStart"/>
       <w:r>
-        <w:t>( a</w:t>
+        <w:t>allergénjeit</w:t>
       </w:r>
       <w:proofErr w:type="gramEnd"/>
       <w:r>
-        <w:t xml:space="preserve"> pihenő kategóriába esik természetesen az adott napon nem dolgozó személy is).</w:t>
-      </w:r>
-    </w:p>
-    <w:p>
-      <w:r>
-        <w:t>A zöld munkába állok gomb lenyomásával tud egy pincér munkába állni, ezek után eshet rá rendelés.</w:t>
-      </w:r>
-    </w:p>
-    <w:p>
-      <w:r>
-        <w:t>Ha nincs pincér munkában, akkor a fő konyhai oldalon “Nincs Pincér” piros felirat jelenik meg a pincér neve helyett a leadott rendelés kártyáján.</w:t>
-      </w:r>
-    </w:p>
-    <w:p>
-      <w:r>
-        <w:t>A toll ikonra kattintva tudjuk a pincér nevét állítani.</w:t>
-      </w:r>
-    </w:p>
-    <w:p>
-      <w:r>
-        <w:t>A kuka ikonra nyomva tudjuk az adott pincért kirúgni.</w:t>
-      </w:r>
-    </w:p>
-    <w:p>
-      <w:r>
-        <w:lastRenderedPageBreak/>
-        <w:t>A jobb felső sarokban található személyfelvétel gomb lenyomásával tudunk új pincért felvenni az étteremben.</w:t>
+        <w:t xml:space="preserve"> illetve napi ajánlatnak tudjuk őket beállítani.</w:t>
+      </w:r>
+    </w:p>
+    <w:p>
+      <w:r>
+        <w:t>Ugyanitt tudjuk a képeknek a linkjeit beszúrni, illetve változtatni.</w:t>
+      </w:r>
+    </w:p>
+    <w:p>
+      <w:r>
+        <w:t>A kuka ikonra kattintva tudjuk törölni a megadott ételt/italt.</w:t>
+      </w:r>
+    </w:p>
+    <w:p>
+      <w:r>
+        <w:t>Az ételek részen a jobb felső sarokban található egy plusz gomb, ahol egy teljesen új ételt/italt tudunk hozzáadni az adott kategórián belül.</w:t>
       </w:r>
     </w:p>
     <w:p>
@@ -3092,23 +2888,21 @@
         <w:keepNext/>
         <w:spacing w:line="360" w:lineRule="auto"/>
       </w:pPr>
-      <w:bookmarkStart w:id="15" w:name="_3bdx5elwaopb" w:colFirst="0" w:colLast="0"/>
-      <w:bookmarkEnd w:id="15"/>
       <w:r>
         <w:rPr>
           <w:noProof/>
         </w:rPr>
         <w:drawing>
-          <wp:inline distT="114300" distB="114300" distL="114300" distR="114300" wp14:anchorId="6C4624D3" wp14:editId="59FFA717">
+          <wp:inline distT="114300" distB="114300" distL="114300" distR="114300" wp14:anchorId="3DC6A767" wp14:editId="09110053">
             <wp:extent cx="5759140" cy="3238500"/>
             <wp:effectExtent l="0" t="0" r="0" b="0"/>
-            <wp:docPr id="10" name="image6.png"/>
+            <wp:docPr id="1" name="image12.png"/>
             <wp:cNvGraphicFramePr/>
             <a:graphic xmlns:a="http://schemas.openxmlformats.org/drawingml/2006/main">
               <a:graphicData uri="http://schemas.openxmlformats.org/drawingml/2006/picture">
                 <pic:pic xmlns:pic="http://schemas.openxmlformats.org/drawingml/2006/picture">
                   <pic:nvPicPr>
-                    <pic:cNvPr id="0" name="image6.png"/>
+                    <pic:cNvPr id="0" name="image12.png"/>
                     <pic:cNvPicPr preferRelativeResize="0"/>
                   </pic:nvPicPr>
                   <pic:blipFill>
@@ -3177,7 +2971,7 @@
           <w:sz w:val="22"/>
           <w:szCs w:val="22"/>
         </w:rPr>
-        <w:t>11</w:t>
+        <w:t>10</w:t>
       </w:r>
       <w:r>
         <w:rPr>
@@ -3194,7 +2988,7 @@
           <w:sz w:val="22"/>
           <w:szCs w:val="22"/>
         </w:rPr>
-        <w:t>. Ábra Értékelések</w:t>
+        <w:t>. Ábra Pincérek</w:t>
       </w:r>
     </w:p>
     <w:p>
@@ -3203,7 +2997,7 @@
       </w:r>
       <w:proofErr w:type="spellStart"/>
       <w:r>
-        <w:t>ratingstats</w:t>
+        <w:t>editstaff</w:t>
       </w:r>
       <w:proofErr w:type="spellEnd"/>
       <w:r>
@@ -3212,78 +3006,71 @@
     </w:p>
     <w:p>
       <w:r>
-        <w:t>Itt találhatóak a vendégek által küldött visszajelzések.</w:t>
-      </w:r>
-    </w:p>
-    <w:p>
-      <w:r>
-        <w:t>A visszajelzések időpontja.</w:t>
-      </w:r>
-    </w:p>
-    <w:p>
-      <w:r>
-        <w:t>Magának a rendelésnek az ID-ja.</w:t>
-      </w:r>
-    </w:p>
-    <w:p>
-      <w:r>
-        <w:t>A vendég által megadott pontszám.</w:t>
-      </w:r>
-    </w:p>
-    <w:p>
-      <w:r>
-        <w:t>És az ezen a felületen látható kuka ikonnal tudunk ezek között az értékelések között törölni.</w:t>
-      </w:r>
-    </w:p>
-    <w:p/>
-    <w:p/>
-    <w:p/>
-    <w:p/>
-    <w:p/>
-    <w:p/>
-    <w:p/>
-    <w:p/>
-    <w:p/>
-    <w:p/>
-    <w:p/>
-    <w:p/>
-    <w:p>
-      <w:pPr>
-        <w:pStyle w:val="Cmsor2"/>
+        <w:t>Itt láthatóak az étteremben dolgozó pincérek nevei.</w:t>
+      </w:r>
+    </w:p>
+    <w:p>
+      <w:r>
+        <w:t xml:space="preserve">Az állapot jelzésnél kapunk arról visszajelzést, hogy az adott pincér munkában van-e vagy pedig pihenőn </w:t>
+      </w:r>
+      <w:proofErr w:type="gramStart"/>
+      <w:r>
+        <w:t>( a</w:t>
+      </w:r>
+      <w:proofErr w:type="gramEnd"/>
+      <w:r>
+        <w:t xml:space="preserve"> pihenő kategóriába esik természetesen az adott napon nem dolgozó személy is).</w:t>
+      </w:r>
+    </w:p>
+    <w:p>
+      <w:r>
+        <w:t>A zöld munkába állok gomb lenyomásával tud egy pincér munkába állni, ezek után eshet rá rendelés.</w:t>
+      </w:r>
+    </w:p>
+    <w:p>
+      <w:r>
+        <w:t>Ha nincs pincér munkában, akkor a fő konyhai oldalon “Nincs Pincér” piros felirat jelenik meg a pincér neve helyett a leadott rendelés kártyáján.</w:t>
+      </w:r>
+    </w:p>
+    <w:p>
+      <w:r>
+        <w:t>A toll ikonra kattintva tudjuk a pincér nevét állítani.</w:t>
+      </w:r>
+    </w:p>
+    <w:p>
+      <w:r>
+        <w:lastRenderedPageBreak/>
+        <w:t>A kuka ikonra nyomva tudjuk az adott pincért kirúgni.</w:t>
+      </w:r>
+    </w:p>
+    <w:p>
+      <w:r>
+        <w:t>A jobb felső sarokban található személyfelvétel gomb lenyomásával tudunk új pincért felvenni az étteremben.</w:t>
+      </w:r>
+    </w:p>
+    <w:p>
+      <w:pPr>
+        <w:pStyle w:val="Nincstrkz"/>
+        <w:keepNext/>
         <w:spacing w:line="360" w:lineRule="auto"/>
-        <w:jc w:val="both"/>
-      </w:pPr>
-      <w:bookmarkStart w:id="16" w:name="_Toc228207366"/>
-      <w:r>
-        <w:lastRenderedPageBreak/>
-        <w:t>Bejelentkezés</w:t>
-      </w:r>
-      <w:bookmarkEnd w:id="16"/>
-    </w:p>
-    <w:p>
-      <w:r>
-        <w:t>A bejelentkezési oldal kinézete:</w:t>
-      </w:r>
-    </w:p>
-    <w:p>
-      <w:pPr>
-        <w:keepNext/>
-      </w:pPr>
+      </w:pPr>
+      <w:bookmarkStart w:id="15" w:name="_3bdx5elwaopb" w:colFirst="0" w:colLast="0"/>
+      <w:bookmarkEnd w:id="15"/>
       <w:r>
         <w:rPr>
           <w:noProof/>
         </w:rPr>
         <w:drawing>
-          <wp:inline distT="114300" distB="114300" distL="114300" distR="114300" wp14:anchorId="3FBA01AF" wp14:editId="5DDF78BB">
+          <wp:inline distT="114300" distB="114300" distL="114300" distR="114300" wp14:anchorId="6C4624D3" wp14:editId="59FFA717">
             <wp:extent cx="5759140" cy="3238500"/>
             <wp:effectExtent l="0" t="0" r="0" b="0"/>
-            <wp:docPr id="12" name="image14.png"/>
+            <wp:docPr id="10" name="image6.png"/>
             <wp:cNvGraphicFramePr/>
             <a:graphic xmlns:a="http://schemas.openxmlformats.org/drawingml/2006/main">
               <a:graphicData uri="http://schemas.openxmlformats.org/drawingml/2006/picture">
                 <pic:pic xmlns:pic="http://schemas.openxmlformats.org/drawingml/2006/picture">
                   <pic:nvPicPr>
-                    <pic:cNvPr id="0" name="image14.png"/>
+                    <pic:cNvPr id="0" name="image6.png"/>
                     <pic:cNvPicPr preferRelativeResize="0"/>
                   </pic:nvPicPr>
                   <pic:blipFill>
@@ -3352,7 +3139,7 @@
           <w:sz w:val="22"/>
           <w:szCs w:val="22"/>
         </w:rPr>
-        <w:t>12</w:t>
+        <w:t>11</w:t>
       </w:r>
       <w:r>
         <w:rPr>
@@ -3369,48 +3156,95 @@
           <w:sz w:val="22"/>
           <w:szCs w:val="22"/>
         </w:rPr>
-        <w:t>. Ábra Bejel</w:t>
-      </w:r>
-      <w:r>
-        <w:rPr>
-          <w:color w:val="000000" w:themeColor="text1"/>
-          <w:sz w:val="22"/>
-          <w:szCs w:val="22"/>
-        </w:rPr>
-        <w:t>e</w:t>
-      </w:r>
-      <w:r>
-        <w:rPr>
-          <w:color w:val="000000" w:themeColor="text1"/>
-          <w:sz w:val="22"/>
-          <w:szCs w:val="22"/>
-        </w:rPr>
-        <w:t>ntkezés</w:t>
+        <w:t>. Ábra Értékelések</w:t>
+      </w:r>
+    </w:p>
+    <w:p>
+      <w:r>
+        <w:t xml:space="preserve">Az </w:t>
+      </w:r>
+      <w:proofErr w:type="spellStart"/>
+      <w:r>
+        <w:t>ratingstats</w:t>
+      </w:r>
+      <w:proofErr w:type="spellEnd"/>
+      <w:r>
+        <w:t xml:space="preserve"> gomb lenyomása után ezt a felületet kapjuk meg.</w:t>
+      </w:r>
+    </w:p>
+    <w:p>
+      <w:r>
+        <w:t>Itt találhatóak a vendégek által küldött visszajelzések.</w:t>
+      </w:r>
+    </w:p>
+    <w:p>
+      <w:r>
+        <w:t>A visszajelzések időpontja.</w:t>
+      </w:r>
+    </w:p>
+    <w:p>
+      <w:r>
+        <w:t>Magának a rendelésnek az ID-ja.</w:t>
+      </w:r>
+    </w:p>
+    <w:p>
+      <w:r>
+        <w:t>A vendég által megadott pontszám.</w:t>
+      </w:r>
+    </w:p>
+    <w:p>
+      <w:r>
+        <w:t>És az ezen a felületen látható kuka ikonnal tudunk ezek között az értékelések között törölni.</w:t>
+      </w:r>
+    </w:p>
+    <w:p/>
+    <w:p/>
+    <w:p/>
+    <w:p/>
+    <w:p/>
+    <w:p/>
+    <w:p/>
+    <w:p/>
+    <w:p/>
+    <w:p/>
+    <w:p/>
+    <w:p/>
+    <w:p>
+      <w:pPr>
+        <w:pStyle w:val="Cmsor2"/>
+        <w:spacing w:line="360" w:lineRule="auto"/>
+        <w:jc w:val="both"/>
+      </w:pPr>
+      <w:bookmarkStart w:id="16" w:name="_Toc228209992"/>
+      <w:r>
+        <w:t>Bejelentkezés</w:t>
+      </w:r>
+      <w:bookmarkEnd w:id="16"/>
+    </w:p>
+    <w:p>
+      <w:r>
+        <w:t>A bejelentkezési oldal kinézete:</w:t>
       </w:r>
     </w:p>
     <w:p>
       <w:pPr>
         <w:keepNext/>
-        <w:spacing w:after="160"/>
-      </w:pPr>
-      <w:r>
-        <w:t>Az alábbi módon kiválasztható a kívánt felhasználó:</w:t>
-      </w:r>
+      </w:pPr>
       <w:r>
         <w:rPr>
           <w:noProof/>
         </w:rPr>
         <w:drawing>
-          <wp:inline distT="114300" distB="114300" distL="114300" distR="114300" wp14:anchorId="612775D3" wp14:editId="41DFFBF7">
+          <wp:inline distT="114300" distB="114300" distL="114300" distR="114300" wp14:anchorId="3FBA01AF" wp14:editId="5DDF78BB">
             <wp:extent cx="5759140" cy="3238500"/>
             <wp:effectExtent l="0" t="0" r="0" b="0"/>
-            <wp:docPr id="5" name="image10.png"/>
+            <wp:docPr id="12" name="image14.png"/>
             <wp:cNvGraphicFramePr/>
             <a:graphic xmlns:a="http://schemas.openxmlformats.org/drawingml/2006/main">
               <a:graphicData uri="http://schemas.openxmlformats.org/drawingml/2006/picture">
                 <pic:pic xmlns:pic="http://schemas.openxmlformats.org/drawingml/2006/picture">
                   <pic:nvPicPr>
-                    <pic:cNvPr id="0" name="image10.png"/>
+                    <pic:cNvPr id="0" name="image14.png"/>
                     <pic:cNvPicPr preferRelativeResize="0"/>
                   </pic:nvPicPr>
                   <pic:blipFill>
@@ -3479,7 +3313,7 @@
           <w:sz w:val="22"/>
           <w:szCs w:val="22"/>
         </w:rPr>
-        <w:t>13</w:t>
+        <w:t>12</w:t>
       </w:r>
       <w:r>
         <w:rPr>
@@ -3496,69 +3330,48 @@
           <w:sz w:val="22"/>
           <w:szCs w:val="22"/>
         </w:rPr>
-        <w:t>. Ábra Bejelentkezés II.</w:t>
-      </w:r>
-    </w:p>
-    <w:p>
-      <w:pPr>
+        <w:t>. Ábra Bejel</w:t>
+      </w:r>
+      <w:r>
+        <w:rPr>
+          <w:color w:val="000000" w:themeColor="text1"/>
+          <w:sz w:val="22"/>
+          <w:szCs w:val="22"/>
+        </w:rPr>
+        <w:t>e</w:t>
+      </w:r>
+      <w:r>
+        <w:rPr>
+          <w:color w:val="000000" w:themeColor="text1"/>
+          <w:sz w:val="22"/>
+          <w:szCs w:val="22"/>
+        </w:rPr>
+        <w:t>ntkezés</w:t>
+      </w:r>
+    </w:p>
+    <w:p>
+      <w:pPr>
+        <w:keepNext/>
         <w:spacing w:after="160"/>
       </w:pPr>
       <w:r>
-        <w:lastRenderedPageBreak/>
-        <w:t xml:space="preserve">Minden felhasználónak azonos a </w:t>
-      </w:r>
-      <w:proofErr w:type="spellStart"/>
-      <w:r>
-        <w:t>jelszava</w:t>
-      </w:r>
-      <w:proofErr w:type="spellEnd"/>
-      <w:r>
-        <w:t>, jelen esetben ‘1234’ ez a kódban módosítható. Ehhez a felülethez a vendégeknek nincs hozzáférésük. Tehát ők így kárt nem tudnak okozni a konyhai oldalon.</w:t>
-      </w:r>
-      <w:bookmarkStart w:id="17" w:name="_z8jcgu9ov45t" w:colFirst="0" w:colLast="0"/>
-      <w:bookmarkEnd w:id="17"/>
-    </w:p>
-    <w:p>
-      <w:pPr>
-        <w:spacing w:after="160"/>
-      </w:pPr>
-    </w:p>
-    <w:p>
-      <w:pPr>
-        <w:pStyle w:val="Cmsor1"/>
-        <w:spacing w:line="360" w:lineRule="auto"/>
-        <w:jc w:val="both"/>
-      </w:pPr>
-      <w:bookmarkStart w:id="18" w:name="_ma0gjhbl1r31" w:colFirst="0" w:colLast="0"/>
-      <w:bookmarkStart w:id="19" w:name="_Toc228207367"/>
-      <w:bookmarkEnd w:id="18"/>
-      <w:r>
-        <w:t>Adatbázis terv (ER modell):</w:t>
-      </w:r>
-      <w:bookmarkEnd w:id="19"/>
-    </w:p>
-    <w:p/>
-    <w:p>
-      <w:pPr>
-        <w:keepNext/>
-      </w:pPr>
-      <w:bookmarkStart w:id="20" w:name="_s6frxd5jb8gp" w:colFirst="0" w:colLast="0"/>
-      <w:bookmarkEnd w:id="20"/>
+        <w:t>Az alábbi módon kiválasztható a kívánt felhasználó:</w:t>
+      </w:r>
       <w:r>
         <w:rPr>
           <w:noProof/>
         </w:rPr>
         <w:drawing>
-          <wp:inline distT="114300" distB="114300" distL="114300" distR="114300" wp14:anchorId="48D2042D" wp14:editId="3BF71D32">
+          <wp:inline distT="114300" distB="114300" distL="114300" distR="114300" wp14:anchorId="612775D3" wp14:editId="41DFFBF7">
             <wp:extent cx="5759140" cy="3238500"/>
             <wp:effectExtent l="0" t="0" r="0" b="0"/>
-            <wp:docPr id="14" name="image15.png"/>
+            <wp:docPr id="5" name="image10.png"/>
             <wp:cNvGraphicFramePr/>
             <a:graphic xmlns:a="http://schemas.openxmlformats.org/drawingml/2006/main">
               <a:graphicData uri="http://schemas.openxmlformats.org/drawingml/2006/picture">
                 <pic:pic xmlns:pic="http://schemas.openxmlformats.org/drawingml/2006/picture">
                   <pic:nvPicPr>
-                    <pic:cNvPr id="0" name="image15.png"/>
+                    <pic:cNvPr id="0" name="image10.png"/>
                     <pic:cNvPicPr preferRelativeResize="0"/>
                   </pic:nvPicPr>
                   <pic:blipFill>
@@ -3627,7 +3440,7 @@
           <w:sz w:val="22"/>
           <w:szCs w:val="22"/>
         </w:rPr>
-        <w:t>14</w:t>
+        <w:t>13</w:t>
       </w:r>
       <w:r>
         <w:rPr>
@@ -3644,6 +3457,154 @@
           <w:sz w:val="22"/>
           <w:szCs w:val="22"/>
         </w:rPr>
+        <w:t>. Ábra Bejelentkezés II.</w:t>
+      </w:r>
+    </w:p>
+    <w:p>
+      <w:pPr>
+        <w:spacing w:after="160"/>
+      </w:pPr>
+      <w:r>
+        <w:lastRenderedPageBreak/>
+        <w:t xml:space="preserve">Minden felhasználónak azonos a </w:t>
+      </w:r>
+      <w:proofErr w:type="spellStart"/>
+      <w:r>
+        <w:t>jelszava</w:t>
+      </w:r>
+      <w:proofErr w:type="spellEnd"/>
+      <w:r>
+        <w:t>, jelen esetben ‘1234’ ez a kódban módosítható. Ehhez a felülethez a vendégeknek nincs hozzáférésük. Tehát ők így kárt nem tudnak okozni a konyhai oldalon.</w:t>
+      </w:r>
+      <w:bookmarkStart w:id="17" w:name="_z8jcgu9ov45t" w:colFirst="0" w:colLast="0"/>
+      <w:bookmarkEnd w:id="17"/>
+    </w:p>
+    <w:p>
+      <w:pPr>
+        <w:spacing w:after="160"/>
+      </w:pPr>
+    </w:p>
+    <w:p>
+      <w:pPr>
+        <w:pStyle w:val="Cmsor1"/>
+        <w:spacing w:line="360" w:lineRule="auto"/>
+        <w:jc w:val="both"/>
+      </w:pPr>
+      <w:bookmarkStart w:id="18" w:name="_ma0gjhbl1r31" w:colFirst="0" w:colLast="0"/>
+      <w:bookmarkStart w:id="19" w:name="_Toc228209993"/>
+      <w:bookmarkEnd w:id="18"/>
+      <w:r>
+        <w:t>Adatbázis terv (ER modell):</w:t>
+      </w:r>
+      <w:bookmarkEnd w:id="19"/>
+    </w:p>
+    <w:p/>
+    <w:p>
+      <w:pPr>
+        <w:keepNext/>
+      </w:pPr>
+      <w:bookmarkStart w:id="20" w:name="_s6frxd5jb8gp" w:colFirst="0" w:colLast="0"/>
+      <w:bookmarkEnd w:id="20"/>
+      <w:r>
+        <w:rPr>
+          <w:noProof/>
+        </w:rPr>
+        <w:drawing>
+          <wp:inline distT="114300" distB="114300" distL="114300" distR="114300" wp14:anchorId="48D2042D" wp14:editId="3BF71D32">
+            <wp:extent cx="5759140" cy="3238500"/>
+            <wp:effectExtent l="0" t="0" r="0" b="0"/>
+            <wp:docPr id="14" name="image15.png"/>
+            <wp:cNvGraphicFramePr/>
+            <a:graphic xmlns:a="http://schemas.openxmlformats.org/drawingml/2006/main">
+              <a:graphicData uri="http://schemas.openxmlformats.org/drawingml/2006/picture">
+                <pic:pic xmlns:pic="http://schemas.openxmlformats.org/drawingml/2006/picture">
+                  <pic:nvPicPr>
+                    <pic:cNvPr id="0" name="image15.png"/>
+                    <pic:cNvPicPr preferRelativeResize="0"/>
+                  </pic:nvPicPr>
+                  <pic:blipFill>
+                    <a:blip r:embed="rId25"/>
+                    <a:srcRect/>
+                    <a:stretch>
+                      <a:fillRect/>
+                    </a:stretch>
+                  </pic:blipFill>
+                  <pic:spPr>
+                    <a:xfrm>
+                      <a:off x="0" y="0"/>
+                      <a:ext cx="5759140" cy="3238500"/>
+                    </a:xfrm>
+                    <a:prstGeom prst="rect">
+                      <a:avLst/>
+                    </a:prstGeom>
+                    <a:ln/>
+                  </pic:spPr>
+                </pic:pic>
+              </a:graphicData>
+            </a:graphic>
+          </wp:inline>
+        </w:drawing>
+      </w:r>
+    </w:p>
+    <w:p>
+      <w:pPr>
+        <w:pStyle w:val="Kpalrs"/>
+        <w:spacing w:line="360" w:lineRule="auto"/>
+        <w:jc w:val="center"/>
+        <w:rPr>
+          <w:color w:val="000000" w:themeColor="text1"/>
+          <w:sz w:val="22"/>
+          <w:szCs w:val="22"/>
+        </w:rPr>
+      </w:pPr>
+      <w:r>
+        <w:rPr>
+          <w:color w:val="000000" w:themeColor="text1"/>
+          <w:sz w:val="22"/>
+          <w:szCs w:val="22"/>
+        </w:rPr>
+        <w:fldChar w:fldCharType="begin"/>
+      </w:r>
+      <w:r>
+        <w:rPr>
+          <w:color w:val="000000" w:themeColor="text1"/>
+          <w:sz w:val="22"/>
+          <w:szCs w:val="22"/>
+        </w:rPr>
+        <w:instrText xml:space="preserve"> SEQ Ábra \* ARABIC </w:instrText>
+      </w:r>
+      <w:r>
+        <w:rPr>
+          <w:color w:val="000000" w:themeColor="text1"/>
+          <w:sz w:val="22"/>
+          <w:szCs w:val="22"/>
+        </w:rPr>
+        <w:fldChar w:fldCharType="separate"/>
+      </w:r>
+      <w:r>
+        <w:rPr>
+          <w:noProof/>
+          <w:color w:val="000000" w:themeColor="text1"/>
+          <w:sz w:val="22"/>
+          <w:szCs w:val="22"/>
+        </w:rPr>
+        <w:t>14</w:t>
+      </w:r>
+      <w:r>
+        <w:rPr>
+          <w:noProof/>
+          <w:color w:val="000000" w:themeColor="text1"/>
+          <w:sz w:val="22"/>
+          <w:szCs w:val="22"/>
+        </w:rPr>
+        <w:fldChar w:fldCharType="end"/>
+      </w:r>
+      <w:r>
+        <w:rPr>
+          <w:color w:val="000000" w:themeColor="text1"/>
+          <w:sz w:val="22"/>
+          <w:szCs w:val="22"/>
+        </w:rPr>
         <w:t>. Ábra ER modell</w:t>
       </w:r>
     </w:p>
@@ -3658,7 +3619,7 @@
         <w:pStyle w:val="Cmsor2"/>
         <w:spacing w:line="360" w:lineRule="auto"/>
       </w:pPr>
-      <w:bookmarkStart w:id="21" w:name="_Toc228207368"/>
+      <w:bookmarkStart w:id="21" w:name="_Toc228209994"/>
       <w:r>
         <w:t>Táblák és mezők:</w:t>
       </w:r>
@@ -4643,7 +4604,7 @@
         <w:spacing w:before="280" w:after="80" w:line="360" w:lineRule="auto"/>
         <w:jc w:val="both"/>
       </w:pPr>
-      <w:bookmarkStart w:id="30" w:name="_Toc228207369"/>
+      <w:bookmarkStart w:id="30" w:name="_Toc228209995"/>
       <w:r>
         <w:t>Entitások Közötti Kapcsolatok (Idegen Kulcsok)</w:t>
       </w:r>
@@ -5152,7 +5113,7 @@
         <w:spacing w:before="360" w:after="80" w:line="360" w:lineRule="auto"/>
         <w:jc w:val="both"/>
       </w:pPr>
-      <w:bookmarkStart w:id="31" w:name="_Toc228207370"/>
+      <w:bookmarkStart w:id="31" w:name="_Toc228209996"/>
       <w:r>
         <w:t>A Backend Kontrollerek Működése és Végpontjai</w:t>
       </w:r>
@@ -5181,7 +5142,7 @@
           <w:szCs w:val="28"/>
         </w:rPr>
       </w:pPr>
-      <w:bookmarkStart w:id="32" w:name="_Toc228207371"/>
+      <w:bookmarkStart w:id="32" w:name="_Toc228209997"/>
       <w:r>
         <w:rPr>
           <w:i w:val="0"/>
@@ -5397,7 +5358,7 @@
           <w:szCs w:val="28"/>
         </w:rPr>
       </w:pPr>
-      <w:bookmarkStart w:id="33" w:name="_Toc228207372"/>
+      <w:bookmarkStart w:id="33" w:name="_Toc228209998"/>
       <w:r>
         <w:rPr>
           <w:i w:val="0"/>
@@ -5511,7 +5472,11 @@
       </w:r>
       <w:proofErr w:type="spellEnd"/>
       <w:r>
-        <w:t>-alapú lekérdezésnél, ha nem létezik az asztal, a szerver elegánsan egy 404-es (</w:t>
+        <w:t>-</w:t>
+      </w:r>
+      <w:r>
+        <w:lastRenderedPageBreak/>
+        <w:t>alapú lekérdezésnél, ha nem létezik az asztal, a szerver elegánsan egy 404-es (</w:t>
       </w:r>
       <w:proofErr w:type="spellStart"/>
       <w:r>
@@ -5536,7 +5501,6 @@
           <w:b/>
           <w:bCs/>
         </w:rPr>
-        <w:lastRenderedPageBreak/>
         <w:t>Asztalok karbantartása (POST és PUT):</w:t>
       </w:r>
       <w:r>
@@ -5582,7 +5546,7 @@
           <w:szCs w:val="28"/>
         </w:rPr>
       </w:pPr>
-      <w:bookmarkStart w:id="34" w:name="_Toc228207373"/>
+      <w:bookmarkStart w:id="34" w:name="_Toc228209999"/>
       <w:r>
         <w:rPr>
           <w:i w:val="0"/>
@@ -5777,7 +5741,7 @@
           <w:szCs w:val="28"/>
         </w:rPr>
       </w:pPr>
-      <w:bookmarkStart w:id="35" w:name="_Toc228207374"/>
+      <w:bookmarkStart w:id="35" w:name="_Toc228210000"/>
       <w:r>
         <w:rPr>
           <w:i w:val="0"/>
@@ -5893,7 +5857,7 @@
           <w:szCs w:val="28"/>
         </w:rPr>
       </w:pPr>
-      <w:bookmarkStart w:id="36" w:name="_Toc228207375"/>
+      <w:bookmarkStart w:id="36" w:name="_Toc228210001"/>
       <w:r>
         <w:rPr>
           <w:i w:val="0"/>
@@ -5931,6 +5895,7 @@
         <w:ind w:left="720"/>
       </w:pPr>
       <w:r>
+        <w:lastRenderedPageBreak/>
         <w:t>Ez a kontroller fogja össze a vendég rendelésének alapadatait, úgymint az időpontot, az asztalt és a pillanatnyi státuszt.</w:t>
       </w:r>
     </w:p>
@@ -5948,7 +5913,6 @@
           <w:b/>
           <w:bCs/>
         </w:rPr>
-        <w:lastRenderedPageBreak/>
         <w:t>Rendelés leadása (POST):</w:t>
       </w:r>
       <w:r>
@@ -6057,7 +6021,7 @@
           <w:szCs w:val="28"/>
         </w:rPr>
       </w:pPr>
-      <w:bookmarkStart w:id="37" w:name="_Toc228207376"/>
+      <w:bookmarkStart w:id="37" w:name="_Toc228210002"/>
       <w:r>
         <w:rPr>
           <w:i w:val="0"/>
@@ -6153,7 +6117,7 @@
           <w:szCs w:val="28"/>
         </w:rPr>
       </w:pPr>
-      <w:bookmarkStart w:id="38" w:name="_Toc228207377"/>
+      <w:bookmarkStart w:id="38" w:name="_Toc228210003"/>
       <w:r>
         <w:rPr>
           <w:i w:val="0"/>
@@ -6239,8 +6203,17 @@
         <w:t>Hívások kezelése (GET és PUT):</w:t>
       </w:r>
       <w:r>
-        <w:t xml:space="preserve"> A személyzet lekérdezi az aktív hívásokat (kiterjesztett paraméterrel az asztalszámot is megkapva), majd miután kimentek az asztalhoz, a PUT végponton keresztül "Teljesítve" státuszúra állítják, így az lekerül a várólistáról.</w:t>
-      </w:r>
+        <w:t xml:space="preserve"> A személyzet lekérdezi az aktív hívásokat (kiterjesztett paraméterrel az asztalszámot is megkapva), majd miután </w:t>
+      </w:r>
+      <w:r>
+        <w:lastRenderedPageBreak/>
+        <w:t>kimentek az asztalhoz, a PUT végponton keresztül "Teljesítve" státuszúra állítják, így az lekerül a várólistáról.</w:t>
+      </w:r>
+    </w:p>
+    <w:p>
+      <w:pPr>
+        <w:spacing w:after="240"/>
+      </w:pPr>
     </w:p>
     <w:p>
       <w:pPr>
@@ -6257,7 +6230,7 @@
           <w:szCs w:val="28"/>
         </w:rPr>
       </w:pPr>
-      <w:bookmarkStart w:id="39" w:name="_Toc228207378"/>
+      <w:bookmarkStart w:id="39" w:name="_Toc228210004"/>
       <w:r>
         <w:rPr>
           <w:i w:val="0"/>
@@ -6295,7 +6268,6 @@
         <w:ind w:left="720"/>
       </w:pPr>
       <w:r>
-        <w:lastRenderedPageBreak/>
         <w:t>A tranzakció lezárása utáni visszajelzések kezelése.</w:t>
       </w:r>
     </w:p>
@@ -6354,7 +6326,7 @@
           <w:szCs w:val="28"/>
         </w:rPr>
       </w:pPr>
-      <w:bookmarkStart w:id="40" w:name="_Toc228207379"/>
+      <w:bookmarkStart w:id="40" w:name="_Toc228210005"/>
       <w:r>
         <w:rPr>
           <w:i w:val="0"/>
@@ -6431,7 +6403,7 @@
         <w:spacing w:before="360" w:after="80" w:line="360" w:lineRule="auto"/>
         <w:jc w:val="both"/>
       </w:pPr>
-      <w:bookmarkStart w:id="41" w:name="_Toc228207380"/>
+      <w:bookmarkStart w:id="41" w:name="_Toc228210006"/>
       <w:r>
         <w:t>A Backend Unit Tesztelése és Minőségbiztosítása</w:t>
       </w:r>
@@ -6532,7 +6504,11 @@
       </w:r>
       <w:proofErr w:type="spellEnd"/>
       <w:r>
-        <w:t xml:space="preserve"> osztályunk minden egyes teszt elindulásakor generál egy friss, tiszta adatbázist a memóriában, feltölti alapvető teszt-adatokkal, majd a teszt végén megsemmisíti azt. A kódban az </w:t>
+        <w:t xml:space="preserve"> osztályunk minden egyes teszt elindulásakor generál egy friss, tiszta adatbázist a memóriában, feltölti alapvető teszt-adatokkal, majd a teszt végén megsemmisíti </w:t>
+      </w:r>
+      <w:r>
+        <w:lastRenderedPageBreak/>
+        <w:t xml:space="preserve">azt. A kódban az </w:t>
       </w:r>
       <w:r>
         <w:rPr>
@@ -6575,7 +6551,7 @@
           <w:szCs w:val="28"/>
         </w:rPr>
       </w:pPr>
-      <w:bookmarkStart w:id="42" w:name="_Toc228207381"/>
+      <w:bookmarkStart w:id="42" w:name="_Toc228210007"/>
       <w:r>
         <w:rPr>
           <w:i w:val="0"/>
@@ -6608,7 +6584,7 @@
         <w:keepLines w:val="0"/>
         <w:spacing w:line="360" w:lineRule="auto"/>
       </w:pPr>
-      <w:bookmarkStart w:id="43" w:name="_Toc228207382"/>
+      <w:bookmarkStart w:id="43" w:name="_Toc228210008"/>
       <w:r>
         <w:t xml:space="preserve">1. </w:t>
       </w:r>
@@ -6624,7 +6600,6 @@
         <w:spacing w:before="240" w:after="240"/>
       </w:pPr>
       <w:r>
-        <w:lastRenderedPageBreak/>
         <w:t>Az étterem fizikai asztalainak tesztelése során az alábbiakat vizsgáltuk:</w:t>
       </w:r>
     </w:p>
@@ -6723,7 +6698,7 @@
         <w:keepLines w:val="0"/>
         <w:spacing w:line="360" w:lineRule="auto"/>
       </w:pPr>
-      <w:bookmarkStart w:id="44" w:name="_Toc228207383"/>
+      <w:bookmarkStart w:id="44" w:name="_Toc228210009"/>
       <w:r>
         <w:t xml:space="preserve">2. </w:t>
       </w:r>
@@ -6873,7 +6848,7 @@
         <w:keepLines w:val="0"/>
         <w:spacing w:line="360" w:lineRule="auto"/>
       </w:pPr>
-      <w:bookmarkStart w:id="45" w:name="_Toc228207384"/>
+      <w:bookmarkStart w:id="45" w:name="_Toc228210010"/>
       <w:r>
         <w:t xml:space="preserve">3. </w:t>
       </w:r>
@@ -6889,6 +6864,7 @@
         <w:spacing w:before="240" w:after="240"/>
       </w:pPr>
       <w:r>
+        <w:lastRenderedPageBreak/>
         <w:t>A tranzakciós motor, a rendszer legkritikusabb részének vizsgálata:</w:t>
       </w:r>
     </w:p>
@@ -6966,7 +6942,6 @@
           <w:b/>
           <w:bCs/>
         </w:rPr>
-        <w:lastRenderedPageBreak/>
         <w:t>Mély lekérdezések:</w:t>
       </w:r>
       <w:r>
@@ -6988,7 +6963,7 @@
         <w:keepLines w:val="0"/>
         <w:spacing w:line="360" w:lineRule="auto"/>
       </w:pPr>
-      <w:bookmarkStart w:id="46" w:name="_Toc228207385"/>
+      <w:bookmarkStart w:id="46" w:name="_Toc228210011"/>
       <w:r>
         <w:t xml:space="preserve">4. </w:t>
       </w:r>
@@ -7100,7 +7075,7 @@
         <w:keepLines w:val="0"/>
         <w:spacing w:line="360" w:lineRule="auto"/>
       </w:pPr>
-      <w:bookmarkStart w:id="47" w:name="_Toc228207386"/>
+      <w:bookmarkStart w:id="47" w:name="_Toc228210012"/>
       <w:r>
         <w:t xml:space="preserve">5. </w:t>
       </w:r>
@@ -7180,7 +7155,7 @@
         <w:keepLines w:val="0"/>
         <w:spacing w:line="360" w:lineRule="auto"/>
       </w:pPr>
-      <w:bookmarkStart w:id="48" w:name="_Toc228207387"/>
+      <w:bookmarkStart w:id="48" w:name="_Toc228210013"/>
       <w:r>
         <w:t xml:space="preserve">6. </w:t>
       </w:r>
@@ -7212,6 +7187,7 @@
           <w:b/>
           <w:bCs/>
         </w:rPr>
+        <w:lastRenderedPageBreak/>
         <w:t>Relációk mentése:</w:t>
       </w:r>
       <w:r>
@@ -7267,9 +7243,8 @@
           <w:szCs w:val="24"/>
         </w:rPr>
       </w:pPr>
-      <w:bookmarkStart w:id="49" w:name="_Toc228207388"/>
-      <w:r>
-        <w:lastRenderedPageBreak/>
+      <w:bookmarkStart w:id="49" w:name="_Toc228210014"/>
+      <w:r>
         <w:t xml:space="preserve">Manuális Tesztelési </w:t>
       </w:r>
       <w:r>
@@ -7498,6 +7473,7 @@
         <w:ind w:left="360"/>
       </w:pPr>
       <w:r>
+        <w:lastRenderedPageBreak/>
         <w:t xml:space="preserve">Elvárt eredmény: A rendszer a háttérben legenerálja a JWT </w:t>
       </w:r>
       <w:proofErr w:type="spellStart"/>
@@ -7532,7 +7508,6 @@
         <w:pStyle w:val="Cmsor4"/>
       </w:pPr>
       <w:r>
-        <w:lastRenderedPageBreak/>
         <w:t>Második teszt:</w:t>
       </w:r>
     </w:p>
@@ -7714,6 +7689,7 @@
         <w:spacing w:before="100" w:beforeAutospacing="1" w:after="100" w:afterAutospacing="1"/>
       </w:pPr>
       <w:r>
+        <w:lastRenderedPageBreak/>
         <w:t xml:space="preserve">Kiválasztjuk a "Pizzák" kategóriát. </w:t>
       </w:r>
     </w:p>
@@ -7766,7 +7742,6 @@
         <w:ind w:left="360"/>
       </w:pPr>
       <w:r>
-        <w:lastRenderedPageBreak/>
         <w:t xml:space="preserve">Tényleges eredmény: A </w:t>
       </w:r>
       <w:proofErr w:type="spellStart"/>
@@ -7936,6 +7911,7 @@
         <w:ind w:left="360"/>
       </w:pPr>
       <w:r>
+        <w:lastRenderedPageBreak/>
         <w:t>Előfeltétel: A kosárban szerepel egy véglegesített étellista.</w:t>
       </w:r>
     </w:p>
@@ -7980,7 +7956,6 @@
         <w:ind w:left="360"/>
       </w:pPr>
       <w:r>
-        <w:lastRenderedPageBreak/>
         <w:t xml:space="preserve">Elvárt eredmény: A kosár tartalma elküldésre kerül az adatbázisba (backend). A tablet képernyője átvált a folyamatjelző nézetre, ahol megjelenik a "Leadva" státusz. A kosár kiürül. </w:t>
       </w:r>
     </w:p>
@@ -8145,7 +8120,6 @@
         <w:ind w:left="360"/>
       </w:pPr>
       <w:r>
-        <w:lastRenderedPageBreak/>
         <w:t>Előfeltétel: A vendég be van jelentkezve. A pincérek felülete egy másik gépen aktív.</w:t>
       </w:r>
     </w:p>
@@ -8300,6 +8274,7 @@
         <w:ind w:left="360"/>
       </w:pPr>
       <w:r>
+        <w:lastRenderedPageBreak/>
         <w:t>Elvárt eredmény: Az értékelés ablak eltűnik, a rendszer megköszöni a visszajelzést. Az adatok (pontszám, szöveg, rendelés ID) elmentésre kerülnek az adatbázis "</w:t>
       </w:r>
       <w:proofErr w:type="spellStart"/>
@@ -8326,7 +8301,6 @@
         <w:ind w:left="360"/>
       </w:pPr>
       <w:r>
-        <w:lastRenderedPageBreak/>
         <w:t>Státusz: SIKERES</w:t>
       </w:r>
       <w:r>
@@ -8346,7 +8320,7 @@
         <w:spacing w:before="280" w:after="80" w:line="360" w:lineRule="auto"/>
         <w:jc w:val="both"/>
       </w:pPr>
-      <w:bookmarkStart w:id="50" w:name="_Toc228207389"/>
+      <w:bookmarkStart w:id="50" w:name="_Toc228210015"/>
       <w:r>
         <w:t>A Frontend (Kliensoldal) felépítése és működése</w:t>
       </w:r>
@@ -8407,7 +8381,7 @@
         <w:keepLines w:val="0"/>
         <w:spacing w:line="360" w:lineRule="auto"/>
       </w:pPr>
-      <w:bookmarkStart w:id="51" w:name="_Toc228207390"/>
+      <w:bookmarkStart w:id="51" w:name="_Toc228210016"/>
       <w:r>
         <w:t xml:space="preserve">1.Components és </w:t>
       </w:r>
@@ -8524,7 +8498,7 @@
         <w:keepLines w:val="0"/>
         <w:spacing w:line="360" w:lineRule="auto"/>
       </w:pPr>
-      <w:bookmarkStart w:id="52" w:name="_Toc228207391"/>
+      <w:bookmarkStart w:id="52" w:name="_Toc228210017"/>
       <w:r>
         <w:t>2. A projektünkhöz használt képek helye</w:t>
       </w:r>
@@ -8535,6 +8509,7 @@
         <w:spacing w:before="240" w:after="240"/>
       </w:pPr>
       <w:r>
+        <w:lastRenderedPageBreak/>
         <w:t xml:space="preserve">Érdekessége a frontendünknek, hogy nem tartalmaz külön mappát a képek vagy ikonok számára (nincs </w:t>
       </w:r>
       <w:proofErr w:type="spellStart"/>
@@ -8569,9 +8544,8 @@
         <w:keepLines w:val="0"/>
         <w:spacing w:line="360" w:lineRule="auto"/>
       </w:pPr>
-      <w:bookmarkStart w:id="53" w:name="_Toc228207392"/>
-      <w:r>
-        <w:lastRenderedPageBreak/>
+      <w:bookmarkStart w:id="53" w:name="_Toc228210018"/>
+      <w:r>
         <w:t>3. A szerver elérése</w:t>
       </w:r>
       <w:bookmarkEnd w:id="53"/>
@@ -8615,7 +8589,7 @@
         <w:keepLines w:val="0"/>
         <w:spacing w:line="360" w:lineRule="auto"/>
       </w:pPr>
-      <w:bookmarkStart w:id="54" w:name="_Toc228207393"/>
+      <w:bookmarkStart w:id="54" w:name="_Toc228210019"/>
       <w:r>
         <w:t>4. A kosár tartalmának kezelése</w:t>
       </w:r>
@@ -8660,7 +8634,7 @@
         <w:keepLines w:val="0"/>
         <w:spacing w:line="360" w:lineRule="auto"/>
       </w:pPr>
-      <w:bookmarkStart w:id="55" w:name="_Toc228207394"/>
+      <w:bookmarkStart w:id="55" w:name="_Toc228210020"/>
       <w:r>
         <w:t xml:space="preserve">5. </w:t>
       </w:r>
@@ -8685,7 +8659,11 @@
         <w:spacing w:before="240" w:after="240"/>
       </w:pPr>
       <w:r>
-        <w:t>A felület fekvő tájolásra lett optimalizálva. A gombokat szándékosan nagyra méreteztük, hogy egy beszélgető vendég vagy egy sietős pincér is kényelmesen, félrekattintás nélkül tudja használni. A dizájnban erős vizuális kontrasztokat alkalmaztunk: az olyan kritikus gombok, mint a "Fizetés" vagy a "Pincér hívása" élénk, domináns színeket kaptak, miközben az allergének vagy az ételleírások finomabb, elegánsabb formában jelennek meg, biztosítva a rendszer átláthatóságát. Maga a konyhai oldal is olyan színeket kapott, ami az éttermekben lévő standard szabályoknak megfelel, így nagyobb pára, gőz esetén is tökéletesen láthatóak lesznek a kijelző képernyőjén megjelenő adatok.</w:t>
+        <w:t xml:space="preserve">A felület fekvő tájolásra lett optimalizálva. A gombokat szándékosan nagyra méreteztük, hogy egy beszélgető vendég vagy egy sietős pincér is kényelmesen, félrekattintás nélkül tudja használni. A dizájnban erős vizuális kontrasztokat alkalmaztunk: az olyan kritikus </w:t>
+      </w:r>
+      <w:r>
+        <w:lastRenderedPageBreak/>
+        <w:t>gombok, mint a "Fizetés" vagy a "Pincér hívása" élénk, domináns színeket kaptak, miközben az allergének vagy az ételleírások finomabb, elegánsabb formában jelennek meg, biztosítva a rendszer átláthatóságát. Maga a konyhai oldal is olyan színeket kapott, ami az éttermekben lévő standard szabályoknak megfelel, így nagyobb pára, gőz esetén is tökéletesen láthatóak lesznek a kijelző képernyőjén megjelenő adatok.</w:t>
       </w:r>
     </w:p>
     <w:p>
@@ -8693,9 +8671,8 @@
         <w:pStyle w:val="Cmsor1"/>
         <w:spacing w:line="360" w:lineRule="auto"/>
       </w:pPr>
-      <w:bookmarkStart w:id="56" w:name="_Toc228207395"/>
-      <w:r>
-        <w:lastRenderedPageBreak/>
+      <w:bookmarkStart w:id="56" w:name="_Toc228210021"/>
+      <w:r>
         <w:t>Telepítési</w:t>
       </w:r>
       <w:r>
@@ -8955,6 +8932,7 @@
         <w:spacing w:before="100" w:beforeAutospacing="1" w:after="100" w:afterAutospacing="1"/>
       </w:pPr>
       <w:r>
+        <w:lastRenderedPageBreak/>
         <w:t xml:space="preserve">Lépés: Indítsuk el az </w:t>
       </w:r>
       <w:proofErr w:type="spellStart"/>
@@ -9031,7 +9009,6 @@
         <w:spacing w:before="100" w:beforeAutospacing="1" w:after="100" w:afterAutospacing="1"/>
       </w:pPr>
       <w:r>
-        <w:lastRenderedPageBreak/>
         <w:t>Lépés: Kattintsunk a felső menüsorban az "Importálás" fülre.</w:t>
       </w:r>
     </w:p>
@@ -9263,6 +9240,7 @@
         <w:spacing w:before="100" w:beforeAutospacing="1" w:after="100" w:afterAutospacing="1"/>
       </w:pPr>
       <w:r>
+        <w:lastRenderedPageBreak/>
         <w:t xml:space="preserve">Lépés: A Visual </w:t>
       </w:r>
       <w:proofErr w:type="spellStart"/>
@@ -9371,7 +9349,6 @@
         <w:spacing w:before="100" w:beforeAutospacing="1" w:after="100" w:afterAutospacing="1"/>
       </w:pPr>
       <w:r>
-        <w:lastRenderedPageBreak/>
         <w:t xml:space="preserve">Lépés: A hiányzó </w:t>
       </w:r>
       <w:proofErr w:type="spellStart"/>
@@ -9467,7 +9444,7 @@
       <w:pPr>
         <w:pStyle w:val="Cmsor1"/>
       </w:pPr>
-      <w:bookmarkStart w:id="57" w:name="_Toc228207396"/>
+      <w:bookmarkStart w:id="57" w:name="_Toc228210022"/>
       <w:r>
         <w:t>Felhasználói Kézikönyv és Útmutató</w:t>
       </w:r>
@@ -9478,6 +9455,10 @@
         <w:pStyle w:val="NormlWeb"/>
         <w:spacing w:line="360" w:lineRule="auto"/>
         <w:jc w:val="both"/>
+        <w:rPr>
+          <w:b/>
+          <w:bCs/>
+        </w:rPr>
       </w:pPr>
       <w:r>
         <w:t xml:space="preserve">A </w:t>
@@ -9497,6 +9478,26 @@
       <w:proofErr w:type="spellEnd"/>
       <w:r>
         <w:t xml:space="preserve"> szoftverrendszer tervezésekor kiemelt figyelmet fordítottunk az ergonómiára és a könnyű használhatóságra. Mivel a rendszert a vendégek előzetes betanítás nélkül használják, a felületnek intuitívnak és egyértelműnek kell lennie. Az alábbi kézikönyv lépésről lépésre bemutatja a rendszer funkcióit a két fő felhasználói csoport: a vendégek és a személyzet szemszögéből.</w:t>
+      </w:r>
+      <w:r>
+        <w:t xml:space="preserve"> </w:t>
+      </w:r>
+      <w:r>
+        <w:t>Minden felhasználónak</w:t>
+      </w:r>
+      <w:r>
+        <w:t xml:space="preserve"> (Konyha, Asztal)</w:t>
+      </w:r>
+      <w:r>
+        <w:t xml:space="preserve"> azonos a </w:t>
+      </w:r>
+      <w:proofErr w:type="spellStart"/>
+      <w:r>
+        <w:t>jelszava</w:t>
+      </w:r>
+      <w:proofErr w:type="spellEnd"/>
+      <w:r>
+        <w:t>, jelen esetben ‘1234’ ez a kódban módosítható.</w:t>
       </w:r>
     </w:p>
     <w:p>
@@ -9536,6 +9537,7 @@
           <w:b/>
           <w:bCs/>
         </w:rPr>
+        <w:lastRenderedPageBreak/>
         <w:t>1. Kezdőképernyő és Asztal kiválasztása</w:t>
       </w:r>
       <w:r>
@@ -9611,7 +9613,6 @@
         <w:jc w:val="both"/>
       </w:pPr>
       <w:r>
-        <w:lastRenderedPageBreak/>
         <w:t xml:space="preserve">A képernyő bal oldalán vagy tetején találhatók a főkategóriák (Pizzák, Levesek, </w:t>
       </w:r>
       <w:r>
@@ -9785,6 +9786,7 @@
           <w:b/>
           <w:bCs/>
         </w:rPr>
+        <w:lastRenderedPageBreak/>
         <w:t>5. Pincérhívás és Fizetés</w:t>
       </w:r>
       <w:r>
@@ -9813,7 +9815,6 @@
         <w:pStyle w:val="Cmsor4"/>
       </w:pPr>
       <w:r>
-        <w:lastRenderedPageBreak/>
         <w:t>2. Személyzeti felület (Konyha és Felszolgálók)</w:t>
       </w:r>
     </w:p>
@@ -9991,6 +9992,7 @@
         <w:jc w:val="both"/>
       </w:pPr>
       <w:r>
+        <w:lastRenderedPageBreak/>
         <w:t>A képernyőn listázva jelennek meg az aktív "Pincérhívások". A lista mutatja az asztal számát, a kérés idejét, és a kérés típusát (pl. Fizetés készpénzzel, vagy Általános segítségkérés).</w:t>
       </w:r>
     </w:p>
@@ -10024,9 +10026,8 @@
         <w:pStyle w:val="Cmsor1"/>
         <w:spacing w:line="360" w:lineRule="auto"/>
       </w:pPr>
-      <w:bookmarkStart w:id="58" w:name="_Toc228207397"/>
-      <w:r>
-        <w:lastRenderedPageBreak/>
+      <w:bookmarkStart w:id="58" w:name="_Toc228210023"/>
+      <w:r>
         <w:t>Kommunikációs eszközök és kapcsolattartás:</w:t>
       </w:r>
       <w:bookmarkEnd w:id="58"/>
@@ -10077,7 +10078,7 @@
         <w:pStyle w:val="Cmsor1"/>
         <w:spacing w:line="360" w:lineRule="auto"/>
       </w:pPr>
-      <w:bookmarkStart w:id="59" w:name="_Toc228207398"/>
+      <w:bookmarkStart w:id="59" w:name="_Toc228210024"/>
       <w:r>
         <w:t>Segédoldalak, források:</w:t>
       </w:r>
@@ -10097,7 +10098,7 @@
       <w:r>
         <w:t xml:space="preserve">Ételekről képek generálása: </w:t>
       </w:r>
-      <w:hyperlink r:id="rId25">
+      <w:hyperlink r:id="rId26">
         <w:r>
           <w:rPr>
             <w:color w:val="1155CC"/>
@@ -10111,7 +10112,7 @@
       <w:r>
         <w:t xml:space="preserve">További képek: </w:t>
       </w:r>
-      <w:hyperlink r:id="rId26">
+      <w:hyperlink r:id="rId27">
         <w:r>
           <w:rPr>
             <w:color w:val="1155CC"/>
@@ -10125,7 +10126,7 @@
       <w:r>
         <w:t xml:space="preserve">Betűtípus: </w:t>
       </w:r>
-      <w:hyperlink r:id="rId27">
+      <w:hyperlink r:id="rId28">
         <w:r>
           <w:rPr>
             <w:color w:val="1155CC"/>
@@ -10145,7 +10146,7 @@
       <w:r>
         <w:t xml:space="preserve">Színek: </w:t>
       </w:r>
-      <w:hyperlink r:id="rId28">
+      <w:hyperlink r:id="rId29">
         <w:r>
           <w:rPr>
             <w:color w:val="1155CC"/>
@@ -10172,7 +10173,7 @@
       <w:r>
         <w:t xml:space="preserve">Ikonok: </w:t>
       </w:r>
-      <w:hyperlink r:id="rId29">
+      <w:hyperlink r:id="rId30">
         <w:r>
           <w:rPr>
             <w:color w:val="1155CC"/>
@@ -10197,7 +10198,7 @@
       <w:r>
         <w:t xml:space="preserve">, a képeket ide töltöttük fel: </w:t>
       </w:r>
-      <w:hyperlink r:id="rId30">
+      <w:hyperlink r:id="rId31">
         <w:r>
           <w:rPr>
             <w:color w:val="1155CC"/>
@@ -10216,7 +10217,7 @@
       <w:r>
         <w:t xml:space="preserve"> </w:t>
       </w:r>
-      <w:hyperlink r:id="rId31" w:history="1">
+      <w:hyperlink r:id="rId32" w:history="1">
         <w:r>
           <w:rPr>
             <w:rStyle w:val="Hiperhivatkozs"/>
@@ -10234,7 +10235,7 @@
       <w:r>
         <w:t xml:space="preserve">: </w:t>
       </w:r>
-      <w:hyperlink r:id="rId32" w:history="1">
+      <w:hyperlink r:id="rId33" w:history="1">
         <w:r>
           <w:rPr>
             <w:rStyle w:val="Hiperhivatkozs"/>
@@ -10256,8 +10257,9 @@
         <w:spacing w:line="360" w:lineRule="auto"/>
         <w:jc w:val="both"/>
       </w:pPr>
-      <w:bookmarkStart w:id="60" w:name="_Toc228207399"/>
-      <w:r>
+      <w:bookmarkStart w:id="60" w:name="_Toc228210025"/>
+      <w:r>
+        <w:lastRenderedPageBreak/>
         <w:t>Továbbfejlesztési lehetőségek</w:t>
       </w:r>
       <w:bookmarkEnd w:id="60"/>
@@ -10287,13 +10289,82 @@
         <w:pStyle w:val="Cmsor4"/>
       </w:pPr>
       <w:r>
+        <w:t>Statisztikai adatok:</w:t>
+      </w:r>
+    </w:p>
+    <w:p>
+      <w:r>
+        <w:t>A rendszert statisztikai adatok tárolásával lehetne még fejleszteni. A konyha visszajelzést kap, hogy melyik termék volt a legnépszerűbb. Ezeket rangsorolva így könnyen áttekinthető, hogy melyik étel, ital volt fogyasztva a vendégek által a leggyakrabban.</w:t>
+      </w:r>
+    </w:p>
+    <w:p/>
+    <w:p>
+      <w:pPr>
+        <w:pStyle w:val="Cmsor4"/>
+      </w:pPr>
+      <w:r>
+        <w:t>QR kód használata:</w:t>
+      </w:r>
+    </w:p>
+    <w:p>
+      <w:r>
+        <w:t xml:space="preserve">A vendég a tableten megjelenő QR kód beolvasásával, a saját készülékén egy olyan alkalmazást </w:t>
+      </w:r>
+      <w:proofErr w:type="gramStart"/>
+      <w:r>
+        <w:t>kap</w:t>
+      </w:r>
+      <w:proofErr w:type="gramEnd"/>
+      <w:r>
+        <w:t xml:space="preserve"> mint ami a tableten megtalálható. Kényelmesebb lehet saját készüléken kiválasztani a kívánt termékeket.</w:t>
+      </w:r>
+    </w:p>
+    <w:p/>
+    <w:p>
+      <w:pPr>
+        <w:pStyle w:val="Cmsor4"/>
+      </w:pPr>
+      <w:r>
+        <w:t>Telefonos alkalmazás:</w:t>
+      </w:r>
+    </w:p>
+    <w:p>
+      <w:r>
+        <w:t xml:space="preserve">Tervben van egy telefonos alkalmazás elkészítése is. Ami azt tenné lehetővé, hogy a vendégek saját eszközről be tudjanak regisztrálni, illetve belépni az étterem rendelési felületére. Így lehetőséget biztosítunk az éttermen kívüli rendelésre, hogy a vendég mire az étterembe ér kész legyen a rendelése és ezzel is gyorsítunk a munkán, illetve a vendég is spórolhat a saját </w:t>
+      </w:r>
+      <w:proofErr w:type="spellStart"/>
+      <w:r>
+        <w:t>idejéből</w:t>
+      </w:r>
+      <w:proofErr w:type="spellEnd"/>
+      <w:r>
+        <w:t>.</w:t>
+      </w:r>
+    </w:p>
+    <w:p/>
+    <w:p>
+      <w:pPr>
+        <w:pStyle w:val="Cmsor4"/>
+      </w:pPr>
+      <w:r>
+        <w:t>Pontos idős visszajelzés:</w:t>
+      </w:r>
+    </w:p>
+    <w:p>
+      <w:r>
+        <w:t xml:space="preserve">Az oldalt az étterem által kiadott étel elkészítési idővel is ki lehet majd a későbbiekben egészíteni. Ami annyit takar, hogy a vendég nem csak az </w:t>
+      </w:r>
+      <w:proofErr w:type="gramStart"/>
+      <w:r>
+        <w:t>alap szavakat</w:t>
+      </w:r>
+      <w:proofErr w:type="gramEnd"/>
+      <w:r>
+        <w:t xml:space="preserve">, mint például leadva, készül stb. látja hanem időre pontosan kap visszajelzést az étel érkezéséről. Például </w:t>
+      </w:r>
+      <w:r>
         <w:lastRenderedPageBreak/>
-        <w:t>Statisztikai adatok:</w:t>
-      </w:r>
-    </w:p>
-    <w:p>
-      <w:r>
-        <w:t>A rendszert statisztikai adatok tárolásával lehetne még fejleszteni. A konyha visszajelzést kap, hogy melyik termék volt a legnépszerűbb. Ezeket rangsorolva így könnyen áttekinthető, hogy melyik étel, ital volt fogyasztva a vendégek által a leggyakrabban.</w:t>
+        <w:t>megjelenik egy számláló, egy 10 perces időzítővel és mikorra ez az idő lejár készen van az étel.</w:t>
       </w:r>
     </w:p>
     <w:p/>
@@ -10302,73 +10373,78 @@
         <w:pStyle w:val="Cmsor4"/>
       </w:pPr>
       <w:r>
-        <w:t>QR kód használata:</w:t>
-      </w:r>
-    </w:p>
-    <w:p>
-      <w:r>
-        <w:t xml:space="preserve">A vendég a tableten megjelenő QR kód beolvasásával, a saját készülékén egy olyan alkalmazást </w:t>
-      </w:r>
-      <w:proofErr w:type="gramStart"/>
-      <w:r>
-        <w:t>kap</w:t>
-      </w:r>
-      <w:proofErr w:type="gramEnd"/>
-      <w:r>
-        <w:t xml:space="preserve"> mint ami a tableten megtalálható. Kényelmesebb lehet saját készüléken kiválasztani a kívánt termékeket.</w:t>
-      </w:r>
-    </w:p>
-    <w:p/>
+        <w:t>Számlabontás:</w:t>
+      </w:r>
+    </w:p>
+    <w:p>
+      <w:pPr>
+        <w:spacing w:before="240" w:after="240"/>
+      </w:pPr>
+      <w:r>
+        <w:t>A pincérek egyik legidőigényesebb feladata a nagyobb asztaltársaságok számlájának megbontása. A tablet felületén egy új funkcióval a vendégek már a fizetés gomb megnyomása előtt kiválaszthatnák, hogy egyben, egyenlő arányban elosztva, vagy tételesen (ki mit fogyasztott) szeretnék kifizetni a végösszeget. A rendszer ez alapján küldené a bontott blokk kérését a kasszához vagy a bankkártya-terminálhoz.</w:t>
+      </w:r>
+    </w:p>
+    <w:p>
+      <w:pPr>
+        <w:spacing w:before="240" w:after="240"/>
+      </w:pPr>
+    </w:p>
     <w:p>
       <w:pPr>
         <w:pStyle w:val="Cmsor4"/>
       </w:pPr>
       <w:r>
-        <w:t>Telefonos alkalmazás:</w:t>
-      </w:r>
-    </w:p>
-    <w:p>
-      <w:r>
-        <w:t xml:space="preserve">Tervben van egy telefonos alkalmazás elkészítése is. Ami azt tenné lehetővé, hogy a vendégek saját eszközről be tudjanak regisztrálni, illetve belépni az étterem rendelési felületére. Így lehetőséget biztosítunk az éttermen kívüli rendelésre, hogy a vendég mire az étterembe ér kész legyen a rendelése és ezzel is gyorsítunk a munkán, illetve a vendég is spórolhat a saját </w:t>
-      </w:r>
-      <w:proofErr w:type="spellStart"/>
-      <w:r>
-        <w:t>idejéből</w:t>
-      </w:r>
-      <w:proofErr w:type="spellEnd"/>
-      <w:r>
-        <w:t>.</w:t>
-      </w:r>
-    </w:p>
-    <w:p/>
+        <w:t>Ételek testreszabhatósága és szűrése:</w:t>
+      </w:r>
+    </w:p>
+    <w:p>
+      <w:pPr>
+        <w:spacing w:before="240" w:after="240"/>
+      </w:pPr>
+      <w:r>
+        <w:t xml:space="preserve">Bár az allergének már most is fel vannak tüntetve, a felületet tovább lehetne fejleszteni egy dinamikus szűrőrendszerrel (pl. "Csak a gluténmentes és </w:t>
+      </w:r>
+      <w:proofErr w:type="spellStart"/>
+      <w:r>
+        <w:t>vegán</w:t>
+      </w:r>
+      <w:proofErr w:type="spellEnd"/>
+      <w:r>
+        <w:t xml:space="preserve"> ételek mutatása"). Emellett a kosárba tételkor a vendégek módosíthatnák az összetevőket: kérhetnének extra feltéteket felár ellenében, vagy kivehetnének nem kívánt összetevőket (pl. "hagyma nélkül"), ami egyedi megjegyzésként jelenne meg a konyhai blokkon.</w:t>
+      </w:r>
+    </w:p>
+    <w:p>
+      <w:pPr>
+        <w:spacing w:before="240" w:after="240"/>
+      </w:pPr>
+    </w:p>
     <w:p>
       <w:pPr>
         <w:pStyle w:val="Cmsor4"/>
       </w:pPr>
       <w:r>
-        <w:t>Pontos idős visszajelzés:</w:t>
-      </w:r>
-    </w:p>
-    <w:p>
-      <w:r>
-        <w:t xml:space="preserve">Az oldalt az étterem által kiadott étel elkészítési idővel is ki lehet majd a későbbiekben egészíteni. Ami annyit takar, hogy a vendég nem csak az </w:t>
-      </w:r>
-      <w:proofErr w:type="gramStart"/>
-      <w:r>
-        <w:t>alap szavakat</w:t>
-      </w:r>
-      <w:proofErr w:type="gramEnd"/>
-      <w:r>
-        <w:t>, mint például leadva, készül stb. látja hanem időre pontosan kap visszajelzést az étel érkezéséről. Például megjelenik egy számláló, egy 10 perces időzítővel és mikorra ez az idő lejár készen van az étel.</w:t>
-      </w:r>
-    </w:p>
-    <w:p/>
+        <w:t>Többnyelvűség és turistabarát felület:</w:t>
+      </w:r>
+    </w:p>
+    <w:p>
+      <w:pPr>
+        <w:spacing w:before="240" w:after="240"/>
+      </w:pPr>
+      <w:r>
+        <w:t>Mivel a papíralapú étlapok cseréje drága, a digitális rendszer hatalmas előnye a többnyelvűség. A jövőben a szoftvert fel lehetne készíteni az angol, német vagy egyéb nyelvek támogatására. Egy gombnyomással a teljes felület, beleértve a termékleírásokat és az allergén-információkat is, átválthatna a kívánt nyelvre, ami turisztikailag népszerű helyeken óriási versenyelőnyt jelentene az étteremnek.</w:t>
+      </w:r>
+    </w:p>
+    <w:p>
+      <w:pPr>
+        <w:spacing w:before="240" w:after="240"/>
+      </w:pPr>
+    </w:p>
     <w:p>
       <w:pPr>
         <w:pStyle w:val="Cmsor4"/>
       </w:pPr>
       <w:r>
-        <w:t>Számlabontás:</w:t>
+        <w:t>Hűségprogram:</w:t>
       </w:r>
     </w:p>
     <w:p>
@@ -10376,90 +10452,12 @@
         <w:spacing w:before="240" w:after="240"/>
       </w:pPr>
       <w:r>
-        <w:t>A pincérek egyik legidőigényesebb feladata a nagyobb asztaltársaságok számlájának megbontása. A tablet felületén egy új funkcióval a vendégek már a fizetés gomb megnyomása előtt kiválaszthatnák, hogy egyben, egyenlő arányban elosztva, vagy tételesen (ki mit fogyasztott) szeretnék kifizetni a végösszeget. A rendszer ez alapján küldené a bontott blokk kérését a kasszához vagy a bankkártya-terminálhoz.</w:t>
-      </w:r>
-    </w:p>
-    <w:p>
-      <w:pPr>
-        <w:spacing w:before="240" w:after="240"/>
-      </w:pPr>
-    </w:p>
-    <w:p>
-      <w:pPr>
-        <w:pStyle w:val="Cmsor4"/>
-      </w:pPr>
+        <w:t xml:space="preserve">A bejelentkező rendszer (telefonos applikáció) bevezetésével párhuzamosan elindítható egy törzsvásárlói program. A vendégek a rendeléseik után pontokat gyűjthetnek, amiket később </w:t>
+      </w:r>
       <w:r>
         <w:lastRenderedPageBreak/>
-        <w:t>Ételek testreszabhatósága és szűrése:</w:t>
-      </w:r>
-    </w:p>
-    <w:p>
-      <w:pPr>
-        <w:spacing w:before="240" w:after="240"/>
-      </w:pPr>
-      <w:r>
-        <w:t xml:space="preserve">Bár az allergének már most is fel vannak tüntetve, a felületet tovább lehetne fejleszteni egy dinamikus szűrőrendszerrel (pl. "Csak a gluténmentes és </w:t>
-      </w:r>
-      <w:proofErr w:type="spellStart"/>
-      <w:r>
-        <w:t>vegán</w:t>
-      </w:r>
-      <w:proofErr w:type="spellEnd"/>
-      <w:r>
-        <w:t xml:space="preserve"> ételek mutatása"). Emellett a kosárba tételkor a vendégek módosíthatnák az összetevőket: kérhetnének extra feltéteket felár ellenében, vagy kivehetnének nem kívánt összetevőket (pl. "hagyma nélkül"), ami egyedi megjegyzésként jelenne meg a konyhai blokkon.</w:t>
-      </w:r>
-    </w:p>
-    <w:p>
-      <w:pPr>
-        <w:spacing w:before="240" w:after="240"/>
-      </w:pPr>
-    </w:p>
-    <w:p>
-      <w:pPr>
-        <w:pStyle w:val="Cmsor4"/>
-      </w:pPr>
-      <w:r>
-        <w:t>Többnyelvűség és turistabarát felület:</w:t>
-      </w:r>
-    </w:p>
-    <w:p>
-      <w:pPr>
-        <w:spacing w:before="240" w:after="240"/>
-      </w:pPr>
-      <w:r>
-        <w:t>Mivel a papíralapú étlapok cseréje drága, a digitális rendszer hatalmas előnye a többnyelvűség. A jövőben a szoftvert fel lehetne készíteni az angol, német vagy egyéb nyelvek támogatására. Egy gombnyomással a teljes felület, beleértve a termékleírásokat és az allergén-információkat is, átválthatna a kívánt nyelvre, ami turisztikailag népszerű helyeken óriási versenyelőnyt jelentene az étteremnek.</w:t>
-      </w:r>
-    </w:p>
-    <w:p>
-      <w:pPr>
-        <w:spacing w:before="240" w:after="240"/>
-      </w:pPr>
-    </w:p>
-    <w:p>
-      <w:pPr>
-        <w:pStyle w:val="Cmsor4"/>
-      </w:pPr>
-      <w:r>
-        <w:t>Hűségprogram:</w:t>
-      </w:r>
-    </w:p>
-    <w:p>
-      <w:pPr>
-        <w:spacing w:before="240" w:after="240"/>
-      </w:pPr>
-      <w:r>
-        <w:t>A bejelentkező rendszer (telefonos applikáció) bevezetésével párhuzamosan elindítható egy törzsvásárlói program. A vendégek a rendeléseik után pontokat gyűjthetnek, amiket később kedvezményekre válthatnak be. Természetesen ezt az étterem maga dönti el, hogy szeretné alkalmazni ezeket a hűségpontokat</w:t>
-      </w:r>
-    </w:p>
-    <w:p>
-      <w:pPr>
-        <w:spacing w:before="240" w:after="240"/>
-      </w:pPr>
-    </w:p>
-    <w:p>
-      <w:pPr>
-        <w:spacing w:before="240" w:after="240"/>
-      </w:pPr>
+        <w:t>kedvezményekre válthatnak be. Természetesen ezt az étterem maga dönti el, hogy szeretné alkalmazni ezeket a hűségpontoka</w:t>
+      </w:r>
     </w:p>
     <w:p>
       <w:pPr>
@@ -10514,7 +10512,7 @@
             <w:pStyle w:val="TJ1"/>
             <w:tabs>
               <w:tab w:val="left" w:pos="480"/>
-              <w:tab w:val="right" w:leader="dot" w:pos="9060"/>
+              <w:tab w:val="right" w:leader="dot" w:pos="8776"/>
             </w:tabs>
             <w:rPr>
               <w:rFonts w:asciiTheme="minorHAnsi" w:eastAsiaTheme="minorEastAsia" w:hAnsiTheme="minorHAnsi" w:cstheme="minorBidi"/>
@@ -10533,7 +10531,7 @@
           <w:r>
             <w:fldChar w:fldCharType="separate"/>
           </w:r>
-          <w:hyperlink w:anchor="_Toc228207353" w:history="1">
+          <w:hyperlink w:anchor="_Toc228209979" w:history="1">
             <w:r>
               <w:rPr>
                 <w:rStyle w:val="Hiperhivatkozs"/>
@@ -10577,7 +10575,7 @@
                 <w:noProof/>
                 <w:webHidden/>
               </w:rPr>
-              <w:instrText xml:space="preserve"> PAGEREF _Toc228207353 \h </w:instrText>
+              <w:instrText xml:space="preserve"> PAGEREF _Toc228209979 \h </w:instrText>
             </w:r>
             <w:r>
               <w:rPr>
@@ -10613,7 +10611,7 @@
             <w:pStyle w:val="TJ1"/>
             <w:tabs>
               <w:tab w:val="left" w:pos="480"/>
-              <w:tab w:val="right" w:leader="dot" w:pos="9060"/>
+              <w:tab w:val="right" w:leader="dot" w:pos="8776"/>
             </w:tabs>
             <w:rPr>
               <w:rFonts w:asciiTheme="minorHAnsi" w:eastAsiaTheme="minorEastAsia" w:hAnsiTheme="minorHAnsi" w:cstheme="minorBidi"/>
@@ -10623,7 +10621,7 @@
               <w14:ligatures w14:val="standardContextual"/>
             </w:rPr>
           </w:pPr>
-          <w:hyperlink w:anchor="_Toc228207354" w:history="1">
+          <w:hyperlink w:anchor="_Toc228209980" w:history="1">
             <w:r>
               <w:rPr>
                 <w:rStyle w:val="Hiperhivatkozs"/>
@@ -10667,7 +10665,7 @@
                 <w:noProof/>
                 <w:webHidden/>
               </w:rPr>
-              <w:instrText xml:space="preserve"> PAGEREF _Toc228207354 \h </w:instrText>
+              <w:instrText xml:space="preserve"> PAGEREF _Toc228209980 \h </w:instrText>
             </w:r>
             <w:r>
               <w:rPr>
@@ -10703,7 +10701,7 @@
             <w:pStyle w:val="TJ1"/>
             <w:tabs>
               <w:tab w:val="left" w:pos="720"/>
-              <w:tab w:val="right" w:leader="dot" w:pos="9060"/>
+              <w:tab w:val="right" w:leader="dot" w:pos="8776"/>
             </w:tabs>
             <w:rPr>
               <w:rFonts w:asciiTheme="minorHAnsi" w:eastAsiaTheme="minorEastAsia" w:hAnsiTheme="minorHAnsi" w:cstheme="minorBidi"/>
@@ -10713,7 +10711,7 @@
               <w14:ligatures w14:val="standardContextual"/>
             </w:rPr>
           </w:pPr>
-          <w:hyperlink w:anchor="_Toc228207355" w:history="1">
+          <w:hyperlink w:anchor="_Toc228209981" w:history="1">
             <w:r>
               <w:rPr>
                 <w:rStyle w:val="Hiperhivatkozs"/>
@@ -10757,7 +10755,7 @@
                 <w:noProof/>
                 <w:webHidden/>
               </w:rPr>
-              <w:instrText xml:space="preserve"> PAGEREF _Toc228207355 \h </w:instrText>
+              <w:instrText xml:space="preserve"> PAGEREF _Toc228209981 \h </w:instrText>
             </w:r>
             <w:r>
               <w:rPr>
@@ -10793,7 +10791,7 @@
             <w:pStyle w:val="TJ1"/>
             <w:tabs>
               <w:tab w:val="left" w:pos="720"/>
-              <w:tab w:val="right" w:leader="dot" w:pos="9060"/>
+              <w:tab w:val="right" w:leader="dot" w:pos="8776"/>
             </w:tabs>
             <w:rPr>
               <w:rFonts w:asciiTheme="minorHAnsi" w:eastAsiaTheme="minorEastAsia" w:hAnsiTheme="minorHAnsi" w:cstheme="minorBidi"/>
@@ -10803,7 +10801,7 @@
               <w14:ligatures w14:val="standardContextual"/>
             </w:rPr>
           </w:pPr>
-          <w:hyperlink w:anchor="_Toc228207356" w:history="1">
+          <w:hyperlink w:anchor="_Toc228209982" w:history="1">
             <w:r>
               <w:rPr>
                 <w:rStyle w:val="Hiperhivatkozs"/>
@@ -10847,7 +10845,7 @@
                 <w:noProof/>
                 <w:webHidden/>
               </w:rPr>
-              <w:instrText xml:space="preserve"> PAGEREF _Toc228207356 \h </w:instrText>
+              <w:instrText xml:space="preserve"> PAGEREF _Toc228209982 \h </w:instrText>
             </w:r>
             <w:r>
               <w:rPr>
@@ -10883,7 +10881,7 @@
             <w:pStyle w:val="TJ1"/>
             <w:tabs>
               <w:tab w:val="left" w:pos="480"/>
-              <w:tab w:val="right" w:leader="dot" w:pos="9060"/>
+              <w:tab w:val="right" w:leader="dot" w:pos="8776"/>
             </w:tabs>
             <w:rPr>
               <w:rFonts w:asciiTheme="minorHAnsi" w:eastAsiaTheme="minorEastAsia" w:hAnsiTheme="minorHAnsi" w:cstheme="minorBidi"/>
@@ -10893,7 +10891,7 @@
               <w14:ligatures w14:val="standardContextual"/>
             </w:rPr>
           </w:pPr>
-          <w:hyperlink w:anchor="_Toc228207357" w:history="1">
+          <w:hyperlink w:anchor="_Toc228209983" w:history="1">
             <w:r>
               <w:rPr>
                 <w:rStyle w:val="Hiperhivatkozs"/>
@@ -10937,7 +10935,7 @@
                 <w:noProof/>
                 <w:webHidden/>
               </w:rPr>
-              <w:instrText xml:space="preserve"> PAGEREF _Toc228207357 \h </w:instrText>
+              <w:instrText xml:space="preserve"> PAGEREF _Toc228209983 \h </w:instrText>
             </w:r>
             <w:r>
               <w:rPr>
@@ -10972,7 +10970,7 @@
           <w:pPr>
             <w:pStyle w:val="TJ3"/>
             <w:tabs>
-              <w:tab w:val="right" w:leader="dot" w:pos="9060"/>
+              <w:tab w:val="right" w:leader="dot" w:pos="8776"/>
             </w:tabs>
             <w:rPr>
               <w:rFonts w:asciiTheme="minorHAnsi" w:eastAsiaTheme="minorEastAsia" w:hAnsiTheme="minorHAnsi" w:cstheme="minorBidi"/>
@@ -10982,7 +10980,7 @@
               <w14:ligatures w14:val="standardContextual"/>
             </w:rPr>
           </w:pPr>
-          <w:hyperlink w:anchor="_Toc228207358" w:history="1">
+          <w:hyperlink w:anchor="_Toc228209984" w:history="1">
             <w:r>
               <w:rPr>
                 <w:rStyle w:val="Hiperhivatkozs"/>
@@ -11009,7 +11007,7 @@
                 <w:noProof/>
                 <w:webHidden/>
               </w:rPr>
-              <w:instrText xml:space="preserve"> PAGEREF _Toc228207358 \h </w:instrText>
+              <w:instrText xml:space="preserve"> PAGEREF _Toc228209984 \h </w:instrText>
             </w:r>
             <w:r>
               <w:rPr>
@@ -11044,7 +11042,7 @@
           <w:pPr>
             <w:pStyle w:val="TJ3"/>
             <w:tabs>
-              <w:tab w:val="right" w:leader="dot" w:pos="9060"/>
+              <w:tab w:val="right" w:leader="dot" w:pos="8776"/>
             </w:tabs>
             <w:rPr>
               <w:rFonts w:asciiTheme="minorHAnsi" w:eastAsiaTheme="minorEastAsia" w:hAnsiTheme="minorHAnsi" w:cstheme="minorBidi"/>
@@ -11054,7 +11052,7 @@
               <w14:ligatures w14:val="standardContextual"/>
             </w:rPr>
           </w:pPr>
-          <w:hyperlink w:anchor="_Toc228207359" w:history="1">
+          <w:hyperlink w:anchor="_Toc228209985" w:history="1">
             <w:r>
               <w:rPr>
                 <w:rStyle w:val="Hiperhivatkozs"/>
@@ -11081,7 +11079,7 @@
                 <w:noProof/>
                 <w:webHidden/>
               </w:rPr>
-              <w:instrText xml:space="preserve"> PAGEREF _Toc228207359 \h </w:instrText>
+              <w:instrText xml:space="preserve"> PAGEREF _Toc228209985 \h </w:instrText>
             </w:r>
             <w:r>
               <w:rPr>
@@ -11116,7 +11114,7 @@
           <w:pPr>
             <w:pStyle w:val="TJ3"/>
             <w:tabs>
-              <w:tab w:val="right" w:leader="dot" w:pos="9060"/>
+              <w:tab w:val="right" w:leader="dot" w:pos="8776"/>
             </w:tabs>
             <w:rPr>
               <w:rFonts w:asciiTheme="minorHAnsi" w:eastAsiaTheme="minorEastAsia" w:hAnsiTheme="minorHAnsi" w:cstheme="minorBidi"/>
@@ -11126,7 +11124,7 @@
               <w14:ligatures w14:val="standardContextual"/>
             </w:rPr>
           </w:pPr>
-          <w:hyperlink w:anchor="_Toc228207360" w:history="1">
+          <w:hyperlink w:anchor="_Toc228209986" w:history="1">
             <w:r>
               <w:rPr>
                 <w:rStyle w:val="Hiperhivatkozs"/>
@@ -11153,7 +11151,7 @@
                 <w:noProof/>
                 <w:webHidden/>
               </w:rPr>
-              <w:instrText xml:space="preserve"> PAGEREF _Toc228207360 \h </w:instrText>
+              <w:instrText xml:space="preserve"> PAGEREF _Toc228209986 \h </w:instrText>
             </w:r>
             <w:r>
               <w:rPr>
@@ -11189,7 +11187,7 @@
             <w:pStyle w:val="TJ1"/>
             <w:tabs>
               <w:tab w:val="left" w:pos="720"/>
-              <w:tab w:val="right" w:leader="dot" w:pos="9060"/>
+              <w:tab w:val="right" w:leader="dot" w:pos="8776"/>
             </w:tabs>
             <w:rPr>
               <w:rFonts w:asciiTheme="minorHAnsi" w:eastAsiaTheme="minorEastAsia" w:hAnsiTheme="minorHAnsi" w:cstheme="minorBidi"/>
@@ -11199,7 +11197,7 @@
               <w14:ligatures w14:val="standardContextual"/>
             </w:rPr>
           </w:pPr>
-          <w:hyperlink w:anchor="_Toc228207361" w:history="1">
+          <w:hyperlink w:anchor="_Toc228209987" w:history="1">
             <w:r>
               <w:rPr>
                 <w:rStyle w:val="Hiperhivatkozs"/>
@@ -11243,7 +11241,7 @@
                 <w:noProof/>
                 <w:webHidden/>
               </w:rPr>
-              <w:instrText xml:space="preserve"> PAGEREF _Toc228207361 \h </w:instrText>
+              <w:instrText xml:space="preserve"> PAGEREF _Toc228209987 \h </w:instrText>
             </w:r>
             <w:r>
               <w:rPr>
@@ -11278,7 +11276,7 @@
           <w:pPr>
             <w:pStyle w:val="TJ2"/>
             <w:tabs>
-              <w:tab w:val="right" w:leader="dot" w:pos="9060"/>
+              <w:tab w:val="right" w:leader="dot" w:pos="8776"/>
             </w:tabs>
             <w:rPr>
               <w:rFonts w:asciiTheme="minorHAnsi" w:eastAsiaTheme="minorEastAsia" w:hAnsiTheme="minorHAnsi" w:cstheme="minorBidi"/>
@@ -11288,7 +11286,7 @@
               <w14:ligatures w14:val="standardContextual"/>
             </w:rPr>
           </w:pPr>
-          <w:hyperlink w:anchor="_Toc228207362" w:history="1">
+          <w:hyperlink w:anchor="_Toc228209988" w:history="1">
             <w:r>
               <w:rPr>
                 <w:rStyle w:val="Hiperhivatkozs"/>
@@ -11315,7 +11313,7 @@
                 <w:noProof/>
                 <w:webHidden/>
               </w:rPr>
-              <w:instrText xml:space="preserve"> PAGEREF _Toc228207362 \h </w:instrText>
+              <w:instrText xml:space="preserve"> PAGEREF _Toc228209988 \h </w:instrText>
             </w:r>
             <w:r>
               <w:rPr>
@@ -11350,7 +11348,7 @@
           <w:pPr>
             <w:pStyle w:val="TJ2"/>
             <w:tabs>
-              <w:tab w:val="right" w:leader="dot" w:pos="9060"/>
+              <w:tab w:val="right" w:leader="dot" w:pos="8776"/>
             </w:tabs>
             <w:rPr>
               <w:rFonts w:asciiTheme="minorHAnsi" w:eastAsiaTheme="minorEastAsia" w:hAnsiTheme="minorHAnsi" w:cstheme="minorBidi"/>
@@ -11360,7 +11358,7 @@
               <w14:ligatures w14:val="standardContextual"/>
             </w:rPr>
           </w:pPr>
-          <w:hyperlink w:anchor="_Toc228207363" w:history="1">
+          <w:hyperlink w:anchor="_Toc228209989" w:history="1">
             <w:r>
               <w:rPr>
                 <w:rStyle w:val="Hiperhivatkozs"/>
@@ -11387,7 +11385,7 @@
                 <w:noProof/>
                 <w:webHidden/>
               </w:rPr>
-              <w:instrText xml:space="preserve"> PAGEREF _Toc228207363 \h </w:instrText>
+              <w:instrText xml:space="preserve"> PAGEREF _Toc228209989 \h </w:instrText>
             </w:r>
             <w:r>
               <w:rPr>
@@ -11423,7 +11421,7 @@
             <w:pStyle w:val="TJ1"/>
             <w:tabs>
               <w:tab w:val="left" w:pos="720"/>
-              <w:tab w:val="right" w:leader="dot" w:pos="9060"/>
+              <w:tab w:val="right" w:leader="dot" w:pos="8776"/>
             </w:tabs>
             <w:rPr>
               <w:rFonts w:asciiTheme="minorHAnsi" w:eastAsiaTheme="minorEastAsia" w:hAnsiTheme="minorHAnsi" w:cstheme="minorBidi"/>
@@ -11433,7 +11431,7 @@
               <w14:ligatures w14:val="standardContextual"/>
             </w:rPr>
           </w:pPr>
-          <w:hyperlink w:anchor="_Toc228207364" w:history="1">
+          <w:hyperlink w:anchor="_Toc228209990" w:history="1">
             <w:r>
               <w:rPr>
                 <w:rStyle w:val="Hiperhivatkozs"/>
@@ -11477,7 +11475,7 @@
                 <w:noProof/>
                 <w:webHidden/>
               </w:rPr>
-              <w:instrText xml:space="preserve"> PAGEREF _Toc228207364 \h </w:instrText>
+              <w:instrText xml:space="preserve"> PAGEREF _Toc228209990 \h </w:instrText>
             </w:r>
             <w:r>
               <w:rPr>
@@ -11513,7 +11511,7 @@
             <w:pStyle w:val="TJ1"/>
             <w:tabs>
               <w:tab w:val="left" w:pos="720"/>
-              <w:tab w:val="right" w:leader="dot" w:pos="9060"/>
+              <w:tab w:val="right" w:leader="dot" w:pos="8776"/>
             </w:tabs>
             <w:rPr>
               <w:rFonts w:asciiTheme="minorHAnsi" w:eastAsiaTheme="minorEastAsia" w:hAnsiTheme="minorHAnsi" w:cstheme="minorBidi"/>
@@ -11523,7 +11521,7 @@
               <w14:ligatures w14:val="standardContextual"/>
             </w:rPr>
           </w:pPr>
-          <w:hyperlink w:anchor="_Toc228207365" w:history="1">
+          <w:hyperlink w:anchor="_Toc228209991" w:history="1">
             <w:r>
               <w:rPr>
                 <w:rStyle w:val="Hiperhivatkozs"/>
@@ -11567,7 +11565,7 @@
                 <w:noProof/>
                 <w:webHidden/>
               </w:rPr>
-              <w:instrText xml:space="preserve"> PAGEREF _Toc228207365 \h </w:instrText>
+              <w:instrText xml:space="preserve"> PAGEREF _Toc228209991 \h </w:instrText>
             </w:r>
             <w:r>
               <w:rPr>
@@ -11602,7 +11600,7 @@
           <w:pPr>
             <w:pStyle w:val="TJ2"/>
             <w:tabs>
-              <w:tab w:val="right" w:leader="dot" w:pos="9060"/>
+              <w:tab w:val="right" w:leader="dot" w:pos="8776"/>
             </w:tabs>
             <w:rPr>
               <w:rFonts w:asciiTheme="minorHAnsi" w:eastAsiaTheme="minorEastAsia" w:hAnsiTheme="minorHAnsi" w:cstheme="minorBidi"/>
@@ -11612,7 +11610,7 @@
               <w14:ligatures w14:val="standardContextual"/>
             </w:rPr>
           </w:pPr>
-          <w:hyperlink w:anchor="_Toc228207366" w:history="1">
+          <w:hyperlink w:anchor="_Toc228209992" w:history="1">
             <w:r>
               <w:rPr>
                 <w:rStyle w:val="Hiperhivatkozs"/>
@@ -11639,7 +11637,7 @@
                 <w:noProof/>
                 <w:webHidden/>
               </w:rPr>
-              <w:instrText xml:space="preserve"> PAGEREF _Toc228207366 \h </w:instrText>
+              <w:instrText xml:space="preserve"> PAGEREF _Toc228209992 \h </w:instrText>
             </w:r>
             <w:r>
               <w:rPr>
@@ -11675,7 +11673,7 @@
             <w:pStyle w:val="TJ1"/>
             <w:tabs>
               <w:tab w:val="left" w:pos="720"/>
-              <w:tab w:val="right" w:leader="dot" w:pos="9060"/>
+              <w:tab w:val="right" w:leader="dot" w:pos="8776"/>
             </w:tabs>
             <w:rPr>
               <w:rFonts w:asciiTheme="minorHAnsi" w:eastAsiaTheme="minorEastAsia" w:hAnsiTheme="minorHAnsi" w:cstheme="minorBidi"/>
@@ -11685,7 +11683,7 @@
               <w14:ligatures w14:val="standardContextual"/>
             </w:rPr>
           </w:pPr>
-          <w:hyperlink w:anchor="_Toc228207367" w:history="1">
+          <w:hyperlink w:anchor="_Toc228209993" w:history="1">
             <w:r>
               <w:rPr>
                 <w:rStyle w:val="Hiperhivatkozs"/>
@@ -11729,7 +11727,7 @@
                 <w:noProof/>
                 <w:webHidden/>
               </w:rPr>
-              <w:instrText xml:space="preserve"> PAGEREF _Toc228207367 \h </w:instrText>
+              <w:instrText xml:space="preserve"> PAGEREF _Toc228209993 \h </w:instrText>
             </w:r>
             <w:r>
               <w:rPr>
@@ -11764,7 +11762,7 @@
           <w:pPr>
             <w:pStyle w:val="TJ2"/>
             <w:tabs>
-              <w:tab w:val="right" w:leader="dot" w:pos="9060"/>
+              <w:tab w:val="right" w:leader="dot" w:pos="8776"/>
             </w:tabs>
             <w:rPr>
               <w:rFonts w:asciiTheme="minorHAnsi" w:eastAsiaTheme="minorEastAsia" w:hAnsiTheme="minorHAnsi" w:cstheme="minorBidi"/>
@@ -11774,7 +11772,7 @@
               <w14:ligatures w14:val="standardContextual"/>
             </w:rPr>
           </w:pPr>
-          <w:hyperlink w:anchor="_Toc228207368" w:history="1">
+          <w:hyperlink w:anchor="_Toc228209994" w:history="1">
             <w:r>
               <w:rPr>
                 <w:rStyle w:val="Hiperhivatkozs"/>
@@ -11801,7 +11799,7 @@
                 <w:noProof/>
                 <w:webHidden/>
               </w:rPr>
-              <w:instrText xml:space="preserve"> PAGEREF _Toc228207368 \h </w:instrText>
+              <w:instrText xml:space="preserve"> PAGEREF _Toc228209994 \h </w:instrText>
             </w:r>
             <w:r>
               <w:rPr>
@@ -11836,7 +11834,7 @@
           <w:pPr>
             <w:pStyle w:val="TJ2"/>
             <w:tabs>
-              <w:tab w:val="right" w:leader="dot" w:pos="9060"/>
+              <w:tab w:val="right" w:leader="dot" w:pos="8776"/>
             </w:tabs>
             <w:rPr>
               <w:rFonts w:asciiTheme="minorHAnsi" w:eastAsiaTheme="minorEastAsia" w:hAnsiTheme="minorHAnsi" w:cstheme="minorBidi"/>
@@ -11846,7 +11844,7 @@
               <w14:ligatures w14:val="standardContextual"/>
             </w:rPr>
           </w:pPr>
-          <w:hyperlink w:anchor="_Toc228207369" w:history="1">
+          <w:hyperlink w:anchor="_Toc228209995" w:history="1">
             <w:r>
               <w:rPr>
                 <w:rStyle w:val="Hiperhivatkozs"/>
@@ -11873,7 +11871,7 @@
                 <w:noProof/>
                 <w:webHidden/>
               </w:rPr>
-              <w:instrText xml:space="preserve"> PAGEREF _Toc228207369 \h </w:instrText>
+              <w:instrText xml:space="preserve"> PAGEREF _Toc228209995 \h </w:instrText>
             </w:r>
             <w:r>
               <w:rPr>
@@ -11909,7 +11907,7 @@
             <w:pStyle w:val="TJ1"/>
             <w:tabs>
               <w:tab w:val="left" w:pos="480"/>
-              <w:tab w:val="right" w:leader="dot" w:pos="9060"/>
+              <w:tab w:val="right" w:leader="dot" w:pos="8776"/>
             </w:tabs>
             <w:rPr>
               <w:rFonts w:asciiTheme="minorHAnsi" w:eastAsiaTheme="minorEastAsia" w:hAnsiTheme="minorHAnsi" w:cstheme="minorBidi"/>
@@ -11919,7 +11917,7 @@
               <w14:ligatures w14:val="standardContextual"/>
             </w:rPr>
           </w:pPr>
-          <w:hyperlink w:anchor="_Toc228207370" w:history="1">
+          <w:hyperlink w:anchor="_Toc228209996" w:history="1">
             <w:r>
               <w:rPr>
                 <w:rStyle w:val="Hiperhivatkozs"/>
@@ -11963,7 +11961,7 @@
                 <w:noProof/>
                 <w:webHidden/>
               </w:rPr>
-              <w:instrText xml:space="preserve"> PAGEREF _Toc228207370 \h </w:instrText>
+              <w:instrText xml:space="preserve"> PAGEREF _Toc228209996 \h </w:instrText>
             </w:r>
             <w:r>
               <w:rPr>
@@ -11998,7 +11996,7 @@
           <w:pPr>
             <w:pStyle w:val="TJ3"/>
             <w:tabs>
-              <w:tab w:val="right" w:leader="dot" w:pos="9060"/>
+              <w:tab w:val="right" w:leader="dot" w:pos="8776"/>
             </w:tabs>
             <w:rPr>
               <w:rFonts w:asciiTheme="minorHAnsi" w:eastAsiaTheme="minorEastAsia" w:hAnsiTheme="minorHAnsi" w:cstheme="minorBidi"/>
@@ -12008,7 +12006,7 @@
               <w14:ligatures w14:val="standardContextual"/>
             </w:rPr>
           </w:pPr>
-          <w:hyperlink w:anchor="_Toc228207371" w:history="1">
+          <w:hyperlink w:anchor="_Toc228209997" w:history="1">
             <w:r>
               <w:rPr>
                 <w:rStyle w:val="Hiperhivatkozs"/>
@@ -12035,7 +12033,7 @@
                 <w:noProof/>
                 <w:webHidden/>
               </w:rPr>
-              <w:instrText xml:space="preserve"> PAGEREF _Toc228207371 \h </w:instrText>
+              <w:instrText xml:space="preserve"> PAGEREF _Toc228209997 \h </w:instrText>
             </w:r>
             <w:r>
               <w:rPr>
@@ -12070,7 +12068,7 @@
           <w:pPr>
             <w:pStyle w:val="TJ3"/>
             <w:tabs>
-              <w:tab w:val="right" w:leader="dot" w:pos="9060"/>
+              <w:tab w:val="right" w:leader="dot" w:pos="8776"/>
             </w:tabs>
             <w:rPr>
               <w:rFonts w:asciiTheme="minorHAnsi" w:eastAsiaTheme="minorEastAsia" w:hAnsiTheme="minorHAnsi" w:cstheme="minorBidi"/>
@@ -12080,7 +12078,7 @@
               <w14:ligatures w14:val="standardContextual"/>
             </w:rPr>
           </w:pPr>
-          <w:hyperlink w:anchor="_Toc228207372" w:history="1">
+          <w:hyperlink w:anchor="_Toc228209998" w:history="1">
             <w:r>
               <w:rPr>
                 <w:rStyle w:val="Hiperhivatkozs"/>
@@ -12107,7 +12105,7 @@
                 <w:noProof/>
                 <w:webHidden/>
               </w:rPr>
-              <w:instrText xml:space="preserve"> PAGEREF _Toc228207372 \h </w:instrText>
+              <w:instrText xml:space="preserve"> PAGEREF _Toc228209998 \h </w:instrText>
             </w:r>
             <w:r>
               <w:rPr>
@@ -12142,7 +12140,7 @@
           <w:pPr>
             <w:pStyle w:val="TJ3"/>
             <w:tabs>
-              <w:tab w:val="right" w:leader="dot" w:pos="9060"/>
+              <w:tab w:val="right" w:leader="dot" w:pos="8776"/>
             </w:tabs>
             <w:rPr>
               <w:rFonts w:asciiTheme="minorHAnsi" w:eastAsiaTheme="minorEastAsia" w:hAnsiTheme="minorHAnsi" w:cstheme="minorBidi"/>
@@ -12152,7 +12150,7 @@
               <w14:ligatures w14:val="standardContextual"/>
             </w:rPr>
           </w:pPr>
-          <w:hyperlink w:anchor="_Toc228207373" w:history="1">
+          <w:hyperlink w:anchor="_Toc228209999" w:history="1">
             <w:r>
               <w:rPr>
                 <w:rStyle w:val="Hiperhivatkozs"/>
@@ -12179,7 +12177,7 @@
                 <w:noProof/>
                 <w:webHidden/>
               </w:rPr>
-              <w:instrText xml:space="preserve"> PAGEREF _Toc228207373 \h </w:instrText>
+              <w:instrText xml:space="preserve"> PAGEREF _Toc228209999 \h </w:instrText>
             </w:r>
             <w:r>
               <w:rPr>
@@ -12214,7 +12212,7 @@
           <w:pPr>
             <w:pStyle w:val="TJ3"/>
             <w:tabs>
-              <w:tab w:val="right" w:leader="dot" w:pos="9060"/>
+              <w:tab w:val="right" w:leader="dot" w:pos="8776"/>
             </w:tabs>
             <w:rPr>
               <w:rFonts w:asciiTheme="minorHAnsi" w:eastAsiaTheme="minorEastAsia" w:hAnsiTheme="minorHAnsi" w:cstheme="minorBidi"/>
@@ -12224,7 +12222,7 @@
               <w14:ligatures w14:val="standardContextual"/>
             </w:rPr>
           </w:pPr>
-          <w:hyperlink w:anchor="_Toc228207374" w:history="1">
+          <w:hyperlink w:anchor="_Toc228210000" w:history="1">
             <w:r>
               <w:rPr>
                 <w:rStyle w:val="Hiperhivatkozs"/>
@@ -12251,7 +12249,7 @@
                 <w:noProof/>
                 <w:webHidden/>
               </w:rPr>
-              <w:instrText xml:space="preserve"> PAGEREF _Toc228207374 \h </w:instrText>
+              <w:instrText xml:space="preserve"> PAGEREF _Toc228210000 \h </w:instrText>
             </w:r>
             <w:r>
               <w:rPr>
@@ -12286,7 +12284,7 @@
           <w:pPr>
             <w:pStyle w:val="TJ3"/>
             <w:tabs>
-              <w:tab w:val="right" w:leader="dot" w:pos="9060"/>
+              <w:tab w:val="right" w:leader="dot" w:pos="8776"/>
             </w:tabs>
             <w:rPr>
               <w:rFonts w:asciiTheme="minorHAnsi" w:eastAsiaTheme="minorEastAsia" w:hAnsiTheme="minorHAnsi" w:cstheme="minorBidi"/>
@@ -12296,7 +12294,7 @@
               <w14:ligatures w14:val="standardContextual"/>
             </w:rPr>
           </w:pPr>
-          <w:hyperlink w:anchor="_Toc228207375" w:history="1">
+          <w:hyperlink w:anchor="_Toc228210001" w:history="1">
             <w:r>
               <w:rPr>
                 <w:rStyle w:val="Hiperhivatkozs"/>
@@ -12323,7 +12321,7 @@
                 <w:noProof/>
                 <w:webHidden/>
               </w:rPr>
-              <w:instrText xml:space="preserve"> PAGEREF _Toc228207375 \h </w:instrText>
+              <w:instrText xml:space="preserve"> PAGEREF _Toc228210001 \h </w:instrText>
             </w:r>
             <w:r>
               <w:rPr>
@@ -12358,7 +12356,7 @@
           <w:pPr>
             <w:pStyle w:val="TJ3"/>
             <w:tabs>
-              <w:tab w:val="right" w:leader="dot" w:pos="9060"/>
+              <w:tab w:val="right" w:leader="dot" w:pos="8776"/>
             </w:tabs>
             <w:rPr>
               <w:rFonts w:asciiTheme="minorHAnsi" w:eastAsiaTheme="minorEastAsia" w:hAnsiTheme="minorHAnsi" w:cstheme="minorBidi"/>
@@ -12368,7 +12366,7 @@
               <w14:ligatures w14:val="standardContextual"/>
             </w:rPr>
           </w:pPr>
-          <w:hyperlink w:anchor="_Toc228207376" w:history="1">
+          <w:hyperlink w:anchor="_Toc228210002" w:history="1">
             <w:r>
               <w:rPr>
                 <w:rStyle w:val="Hiperhivatkozs"/>
@@ -12395,7 +12393,7 @@
                 <w:noProof/>
                 <w:webHidden/>
               </w:rPr>
-              <w:instrText xml:space="preserve"> PAGEREF _Toc228207376 \h </w:instrText>
+              <w:instrText xml:space="preserve"> PAGEREF _Toc228210002 \h </w:instrText>
             </w:r>
             <w:r>
               <w:rPr>
@@ -12430,7 +12428,7 @@
           <w:pPr>
             <w:pStyle w:val="TJ3"/>
             <w:tabs>
-              <w:tab w:val="right" w:leader="dot" w:pos="9060"/>
+              <w:tab w:val="right" w:leader="dot" w:pos="8776"/>
             </w:tabs>
             <w:rPr>
               <w:rFonts w:asciiTheme="minorHAnsi" w:eastAsiaTheme="minorEastAsia" w:hAnsiTheme="minorHAnsi" w:cstheme="minorBidi"/>
@@ -12440,7 +12438,7 @@
               <w14:ligatures w14:val="standardContextual"/>
             </w:rPr>
           </w:pPr>
-          <w:hyperlink w:anchor="_Toc228207377" w:history="1">
+          <w:hyperlink w:anchor="_Toc228210003" w:history="1">
             <w:r>
               <w:rPr>
                 <w:rStyle w:val="Hiperhivatkozs"/>
@@ -12467,7 +12465,7 @@
                 <w:noProof/>
                 <w:webHidden/>
               </w:rPr>
-              <w:instrText xml:space="preserve"> PAGEREF _Toc228207377 \h </w:instrText>
+              <w:instrText xml:space="preserve"> PAGEREF _Toc228210003 \h </w:instrText>
             </w:r>
             <w:r>
               <w:rPr>
@@ -12502,7 +12500,7 @@
           <w:pPr>
             <w:pStyle w:val="TJ3"/>
             <w:tabs>
-              <w:tab w:val="right" w:leader="dot" w:pos="9060"/>
+              <w:tab w:val="right" w:leader="dot" w:pos="8776"/>
             </w:tabs>
             <w:rPr>
               <w:rFonts w:asciiTheme="minorHAnsi" w:eastAsiaTheme="minorEastAsia" w:hAnsiTheme="minorHAnsi" w:cstheme="minorBidi"/>
@@ -12512,7 +12510,7 @@
               <w14:ligatures w14:val="standardContextual"/>
             </w:rPr>
           </w:pPr>
-          <w:hyperlink w:anchor="_Toc228207378" w:history="1">
+          <w:hyperlink w:anchor="_Toc228210004" w:history="1">
             <w:r>
               <w:rPr>
                 <w:rStyle w:val="Hiperhivatkozs"/>
@@ -12539,7 +12537,7 @@
                 <w:noProof/>
                 <w:webHidden/>
               </w:rPr>
-              <w:instrText xml:space="preserve"> PAGEREF _Toc228207378 \h </w:instrText>
+              <w:instrText xml:space="preserve"> PAGEREF _Toc228210004 \h </w:instrText>
             </w:r>
             <w:r>
               <w:rPr>
@@ -12559,7 +12557,7 @@
                 <w:noProof/>
                 <w:webHidden/>
               </w:rPr>
-              <w:t>21</w:t>
+              <w:t>22</w:t>
             </w:r>
             <w:r>
               <w:rPr>
@@ -12574,7 +12572,7 @@
           <w:pPr>
             <w:pStyle w:val="TJ3"/>
             <w:tabs>
-              <w:tab w:val="right" w:leader="dot" w:pos="9060"/>
+              <w:tab w:val="right" w:leader="dot" w:pos="8776"/>
             </w:tabs>
             <w:rPr>
               <w:rFonts w:asciiTheme="minorHAnsi" w:eastAsiaTheme="minorEastAsia" w:hAnsiTheme="minorHAnsi" w:cstheme="minorBidi"/>
@@ -12584,7 +12582,7 @@
               <w14:ligatures w14:val="standardContextual"/>
             </w:rPr>
           </w:pPr>
-          <w:hyperlink w:anchor="_Toc228207379" w:history="1">
+          <w:hyperlink w:anchor="_Toc228210005" w:history="1">
             <w:r>
               <w:rPr>
                 <w:rStyle w:val="Hiperhivatkozs"/>
@@ -12611,7 +12609,7 @@
                 <w:noProof/>
                 <w:webHidden/>
               </w:rPr>
-              <w:instrText xml:space="preserve"> PAGEREF _Toc228207379 \h </w:instrText>
+              <w:instrText xml:space="preserve"> PAGEREF _Toc228210005 \h </w:instrText>
             </w:r>
             <w:r>
               <w:rPr>
@@ -12647,7 +12645,7 @@
             <w:pStyle w:val="TJ1"/>
             <w:tabs>
               <w:tab w:val="left" w:pos="720"/>
-              <w:tab w:val="right" w:leader="dot" w:pos="9060"/>
+              <w:tab w:val="right" w:leader="dot" w:pos="8776"/>
             </w:tabs>
             <w:rPr>
               <w:rFonts w:asciiTheme="minorHAnsi" w:eastAsiaTheme="minorEastAsia" w:hAnsiTheme="minorHAnsi" w:cstheme="minorBidi"/>
@@ -12657,7 +12655,7 @@
               <w14:ligatures w14:val="standardContextual"/>
             </w:rPr>
           </w:pPr>
-          <w:hyperlink w:anchor="_Toc228207380" w:history="1">
+          <w:hyperlink w:anchor="_Toc228210006" w:history="1">
             <w:r>
               <w:rPr>
                 <w:rStyle w:val="Hiperhivatkozs"/>
@@ -12701,7 +12699,7 @@
                 <w:noProof/>
                 <w:webHidden/>
               </w:rPr>
-              <w:instrText xml:space="preserve"> PAGEREF _Toc228207380 \h </w:instrText>
+              <w:instrText xml:space="preserve"> PAGEREF _Toc228210006 \h </w:instrText>
             </w:r>
             <w:r>
               <w:rPr>
@@ -12736,7 +12734,7 @@
           <w:pPr>
             <w:pStyle w:val="TJ3"/>
             <w:tabs>
-              <w:tab w:val="right" w:leader="dot" w:pos="9060"/>
+              <w:tab w:val="right" w:leader="dot" w:pos="8776"/>
             </w:tabs>
             <w:rPr>
               <w:rFonts w:asciiTheme="minorHAnsi" w:eastAsiaTheme="minorEastAsia" w:hAnsiTheme="minorHAnsi" w:cstheme="minorBidi"/>
@@ -12746,7 +12744,7 @@
               <w14:ligatures w14:val="standardContextual"/>
             </w:rPr>
           </w:pPr>
-          <w:hyperlink w:anchor="_Toc228207381" w:history="1">
+          <w:hyperlink w:anchor="_Toc228210007" w:history="1">
             <w:r>
               <w:rPr>
                 <w:rStyle w:val="Hiperhivatkozs"/>
@@ -12773,7 +12771,7 @@
                 <w:noProof/>
                 <w:webHidden/>
               </w:rPr>
-              <w:instrText xml:space="preserve"> PAGEREF _Toc228207381 \h </w:instrText>
+              <w:instrText xml:space="preserve"> PAGEREF _Toc228210007 \h </w:instrText>
             </w:r>
             <w:r>
               <w:rPr>
@@ -12793,7 +12791,7 @@
                 <w:noProof/>
                 <w:webHidden/>
               </w:rPr>
-              <w:t>22</w:t>
+              <w:t>23</w:t>
             </w:r>
             <w:r>
               <w:rPr>
@@ -12808,7 +12806,7 @@
           <w:pPr>
             <w:pStyle w:val="TJ3"/>
             <w:tabs>
-              <w:tab w:val="right" w:leader="dot" w:pos="9060"/>
+              <w:tab w:val="right" w:leader="dot" w:pos="8776"/>
             </w:tabs>
             <w:rPr>
               <w:rFonts w:asciiTheme="minorHAnsi" w:eastAsiaTheme="minorEastAsia" w:hAnsiTheme="minorHAnsi" w:cstheme="minorBidi"/>
@@ -12818,7 +12816,7 @@
               <w14:ligatures w14:val="standardContextual"/>
             </w:rPr>
           </w:pPr>
-          <w:hyperlink w:anchor="_Toc228207382" w:history="1">
+          <w:hyperlink w:anchor="_Toc228210008" w:history="1">
             <w:r>
               <w:rPr>
                 <w:rStyle w:val="Hiperhivatkozs"/>
@@ -12845,7 +12843,7 @@
                 <w:noProof/>
                 <w:webHidden/>
               </w:rPr>
-              <w:instrText xml:space="preserve"> PAGEREF _Toc228207382 \h </w:instrText>
+              <w:instrText xml:space="preserve"> PAGEREF _Toc228210008 \h </w:instrText>
             </w:r>
             <w:r>
               <w:rPr>
@@ -12865,7 +12863,7 @@
                 <w:noProof/>
                 <w:webHidden/>
               </w:rPr>
-              <w:t>22</w:t>
+              <w:t>23</w:t>
             </w:r>
             <w:r>
               <w:rPr>
@@ -12880,7 +12878,7 @@
           <w:pPr>
             <w:pStyle w:val="TJ3"/>
             <w:tabs>
-              <w:tab w:val="right" w:leader="dot" w:pos="9060"/>
+              <w:tab w:val="right" w:leader="dot" w:pos="8776"/>
             </w:tabs>
             <w:rPr>
               <w:rFonts w:asciiTheme="minorHAnsi" w:eastAsiaTheme="minorEastAsia" w:hAnsiTheme="minorHAnsi" w:cstheme="minorBidi"/>
@@ -12890,7 +12888,7 @@
               <w14:ligatures w14:val="standardContextual"/>
             </w:rPr>
           </w:pPr>
-          <w:hyperlink w:anchor="_Toc228207383" w:history="1">
+          <w:hyperlink w:anchor="_Toc228210009" w:history="1">
             <w:r>
               <w:rPr>
                 <w:rStyle w:val="Hiperhivatkozs"/>
@@ -12917,7 +12915,7 @@
                 <w:noProof/>
                 <w:webHidden/>
               </w:rPr>
-              <w:instrText xml:space="preserve"> PAGEREF _Toc228207383 \h </w:instrText>
+              <w:instrText xml:space="preserve"> PAGEREF _Toc228210009 \h </w:instrText>
             </w:r>
             <w:r>
               <w:rPr>
@@ -12952,7 +12950,7 @@
           <w:pPr>
             <w:pStyle w:val="TJ3"/>
             <w:tabs>
-              <w:tab w:val="right" w:leader="dot" w:pos="9060"/>
+              <w:tab w:val="right" w:leader="dot" w:pos="8776"/>
             </w:tabs>
             <w:rPr>
               <w:rFonts w:asciiTheme="minorHAnsi" w:eastAsiaTheme="minorEastAsia" w:hAnsiTheme="minorHAnsi" w:cstheme="minorBidi"/>
@@ -12962,7 +12960,7 @@
               <w14:ligatures w14:val="standardContextual"/>
             </w:rPr>
           </w:pPr>
-          <w:hyperlink w:anchor="_Toc228207384" w:history="1">
+          <w:hyperlink w:anchor="_Toc228210010" w:history="1">
             <w:r>
               <w:rPr>
                 <w:rStyle w:val="Hiperhivatkozs"/>
@@ -12989,7 +12987,7 @@
                 <w:noProof/>
                 <w:webHidden/>
               </w:rPr>
-              <w:instrText xml:space="preserve"> PAGEREF _Toc228207384 \h </w:instrText>
+              <w:instrText xml:space="preserve"> PAGEREF _Toc228210010 \h </w:instrText>
             </w:r>
             <w:r>
               <w:rPr>
@@ -13024,7 +13022,7 @@
           <w:pPr>
             <w:pStyle w:val="TJ3"/>
             <w:tabs>
-              <w:tab w:val="right" w:leader="dot" w:pos="9060"/>
+              <w:tab w:val="right" w:leader="dot" w:pos="8776"/>
             </w:tabs>
             <w:rPr>
               <w:rFonts w:asciiTheme="minorHAnsi" w:eastAsiaTheme="minorEastAsia" w:hAnsiTheme="minorHAnsi" w:cstheme="minorBidi"/>
@@ -13034,7 +13032,7 @@
               <w14:ligatures w14:val="standardContextual"/>
             </w:rPr>
           </w:pPr>
-          <w:hyperlink w:anchor="_Toc228207385" w:history="1">
+          <w:hyperlink w:anchor="_Toc228210011" w:history="1">
             <w:r>
               <w:rPr>
                 <w:rStyle w:val="Hiperhivatkozs"/>
@@ -13061,7 +13059,7 @@
                 <w:noProof/>
                 <w:webHidden/>
               </w:rPr>
-              <w:instrText xml:space="preserve"> PAGEREF _Toc228207385 \h </w:instrText>
+              <w:instrText xml:space="preserve"> PAGEREF _Toc228210011 \h </w:instrText>
             </w:r>
             <w:r>
               <w:rPr>
@@ -13096,7 +13094,7 @@
           <w:pPr>
             <w:pStyle w:val="TJ3"/>
             <w:tabs>
-              <w:tab w:val="right" w:leader="dot" w:pos="9060"/>
+              <w:tab w:val="right" w:leader="dot" w:pos="8776"/>
             </w:tabs>
             <w:rPr>
               <w:rFonts w:asciiTheme="minorHAnsi" w:eastAsiaTheme="minorEastAsia" w:hAnsiTheme="minorHAnsi" w:cstheme="minorBidi"/>
@@ -13106,7 +13104,7 @@
               <w14:ligatures w14:val="standardContextual"/>
             </w:rPr>
           </w:pPr>
-          <w:hyperlink w:anchor="_Toc228207386" w:history="1">
+          <w:hyperlink w:anchor="_Toc228210012" w:history="1">
             <w:r>
               <w:rPr>
                 <w:rStyle w:val="Hiperhivatkozs"/>
@@ -13133,7 +13131,7 @@
                 <w:noProof/>
                 <w:webHidden/>
               </w:rPr>
-              <w:instrText xml:space="preserve"> PAGEREF _Toc228207386 \h </w:instrText>
+              <w:instrText xml:space="preserve"> PAGEREF _Toc228210012 \h </w:instrText>
             </w:r>
             <w:r>
               <w:rPr>
@@ -13168,7 +13166,7 @@
           <w:pPr>
             <w:pStyle w:val="TJ3"/>
             <w:tabs>
-              <w:tab w:val="right" w:leader="dot" w:pos="9060"/>
+              <w:tab w:val="right" w:leader="dot" w:pos="8776"/>
             </w:tabs>
             <w:rPr>
               <w:rFonts w:asciiTheme="minorHAnsi" w:eastAsiaTheme="minorEastAsia" w:hAnsiTheme="minorHAnsi" w:cstheme="minorBidi"/>
@@ -13178,7 +13176,7 @@
               <w14:ligatures w14:val="standardContextual"/>
             </w:rPr>
           </w:pPr>
-          <w:hyperlink w:anchor="_Toc228207387" w:history="1">
+          <w:hyperlink w:anchor="_Toc228210013" w:history="1">
             <w:r>
               <w:rPr>
                 <w:rStyle w:val="Hiperhivatkozs"/>
@@ -13205,7 +13203,7 @@
                 <w:noProof/>
                 <w:webHidden/>
               </w:rPr>
-              <w:instrText xml:space="preserve"> PAGEREF _Toc228207387 \h </w:instrText>
+              <w:instrText xml:space="preserve"> PAGEREF _Toc228210013 \h </w:instrText>
             </w:r>
             <w:r>
               <w:rPr>
@@ -13241,7 +13239,7 @@
             <w:pStyle w:val="TJ1"/>
             <w:tabs>
               <w:tab w:val="left" w:pos="720"/>
-              <w:tab w:val="right" w:leader="dot" w:pos="9060"/>
+              <w:tab w:val="right" w:leader="dot" w:pos="8776"/>
             </w:tabs>
             <w:rPr>
               <w:rFonts w:asciiTheme="minorHAnsi" w:eastAsiaTheme="minorEastAsia" w:hAnsiTheme="minorHAnsi" w:cstheme="minorBidi"/>
@@ -13251,7 +13249,7 @@
               <w14:ligatures w14:val="standardContextual"/>
             </w:rPr>
           </w:pPr>
-          <w:hyperlink w:anchor="_Toc228207388" w:history="1">
+          <w:hyperlink w:anchor="_Toc228210014" w:history="1">
             <w:r>
               <w:rPr>
                 <w:rStyle w:val="Hiperhivatkozs"/>
@@ -13295,7 +13293,7 @@
                 <w:noProof/>
                 <w:webHidden/>
               </w:rPr>
-              <w:instrText xml:space="preserve"> PAGEREF _Toc228207388 \h </w:instrText>
+              <w:instrText xml:space="preserve"> PAGEREF _Toc228210014 \h </w:instrText>
             </w:r>
             <w:r>
               <w:rPr>
@@ -13331,7 +13329,7 @@
             <w:pStyle w:val="TJ1"/>
             <w:tabs>
               <w:tab w:val="left" w:pos="720"/>
-              <w:tab w:val="right" w:leader="dot" w:pos="9060"/>
+              <w:tab w:val="right" w:leader="dot" w:pos="8776"/>
             </w:tabs>
             <w:rPr>
               <w:rFonts w:asciiTheme="minorHAnsi" w:eastAsiaTheme="minorEastAsia" w:hAnsiTheme="minorHAnsi" w:cstheme="minorBidi"/>
@@ -13341,7 +13339,7 @@
               <w14:ligatures w14:val="standardContextual"/>
             </w:rPr>
           </w:pPr>
-          <w:hyperlink w:anchor="_Toc228207389" w:history="1">
+          <w:hyperlink w:anchor="_Toc228210015" w:history="1">
             <w:r>
               <w:rPr>
                 <w:rStyle w:val="Hiperhivatkozs"/>
@@ -13385,7 +13383,7 @@
                 <w:noProof/>
                 <w:webHidden/>
               </w:rPr>
-              <w:instrText xml:space="preserve"> PAGEREF _Toc228207389 \h </w:instrText>
+              <w:instrText xml:space="preserve"> PAGEREF _Toc228210015 \h </w:instrText>
             </w:r>
             <w:r>
               <w:rPr>
@@ -13420,7 +13418,7 @@
           <w:pPr>
             <w:pStyle w:val="TJ3"/>
             <w:tabs>
-              <w:tab w:val="right" w:leader="dot" w:pos="9060"/>
+              <w:tab w:val="right" w:leader="dot" w:pos="8776"/>
             </w:tabs>
             <w:rPr>
               <w:rFonts w:asciiTheme="minorHAnsi" w:eastAsiaTheme="minorEastAsia" w:hAnsiTheme="minorHAnsi" w:cstheme="minorBidi"/>
@@ -13430,7 +13428,7 @@
               <w14:ligatures w14:val="standardContextual"/>
             </w:rPr>
           </w:pPr>
-          <w:hyperlink w:anchor="_Toc228207390" w:history="1">
+          <w:hyperlink w:anchor="_Toc228210016" w:history="1">
             <w:r>
               <w:rPr>
                 <w:rStyle w:val="Hiperhivatkozs"/>
@@ -13457,7 +13455,7 @@
                 <w:noProof/>
                 <w:webHidden/>
               </w:rPr>
-              <w:instrText xml:space="preserve"> PAGEREF _Toc228207390 \h </w:instrText>
+              <w:instrText xml:space="preserve"> PAGEREF _Toc228210016 \h </w:instrText>
             </w:r>
             <w:r>
               <w:rPr>
@@ -13492,7 +13490,7 @@
           <w:pPr>
             <w:pStyle w:val="TJ3"/>
             <w:tabs>
-              <w:tab w:val="right" w:leader="dot" w:pos="9060"/>
+              <w:tab w:val="right" w:leader="dot" w:pos="8776"/>
             </w:tabs>
             <w:rPr>
               <w:rFonts w:asciiTheme="minorHAnsi" w:eastAsiaTheme="minorEastAsia" w:hAnsiTheme="minorHAnsi" w:cstheme="minorBidi"/>
@@ -13502,7 +13500,7 @@
               <w14:ligatures w14:val="standardContextual"/>
             </w:rPr>
           </w:pPr>
-          <w:hyperlink w:anchor="_Toc228207391" w:history="1">
+          <w:hyperlink w:anchor="_Toc228210017" w:history="1">
             <w:r>
               <w:rPr>
                 <w:rStyle w:val="Hiperhivatkozs"/>
@@ -13529,7 +13527,7 @@
                 <w:noProof/>
                 <w:webHidden/>
               </w:rPr>
-              <w:instrText xml:space="preserve"> PAGEREF _Toc228207391 \h </w:instrText>
+              <w:instrText xml:space="preserve"> PAGEREF _Toc228210017 \h </w:instrText>
             </w:r>
             <w:r>
               <w:rPr>
@@ -13564,7 +13562,7 @@
           <w:pPr>
             <w:pStyle w:val="TJ3"/>
             <w:tabs>
-              <w:tab w:val="right" w:leader="dot" w:pos="9060"/>
+              <w:tab w:val="right" w:leader="dot" w:pos="8776"/>
             </w:tabs>
             <w:rPr>
               <w:rFonts w:asciiTheme="minorHAnsi" w:eastAsiaTheme="minorEastAsia" w:hAnsiTheme="minorHAnsi" w:cstheme="minorBidi"/>
@@ -13574,7 +13572,7 @@
               <w14:ligatures w14:val="standardContextual"/>
             </w:rPr>
           </w:pPr>
-          <w:hyperlink w:anchor="_Toc228207392" w:history="1">
+          <w:hyperlink w:anchor="_Toc228210018" w:history="1">
             <w:r>
               <w:rPr>
                 <w:rStyle w:val="Hiperhivatkozs"/>
@@ -13601,7 +13599,7 @@
                 <w:noProof/>
                 <w:webHidden/>
               </w:rPr>
-              <w:instrText xml:space="preserve"> PAGEREF _Toc228207392 \h </w:instrText>
+              <w:instrText xml:space="preserve"> PAGEREF _Toc228210018 \h </w:instrText>
             </w:r>
             <w:r>
               <w:rPr>
@@ -13636,7 +13634,7 @@
           <w:pPr>
             <w:pStyle w:val="TJ3"/>
             <w:tabs>
-              <w:tab w:val="right" w:leader="dot" w:pos="9060"/>
+              <w:tab w:val="right" w:leader="dot" w:pos="8776"/>
             </w:tabs>
             <w:rPr>
               <w:rFonts w:asciiTheme="minorHAnsi" w:eastAsiaTheme="minorEastAsia" w:hAnsiTheme="minorHAnsi" w:cstheme="minorBidi"/>
@@ -13646,7 +13644,7 @@
               <w14:ligatures w14:val="standardContextual"/>
             </w:rPr>
           </w:pPr>
-          <w:hyperlink w:anchor="_Toc228207393" w:history="1">
+          <w:hyperlink w:anchor="_Toc228210019" w:history="1">
             <w:r>
               <w:rPr>
                 <w:rStyle w:val="Hiperhivatkozs"/>
@@ -13673,7 +13671,7 @@
                 <w:noProof/>
                 <w:webHidden/>
               </w:rPr>
-              <w:instrText xml:space="preserve"> PAGEREF _Toc228207393 \h </w:instrText>
+              <w:instrText xml:space="preserve"> PAGEREF _Toc228210019 \h </w:instrText>
             </w:r>
             <w:r>
               <w:rPr>
@@ -13708,7 +13706,7 @@
           <w:pPr>
             <w:pStyle w:val="TJ3"/>
             <w:tabs>
-              <w:tab w:val="right" w:leader="dot" w:pos="9060"/>
+              <w:tab w:val="right" w:leader="dot" w:pos="8776"/>
             </w:tabs>
             <w:rPr>
               <w:rFonts w:asciiTheme="minorHAnsi" w:eastAsiaTheme="minorEastAsia" w:hAnsiTheme="minorHAnsi" w:cstheme="minorBidi"/>
@@ -13718,7 +13716,7 @@
               <w14:ligatures w14:val="standardContextual"/>
             </w:rPr>
           </w:pPr>
-          <w:hyperlink w:anchor="_Toc228207394" w:history="1">
+          <w:hyperlink w:anchor="_Toc228210020" w:history="1">
             <w:r>
               <w:rPr>
                 <w:rStyle w:val="Hiperhivatkozs"/>
@@ -13745,7 +13743,7 @@
                 <w:noProof/>
                 <w:webHidden/>
               </w:rPr>
-              <w:instrText xml:space="preserve"> PAGEREF _Toc228207394 \h </w:instrText>
+              <w:instrText xml:space="preserve"> PAGEREF _Toc228210020 \h </w:instrText>
             </w:r>
             <w:r>
               <w:rPr>
@@ -13781,7 +13779,7 @@
             <w:pStyle w:val="TJ1"/>
             <w:tabs>
               <w:tab w:val="left" w:pos="960"/>
-              <w:tab w:val="right" w:leader="dot" w:pos="9060"/>
+              <w:tab w:val="right" w:leader="dot" w:pos="8776"/>
             </w:tabs>
             <w:rPr>
               <w:rFonts w:asciiTheme="minorHAnsi" w:eastAsiaTheme="minorEastAsia" w:hAnsiTheme="minorHAnsi" w:cstheme="minorBidi"/>
@@ -13791,7 +13789,7 @@
               <w14:ligatures w14:val="standardContextual"/>
             </w:rPr>
           </w:pPr>
-          <w:hyperlink w:anchor="_Toc228207395" w:history="1">
+          <w:hyperlink w:anchor="_Toc228210021" w:history="1">
             <w:r>
               <w:rPr>
                 <w:rStyle w:val="Hiperhivatkozs"/>
@@ -13835,7 +13833,7 @@
                 <w:noProof/>
                 <w:webHidden/>
               </w:rPr>
-              <w:instrText xml:space="preserve"> PAGEREF _Toc228207395 \h </w:instrText>
+              <w:instrText xml:space="preserve"> PAGEREF _Toc228210021 \h </w:instrText>
             </w:r>
             <w:r>
               <w:rPr>
@@ -13871,7 +13869,7 @@
             <w:pStyle w:val="TJ1"/>
             <w:tabs>
               <w:tab w:val="left" w:pos="720"/>
-              <w:tab w:val="right" w:leader="dot" w:pos="9060"/>
+              <w:tab w:val="right" w:leader="dot" w:pos="8776"/>
             </w:tabs>
             <w:rPr>
               <w:rFonts w:asciiTheme="minorHAnsi" w:eastAsiaTheme="minorEastAsia" w:hAnsiTheme="minorHAnsi" w:cstheme="minorBidi"/>
@@ -13881,7 +13879,7 @@
               <w14:ligatures w14:val="standardContextual"/>
             </w:rPr>
           </w:pPr>
-          <w:hyperlink w:anchor="_Toc228207396" w:history="1">
+          <w:hyperlink w:anchor="_Toc228210022" w:history="1">
             <w:r>
               <w:rPr>
                 <w:rStyle w:val="Hiperhivatkozs"/>
@@ -13925,7 +13923,7 @@
                 <w:noProof/>
                 <w:webHidden/>
               </w:rPr>
-              <w:instrText xml:space="preserve"> PAGEREF _Toc228207396 \h </w:instrText>
+              <w:instrText xml:space="preserve"> PAGEREF _Toc228210022 \h </w:instrText>
             </w:r>
             <w:r>
               <w:rPr>
@@ -13961,7 +13959,7 @@
             <w:pStyle w:val="TJ1"/>
             <w:tabs>
               <w:tab w:val="left" w:pos="960"/>
-              <w:tab w:val="right" w:leader="dot" w:pos="9060"/>
+              <w:tab w:val="right" w:leader="dot" w:pos="8776"/>
             </w:tabs>
             <w:rPr>
               <w:rFonts w:asciiTheme="minorHAnsi" w:eastAsiaTheme="minorEastAsia" w:hAnsiTheme="minorHAnsi" w:cstheme="minorBidi"/>
@@ -13971,7 +13969,7 @@
               <w14:ligatures w14:val="standardContextual"/>
             </w:rPr>
           </w:pPr>
-          <w:hyperlink w:anchor="_Toc228207397" w:history="1">
+          <w:hyperlink w:anchor="_Toc228210023" w:history="1">
             <w:r>
               <w:rPr>
                 <w:rStyle w:val="Hiperhivatkozs"/>
@@ -14015,7 +14013,7 @@
                 <w:noProof/>
                 <w:webHidden/>
               </w:rPr>
-              <w:instrText xml:space="preserve"> PAGEREF _Toc228207397 \h </w:instrText>
+              <w:instrText xml:space="preserve"> PAGEREF _Toc228210023 \h </w:instrText>
             </w:r>
             <w:r>
               <w:rPr>
@@ -14051,7 +14049,7 @@
             <w:pStyle w:val="TJ1"/>
             <w:tabs>
               <w:tab w:val="left" w:pos="960"/>
-              <w:tab w:val="right" w:leader="dot" w:pos="9060"/>
+              <w:tab w:val="right" w:leader="dot" w:pos="8776"/>
             </w:tabs>
             <w:rPr>
               <w:rFonts w:asciiTheme="minorHAnsi" w:eastAsiaTheme="minorEastAsia" w:hAnsiTheme="minorHAnsi" w:cstheme="minorBidi"/>
@@ -14061,7 +14059,7 @@
               <w14:ligatures w14:val="standardContextual"/>
             </w:rPr>
           </w:pPr>
-          <w:hyperlink w:anchor="_Toc228207398" w:history="1">
+          <w:hyperlink w:anchor="_Toc228210024" w:history="1">
             <w:r>
               <w:rPr>
                 <w:rStyle w:val="Hiperhivatkozs"/>
@@ -14105,7 +14103,7 @@
                 <w:noProof/>
                 <w:webHidden/>
               </w:rPr>
-              <w:instrText xml:space="preserve"> PAGEREF _Toc228207398 \h </w:instrText>
+              <w:instrText xml:space="preserve"> PAGEREF _Toc228210024 \h </w:instrText>
             </w:r>
             <w:r>
               <w:rPr>
@@ -14141,7 +14139,7 @@
             <w:pStyle w:val="TJ1"/>
             <w:tabs>
               <w:tab w:val="left" w:pos="960"/>
-              <w:tab w:val="right" w:leader="dot" w:pos="9060"/>
+              <w:tab w:val="right" w:leader="dot" w:pos="8776"/>
             </w:tabs>
             <w:rPr>
               <w:rFonts w:asciiTheme="minorHAnsi" w:eastAsiaTheme="minorEastAsia" w:hAnsiTheme="minorHAnsi" w:cstheme="minorBidi"/>
@@ -14151,7 +14149,7 @@
               <w14:ligatures w14:val="standardContextual"/>
             </w:rPr>
           </w:pPr>
-          <w:hyperlink w:anchor="_Toc228207399" w:history="1">
+          <w:hyperlink w:anchor="_Toc228210025" w:history="1">
             <w:r>
               <w:rPr>
                 <w:rStyle w:val="Hiperhivatkozs"/>
@@ -14195,7 +14193,7 @@
                 <w:noProof/>
                 <w:webHidden/>
               </w:rPr>
-              <w:instrText xml:space="preserve"> PAGEREF _Toc228207399 \h </w:instrText>
+              <w:instrText xml:space="preserve"> PAGEREF _Toc228210025 \h </w:instrText>
             </w:r>
             <w:r>
               <w:rPr>
@@ -14215,7 +14213,7 @@
                 <w:noProof/>
                 <w:webHidden/>
               </w:rPr>
-              <w:t>37</w:t>
+              <w:t>38</w:t>
             </w:r>
             <w:r>
               <w:rPr>
@@ -14250,14 +14248,6 @@
     <w:p/>
     <w:p/>
     <w:p/>
-    <w:p/>
-    <w:p/>
-    <w:p/>
-    <w:p/>
-    <w:p/>
-    <w:p/>
-    <w:p/>
-    <w:p/>
     <w:p>
       <w:pPr>
         <w:rPr>
@@ -14267,15 +14257,16 @@
           <w:szCs w:val="32"/>
         </w:rPr>
       </w:pPr>
-      <w:r>
+    </w:p>
+    <w:p>
+      <w:pPr>
         <w:rPr>
           <w:b/>
           <w:bCs/>
           <w:sz w:val="32"/>
           <w:szCs w:val="32"/>
         </w:rPr>
-        <w:t>Melléklet:</w:t>
-      </w:r>
+      </w:pPr>
     </w:p>
     <w:p>
       <w:pPr>
@@ -14286,65 +14277,115 @@
           <w:szCs w:val="32"/>
         </w:rPr>
       </w:pPr>
-      <w:r>
+    </w:p>
+    <w:p>
+      <w:pPr>
         <w:rPr>
           <w:b/>
           <w:bCs/>
-          <w:noProof/>
           <w:sz w:val="32"/>
           <w:szCs w:val="32"/>
         </w:rPr>
-        <w:lastRenderedPageBreak/>
-        <w:drawing>
-          <wp:inline distT="0" distB="0" distL="0" distR="0" wp14:anchorId="48B0FAFE" wp14:editId="397FCD79">
-            <wp:extent cx="5001260" cy="8891270"/>
-            <wp:effectExtent l="0" t="0" r="8890" b="5080"/>
-            <wp:docPr id="18" name="Kép 18" descr="A képen rajz, vázlat, diagram, Vonalas grafika látható&#10;&#10;Előfordulhat, hogy a mesterséges intelligencia által létrehozott tartalom helytelen."/>
-            <wp:cNvGraphicFramePr>
-              <a:graphicFrameLocks xmlns:a="http://schemas.openxmlformats.org/drawingml/2006/main" noChangeAspect="1"/>
-            </wp:cNvGraphicFramePr>
-            <a:graphic xmlns:a="http://schemas.openxmlformats.org/drawingml/2006/main">
-              <a:graphicData uri="http://schemas.openxmlformats.org/drawingml/2006/picture">
-                <pic:pic xmlns:pic="http://schemas.openxmlformats.org/drawingml/2006/picture">
-                  <pic:nvPicPr>
-                    <pic:cNvPr id="18" name="Kép 18" descr="A képen rajz, vázlat, diagram, Vonalas grafika látható&#10;&#10;Előfordulhat, hogy a mesterséges intelligencia által létrehozott tartalom helytelen."/>
-                    <pic:cNvPicPr/>
-                  </pic:nvPicPr>
-                  <pic:blipFill>
-                    <a:blip r:embed="rId33">
-                      <a:extLst>
-                        <a:ext uri="{28A0092B-C50C-407E-A947-70E740481C1C}">
-                          <a14:useLocalDpi xmlns:a14="http://schemas.microsoft.com/office/drawing/2010/main" val="0"/>
-                        </a:ext>
-                      </a:extLst>
-                    </a:blip>
-                    <a:stretch>
-                      <a:fillRect/>
-                    </a:stretch>
-                  </pic:blipFill>
-                  <pic:spPr>
-                    <a:xfrm>
-                      <a:off x="0" y="0"/>
-                      <a:ext cx="5001260" cy="8891270"/>
-                    </a:xfrm>
-                    <a:prstGeom prst="rect">
-                      <a:avLst/>
-                    </a:prstGeom>
-                  </pic:spPr>
-                </pic:pic>
-              </a:graphicData>
-            </a:graphic>
-          </wp:inline>
-        </w:drawing>
-      </w:r>
+      </w:pPr>
+    </w:p>
+    <w:p>
+      <w:pPr>
+        <w:rPr>
+          <w:b/>
+          <w:bCs/>
+          <w:sz w:val="32"/>
+          <w:szCs w:val="32"/>
+        </w:rPr>
+      </w:pPr>
+    </w:p>
+    <w:p>
+      <w:pPr>
+        <w:rPr>
+          <w:b/>
+          <w:bCs/>
+          <w:sz w:val="32"/>
+          <w:szCs w:val="32"/>
+        </w:rPr>
+      </w:pPr>
+    </w:p>
+    <w:p>
+      <w:pPr>
+        <w:rPr>
+          <w:b/>
+          <w:bCs/>
+          <w:sz w:val="32"/>
+          <w:szCs w:val="32"/>
+        </w:rPr>
+      </w:pPr>
+    </w:p>
+    <w:p>
+      <w:pPr>
+        <w:rPr>
+          <w:b/>
+          <w:bCs/>
+          <w:sz w:val="32"/>
+          <w:szCs w:val="32"/>
+        </w:rPr>
+      </w:pPr>
+    </w:p>
+    <w:p>
+      <w:pPr>
+        <w:rPr>
+          <w:b/>
+          <w:bCs/>
+          <w:sz w:val="32"/>
+          <w:szCs w:val="32"/>
+        </w:rPr>
+      </w:pPr>
+    </w:p>
+    <w:p>
+      <w:pPr>
+        <w:rPr>
+          <w:b/>
+          <w:bCs/>
+          <w:sz w:val="32"/>
+          <w:szCs w:val="32"/>
+        </w:rPr>
+      </w:pPr>
+    </w:p>
+    <w:p>
+      <w:pPr>
+        <w:rPr>
+          <w:b/>
+          <w:bCs/>
+          <w:sz w:val="32"/>
+          <w:szCs w:val="32"/>
+        </w:rPr>
+      </w:pPr>
+    </w:p>
+    <w:p>
+      <w:pPr>
+        <w:rPr>
+          <w:b/>
+          <w:bCs/>
+          <w:sz w:val="32"/>
+          <w:szCs w:val="32"/>
+        </w:rPr>
+      </w:pPr>
+    </w:p>
+    <w:p>
+      <w:pPr>
+        <w:rPr>
+          <w:b/>
+          <w:bCs/>
+          <w:sz w:val="32"/>
+          <w:szCs w:val="32"/>
+        </w:rPr>
+      </w:pPr>
     </w:p>
     <w:sectPr>
       <w:footerReference w:type="first" r:id="rId34"/>
       <w:pgSz w:w="11906" w:h="16838"/>
-      <w:pgMar w:top="1418" w:right="1418" w:bottom="1418" w:left="1418" w:header="709" w:footer="709" w:gutter="0"/>
+      <w:pgMar w:top="1418" w:right="1418" w:bottom="1418" w:left="1418" w:header="709" w:footer="709" w:gutter="284"/>
       <w:pgNumType w:start="1"/>
       <w:cols w:space="708"/>
       <w:titlePg/>
+      <w:docGrid w:linePitch="326"/>
     </w:sectPr>
   </w:body>
 </w:document>
@@ -14548,6 +14589,16 @@
     </w:p>
   </w:footnote>
 </w:footnotes>
+</file>
+
+<file path=word/header1.xml><?xml version="1.0" encoding="utf-8"?>
+<w:hdr xmlns:wpc="http://schemas.microsoft.com/office/word/2010/wordprocessingCanvas" xmlns:cx="http://schemas.microsoft.com/office/drawing/2014/chartex" xmlns:cx1="http://schemas.microsoft.com/office/drawing/2015/9/8/chartex" xmlns:cx2="http://schemas.microsoft.com/office/drawing/2015/10/21/chartex" xmlns:cx3="http://schemas.microsoft.com/office/drawing/2016/5/9/chartex" xmlns:cx4="http://schemas.microsoft.com/office/drawing/2016/5/10/chartex" xmlns:cx5="http://schemas.microsoft.com/office/drawing/2016/5/11/chartex" xmlns:cx6="http://schemas.microsoft.com/office/drawing/2016/5/12/chartex" xmlns:cx7="http://schemas.microsoft.com/office/drawing/2016/5/13/chartex" xmlns:cx8="http://schemas.microsoft.com/office/drawing/2016/5/14/chartex" xmlns:mc="http://schemas.openxmlformats.org/markup-compatibility/2006" xmlns:aink="http://schemas.microsoft.com/office/drawing/2016/ink" xmlns:am3d="http://schemas.microsoft.com/office/drawing/2017/model3d" xmlns:o="urn:schemas-microsoft-com:office:office" xmlns:oel="http://schemas.microsoft.com/office/2019/extlst" xmlns:r="http://schemas.openxmlformats.org/officeDocument/2006/relationships" xmlns:m="http://schemas.openxmlformats.org/officeDocument/2006/math" xmlns:v="urn:schemas-microsoft-com:vml" xmlns:wp14="http://schemas.microsoft.com/office/word/2010/wordprocessingDrawing" xmlns:wp="http://schemas.openxmlformats.org/drawingml/2006/wordprocessingDrawing" xmlns:w10="urn:schemas-microsoft-com:office:word" xmlns:w="http://schemas.openxmlformats.org/wordprocessingml/2006/main" xmlns:w14="http://schemas.microsoft.com/office/word/2010/wordml" xmlns:w15="http://schemas.microsoft.com/office/word/2012/wordml" xmlns:w16cex="http://schemas.microsoft.com/office/word/2018/wordml/cex" xmlns:w16cid="http://schemas.microsoft.com/office/word/2016/wordml/cid" xmlns:w16="http://schemas.microsoft.com/office/word/2018/wordml" xmlns:w16sdtdh="http://schemas.microsoft.com/office/word/2020/wordml/sdtdatahash" xmlns:w16se="http://schemas.microsoft.com/office/word/2015/wordml/symex" xmlns:wpg="http://schemas.microsoft.com/office/word/2010/wordprocessingGroup" xmlns:wpi="http://schemas.microsoft.com/office/word/2010/wordprocessingInk" xmlns:wne="http://schemas.microsoft.com/office/word/2006/wordml" xmlns:wps="http://schemas.microsoft.com/office/word/2010/wordprocessingShape" mc:Ignorable="w14 w15 w16se w16cid w16 w16cex w16sdtdh wp14">
+  <w:p>
+    <w:pPr>
+      <w:pStyle w:val="lfej"/>
+    </w:pPr>
+  </w:p>
+</w:hdr>
 </file>
 
 <file path=word/numbering.xml><?xml version="1.0" encoding="utf-8"?>
@@ -20687,6 +20738,50 @@
       <w:contextualSpacing/>
     </w:pPr>
   </w:style>
+  <w:style w:type="paragraph" w:styleId="lfej">
+    <w:name w:val="header"/>
+    <w:basedOn w:val="Norml"/>
+    <w:link w:val="lfejChar"/>
+    <w:uiPriority w:val="99"/>
+    <w:unhideWhenUsed/>
+    <w:rsid w:val="00356E95"/>
+    <w:pPr>
+      <w:tabs>
+        <w:tab w:val="center" w:pos="4536"/>
+        <w:tab w:val="right" w:pos="9072"/>
+      </w:tabs>
+      <w:spacing w:line="240" w:lineRule="auto"/>
+    </w:pPr>
+  </w:style>
+  <w:style w:type="character" w:customStyle="1" w:styleId="lfejChar">
+    <w:name w:val="Élőfej Char"/>
+    <w:basedOn w:val="Bekezdsalapbettpusa"/>
+    <w:link w:val="lfej"/>
+    <w:uiPriority w:val="99"/>
+    <w:rsid w:val="00356E95"/>
+  </w:style>
+  <w:style w:type="paragraph" w:styleId="llb">
+    <w:name w:val="footer"/>
+    <w:basedOn w:val="Norml"/>
+    <w:link w:val="llbChar"/>
+    <w:uiPriority w:val="99"/>
+    <w:unhideWhenUsed/>
+    <w:rsid w:val="00356E95"/>
+    <w:pPr>
+      <w:tabs>
+        <w:tab w:val="center" w:pos="4536"/>
+        <w:tab w:val="right" w:pos="9072"/>
+      </w:tabs>
+      <w:spacing w:line="240" w:lineRule="auto"/>
+    </w:pPr>
+  </w:style>
+  <w:style w:type="character" w:customStyle="1" w:styleId="llbChar">
+    <w:name w:val="Élőláb Char"/>
+    <w:basedOn w:val="Bekezdsalapbettpusa"/>
+    <w:link w:val="llb"/>
+    <w:uiPriority w:val="99"/>
+    <w:rsid w:val="00356E95"/>
+  </w:style>
 </w:styles>
 </file>
 

--- a/Rendelotablet Dokumentáció.docx
+++ b/Rendelotablet Dokumentáció.docx
@@ -1,6 +1,6 @@
 
 <file path=word/document.xml><?xml version="1.0" encoding="utf-8"?>
-<w:document xmlns:wpc="http://schemas.microsoft.com/office/word/2010/wordprocessingCanvas" xmlns:cx="http://schemas.microsoft.com/office/drawing/2014/chartex" xmlns:cx1="http://schemas.microsoft.com/office/drawing/2015/9/8/chartex" xmlns:cx2="http://schemas.microsoft.com/office/drawing/2015/10/21/chartex" xmlns:cx3="http://schemas.microsoft.com/office/drawing/2016/5/9/chartex" xmlns:cx4="http://schemas.microsoft.com/office/drawing/2016/5/10/chartex" xmlns:cx5="http://schemas.microsoft.com/office/drawing/2016/5/11/chartex" xmlns:cx6="http://schemas.microsoft.com/office/drawing/2016/5/12/chartex" xmlns:cx7="http://schemas.microsoft.com/office/drawing/2016/5/13/chartex" xmlns:cx8="http://schemas.microsoft.com/office/drawing/2016/5/14/chartex" xmlns:mc="http://schemas.openxmlformats.org/markup-compatibility/2006" xmlns:aink="http://schemas.microsoft.com/office/drawing/2016/ink" xmlns:am3d="http://schemas.microsoft.com/office/drawing/2017/model3d" xmlns:o="urn:schemas-microsoft-com:office:office" xmlns:oel="http://schemas.microsoft.com/office/2019/extlst" xmlns:r="http://schemas.openxmlformats.org/officeDocument/2006/relationships" xmlns:m="http://schemas.openxmlformats.org/officeDocument/2006/math" xmlns:v="urn:schemas-microsoft-com:vml" xmlns:wp14="http://schemas.microsoft.com/office/word/2010/wordprocessingDrawing" xmlns:wp="http://schemas.openxmlformats.org/drawingml/2006/wordprocessingDrawing" xmlns:w10="urn:schemas-microsoft-com:office:word" xmlns:w="http://schemas.openxmlformats.org/wordprocessingml/2006/main" xmlns:w14="http://schemas.microsoft.com/office/word/2010/wordml" xmlns:w15="http://schemas.microsoft.com/office/word/2012/wordml" xmlns:w16cex="http://schemas.microsoft.com/office/word/2018/wordml/cex" xmlns:w16cid="http://schemas.microsoft.com/office/word/2016/wordml/cid" xmlns:w16="http://schemas.microsoft.com/office/word/2018/wordml" xmlns:w16sdtdh="http://schemas.microsoft.com/office/word/2020/wordml/sdtdatahash" xmlns:w16se="http://schemas.microsoft.com/office/word/2015/wordml/symex" xmlns:wpg="http://schemas.microsoft.com/office/word/2010/wordprocessingGroup" xmlns:wpi="http://schemas.microsoft.com/office/word/2010/wordprocessingInk" xmlns:wne="http://schemas.microsoft.com/office/word/2006/wordml" xmlns:wps="http://schemas.microsoft.com/office/word/2010/wordprocessingShape" mc:Ignorable="w14 w15 w16se w16cid w16 w16cex w16sdtdh wp14">
+<w:document xmlns:wpc="http://schemas.microsoft.com/office/word/2010/wordprocessingCanvas" xmlns:cx="http://schemas.microsoft.com/office/drawing/2014/chartex" xmlns:cx1="http://schemas.microsoft.com/office/drawing/2015/9/8/chartex" xmlns:cx2="http://schemas.microsoft.com/office/drawing/2015/10/21/chartex" xmlns:cx3="http://schemas.microsoft.com/office/drawing/2016/5/9/chartex" xmlns:cx4="http://schemas.microsoft.com/office/drawing/2016/5/10/chartex" xmlns:cx5="http://schemas.microsoft.com/office/drawing/2016/5/11/chartex" xmlns:cx6="http://schemas.microsoft.com/office/drawing/2016/5/12/chartex" xmlns:cx7="http://schemas.microsoft.com/office/drawing/2016/5/13/chartex" xmlns:cx8="http://schemas.microsoft.com/office/drawing/2016/5/14/chartex" xmlns:mc="http://schemas.openxmlformats.org/markup-compatibility/2006" xmlns:aink="http://schemas.microsoft.com/office/drawing/2016/ink" xmlns:am3d="http://schemas.microsoft.com/office/drawing/2017/model3d" xmlns:o="urn:schemas-microsoft-com:office:office" xmlns:oel="http://schemas.microsoft.com/office/2019/extlst" xmlns:r="http://schemas.openxmlformats.org/officeDocument/2006/relationships" xmlns:m="http://schemas.openxmlformats.org/officeDocument/2006/math" xmlns:v="urn:schemas-microsoft-com:vml" xmlns:wp14="http://schemas.microsoft.com/office/word/2010/wordprocessingDrawing" xmlns:wp="http://schemas.openxmlformats.org/drawingml/2006/wordprocessingDrawing" xmlns:w10="urn:schemas-microsoft-com:office:word" xmlns:w="http://schemas.openxmlformats.org/wordprocessingml/2006/main" xmlns:w14="http://schemas.microsoft.com/office/word/2010/wordml" xmlns:w15="http://schemas.microsoft.com/office/word/2012/wordml" xmlns:w16cex="http://schemas.microsoft.com/office/word/2018/wordml/cex" xmlns:w16cid="http://schemas.microsoft.com/office/word/2016/wordml/cid" xmlns:w16="http://schemas.microsoft.com/office/word/2018/wordml" xmlns:w16du="http://schemas.microsoft.com/office/word/2023/wordml/word16du" xmlns:w16sdtdh="http://schemas.microsoft.com/office/word/2020/wordml/sdtdatahash" xmlns:w16sdtfl="http://schemas.microsoft.com/office/word/2024/wordml/sdtformatlock" xmlns:w16se="http://schemas.microsoft.com/office/word/2015/wordml/symex" xmlns:wpg="http://schemas.microsoft.com/office/word/2010/wordprocessingGroup" xmlns:wpi="http://schemas.microsoft.com/office/word/2010/wordprocessingInk" xmlns:wne="http://schemas.microsoft.com/office/word/2006/wordml" xmlns:wps="http://schemas.microsoft.com/office/word/2010/wordprocessingShape" mc:Ignorable="w14 w15 w16se w16cid w16 w16cex w16sdtdh w16sdtfl w16du wp14">
   <w:body>
     <w:p>
       <w:pPr>
@@ -418,7 +418,6 @@
         <w:tc>
           <w:tcPr>
             <w:tcW w:w="4535" w:type="dxa"/>
-            <w:shd w:val="clear" w:color="auto" w:fill="auto"/>
             <w:tcMar>
               <w:top w:w="100" w:type="dxa"/>
               <w:left w:w="100" w:type="dxa"/>
@@ -453,7 +452,6 @@
         <w:tc>
           <w:tcPr>
             <w:tcW w:w="4535" w:type="dxa"/>
-            <w:shd w:val="clear" w:color="auto" w:fill="auto"/>
             <w:tcMar>
               <w:top w:w="100" w:type="dxa"/>
               <w:left w:w="100" w:type="dxa"/>
@@ -490,7 +488,6 @@
         <w:tc>
           <w:tcPr>
             <w:tcW w:w="4535" w:type="dxa"/>
-            <w:shd w:val="clear" w:color="auto" w:fill="auto"/>
             <w:tcMar>
               <w:top w:w="100" w:type="dxa"/>
               <w:left w:w="100" w:type="dxa"/>
@@ -536,7 +533,6 @@
         <w:tc>
           <w:tcPr>
             <w:tcW w:w="4535" w:type="dxa"/>
-            <w:shd w:val="clear" w:color="auto" w:fill="auto"/>
             <w:tcMar>
               <w:top w:w="100" w:type="dxa"/>
               <w:left w:w="100" w:type="dxa"/>
@@ -565,7 +561,6 @@
         <w:tc>
           <w:tcPr>
             <w:tcW w:w="4535" w:type="dxa"/>
-            <w:shd w:val="clear" w:color="auto" w:fill="auto"/>
             <w:tcMar>
               <w:top w:w="100" w:type="dxa"/>
               <w:left w:w="100" w:type="dxa"/>
@@ -600,7 +595,6 @@
         <w:tc>
           <w:tcPr>
             <w:tcW w:w="4535" w:type="dxa"/>
-            <w:shd w:val="clear" w:color="auto" w:fill="auto"/>
             <w:tcMar>
               <w:top w:w="100" w:type="dxa"/>
               <w:left w:w="100" w:type="dxa"/>
@@ -622,7 +616,6 @@
         <w:tc>
           <w:tcPr>
             <w:tcW w:w="4535" w:type="dxa"/>
-            <w:shd w:val="clear" w:color="auto" w:fill="auto"/>
             <w:tcMar>
               <w:top w:w="100" w:type="dxa"/>
               <w:left w:w="100" w:type="dxa"/>
@@ -649,7 +642,6 @@
         <w:tc>
           <w:tcPr>
             <w:tcW w:w="4535" w:type="dxa"/>
-            <w:shd w:val="clear" w:color="auto" w:fill="auto"/>
             <w:tcMar>
               <w:top w:w="100" w:type="dxa"/>
               <w:left w:w="100" w:type="dxa"/>
@@ -671,7 +663,6 @@
         <w:tc>
           <w:tcPr>
             <w:tcW w:w="4535" w:type="dxa"/>
-            <w:shd w:val="clear" w:color="auto" w:fill="auto"/>
             <w:tcMar>
               <w:top w:w="100" w:type="dxa"/>
               <w:left w:w="100" w:type="dxa"/>
@@ -698,7 +689,6 @@
         <w:tc>
           <w:tcPr>
             <w:tcW w:w="4535" w:type="dxa"/>
-            <w:shd w:val="clear" w:color="auto" w:fill="auto"/>
             <w:tcMar>
               <w:top w:w="100" w:type="dxa"/>
               <w:left w:w="100" w:type="dxa"/>
@@ -2047,8 +2037,21 @@
         <w:t>. Ábra Fizetés</w:t>
       </w:r>
     </w:p>
-    <w:p>
-      <w:r>
+    <w:p/>
+    <w:p/>
+    <w:p/>
+    <w:p/>
+    <w:p/>
+    <w:p/>
+    <w:p/>
+    <w:p/>
+    <w:p/>
+    <w:p/>
+    <w:p/>
+    <w:p/>
+    <w:p>
+      <w:r>
+        <w:lastRenderedPageBreak/>
         <w:t xml:space="preserve">A vásárlás befejezése után, a vendégnek lehetősége van. hogy </w:t>
       </w:r>
       <w:proofErr w:type="spellStart"/>
@@ -2068,7 +2071,6 @@
         <w:rPr>
           <w:noProof/>
         </w:rPr>
-        <w:lastRenderedPageBreak/>
         <w:drawing>
           <wp:inline distT="114300" distB="114300" distL="114300" distR="114300" wp14:anchorId="7DABE5D0" wp14:editId="469C4DC7">
             <wp:extent cx="5759140" cy="3238500"/>
@@ -2301,6 +2303,7 @@
     </w:p>
     <w:p>
       <w:r>
+        <w:lastRenderedPageBreak/>
         <w:t>A vendégnek lehetősége van kihagyni az értékelés.</w:t>
       </w:r>
     </w:p>
@@ -2314,7 +2317,6 @@
         <w:rPr>
           <w:noProof/>
         </w:rPr>
-        <w:lastRenderedPageBreak/>
         <w:drawing>
           <wp:inline distT="114300" distB="114300" distL="114300" distR="114300" wp14:anchorId="5FE7ECEA" wp14:editId="5F78B4DB">
             <wp:extent cx="5759140" cy="3238500"/>
@@ -2446,11 +2448,132 @@
           <w:iCs/>
         </w:rPr>
       </w:pPr>
-      <w:r>
+    </w:p>
+    <w:p>
+      <w:pPr>
         <w:rPr>
           <w:i/>
           <w:iCs/>
         </w:rPr>
+      </w:pPr>
+    </w:p>
+    <w:p>
+      <w:pPr>
+        <w:rPr>
+          <w:i/>
+          <w:iCs/>
+        </w:rPr>
+      </w:pPr>
+    </w:p>
+    <w:p>
+      <w:pPr>
+        <w:rPr>
+          <w:i/>
+          <w:iCs/>
+        </w:rPr>
+      </w:pPr>
+    </w:p>
+    <w:p>
+      <w:pPr>
+        <w:rPr>
+          <w:i/>
+          <w:iCs/>
+        </w:rPr>
+      </w:pPr>
+    </w:p>
+    <w:p>
+      <w:pPr>
+        <w:rPr>
+          <w:i/>
+          <w:iCs/>
+        </w:rPr>
+      </w:pPr>
+    </w:p>
+    <w:p>
+      <w:pPr>
+        <w:rPr>
+          <w:i/>
+          <w:iCs/>
+        </w:rPr>
+      </w:pPr>
+    </w:p>
+    <w:p>
+      <w:pPr>
+        <w:rPr>
+          <w:i/>
+          <w:iCs/>
+        </w:rPr>
+      </w:pPr>
+    </w:p>
+    <w:p>
+      <w:pPr>
+        <w:rPr>
+          <w:i/>
+          <w:iCs/>
+        </w:rPr>
+      </w:pPr>
+    </w:p>
+    <w:p>
+      <w:pPr>
+        <w:rPr>
+          <w:i/>
+          <w:iCs/>
+        </w:rPr>
+      </w:pPr>
+    </w:p>
+    <w:p>
+      <w:pPr>
+        <w:rPr>
+          <w:i/>
+          <w:iCs/>
+        </w:rPr>
+      </w:pPr>
+    </w:p>
+    <w:p>
+      <w:pPr>
+        <w:rPr>
+          <w:i/>
+          <w:iCs/>
+        </w:rPr>
+      </w:pPr>
+    </w:p>
+    <w:p>
+      <w:pPr>
+        <w:rPr>
+          <w:i/>
+          <w:iCs/>
+        </w:rPr>
+      </w:pPr>
+    </w:p>
+    <w:p>
+      <w:pPr>
+        <w:rPr>
+          <w:i/>
+          <w:iCs/>
+        </w:rPr>
+      </w:pPr>
+    </w:p>
+    <w:p>
+      <w:pPr>
+        <w:rPr>
+          <w:i/>
+          <w:iCs/>
+        </w:rPr>
+      </w:pPr>
+    </w:p>
+    <w:p>
+      <w:pPr>
+        <w:rPr>
+          <w:i/>
+          <w:iCs/>
+        </w:rPr>
+      </w:pPr>
+      <w:r>
+        <w:rPr>
+          <w:i/>
+          <w:iCs/>
+        </w:rPr>
+        <w:lastRenderedPageBreak/>
         <w:t>Konyhai mód:</w:t>
       </w:r>
     </w:p>
@@ -2568,7 +2691,6 @@
     </w:p>
     <w:p>
       <w:r>
-        <w:lastRenderedPageBreak/>
         <w:t xml:space="preserve">A különböző rendelés kártyákon megtalálható az asztal száma, a pincérnek a </w:t>
       </w:r>
       <w:proofErr w:type="gramStart"/>
@@ -2699,6 +2821,7 @@
         <w:rPr>
           <w:noProof/>
         </w:rPr>
+        <w:lastRenderedPageBreak/>
         <w:drawing>
           <wp:inline distT="114300" distB="114300" distL="114300" distR="114300" wp14:anchorId="0F7B9BC2" wp14:editId="141326DD">
             <wp:extent cx="5759140" cy="3238500"/>
@@ -2844,7 +2967,6 @@
     </w:p>
     <w:p>
       <w:r>
-        <w:lastRenderedPageBreak/>
         <w:t>Az kategóriák részen a jobb felső sarokban található egy plusz gomb, ahol egy teljesen új ételt/italt tudunk hozzáadni az adott kategórián belül.</w:t>
       </w:r>
     </w:p>
@@ -2892,6 +3014,7 @@
         <w:rPr>
           <w:noProof/>
         </w:rPr>
+        <w:lastRenderedPageBreak/>
         <w:drawing>
           <wp:inline distT="114300" distB="114300" distL="114300" distR="114300" wp14:anchorId="3DC6A767" wp14:editId="09110053">
             <wp:extent cx="5759140" cy="3238500"/>
@@ -3039,7 +3162,6 @@
     </w:p>
     <w:p>
       <w:r>
-        <w:lastRenderedPageBreak/>
         <w:t>A kuka ikonra nyomva tudjuk az adott pincért kirúgni.</w:t>
       </w:r>
     </w:p>
@@ -3060,6 +3182,7 @@
         <w:rPr>
           <w:noProof/>
         </w:rPr>
+        <w:lastRenderedPageBreak/>
         <w:drawing>
           <wp:inline distT="114300" distB="114300" distL="114300" distR="114300" wp14:anchorId="6C4624D3" wp14:editId="59FFA717">
             <wp:extent cx="5759140" cy="3238500"/>
@@ -3217,6 +3340,7 @@
       </w:pPr>
       <w:bookmarkStart w:id="16" w:name="_Toc228209992"/>
       <w:r>
+        <w:lastRenderedPageBreak/>
         <w:t>Bejelentkezés</w:t>
       </w:r>
       <w:bookmarkEnd w:id="16"/>
@@ -3505,46 +3629,6 @@
       </w:pPr>
       <w:bookmarkStart w:id="20" w:name="_s6frxd5jb8gp" w:colFirst="0" w:colLast="0"/>
       <w:bookmarkEnd w:id="20"/>
-      <w:r>
-        <w:rPr>
-          <w:noProof/>
-        </w:rPr>
-        <w:drawing>
-          <wp:inline distT="114300" distB="114300" distL="114300" distR="114300" wp14:anchorId="48D2042D" wp14:editId="3BF71D32">
-            <wp:extent cx="5759140" cy="3238500"/>
-            <wp:effectExtent l="0" t="0" r="0" b="0"/>
-            <wp:docPr id="14" name="image15.png"/>
-            <wp:cNvGraphicFramePr/>
-            <a:graphic xmlns:a="http://schemas.openxmlformats.org/drawingml/2006/main">
-              <a:graphicData uri="http://schemas.openxmlformats.org/drawingml/2006/picture">
-                <pic:pic xmlns:pic="http://schemas.openxmlformats.org/drawingml/2006/picture">
-                  <pic:nvPicPr>
-                    <pic:cNvPr id="0" name="image15.png"/>
-                    <pic:cNvPicPr preferRelativeResize="0"/>
-                  </pic:nvPicPr>
-                  <pic:blipFill>
-                    <a:blip r:embed="rId25"/>
-                    <a:srcRect/>
-                    <a:stretch>
-                      <a:fillRect/>
-                    </a:stretch>
-                  </pic:blipFill>
-                  <pic:spPr>
-                    <a:xfrm>
-                      <a:off x="0" y="0"/>
-                      <a:ext cx="5759140" cy="3238500"/>
-                    </a:xfrm>
-                    <a:prstGeom prst="rect">
-                      <a:avLst/>
-                    </a:prstGeom>
-                    <a:ln/>
-                  </pic:spPr>
-                </pic:pic>
-              </a:graphicData>
-            </a:graphic>
-          </wp:inline>
-        </w:drawing>
-      </w:r>
     </w:p>
     <w:p>
       <w:pPr>
@@ -3706,7 +3790,6 @@
         <w:rPr>
           <w:u w:val="single"/>
         </w:rPr>
-        <w:lastRenderedPageBreak/>
         <w:t>asztal_</w:t>
       </w:r>
       <w:proofErr w:type="gramStart"/>
@@ -3842,6 +3925,7 @@
         <w:spacing w:after="240"/>
       </w:pPr>
       <w:r>
+        <w:lastRenderedPageBreak/>
         <w:t>munka: Logikai érték, amely jelzi, hogy a pincér éppen aktív műszakban van-e, ennek az alapértelmezett értéke: 0.</w:t>
       </w:r>
     </w:p>
@@ -4116,7 +4200,6 @@
           <w:sz w:val="28"/>
           <w:szCs w:val="28"/>
         </w:rPr>
-        <w:lastRenderedPageBreak/>
         <w:t xml:space="preserve">5. </w:t>
       </w:r>
       <w:proofErr w:type="spellStart"/>
@@ -4254,6 +4337,7 @@
           <w:sz w:val="28"/>
           <w:szCs w:val="28"/>
         </w:rPr>
+        <w:lastRenderedPageBreak/>
         <w:t xml:space="preserve">6. </w:t>
       </w:r>
       <w:proofErr w:type="spellStart"/>
@@ -4560,7 +4644,6 @@
           <w:i/>
           <w:iCs/>
         </w:rPr>
-        <w:lastRenderedPageBreak/>
         <w:t>rendeles_id</w:t>
       </w:r>
       <w:proofErr w:type="spellEnd"/>
@@ -5033,7 +5116,6 @@
         <w:spacing w:before="240" w:after="240"/>
       </w:pPr>
       <w:r>
-        <w:lastRenderedPageBreak/>
         <w:t xml:space="preserve">Az </w:t>
       </w:r>
       <w:proofErr w:type="spellStart"/>
@@ -5150,6 +5232,7 @@
           <w:sz w:val="28"/>
           <w:szCs w:val="28"/>
         </w:rPr>
+        <w:lastRenderedPageBreak/>
         <w:t xml:space="preserve">1. </w:t>
       </w:r>
       <w:proofErr w:type="spellStart"/>
@@ -5472,11 +5555,7 @@
       </w:r>
       <w:proofErr w:type="spellEnd"/>
       <w:r>
-        <w:t>-</w:t>
-      </w:r>
-      <w:r>
-        <w:lastRenderedPageBreak/>
-        <w:t>alapú lekérdezésnél, ha nem létezik az asztal, a szerver elegánsan egy 404-es (</w:t>
+        <w:t>-alapú lekérdezésnél, ha nem létezik az asztal, a szerver elegánsan egy 404-es (</w:t>
       </w:r>
       <w:proofErr w:type="spellStart"/>
       <w:r>
@@ -5620,6 +5699,7 @@
           <w:b/>
           <w:bCs/>
         </w:rPr>
+        <w:lastRenderedPageBreak/>
         <w:t>Kiterjesztett lekérdezés (GET /{</w:t>
       </w:r>
       <w:proofErr w:type="spellStart"/>
@@ -5895,7 +5975,6 @@
         <w:ind w:left="720"/>
       </w:pPr>
       <w:r>
-        <w:lastRenderedPageBreak/>
         <w:t>Ez a kontroller fogja össze a vendég rendelésének alapadatait, úgymint az időpontot, az asztalt és a pillanatnyi státuszt.</w:t>
       </w:r>
     </w:p>
@@ -6029,6 +6108,7 @@
           <w:sz w:val="28"/>
           <w:szCs w:val="28"/>
         </w:rPr>
+        <w:lastRenderedPageBreak/>
         <w:t xml:space="preserve">6. </w:t>
       </w:r>
       <w:proofErr w:type="spellStart"/>
@@ -6203,11 +6283,7 @@
         <w:t>Hívások kezelése (GET és PUT):</w:t>
       </w:r>
       <w:r>
-        <w:t xml:space="preserve"> A személyzet lekérdezi az aktív hívásokat (kiterjesztett paraméterrel az asztalszámot is megkapva), majd miután </w:t>
-      </w:r>
-      <w:r>
-        <w:lastRenderedPageBreak/>
-        <w:t>kimentek az asztalhoz, a PUT végponton keresztül "Teljesítve" státuszúra állítják, így az lekerül a várólistáról.</w:t>
+        <w:t xml:space="preserve"> A személyzet lekérdezi az aktív hívásokat (kiterjesztett paraméterrel az asztalszámot is megkapva), majd miután kimentek az asztalhoz, a PUT végponton keresztül "Teljesítve" státuszúra állítják, így az lekerül a várólistáról.</w:t>
       </w:r>
     </w:p>
     <w:p>
@@ -6334,6 +6410,7 @@
           <w:sz w:val="28"/>
           <w:szCs w:val="28"/>
         </w:rPr>
+        <w:lastRenderedPageBreak/>
         <w:t xml:space="preserve">9. </w:t>
       </w:r>
       <w:proofErr w:type="spellStart"/>
@@ -6504,11 +6581,7 @@
       </w:r>
       <w:proofErr w:type="spellEnd"/>
       <w:r>
-        <w:t xml:space="preserve"> osztályunk minden egyes teszt elindulásakor generál egy friss, tiszta adatbázist a memóriában, feltölti alapvető teszt-adatokkal, majd a teszt végén megsemmisíti </w:t>
-      </w:r>
-      <w:r>
-        <w:lastRenderedPageBreak/>
-        <w:t xml:space="preserve">azt. A kódban az </w:t>
+        <w:t xml:space="preserve"> osztályunk minden egyes teszt elindulásakor generál egy friss, tiszta adatbázist a memóriában, feltölti alapvető teszt-adatokkal, majd a teszt végén megsemmisíti azt. A kódban az </w:t>
       </w:r>
       <w:r>
         <w:rPr>
@@ -6642,6 +6715,7 @@
           <w:b/>
           <w:bCs/>
         </w:rPr>
+        <w:lastRenderedPageBreak/>
         <w:t>Hibakezelés (404):</w:t>
       </w:r>
       <w:r>
@@ -6864,7 +6938,6 @@
         <w:spacing w:before="240" w:after="240"/>
       </w:pPr>
       <w:r>
-        <w:lastRenderedPageBreak/>
         <w:t>A tranzakciós motor, a rendszer legkritikusabb részének vizsgálata:</w:t>
       </w:r>
     </w:p>
@@ -6979,6 +7052,7 @@
         <w:spacing w:before="240" w:after="240"/>
       </w:pPr>
       <w:r>
+        <w:lastRenderedPageBreak/>
         <w:t>Az étlap felépítésének adatintegritási vizsgálatai:</w:t>
       </w:r>
     </w:p>
@@ -7187,7 +7261,6 @@
           <w:b/>
           <w:bCs/>
         </w:rPr>
-        <w:lastRenderedPageBreak/>
         <w:t>Relációk mentése:</w:t>
       </w:r>
       <w:r>
@@ -7291,7 +7364,11 @@
         <w:t>uk</w:t>
       </w:r>
       <w:r>
-        <w:t xml:space="preserve"> az étterem mindennapi működését, hogy megbizonyosodj</w:t>
+        <w:t xml:space="preserve"> az étterem mindennapi működését, hogy </w:t>
+      </w:r>
+      <w:r>
+        <w:lastRenderedPageBreak/>
+        <w:t>megbizonyosodj</w:t>
       </w:r>
       <w:r>
         <w:t>unk</w:t>
@@ -7473,7 +7550,6 @@
         <w:ind w:left="360"/>
       </w:pPr>
       <w:r>
-        <w:lastRenderedPageBreak/>
         <w:t xml:space="preserve">Elvárt eredmény: A rendszer a háttérben legenerálja a JWT </w:t>
       </w:r>
       <w:proofErr w:type="spellStart"/>
@@ -7552,6 +7628,7 @@
         <w:ind w:left="360"/>
       </w:pPr>
       <w:r>
+        <w:lastRenderedPageBreak/>
         <w:t xml:space="preserve">Lépések: </w:t>
       </w:r>
     </w:p>
@@ -7689,7 +7766,6 @@
         <w:spacing w:before="100" w:beforeAutospacing="1" w:after="100" w:afterAutospacing="1"/>
       </w:pPr>
       <w:r>
-        <w:lastRenderedPageBreak/>
         <w:t xml:space="preserve">Kiválasztjuk a "Pizzák" kategóriát. </w:t>
       </w:r>
     </w:p>
@@ -7791,6 +7867,7 @@
         <w:ind w:left="360"/>
       </w:pPr>
       <w:r>
+        <w:lastRenderedPageBreak/>
         <w:t xml:space="preserve">Modul: Étlap és Kosárkezelés </w:t>
       </w:r>
     </w:p>
@@ -7911,7 +7988,6 @@
         <w:ind w:left="360"/>
       </w:pPr>
       <w:r>
-        <w:lastRenderedPageBreak/>
         <w:t>Előfeltétel: A kosárban szerepel egy véglegesített étellista.</w:t>
       </w:r>
     </w:p>
@@ -7990,6 +8066,7 @@
         <w:pStyle w:val="Cmsor4"/>
       </w:pPr>
       <w:r>
+        <w:lastRenderedPageBreak/>
         <w:t>Hatodik teszt:</w:t>
       </w:r>
     </w:p>
@@ -8164,6 +8241,7 @@
         <w:ind w:left="360"/>
       </w:pPr>
       <w:r>
+        <w:lastRenderedPageBreak/>
         <w:t xml:space="preserve">Elvárt eredmény: A vendég tabletjén a gomb színt vált (jelezve, hogy a hívás elment). A pincérek felületén azonnal megjelenik egy új bejegyzés az asztal számával és a pontos időponttal, "Függőben" státusszal. </w:t>
       </w:r>
     </w:p>
@@ -8274,7 +8352,6 @@
         <w:ind w:left="360"/>
       </w:pPr>
       <w:r>
-        <w:lastRenderedPageBreak/>
         <w:t>Elvárt eredmény: Az értékelés ablak eltűnik, a rendszer megköszöni a visszajelzést. Az adatok (pontszám, szöveg, rendelés ID) elmentésre kerülnek az adatbázis "</w:t>
       </w:r>
       <w:proofErr w:type="spellStart"/>
@@ -8347,7 +8424,11 @@
       </w:r>
       <w:proofErr w:type="spellEnd"/>
       <w:r>
-        <w:t xml:space="preserve"> felhasználói felületét, a legfőbb szempont a sebesség és az átláthatóság volt. Mivel a szoftver éttermi asztalokon, tableteken fog futni, nem engedhettük meg, hogy a vendégeknek várniuk kelljen az oldalak betöltésére. Ezért döntöttünk a </w:t>
+        <w:t xml:space="preserve"> felhasználói felületét, a legfőbb szempont a sebesség és az átláthatóság volt. Mivel a szoftver éttermi asztalokon, tableteken fog futni, </w:t>
+      </w:r>
+      <w:r>
+        <w:lastRenderedPageBreak/>
+        <w:t xml:space="preserve">nem engedhettük meg, hogy a vendégeknek várniuk kelljen az oldalak betöltésére. Ezért döntöttünk a </w:t>
       </w:r>
       <w:proofErr w:type="spellStart"/>
       <w:r>
@@ -8509,7 +8590,6 @@
         <w:spacing w:before="240" w:after="240"/>
       </w:pPr>
       <w:r>
-        <w:lastRenderedPageBreak/>
         <w:t xml:space="preserve">Érdekessége a frontendünknek, hogy nem tartalmaz külön mappát a képek vagy ikonok számára (nincs </w:t>
       </w:r>
       <w:proofErr w:type="spellStart"/>
@@ -8571,7 +8651,11 @@
       </w:r>
       <w:proofErr w:type="spellEnd"/>
       <w:r>
-        <w:t xml:space="preserve"> hívás) magában a konyha komponens kódjában található. Ez a megközelítés azért zseniális, mert ha bármikor módosítani akarunk egy funkción, pontosan látjuk egyetlen fájlon belül, hogy milyen adatok érkeznek a szerverről, és azok hogyan jelennek meg a képernyőn. A biztonsági azonosítót (JWT </w:t>
+        <w:t xml:space="preserve"> hívás) magában a konyha komponens </w:t>
+      </w:r>
+      <w:r>
+        <w:lastRenderedPageBreak/>
+        <w:t xml:space="preserve">kódjában található. Ez a megközelítés azért zseniális, mert ha bármikor módosítani akarunk egy funkción, pontosan látjuk egyetlen fájlon belül, hogy milyen adatok érkeznek a szerverről, és azok hogyan jelennek meg a képernyőn. A biztonsági azonosítót (JWT </w:t>
       </w:r>
       <w:proofErr w:type="spellStart"/>
       <w:r>
@@ -8659,11 +8743,7 @@
         <w:spacing w:before="240" w:after="240"/>
       </w:pPr>
       <w:r>
-        <w:t xml:space="preserve">A felület fekvő tájolásra lett optimalizálva. A gombokat szándékosan nagyra méreteztük, hogy egy beszélgető vendég vagy egy sietős pincér is kényelmesen, félrekattintás nélkül tudja használni. A dizájnban erős vizuális kontrasztokat alkalmaztunk: az olyan kritikus </w:t>
-      </w:r>
-      <w:r>
-        <w:lastRenderedPageBreak/>
-        <w:t>gombok, mint a "Fizetés" vagy a "Pincér hívása" élénk, domináns színeket kaptak, miközben az allergének vagy az ételleírások finomabb, elegánsabb formában jelennek meg, biztosítva a rendszer átláthatóságát. Maga a konyhai oldal is olyan színeket kapott, ami az éttermekben lévő standard szabályoknak megfelel, így nagyobb pára, gőz esetén is tökéletesen láthatóak lesznek a kijelző képernyőjén megjelenő adatok.</w:t>
+        <w:t>A felület fekvő tájolásra lett optimalizálva. A gombokat szándékosan nagyra méreteztük, hogy egy beszélgető vendég vagy egy sietős pincér is kényelmesen, félrekattintás nélkül tudja használni. A dizájnban erős vizuális kontrasztokat alkalmaztunk: az olyan kritikus gombok, mint a "Fizetés" vagy a "Pincér hívása" élénk, domináns színeket kaptak, miközben az allergének vagy az ételleírások finomabb, elegánsabb formában jelennek meg, biztosítva a rendszer átláthatóságát. Maga a konyhai oldal is olyan színeket kapott, ami az éttermekben lévő standard szabályoknak megfelel, így nagyobb pára, gőz esetén is tökéletesen láthatóak lesznek a kijelző képernyőjén megjelenő adatok.</w:t>
       </w:r>
     </w:p>
     <w:p>
@@ -8718,6 +8798,7 @@
         <w:pStyle w:val="Cmsor4"/>
       </w:pPr>
       <w:r>
+        <w:lastRenderedPageBreak/>
         <w:t>1. Rendszerkövetelmények és szükséges szoftverek (Előfeltételek)</w:t>
       </w:r>
     </w:p>
@@ -8932,7 +9013,6 @@
         <w:spacing w:before="100" w:beforeAutospacing="1" w:after="100" w:afterAutospacing="1"/>
       </w:pPr>
       <w:r>
-        <w:lastRenderedPageBreak/>
         <w:t xml:space="preserve">Lépés: Indítsuk el az </w:t>
       </w:r>
       <w:proofErr w:type="spellStart"/>
@@ -9041,6 +9121,7 @@
         <w:spacing w:before="100" w:beforeAutospacing="1" w:after="100" w:afterAutospacing="1"/>
       </w:pPr>
       <w:r>
+        <w:lastRenderedPageBreak/>
         <w:t xml:space="preserve">Lépés: Sikeres importálás után a bal oldali sávban megjelenik a 8 darab feltöltött tábla (asztal, termek, </w:t>
       </w:r>
       <w:proofErr w:type="spellStart"/>
@@ -9240,7 +9321,6 @@
         <w:spacing w:before="100" w:beforeAutospacing="1" w:after="100" w:afterAutospacing="1"/>
       </w:pPr>
       <w:r>
-        <w:lastRenderedPageBreak/>
         <w:t xml:space="preserve">Lépés: A Visual </w:t>
       </w:r>
       <w:proofErr w:type="spellStart"/>
@@ -9385,6 +9465,7 @@
         <w:spacing w:before="100" w:beforeAutospacing="1" w:after="100" w:afterAutospacing="1"/>
       </w:pPr>
       <w:r>
+        <w:lastRenderedPageBreak/>
         <w:t xml:space="preserve">Lépés: A letöltés befejezése után (amikor létrejött a </w:t>
       </w:r>
       <w:proofErr w:type="spellStart"/>
@@ -9480,16 +9561,7 @@
         <w:t xml:space="preserve"> szoftverrendszer tervezésekor kiemelt figyelmet fordítottunk az ergonómiára és a könnyű használhatóságra. Mivel a rendszert a vendégek előzetes betanítás nélkül használják, a felületnek intuitívnak és egyértelműnek kell lennie. Az alábbi kézikönyv lépésről lépésre bemutatja a rendszer funkcióit a két fő felhasználói csoport: a vendégek és a személyzet szemszögéből.</w:t>
       </w:r>
       <w:r>
-        <w:t xml:space="preserve"> </w:t>
-      </w:r>
-      <w:r>
-        <w:t>Minden felhasználónak</w:t>
-      </w:r>
-      <w:r>
-        <w:t xml:space="preserve"> (Konyha, Asztal)</w:t>
-      </w:r>
-      <w:r>
-        <w:t xml:space="preserve"> azonos a </w:t>
+        <w:t xml:space="preserve"> Minden felhasználónak (Konyha, Asztal) azonos a </w:t>
       </w:r>
       <w:proofErr w:type="spellStart"/>
       <w:r>
@@ -9537,7 +9609,6 @@
           <w:b/>
           <w:bCs/>
         </w:rPr>
-        <w:lastRenderedPageBreak/>
         <w:t>1. Kezdőképernyő és Asztal kiválasztása</w:t>
       </w:r>
       <w:r>
@@ -9633,6 +9704,7 @@
         <w:jc w:val="both"/>
       </w:pPr>
       <w:r>
+        <w:lastRenderedPageBreak/>
         <w:t>Minden ételkártyán jól látható a termék neve, egy ínycsiklandó fotó, az ár forintban, valamint – egy kis ikon vagy szöveg formájában – az allergén információk (pl. glutén, laktóz), segítve az ételérzékenységgel rendelkező vendégeket.</w:t>
       </w:r>
     </w:p>
@@ -9786,7 +9858,6 @@
           <w:b/>
           <w:bCs/>
         </w:rPr>
-        <w:lastRenderedPageBreak/>
         <w:t>5. Pincérhívás és Fizetés</w:t>
       </w:r>
       <w:r>
@@ -9815,6 +9886,7 @@
         <w:pStyle w:val="Cmsor4"/>
       </w:pPr>
       <w:r>
+        <w:lastRenderedPageBreak/>
         <w:t>2. Személyzeti felület (Konyha és Felszolgálók)</w:t>
       </w:r>
     </w:p>
@@ -9992,7 +10064,6 @@
         <w:jc w:val="both"/>
       </w:pPr>
       <w:r>
-        <w:lastRenderedPageBreak/>
         <w:t>A képernyőn listázva jelennek meg az aktív "Pincérhívások". A lista mutatja az asztal számát, a kérés idejét, és a kérés típusát (pl. Fizetés készpénzzel, vagy Általános segítségkérés).</w:t>
       </w:r>
     </w:p>
@@ -10098,7 +10169,7 @@
       <w:r>
         <w:t xml:space="preserve">Ételekről képek generálása: </w:t>
       </w:r>
-      <w:hyperlink r:id="rId26">
+      <w:hyperlink r:id="rId25">
         <w:r>
           <w:rPr>
             <w:color w:val="1155CC"/>
@@ -10112,7 +10183,7 @@
       <w:r>
         <w:t xml:space="preserve">További képek: </w:t>
       </w:r>
-      <w:hyperlink r:id="rId27">
+      <w:hyperlink r:id="rId26">
         <w:r>
           <w:rPr>
             <w:color w:val="1155CC"/>
@@ -10126,7 +10197,7 @@
       <w:r>
         <w:t xml:space="preserve">Betűtípus: </w:t>
       </w:r>
-      <w:hyperlink r:id="rId28">
+      <w:hyperlink r:id="rId27">
         <w:r>
           <w:rPr>
             <w:color w:val="1155CC"/>
@@ -10146,7 +10217,7 @@
       <w:r>
         <w:t xml:space="preserve">Színek: </w:t>
       </w:r>
-      <w:hyperlink r:id="rId29">
+      <w:hyperlink r:id="rId28">
         <w:r>
           <w:rPr>
             <w:color w:val="1155CC"/>
@@ -10173,7 +10244,7 @@
       <w:r>
         <w:t xml:space="preserve">Ikonok: </w:t>
       </w:r>
-      <w:hyperlink r:id="rId30">
+      <w:hyperlink r:id="rId29">
         <w:r>
           <w:rPr>
             <w:color w:val="1155CC"/>
@@ -10198,7 +10269,7 @@
       <w:r>
         <w:t xml:space="preserve">, a képeket ide töltöttük fel: </w:t>
       </w:r>
-      <w:hyperlink r:id="rId31">
+      <w:hyperlink r:id="rId30">
         <w:r>
           <w:rPr>
             <w:color w:val="1155CC"/>
@@ -10217,7 +10288,7 @@
       <w:r>
         <w:t xml:space="preserve"> </w:t>
       </w:r>
-      <w:hyperlink r:id="rId32" w:history="1">
+      <w:hyperlink r:id="rId31" w:history="1">
         <w:r>
           <w:rPr>
             <w:rStyle w:val="Hiperhivatkozs"/>
@@ -10235,7 +10306,7 @@
       <w:r>
         <w:t xml:space="preserve">: </w:t>
       </w:r>
-      <w:hyperlink r:id="rId33" w:history="1">
+      <w:hyperlink r:id="rId32" w:history="1">
         <w:r>
           <w:rPr>
             <w:rStyle w:val="Hiperhivatkozs"/>
@@ -10259,121 +10330,199 @@
       </w:pPr>
       <w:bookmarkStart w:id="60" w:name="_Toc228210025"/>
       <w:r>
+        <w:t>Továbbfejlesztési lehetőségek</w:t>
+      </w:r>
+      <w:bookmarkEnd w:id="60"/>
+    </w:p>
+    <w:p>
+      <w:r>
+        <w:t xml:space="preserve">A projektnek több továbbfejlesztési lehetősége van. </w:t>
+      </w:r>
+    </w:p>
+    <w:p/>
+    <w:p>
+      <w:pPr>
+        <w:pStyle w:val="Cmsor4"/>
+      </w:pPr>
+      <w:r>
+        <w:t xml:space="preserve">Bankkártya-terminál a tablet mellé: </w:t>
+      </w:r>
+    </w:p>
+    <w:p>
+      <w:r>
+        <w:t>Még fejlettebb fizetés érdekében bankkártya-terminállal lehetővé lehetne tenni a bankkártyás fizetést. Így a pincérnek csak a készpénzes fizetés esetén kell az asztalhoz menni,</w:t>
+      </w:r>
+    </w:p>
+    <w:p/>
+    <w:p>
+      <w:pPr>
+        <w:pStyle w:val="Cmsor4"/>
+      </w:pPr>
+      <w:r>
+        <w:t>Statisztikai adatok:</w:t>
+      </w:r>
+    </w:p>
+    <w:p>
+      <w:r>
+        <w:t>A rendszert statisztikai adatok tárolásával lehetne még fejleszteni. A konyha visszajelzést kap, hogy melyik termék volt a legnépszerűbb. Ezeket rangsorolva így könnyen áttekinthető, hogy melyik étel, ital volt fogyasztva a vendégek által a leggyakrabban.</w:t>
+      </w:r>
+    </w:p>
+    <w:p/>
+    <w:p>
+      <w:pPr>
+        <w:pStyle w:val="Cmsor4"/>
+      </w:pPr>
+      <w:r>
+        <w:t>QR kód használata:</w:t>
+      </w:r>
+    </w:p>
+    <w:p>
+      <w:r>
+        <w:t xml:space="preserve">A vendég a tableten megjelenő QR kód beolvasásával, a saját készülékén egy olyan alkalmazást </w:t>
+      </w:r>
+      <w:proofErr w:type="gramStart"/>
+      <w:r>
+        <w:t>kap</w:t>
+      </w:r>
+      <w:proofErr w:type="gramEnd"/>
+      <w:r>
+        <w:t xml:space="preserve"> mint ami a tableten megtalálható. Kényelmesebb lehet saját készüléken kiválasztani a kívánt termékeket.</w:t>
+      </w:r>
+    </w:p>
+    <w:p/>
+    <w:p>
+      <w:pPr>
+        <w:pStyle w:val="Cmsor4"/>
+      </w:pPr>
+      <w:r>
+        <w:t>Telefonos alkalmazás:</w:t>
+      </w:r>
+    </w:p>
+    <w:p>
+      <w:r>
+        <w:t xml:space="preserve">Tervben van egy telefonos alkalmazás elkészítése is. Ami azt tenné lehetővé, hogy a vendégek saját eszközről be tudjanak regisztrálni, illetve belépni az étterem rendelési felületére. Így lehetőséget biztosítunk az éttermen kívüli rendelésre, hogy a vendég mire az étterembe ér kész legyen a rendelése és ezzel is gyorsítunk a munkán, illetve a vendég is spórolhat a saját </w:t>
+      </w:r>
+      <w:proofErr w:type="spellStart"/>
+      <w:r>
+        <w:t>idejéből</w:t>
+      </w:r>
+      <w:proofErr w:type="spellEnd"/>
+      <w:r>
+        <w:t>.</w:t>
+      </w:r>
+    </w:p>
+    <w:p/>
+    <w:p>
+      <w:pPr>
+        <w:pStyle w:val="Cmsor4"/>
+      </w:pPr>
+      <w:r>
+        <w:t>Pontos idős visszajelzés:</w:t>
+      </w:r>
+    </w:p>
+    <w:p>
+      <w:r>
+        <w:t xml:space="preserve">Az oldalt az étterem által kiadott étel elkészítési idővel is ki lehet majd a későbbiekben egészíteni. Ami annyit takar, hogy a vendég nem csak az </w:t>
+      </w:r>
+      <w:proofErr w:type="gramStart"/>
+      <w:r>
+        <w:t>alap szavakat</w:t>
+      </w:r>
+      <w:proofErr w:type="gramEnd"/>
+      <w:r>
+        <w:t xml:space="preserve">, mint például leadva, készül stb. </w:t>
+      </w:r>
+      <w:proofErr w:type="gramStart"/>
+      <w:r>
+        <w:t>látja</w:t>
+      </w:r>
+      <w:proofErr w:type="gramEnd"/>
+      <w:r>
+        <w:t xml:space="preserve"> hanem időre pontosan kap visszajelzést az étel érkezéséről. Például megjelenik egy számláló, egy 10 perces időzítővel és mikorra ez az idő lejár készen van az étel.</w:t>
+      </w:r>
+    </w:p>
+    <w:p/>
+    <w:p>
+      <w:pPr>
+        <w:pStyle w:val="Cmsor4"/>
+      </w:pPr>
+      <w:r>
+        <w:t>Számlabontás:</w:t>
+      </w:r>
+    </w:p>
+    <w:p>
+      <w:pPr>
+        <w:spacing w:before="240" w:after="240"/>
+      </w:pPr>
+      <w:r>
+        <w:t xml:space="preserve">A pincérek egyik legidőigényesebb feladata a nagyobb asztaltársaságok számlájának megbontása. A tablet felületén egy új funkcióval a vendégek már a fizetés gomb megnyomása előtt kiválaszthatnák, hogy egyben, egyenlő arányban elosztva, vagy tételesen </w:t>
+      </w:r>
+      <w:r>
         <w:lastRenderedPageBreak/>
-        <w:t>Továbbfejlesztési lehetőségek</w:t>
-      </w:r>
-      <w:bookmarkEnd w:id="60"/>
-    </w:p>
-    <w:p>
-      <w:r>
-        <w:t xml:space="preserve">A projektnek több továbbfejlesztési lehetősége van. </w:t>
-      </w:r>
-    </w:p>
-    <w:p/>
+        <w:t>(ki mit fogyasztott) szeretnék kifizetni a végösszeget. A rendszer ez alapján küldené a bontott blokk kérését a kasszához vagy a bankkártya-terminálhoz.</w:t>
+      </w:r>
+    </w:p>
+    <w:p>
+      <w:pPr>
+        <w:spacing w:before="240" w:after="240"/>
+      </w:pPr>
+    </w:p>
     <w:p>
       <w:pPr>
         <w:pStyle w:val="Cmsor4"/>
       </w:pPr>
       <w:r>
-        <w:t xml:space="preserve">Bankkártya-terminál a tablet mellé: </w:t>
-      </w:r>
-    </w:p>
-    <w:p>
-      <w:r>
-        <w:t>Még fejlettebb fizetés érdekében bankkártya-terminállal lehetővé lehetne tenni a bankkártyás fizetést. Így a pincérnek csak a készpénzes fizetés esetén kell az asztalhoz menni,</w:t>
-      </w:r>
-    </w:p>
-    <w:p/>
+        <w:t>Ételek testreszabhatósága és szűrése:</w:t>
+      </w:r>
+    </w:p>
+    <w:p>
+      <w:pPr>
+        <w:spacing w:before="240" w:after="240"/>
+      </w:pPr>
+      <w:r>
+        <w:t xml:space="preserve">Bár az allergének már most is fel vannak tüntetve, a felületet tovább lehetne fejleszteni egy dinamikus szűrőrendszerrel (pl. "Csak a gluténmentes és </w:t>
+      </w:r>
+      <w:proofErr w:type="spellStart"/>
+      <w:r>
+        <w:t>vegán</w:t>
+      </w:r>
+      <w:proofErr w:type="spellEnd"/>
+      <w:r>
+        <w:t xml:space="preserve"> ételek mutatása"). Emellett a kosárba tételkor a vendégek módosíthatnák az összetevőket: kérhetnének extra feltéteket felár ellenében, vagy kivehetnének nem kívánt összetevőket (pl. "hagyma nélkül"), ami egyedi megjegyzésként jelenne meg a konyhai blokkon.</w:t>
+      </w:r>
+    </w:p>
+    <w:p>
+      <w:pPr>
+        <w:spacing w:before="240" w:after="240"/>
+      </w:pPr>
+    </w:p>
     <w:p>
       <w:pPr>
         <w:pStyle w:val="Cmsor4"/>
       </w:pPr>
       <w:r>
-        <w:t>Statisztikai adatok:</w:t>
-      </w:r>
-    </w:p>
-    <w:p>
-      <w:r>
-        <w:t>A rendszert statisztikai adatok tárolásával lehetne még fejleszteni. A konyha visszajelzést kap, hogy melyik termék volt a legnépszerűbb. Ezeket rangsorolva így könnyen áttekinthető, hogy melyik étel, ital volt fogyasztva a vendégek által a leggyakrabban.</w:t>
-      </w:r>
-    </w:p>
-    <w:p/>
+        <w:t>Többnyelvűség és turistabarát felület:</w:t>
+      </w:r>
+    </w:p>
+    <w:p>
+      <w:pPr>
+        <w:spacing w:before="240" w:after="240"/>
+      </w:pPr>
+      <w:r>
+        <w:t>Mivel a papíralapú étlapok cseréje drága, a digitális rendszer hatalmas előnye a többnyelvűség. A jövőben a szoftvert fel lehetne készíteni az angol, német vagy egyéb nyelvek támogatására. Egy gombnyomással a teljes felület, beleértve a termékleírásokat és az allergén-információkat is, átválthatna a kívánt nyelvre, ami turisztikailag népszerű helyeken óriási versenyelőnyt jelentene az étteremnek.</w:t>
+      </w:r>
+    </w:p>
+    <w:p>
+      <w:pPr>
+        <w:spacing w:before="240" w:after="240"/>
+      </w:pPr>
+    </w:p>
     <w:p>
       <w:pPr>
         <w:pStyle w:val="Cmsor4"/>
       </w:pPr>
       <w:r>
-        <w:t>QR kód használata:</w:t>
-      </w:r>
-    </w:p>
-    <w:p>
-      <w:r>
-        <w:t xml:space="preserve">A vendég a tableten megjelenő QR kód beolvasásával, a saját készülékén egy olyan alkalmazást </w:t>
-      </w:r>
-      <w:proofErr w:type="gramStart"/>
-      <w:r>
-        <w:t>kap</w:t>
-      </w:r>
-      <w:proofErr w:type="gramEnd"/>
-      <w:r>
-        <w:t xml:space="preserve"> mint ami a tableten megtalálható. Kényelmesebb lehet saját készüléken kiválasztani a kívánt termékeket.</w:t>
-      </w:r>
-    </w:p>
-    <w:p/>
-    <w:p>
-      <w:pPr>
-        <w:pStyle w:val="Cmsor4"/>
-      </w:pPr>
-      <w:r>
-        <w:t>Telefonos alkalmazás:</w:t>
-      </w:r>
-    </w:p>
-    <w:p>
-      <w:r>
-        <w:t xml:space="preserve">Tervben van egy telefonos alkalmazás elkészítése is. Ami azt tenné lehetővé, hogy a vendégek saját eszközről be tudjanak regisztrálni, illetve belépni az étterem rendelési felületére. Így lehetőséget biztosítunk az éttermen kívüli rendelésre, hogy a vendég mire az étterembe ér kész legyen a rendelése és ezzel is gyorsítunk a munkán, illetve a vendég is spórolhat a saját </w:t>
-      </w:r>
-      <w:proofErr w:type="spellStart"/>
-      <w:r>
-        <w:t>idejéből</w:t>
-      </w:r>
-      <w:proofErr w:type="spellEnd"/>
-      <w:r>
-        <w:t>.</w:t>
-      </w:r>
-    </w:p>
-    <w:p/>
-    <w:p>
-      <w:pPr>
-        <w:pStyle w:val="Cmsor4"/>
-      </w:pPr>
-      <w:r>
-        <w:t>Pontos idős visszajelzés:</w:t>
-      </w:r>
-    </w:p>
-    <w:p>
-      <w:r>
-        <w:t xml:space="preserve">Az oldalt az étterem által kiadott étel elkészítési idővel is ki lehet majd a későbbiekben egészíteni. Ami annyit takar, hogy a vendég nem csak az </w:t>
-      </w:r>
-      <w:proofErr w:type="gramStart"/>
-      <w:r>
-        <w:t>alap szavakat</w:t>
-      </w:r>
-      <w:proofErr w:type="gramEnd"/>
-      <w:r>
-        <w:t xml:space="preserve">, mint például leadva, készül stb. látja hanem időre pontosan kap visszajelzést az étel érkezéséről. Például </w:t>
-      </w:r>
-      <w:r>
-        <w:lastRenderedPageBreak/>
-        <w:t>megjelenik egy számláló, egy 10 perces időzítővel és mikorra ez az idő lejár készen van az étel.</w:t>
-      </w:r>
-    </w:p>
-    <w:p/>
-    <w:p>
-      <w:pPr>
-        <w:pStyle w:val="Cmsor4"/>
-      </w:pPr>
-      <w:r>
-        <w:t>Számlabontás:</w:t>
+        <w:t>Hűségprogram:</w:t>
       </w:r>
     </w:p>
     <w:p>
@@ -10381,7 +10530,7 @@
         <w:spacing w:before="240" w:after="240"/>
       </w:pPr>
       <w:r>
-        <w:t>A pincérek egyik legidőigényesebb feladata a nagyobb asztaltársaságok számlájának megbontása. A tablet felületén egy új funkcióval a vendégek már a fizetés gomb megnyomása előtt kiválaszthatnák, hogy egyben, egyenlő arányban elosztva, vagy tételesen (ki mit fogyasztott) szeretnék kifizetni a végösszeget. A rendszer ez alapján küldené a bontott blokk kérését a kasszához vagy a bankkártya-terminálhoz.</w:t>
+        <w:t>A bejelentkező rendszer (telefonos applikáció) bevezetésével párhuzamosan elindítható egy törzsvásárlói program. A vendégek a rendeléseik után pontokat gyűjthetnek, amiket később kedvezményekre válthatnak be. Természetesen ezt az étterem maga dönti el, hogy szeretné alkalmazni ezeket a hűségpontoka</w:t>
       </w:r>
     </w:p>
     <w:p>
@@ -10391,73 +10540,8 @@
     </w:p>
     <w:p>
       <w:pPr>
-        <w:pStyle w:val="Cmsor4"/>
-      </w:pPr>
-      <w:r>
-        <w:t>Ételek testreszabhatósága és szűrése:</w:t>
-      </w:r>
-    </w:p>
-    <w:p>
-      <w:pPr>
         <w:spacing w:before="240" w:after="240"/>
       </w:pPr>
-      <w:r>
-        <w:t xml:space="preserve">Bár az allergének már most is fel vannak tüntetve, a felületet tovább lehetne fejleszteni egy dinamikus szűrőrendszerrel (pl. "Csak a gluténmentes és </w:t>
-      </w:r>
-      <w:proofErr w:type="spellStart"/>
-      <w:r>
-        <w:t>vegán</w:t>
-      </w:r>
-      <w:proofErr w:type="spellEnd"/>
-      <w:r>
-        <w:t xml:space="preserve"> ételek mutatása"). Emellett a kosárba tételkor a vendégek módosíthatnák az összetevőket: kérhetnének extra feltéteket felár ellenében, vagy kivehetnének nem kívánt összetevőket (pl. "hagyma nélkül"), ami egyedi megjegyzésként jelenne meg a konyhai blokkon.</w:t>
-      </w:r>
-    </w:p>
-    <w:p>
-      <w:pPr>
-        <w:spacing w:before="240" w:after="240"/>
-      </w:pPr>
-    </w:p>
-    <w:p>
-      <w:pPr>
-        <w:pStyle w:val="Cmsor4"/>
-      </w:pPr>
-      <w:r>
-        <w:t>Többnyelvűség és turistabarát felület:</w:t>
-      </w:r>
-    </w:p>
-    <w:p>
-      <w:pPr>
-        <w:spacing w:before="240" w:after="240"/>
-      </w:pPr>
-      <w:r>
-        <w:t>Mivel a papíralapú étlapok cseréje drága, a digitális rendszer hatalmas előnye a többnyelvűség. A jövőben a szoftvert fel lehetne készíteni az angol, német vagy egyéb nyelvek támogatására. Egy gombnyomással a teljes felület, beleértve a termékleírásokat és az allergén-információkat is, átválthatna a kívánt nyelvre, ami turisztikailag népszerű helyeken óriási versenyelőnyt jelentene az étteremnek.</w:t>
-      </w:r>
-    </w:p>
-    <w:p>
-      <w:pPr>
-        <w:spacing w:before="240" w:after="240"/>
-      </w:pPr>
-    </w:p>
-    <w:p>
-      <w:pPr>
-        <w:pStyle w:val="Cmsor4"/>
-      </w:pPr>
-      <w:r>
-        <w:t>Hűségprogram:</w:t>
-      </w:r>
-    </w:p>
-    <w:p>
-      <w:pPr>
-        <w:spacing w:before="240" w:after="240"/>
-      </w:pPr>
-      <w:r>
-        <w:t xml:space="preserve">A bejelentkező rendszer (telefonos applikáció) bevezetésével párhuzamosan elindítható egy törzsvásárlói program. A vendégek a rendeléseik után pontokat gyűjthetnek, amiket később </w:t>
-      </w:r>
-      <w:r>
-        <w:lastRenderedPageBreak/>
-        <w:t>kedvezményekre válthatnak be. Természetesen ezt az étterem maga dönti el, hogy szeretné alkalmazni ezeket a hűségpontoka</w:t>
-      </w:r>
     </w:p>
     <w:p>
       <w:pPr>
@@ -14256,6 +14340,15 @@
           <w:sz w:val="32"/>
           <w:szCs w:val="32"/>
         </w:rPr>
+        <w:sectPr>
+          <w:footerReference w:type="first" r:id="rId33"/>
+          <w:pgSz w:w="11906" w:h="16838"/>
+          <w:pgMar w:top="1418" w:right="1418" w:bottom="1418" w:left="1418" w:header="709" w:footer="709" w:gutter="284"/>
+          <w:pgNumType w:start="1"/>
+          <w:cols w:space="708"/>
+          <w:titlePg/>
+          <w:docGrid w:linePitch="326"/>
+        </w:sectPr>
       </w:pPr>
     </w:p>
     <w:p>
@@ -14267,120 +14360,87 @@
           <w:szCs w:val="32"/>
         </w:rPr>
       </w:pPr>
-    </w:p>
-    <w:p>
-      <w:pPr>
+      <w:r>
+        <w:rPr>
+          <w:noProof/>
+        </w:rPr>
+        <w:lastRenderedPageBreak/>
+        <w:drawing>
+          <wp:anchor distT="0" distB="0" distL="114300" distR="114300" simplePos="0" relativeHeight="251658240" behindDoc="1" locked="0" layoutInCell="1" allowOverlap="1" wp14:anchorId="220444D8" wp14:editId="58088EF8">
+            <wp:simplePos x="0" y="0"/>
+            <wp:positionH relativeFrom="margin">
+              <wp:align>right</wp:align>
+            </wp:positionH>
+            <wp:positionV relativeFrom="paragraph">
+              <wp:posOffset>337185</wp:posOffset>
+            </wp:positionV>
+            <wp:extent cx="8877300" cy="5238750"/>
+            <wp:effectExtent l="0" t="0" r="0" b="0"/>
+            <wp:wrapTight wrapText="bothSides">
+              <wp:wrapPolygon edited="0">
+                <wp:start x="0" y="0"/>
+                <wp:lineTo x="0" y="21521"/>
+                <wp:lineTo x="21554" y="21521"/>
+                <wp:lineTo x="21554" y="0"/>
+                <wp:lineTo x="0" y="0"/>
+              </wp:wrapPolygon>
+            </wp:wrapTight>
+            <wp:docPr id="14" name="image15.png"/>
+            <wp:cNvGraphicFramePr/>
+            <a:graphic xmlns:a="http://schemas.openxmlformats.org/drawingml/2006/main">
+              <a:graphicData uri="http://schemas.openxmlformats.org/drawingml/2006/picture">
+                <pic:pic xmlns:pic="http://schemas.openxmlformats.org/drawingml/2006/picture">
+                  <pic:nvPicPr>
+                    <pic:cNvPr id="0" name="image15.png"/>
+                    <pic:cNvPicPr preferRelativeResize="0"/>
+                  </pic:nvPicPr>
+                  <pic:blipFill>
+                    <a:blip r:embed="rId34">
+                      <a:extLst>
+                        <a:ext uri="{28A0092B-C50C-407E-A947-70E740481C1C}">
+                          <a14:useLocalDpi xmlns:a14="http://schemas.microsoft.com/office/drawing/2010/main" val="0"/>
+                        </a:ext>
+                      </a:extLst>
+                    </a:blip>
+                    <a:srcRect/>
+                    <a:stretch>
+                      <a:fillRect/>
+                    </a:stretch>
+                  </pic:blipFill>
+                  <pic:spPr>
+                    <a:xfrm>
+                      <a:off x="0" y="0"/>
+                      <a:ext cx="8877300" cy="5238750"/>
+                    </a:xfrm>
+                    <a:prstGeom prst="rect">
+                      <a:avLst/>
+                    </a:prstGeom>
+                    <a:ln/>
+                  </pic:spPr>
+                </pic:pic>
+              </a:graphicData>
+            </a:graphic>
+            <wp14:sizeRelH relativeFrom="margin">
+              <wp14:pctWidth>0</wp14:pctWidth>
+            </wp14:sizeRelH>
+            <wp14:sizeRelV relativeFrom="margin">
+              <wp14:pctHeight>0</wp14:pctHeight>
+            </wp14:sizeRelV>
+          </wp:anchor>
+        </w:drawing>
+      </w:r>
+      <w:r>
         <w:rPr>
           <w:b/>
           <w:bCs/>
           <w:sz w:val="32"/>
           <w:szCs w:val="32"/>
         </w:rPr>
-      </w:pPr>
-    </w:p>
-    <w:p>
-      <w:pPr>
-        <w:rPr>
-          <w:b/>
-          <w:bCs/>
-          <w:sz w:val="32"/>
-          <w:szCs w:val="32"/>
-        </w:rPr>
-      </w:pPr>
-    </w:p>
-    <w:p>
-      <w:pPr>
-        <w:rPr>
-          <w:b/>
-          <w:bCs/>
-          <w:sz w:val="32"/>
-          <w:szCs w:val="32"/>
-        </w:rPr>
-      </w:pPr>
-    </w:p>
-    <w:p>
-      <w:pPr>
-        <w:rPr>
-          <w:b/>
-          <w:bCs/>
-          <w:sz w:val="32"/>
-          <w:szCs w:val="32"/>
-        </w:rPr>
-      </w:pPr>
-    </w:p>
-    <w:p>
-      <w:pPr>
-        <w:rPr>
-          <w:b/>
-          <w:bCs/>
-          <w:sz w:val="32"/>
-          <w:szCs w:val="32"/>
-        </w:rPr>
-      </w:pPr>
-    </w:p>
-    <w:p>
-      <w:pPr>
-        <w:rPr>
-          <w:b/>
-          <w:bCs/>
-          <w:sz w:val="32"/>
-          <w:szCs w:val="32"/>
-        </w:rPr>
-      </w:pPr>
-    </w:p>
-    <w:p>
-      <w:pPr>
-        <w:rPr>
-          <w:b/>
-          <w:bCs/>
-          <w:sz w:val="32"/>
-          <w:szCs w:val="32"/>
-        </w:rPr>
-      </w:pPr>
-    </w:p>
-    <w:p>
-      <w:pPr>
-        <w:rPr>
-          <w:b/>
-          <w:bCs/>
-          <w:sz w:val="32"/>
-          <w:szCs w:val="32"/>
-        </w:rPr>
-      </w:pPr>
-    </w:p>
-    <w:p>
-      <w:pPr>
-        <w:rPr>
-          <w:b/>
-          <w:bCs/>
-          <w:sz w:val="32"/>
-          <w:szCs w:val="32"/>
-        </w:rPr>
-      </w:pPr>
-    </w:p>
-    <w:p>
-      <w:pPr>
-        <w:rPr>
-          <w:b/>
-          <w:bCs/>
-          <w:sz w:val="32"/>
-          <w:szCs w:val="32"/>
-        </w:rPr>
-      </w:pPr>
-    </w:p>
-    <w:p>
-      <w:pPr>
-        <w:rPr>
-          <w:b/>
-          <w:bCs/>
-          <w:sz w:val="32"/>
-          <w:szCs w:val="32"/>
-        </w:rPr>
-      </w:pPr>
+        <w:t>Melléklet:</w:t>
+      </w:r>
     </w:p>
     <w:sectPr>
-      <w:footerReference w:type="first" r:id="rId34"/>
-      <w:pgSz w:w="11906" w:h="16838"/>
+      <w:pgSz w:w="16838" w:h="11906" w:orient="landscape"/>
       <w:pgMar w:top="1418" w:right="1418" w:bottom="1418" w:left="1418" w:header="709" w:footer="709" w:gutter="284"/>
       <w:pgNumType w:start="1"/>
       <w:cols w:space="708"/>
@@ -14392,7 +14452,7 @@
 </file>
 
 <file path=word/endnotes.xml><?xml version="1.0" encoding="utf-8"?>
-<w:endnotes xmlns:wpc="http://schemas.microsoft.com/office/word/2010/wordprocessingCanvas" xmlns:cx="http://schemas.microsoft.com/office/drawing/2014/chartex" xmlns:cx1="http://schemas.microsoft.com/office/drawing/2015/9/8/chartex" xmlns:cx2="http://schemas.microsoft.com/office/drawing/2015/10/21/chartex" xmlns:cx3="http://schemas.microsoft.com/office/drawing/2016/5/9/chartex" xmlns:cx4="http://schemas.microsoft.com/office/drawing/2016/5/10/chartex" xmlns:cx5="http://schemas.microsoft.com/office/drawing/2016/5/11/chartex" xmlns:cx6="http://schemas.microsoft.com/office/drawing/2016/5/12/chartex" xmlns:cx7="http://schemas.microsoft.com/office/drawing/2016/5/13/chartex" xmlns:cx8="http://schemas.microsoft.com/office/drawing/2016/5/14/chartex" xmlns:mc="http://schemas.openxmlformats.org/markup-compatibility/2006" xmlns:aink="http://schemas.microsoft.com/office/drawing/2016/ink" xmlns:am3d="http://schemas.microsoft.com/office/drawing/2017/model3d" xmlns:o="urn:schemas-microsoft-com:office:office" xmlns:oel="http://schemas.microsoft.com/office/2019/extlst" xmlns:r="http://schemas.openxmlformats.org/officeDocument/2006/relationships" xmlns:m="http://schemas.openxmlformats.org/officeDocument/2006/math" xmlns:v="urn:schemas-microsoft-com:vml" xmlns:wp14="http://schemas.microsoft.com/office/word/2010/wordprocessingDrawing" xmlns:wp="http://schemas.openxmlformats.org/drawingml/2006/wordprocessingDrawing" xmlns:w10="urn:schemas-microsoft-com:office:word" xmlns:w="http://schemas.openxmlformats.org/wordprocessingml/2006/main" xmlns:w14="http://schemas.microsoft.com/office/word/2010/wordml" xmlns:w15="http://schemas.microsoft.com/office/word/2012/wordml" xmlns:w16cex="http://schemas.microsoft.com/office/word/2018/wordml/cex" xmlns:w16cid="http://schemas.microsoft.com/office/word/2016/wordml/cid" xmlns:w16="http://schemas.microsoft.com/office/word/2018/wordml" xmlns:w16sdtdh="http://schemas.microsoft.com/office/word/2020/wordml/sdtdatahash" xmlns:w16se="http://schemas.microsoft.com/office/word/2015/wordml/symex" xmlns:wpg="http://schemas.microsoft.com/office/word/2010/wordprocessingGroup" xmlns:wpi="http://schemas.microsoft.com/office/word/2010/wordprocessingInk" xmlns:wne="http://schemas.microsoft.com/office/word/2006/wordml" xmlns:wps="http://schemas.microsoft.com/office/word/2010/wordprocessingShape" mc:Ignorable="w14 w15 w16se w16cid w16 w16cex w16sdtdh wp14">
+<w:endnotes xmlns:wpc="http://schemas.microsoft.com/office/word/2010/wordprocessingCanvas" xmlns:cx="http://schemas.microsoft.com/office/drawing/2014/chartex" xmlns:cx1="http://schemas.microsoft.com/office/drawing/2015/9/8/chartex" xmlns:cx2="http://schemas.microsoft.com/office/drawing/2015/10/21/chartex" xmlns:cx3="http://schemas.microsoft.com/office/drawing/2016/5/9/chartex" xmlns:cx4="http://schemas.microsoft.com/office/drawing/2016/5/10/chartex" xmlns:cx5="http://schemas.microsoft.com/office/drawing/2016/5/11/chartex" xmlns:cx6="http://schemas.microsoft.com/office/drawing/2016/5/12/chartex" xmlns:cx7="http://schemas.microsoft.com/office/drawing/2016/5/13/chartex" xmlns:cx8="http://schemas.microsoft.com/office/drawing/2016/5/14/chartex" xmlns:mc="http://schemas.openxmlformats.org/markup-compatibility/2006" xmlns:aink="http://schemas.microsoft.com/office/drawing/2016/ink" xmlns:am3d="http://schemas.microsoft.com/office/drawing/2017/model3d" xmlns:o="urn:schemas-microsoft-com:office:office" xmlns:oel="http://schemas.microsoft.com/office/2019/extlst" xmlns:r="http://schemas.openxmlformats.org/officeDocument/2006/relationships" xmlns:m="http://schemas.openxmlformats.org/officeDocument/2006/math" xmlns:v="urn:schemas-microsoft-com:vml" xmlns:wp14="http://schemas.microsoft.com/office/word/2010/wordprocessingDrawing" xmlns:wp="http://schemas.openxmlformats.org/drawingml/2006/wordprocessingDrawing" xmlns:w10="urn:schemas-microsoft-com:office:word" xmlns:w="http://schemas.openxmlformats.org/wordprocessingml/2006/main" xmlns:w14="http://schemas.microsoft.com/office/word/2010/wordml" xmlns:w15="http://schemas.microsoft.com/office/word/2012/wordml" xmlns:w16cex="http://schemas.microsoft.com/office/word/2018/wordml/cex" xmlns:w16cid="http://schemas.microsoft.com/office/word/2016/wordml/cid" xmlns:w16="http://schemas.microsoft.com/office/word/2018/wordml" xmlns:w16du="http://schemas.microsoft.com/office/word/2023/wordml/word16du" xmlns:w16sdtdh="http://schemas.microsoft.com/office/word/2020/wordml/sdtdatahash" xmlns:w16sdtfl="http://schemas.microsoft.com/office/word/2024/wordml/sdtformatlock" xmlns:w16se="http://schemas.microsoft.com/office/word/2015/wordml/symex" xmlns:wpg="http://schemas.microsoft.com/office/word/2010/wordprocessingGroup" xmlns:wpi="http://schemas.microsoft.com/office/word/2010/wordprocessingInk" xmlns:wne="http://schemas.microsoft.com/office/word/2006/wordml" xmlns:wps="http://schemas.microsoft.com/office/word/2010/wordprocessingShape" mc:Ignorable="w14 w15 w16se w16cid w16 w16cex w16sdtdh w16sdtfl w16du wp14">
   <w:endnote w:type="separator" w:id="-1">
     <w:p>
       <w:pPr>
@@ -14417,7 +14477,7 @@
 </file>
 
 <file path=word/footer1.xml><?xml version="1.0" encoding="utf-8"?>
-<w:ftr xmlns:wpc="http://schemas.microsoft.com/office/word/2010/wordprocessingCanvas" xmlns:cx="http://schemas.microsoft.com/office/drawing/2014/chartex" xmlns:cx1="http://schemas.microsoft.com/office/drawing/2015/9/8/chartex" xmlns:cx2="http://schemas.microsoft.com/office/drawing/2015/10/21/chartex" xmlns:cx3="http://schemas.microsoft.com/office/drawing/2016/5/9/chartex" xmlns:cx4="http://schemas.microsoft.com/office/drawing/2016/5/10/chartex" xmlns:cx5="http://schemas.microsoft.com/office/drawing/2016/5/11/chartex" xmlns:cx6="http://schemas.microsoft.com/office/drawing/2016/5/12/chartex" xmlns:cx7="http://schemas.microsoft.com/office/drawing/2016/5/13/chartex" xmlns:cx8="http://schemas.microsoft.com/office/drawing/2016/5/14/chartex" xmlns:mc="http://schemas.openxmlformats.org/markup-compatibility/2006" xmlns:aink="http://schemas.microsoft.com/office/drawing/2016/ink" xmlns:am3d="http://schemas.microsoft.com/office/drawing/2017/model3d" xmlns:o="urn:schemas-microsoft-com:office:office" xmlns:oel="http://schemas.microsoft.com/office/2019/extlst" xmlns:r="http://schemas.openxmlformats.org/officeDocument/2006/relationships" xmlns:m="http://schemas.openxmlformats.org/officeDocument/2006/math" xmlns:v="urn:schemas-microsoft-com:vml" xmlns:wp14="http://schemas.microsoft.com/office/word/2010/wordprocessingDrawing" xmlns:wp="http://schemas.openxmlformats.org/drawingml/2006/wordprocessingDrawing" xmlns:w10="urn:schemas-microsoft-com:office:word" xmlns:w="http://schemas.openxmlformats.org/wordprocessingml/2006/main" xmlns:w14="http://schemas.microsoft.com/office/word/2010/wordml" xmlns:w15="http://schemas.microsoft.com/office/word/2012/wordml" xmlns:w16cex="http://schemas.microsoft.com/office/word/2018/wordml/cex" xmlns:w16cid="http://schemas.microsoft.com/office/word/2016/wordml/cid" xmlns:w16="http://schemas.microsoft.com/office/word/2018/wordml" xmlns:w16sdtdh="http://schemas.microsoft.com/office/word/2020/wordml/sdtdatahash" xmlns:w16se="http://schemas.microsoft.com/office/word/2015/wordml/symex" xmlns:wpg="http://schemas.microsoft.com/office/word/2010/wordprocessingGroup" xmlns:wpi="http://schemas.microsoft.com/office/word/2010/wordprocessingInk" xmlns:wne="http://schemas.microsoft.com/office/word/2006/wordml" xmlns:wps="http://schemas.microsoft.com/office/word/2010/wordprocessingShape" mc:Ignorable="w14 w15 w16se w16cid w16 w16cex w16sdtdh wp14">
+<w:ftr xmlns:wpc="http://schemas.microsoft.com/office/word/2010/wordprocessingCanvas" xmlns:cx="http://schemas.microsoft.com/office/drawing/2014/chartex" xmlns:cx1="http://schemas.microsoft.com/office/drawing/2015/9/8/chartex" xmlns:cx2="http://schemas.microsoft.com/office/drawing/2015/10/21/chartex" xmlns:cx3="http://schemas.microsoft.com/office/drawing/2016/5/9/chartex" xmlns:cx4="http://schemas.microsoft.com/office/drawing/2016/5/10/chartex" xmlns:cx5="http://schemas.microsoft.com/office/drawing/2016/5/11/chartex" xmlns:cx6="http://schemas.microsoft.com/office/drawing/2016/5/12/chartex" xmlns:cx7="http://schemas.microsoft.com/office/drawing/2016/5/13/chartex" xmlns:cx8="http://schemas.microsoft.com/office/drawing/2016/5/14/chartex" xmlns:mc="http://schemas.openxmlformats.org/markup-compatibility/2006" xmlns:aink="http://schemas.microsoft.com/office/drawing/2016/ink" xmlns:am3d="http://schemas.microsoft.com/office/drawing/2017/model3d" xmlns:o="urn:schemas-microsoft-com:office:office" xmlns:oel="http://schemas.microsoft.com/office/2019/extlst" xmlns:r="http://schemas.openxmlformats.org/officeDocument/2006/relationships" xmlns:m="http://schemas.openxmlformats.org/officeDocument/2006/math" xmlns:v="urn:schemas-microsoft-com:vml" xmlns:wp14="http://schemas.microsoft.com/office/word/2010/wordprocessingDrawing" xmlns:wp="http://schemas.openxmlformats.org/drawingml/2006/wordprocessingDrawing" xmlns:w10="urn:schemas-microsoft-com:office:word" xmlns:w="http://schemas.openxmlformats.org/wordprocessingml/2006/main" xmlns:w14="http://schemas.microsoft.com/office/word/2010/wordml" xmlns:w15="http://schemas.microsoft.com/office/word/2012/wordml" xmlns:w16cex="http://schemas.microsoft.com/office/word/2018/wordml/cex" xmlns:w16cid="http://schemas.microsoft.com/office/word/2016/wordml/cid" xmlns:w16="http://schemas.microsoft.com/office/word/2018/wordml" xmlns:w16du="http://schemas.microsoft.com/office/word/2023/wordml/word16du" xmlns:w16sdtdh="http://schemas.microsoft.com/office/word/2020/wordml/sdtdatahash" xmlns:w16sdtfl="http://schemas.microsoft.com/office/word/2024/wordml/sdtformatlock" xmlns:w16se="http://schemas.microsoft.com/office/word/2015/wordml/symex" xmlns:wpg="http://schemas.microsoft.com/office/word/2010/wordprocessingGroup" xmlns:wpi="http://schemas.microsoft.com/office/word/2010/wordprocessingInk" xmlns:wne="http://schemas.microsoft.com/office/word/2006/wordml" xmlns:wps="http://schemas.microsoft.com/office/word/2010/wordprocessingShape" mc:Ignorable="w14 w15 w16se w16cid w16 w16cex w16sdtdh w16sdtfl w16du wp14">
   <w:p>
     <w:pPr>
       <w:pBdr>
@@ -14492,7 +14552,7 @@
 </file>
 
 <file path=word/footer2.xml><?xml version="1.0" encoding="utf-8"?>
-<w:ftr xmlns:wpc="http://schemas.microsoft.com/office/word/2010/wordprocessingCanvas" xmlns:cx="http://schemas.microsoft.com/office/drawing/2014/chartex" xmlns:cx1="http://schemas.microsoft.com/office/drawing/2015/9/8/chartex" xmlns:cx2="http://schemas.microsoft.com/office/drawing/2015/10/21/chartex" xmlns:cx3="http://schemas.microsoft.com/office/drawing/2016/5/9/chartex" xmlns:cx4="http://schemas.microsoft.com/office/drawing/2016/5/10/chartex" xmlns:cx5="http://schemas.microsoft.com/office/drawing/2016/5/11/chartex" xmlns:cx6="http://schemas.microsoft.com/office/drawing/2016/5/12/chartex" xmlns:cx7="http://schemas.microsoft.com/office/drawing/2016/5/13/chartex" xmlns:cx8="http://schemas.microsoft.com/office/drawing/2016/5/14/chartex" xmlns:mc="http://schemas.openxmlformats.org/markup-compatibility/2006" xmlns:aink="http://schemas.microsoft.com/office/drawing/2016/ink" xmlns:am3d="http://schemas.microsoft.com/office/drawing/2017/model3d" xmlns:o="urn:schemas-microsoft-com:office:office" xmlns:oel="http://schemas.microsoft.com/office/2019/extlst" xmlns:r="http://schemas.openxmlformats.org/officeDocument/2006/relationships" xmlns:m="http://schemas.openxmlformats.org/officeDocument/2006/math" xmlns:v="urn:schemas-microsoft-com:vml" xmlns:wp14="http://schemas.microsoft.com/office/word/2010/wordprocessingDrawing" xmlns:wp="http://schemas.openxmlformats.org/drawingml/2006/wordprocessingDrawing" xmlns:w10="urn:schemas-microsoft-com:office:word" xmlns:w="http://schemas.openxmlformats.org/wordprocessingml/2006/main" xmlns:w14="http://schemas.microsoft.com/office/word/2010/wordml" xmlns:w15="http://schemas.microsoft.com/office/word/2012/wordml" xmlns:w16cex="http://schemas.microsoft.com/office/word/2018/wordml/cex" xmlns:w16cid="http://schemas.microsoft.com/office/word/2016/wordml/cid" xmlns:w16="http://schemas.microsoft.com/office/word/2018/wordml" xmlns:w16sdtdh="http://schemas.microsoft.com/office/word/2020/wordml/sdtdatahash" xmlns:w16se="http://schemas.microsoft.com/office/word/2015/wordml/symex" xmlns:wpg="http://schemas.microsoft.com/office/word/2010/wordprocessingGroup" xmlns:wpi="http://schemas.microsoft.com/office/word/2010/wordprocessingInk" xmlns:wne="http://schemas.microsoft.com/office/word/2006/wordml" xmlns:wps="http://schemas.microsoft.com/office/word/2010/wordprocessingShape" mc:Ignorable="w14 w15 w16se w16cid w16 w16cex w16sdtdh wp14">
+<w:ftr xmlns:wpc="http://schemas.microsoft.com/office/word/2010/wordprocessingCanvas" xmlns:cx="http://schemas.microsoft.com/office/drawing/2014/chartex" xmlns:cx1="http://schemas.microsoft.com/office/drawing/2015/9/8/chartex" xmlns:cx2="http://schemas.microsoft.com/office/drawing/2015/10/21/chartex" xmlns:cx3="http://schemas.microsoft.com/office/drawing/2016/5/9/chartex" xmlns:cx4="http://schemas.microsoft.com/office/drawing/2016/5/10/chartex" xmlns:cx5="http://schemas.microsoft.com/office/drawing/2016/5/11/chartex" xmlns:cx6="http://schemas.microsoft.com/office/drawing/2016/5/12/chartex" xmlns:cx7="http://schemas.microsoft.com/office/drawing/2016/5/13/chartex" xmlns:cx8="http://schemas.microsoft.com/office/drawing/2016/5/14/chartex" xmlns:mc="http://schemas.openxmlformats.org/markup-compatibility/2006" xmlns:aink="http://schemas.microsoft.com/office/drawing/2016/ink" xmlns:am3d="http://schemas.microsoft.com/office/drawing/2017/model3d" xmlns:o="urn:schemas-microsoft-com:office:office" xmlns:oel="http://schemas.microsoft.com/office/2019/extlst" xmlns:r="http://schemas.openxmlformats.org/officeDocument/2006/relationships" xmlns:m="http://schemas.openxmlformats.org/officeDocument/2006/math" xmlns:v="urn:schemas-microsoft-com:vml" xmlns:wp14="http://schemas.microsoft.com/office/word/2010/wordprocessingDrawing" xmlns:wp="http://schemas.openxmlformats.org/drawingml/2006/wordprocessingDrawing" xmlns:w10="urn:schemas-microsoft-com:office:word" xmlns:w="http://schemas.openxmlformats.org/wordprocessingml/2006/main" xmlns:w14="http://schemas.microsoft.com/office/word/2010/wordml" xmlns:w15="http://schemas.microsoft.com/office/word/2012/wordml" xmlns:w16cex="http://schemas.microsoft.com/office/word/2018/wordml/cex" xmlns:w16cid="http://schemas.microsoft.com/office/word/2016/wordml/cid" xmlns:w16="http://schemas.microsoft.com/office/word/2018/wordml" xmlns:w16du="http://schemas.microsoft.com/office/word/2023/wordml/word16du" xmlns:w16sdtdh="http://schemas.microsoft.com/office/word/2020/wordml/sdtdatahash" xmlns:w16sdtfl="http://schemas.microsoft.com/office/word/2024/wordml/sdtformatlock" xmlns:w16se="http://schemas.microsoft.com/office/word/2015/wordml/symex" xmlns:wpg="http://schemas.microsoft.com/office/word/2010/wordprocessingGroup" xmlns:wpi="http://schemas.microsoft.com/office/word/2010/wordprocessingInk" xmlns:wne="http://schemas.microsoft.com/office/word/2006/wordml" xmlns:wps="http://schemas.microsoft.com/office/word/2010/wordprocessingShape" mc:Ignorable="w14 w15 w16se w16cid w16 w16cex w16sdtdh w16sdtfl w16du wp14">
   <w:p>
     <w:pPr>
       <w:pBdr>
@@ -14567,7 +14627,7 @@
 </file>
 
 <file path=word/footnotes.xml><?xml version="1.0" encoding="utf-8"?>
-<w:footnotes xmlns:wpc="http://schemas.microsoft.com/office/word/2010/wordprocessingCanvas" xmlns:cx="http://schemas.microsoft.com/office/drawing/2014/chartex" xmlns:cx1="http://schemas.microsoft.com/office/drawing/2015/9/8/chartex" xmlns:cx2="http://schemas.microsoft.com/office/drawing/2015/10/21/chartex" xmlns:cx3="http://schemas.microsoft.com/office/drawing/2016/5/9/chartex" xmlns:cx4="http://schemas.microsoft.com/office/drawing/2016/5/10/chartex" xmlns:cx5="http://schemas.microsoft.com/office/drawing/2016/5/11/chartex" xmlns:cx6="http://schemas.microsoft.com/office/drawing/2016/5/12/chartex" xmlns:cx7="http://schemas.microsoft.com/office/drawing/2016/5/13/chartex" xmlns:cx8="http://schemas.microsoft.com/office/drawing/2016/5/14/chartex" xmlns:mc="http://schemas.openxmlformats.org/markup-compatibility/2006" xmlns:aink="http://schemas.microsoft.com/office/drawing/2016/ink" xmlns:am3d="http://schemas.microsoft.com/office/drawing/2017/model3d" xmlns:o="urn:schemas-microsoft-com:office:office" xmlns:oel="http://schemas.microsoft.com/office/2019/extlst" xmlns:r="http://schemas.openxmlformats.org/officeDocument/2006/relationships" xmlns:m="http://schemas.openxmlformats.org/officeDocument/2006/math" xmlns:v="urn:schemas-microsoft-com:vml" xmlns:wp14="http://schemas.microsoft.com/office/word/2010/wordprocessingDrawing" xmlns:wp="http://schemas.openxmlformats.org/drawingml/2006/wordprocessingDrawing" xmlns:w10="urn:schemas-microsoft-com:office:word" xmlns:w="http://schemas.openxmlformats.org/wordprocessingml/2006/main" xmlns:w14="http://schemas.microsoft.com/office/word/2010/wordml" xmlns:w15="http://schemas.microsoft.com/office/word/2012/wordml" xmlns:w16cex="http://schemas.microsoft.com/office/word/2018/wordml/cex" xmlns:w16cid="http://schemas.microsoft.com/office/word/2016/wordml/cid" xmlns:w16="http://schemas.microsoft.com/office/word/2018/wordml" xmlns:w16sdtdh="http://schemas.microsoft.com/office/word/2020/wordml/sdtdatahash" xmlns:w16se="http://schemas.microsoft.com/office/word/2015/wordml/symex" xmlns:wpg="http://schemas.microsoft.com/office/word/2010/wordprocessingGroup" xmlns:wpi="http://schemas.microsoft.com/office/word/2010/wordprocessingInk" xmlns:wne="http://schemas.microsoft.com/office/word/2006/wordml" xmlns:wps="http://schemas.microsoft.com/office/word/2010/wordprocessingShape" mc:Ignorable="w14 w15 w16se w16cid w16 w16cex w16sdtdh wp14">
+<w:footnotes xmlns:wpc="http://schemas.microsoft.com/office/word/2010/wordprocessingCanvas" xmlns:cx="http://schemas.microsoft.com/office/drawing/2014/chartex" xmlns:cx1="http://schemas.microsoft.com/office/drawing/2015/9/8/chartex" xmlns:cx2="http://schemas.microsoft.com/office/drawing/2015/10/21/chartex" xmlns:cx3="http://schemas.microsoft.com/office/drawing/2016/5/9/chartex" xmlns:cx4="http://schemas.microsoft.com/office/drawing/2016/5/10/chartex" xmlns:cx5="http://schemas.microsoft.com/office/drawing/2016/5/11/chartex" xmlns:cx6="http://schemas.microsoft.com/office/drawing/2016/5/12/chartex" xmlns:cx7="http://schemas.microsoft.com/office/drawing/2016/5/13/chartex" xmlns:cx8="http://schemas.microsoft.com/office/drawing/2016/5/14/chartex" xmlns:mc="http://schemas.openxmlformats.org/markup-compatibility/2006" xmlns:aink="http://schemas.microsoft.com/office/drawing/2016/ink" xmlns:am3d="http://schemas.microsoft.com/office/drawing/2017/model3d" xmlns:o="urn:schemas-microsoft-com:office:office" xmlns:oel="http://schemas.microsoft.com/office/2019/extlst" xmlns:r="http://schemas.openxmlformats.org/officeDocument/2006/relationships" xmlns:m="http://schemas.openxmlformats.org/officeDocument/2006/math" xmlns:v="urn:schemas-microsoft-com:vml" xmlns:wp14="http://schemas.microsoft.com/office/word/2010/wordprocessingDrawing" xmlns:wp="http://schemas.openxmlformats.org/drawingml/2006/wordprocessingDrawing" xmlns:w10="urn:schemas-microsoft-com:office:word" xmlns:w="http://schemas.openxmlformats.org/wordprocessingml/2006/main" xmlns:w14="http://schemas.microsoft.com/office/word/2010/wordml" xmlns:w15="http://schemas.microsoft.com/office/word/2012/wordml" xmlns:w16cex="http://schemas.microsoft.com/office/word/2018/wordml/cex" xmlns:w16cid="http://schemas.microsoft.com/office/word/2016/wordml/cid" xmlns:w16="http://schemas.microsoft.com/office/word/2018/wordml" xmlns:w16du="http://schemas.microsoft.com/office/word/2023/wordml/word16du" xmlns:w16sdtdh="http://schemas.microsoft.com/office/word/2020/wordml/sdtdatahash" xmlns:w16sdtfl="http://schemas.microsoft.com/office/word/2024/wordml/sdtformatlock" xmlns:w16se="http://schemas.microsoft.com/office/word/2015/wordml/symex" xmlns:wpg="http://schemas.microsoft.com/office/word/2010/wordprocessingGroup" xmlns:wpi="http://schemas.microsoft.com/office/word/2010/wordprocessingInk" xmlns:wne="http://schemas.microsoft.com/office/word/2006/wordml" xmlns:wps="http://schemas.microsoft.com/office/word/2010/wordprocessingShape" mc:Ignorable="w14 w15 w16se w16cid w16 w16cex w16sdtdh w16sdtfl w16du wp14">
   <w:footnote w:type="separator" w:id="-1">
     <w:p>
       <w:pPr>
@@ -14592,7 +14652,7 @@
 </file>
 
 <file path=word/header1.xml><?xml version="1.0" encoding="utf-8"?>
-<w:hdr xmlns:wpc="http://schemas.microsoft.com/office/word/2010/wordprocessingCanvas" xmlns:cx="http://schemas.microsoft.com/office/drawing/2014/chartex" xmlns:cx1="http://schemas.microsoft.com/office/drawing/2015/9/8/chartex" xmlns:cx2="http://schemas.microsoft.com/office/drawing/2015/10/21/chartex" xmlns:cx3="http://schemas.microsoft.com/office/drawing/2016/5/9/chartex" xmlns:cx4="http://schemas.microsoft.com/office/drawing/2016/5/10/chartex" xmlns:cx5="http://schemas.microsoft.com/office/drawing/2016/5/11/chartex" xmlns:cx6="http://schemas.microsoft.com/office/drawing/2016/5/12/chartex" xmlns:cx7="http://schemas.microsoft.com/office/drawing/2016/5/13/chartex" xmlns:cx8="http://schemas.microsoft.com/office/drawing/2016/5/14/chartex" xmlns:mc="http://schemas.openxmlformats.org/markup-compatibility/2006" xmlns:aink="http://schemas.microsoft.com/office/drawing/2016/ink" xmlns:am3d="http://schemas.microsoft.com/office/drawing/2017/model3d" xmlns:o="urn:schemas-microsoft-com:office:office" xmlns:oel="http://schemas.microsoft.com/office/2019/extlst" xmlns:r="http://schemas.openxmlformats.org/officeDocument/2006/relationships" xmlns:m="http://schemas.openxmlformats.org/officeDocument/2006/math" xmlns:v="urn:schemas-microsoft-com:vml" xmlns:wp14="http://schemas.microsoft.com/office/word/2010/wordprocessingDrawing" xmlns:wp="http://schemas.openxmlformats.org/drawingml/2006/wordprocessingDrawing" xmlns:w10="urn:schemas-microsoft-com:office:word" xmlns:w="http://schemas.openxmlformats.org/wordprocessingml/2006/main" xmlns:w14="http://schemas.microsoft.com/office/word/2010/wordml" xmlns:w15="http://schemas.microsoft.com/office/word/2012/wordml" xmlns:w16cex="http://schemas.microsoft.com/office/word/2018/wordml/cex" xmlns:w16cid="http://schemas.microsoft.com/office/word/2016/wordml/cid" xmlns:w16="http://schemas.microsoft.com/office/word/2018/wordml" xmlns:w16sdtdh="http://schemas.microsoft.com/office/word/2020/wordml/sdtdatahash" xmlns:w16se="http://schemas.microsoft.com/office/word/2015/wordml/symex" xmlns:wpg="http://schemas.microsoft.com/office/word/2010/wordprocessingGroup" xmlns:wpi="http://schemas.microsoft.com/office/word/2010/wordprocessingInk" xmlns:wne="http://schemas.microsoft.com/office/word/2006/wordml" xmlns:wps="http://schemas.microsoft.com/office/word/2010/wordprocessingShape" mc:Ignorable="w14 w15 w16se w16cid w16 w16cex w16sdtdh wp14">
+<w:hdr xmlns:wpc="http://schemas.microsoft.com/office/word/2010/wordprocessingCanvas" xmlns:cx="http://schemas.microsoft.com/office/drawing/2014/chartex" xmlns:cx1="http://schemas.microsoft.com/office/drawing/2015/9/8/chartex" xmlns:cx2="http://schemas.microsoft.com/office/drawing/2015/10/21/chartex" xmlns:cx3="http://schemas.microsoft.com/office/drawing/2016/5/9/chartex" xmlns:cx4="http://schemas.microsoft.com/office/drawing/2016/5/10/chartex" xmlns:cx5="http://schemas.microsoft.com/office/drawing/2016/5/11/chartex" xmlns:cx6="http://schemas.microsoft.com/office/drawing/2016/5/12/chartex" xmlns:cx7="http://schemas.microsoft.com/office/drawing/2016/5/13/chartex" xmlns:cx8="http://schemas.microsoft.com/office/drawing/2016/5/14/chartex" xmlns:mc="http://schemas.openxmlformats.org/markup-compatibility/2006" xmlns:aink="http://schemas.microsoft.com/office/drawing/2016/ink" xmlns:am3d="http://schemas.microsoft.com/office/drawing/2017/model3d" xmlns:o="urn:schemas-microsoft-com:office:office" xmlns:oel="http://schemas.microsoft.com/office/2019/extlst" xmlns:r="http://schemas.openxmlformats.org/officeDocument/2006/relationships" xmlns:m="http://schemas.openxmlformats.org/officeDocument/2006/math" xmlns:v="urn:schemas-microsoft-com:vml" xmlns:wp14="http://schemas.microsoft.com/office/word/2010/wordprocessingDrawing" xmlns:wp="http://schemas.openxmlformats.org/drawingml/2006/wordprocessingDrawing" xmlns:w10="urn:schemas-microsoft-com:office:word" xmlns:w="http://schemas.openxmlformats.org/wordprocessingml/2006/main" xmlns:w14="http://schemas.microsoft.com/office/word/2010/wordml" xmlns:w15="http://schemas.microsoft.com/office/word/2012/wordml" xmlns:w16cex="http://schemas.microsoft.com/office/word/2018/wordml/cex" xmlns:w16cid="http://schemas.microsoft.com/office/word/2016/wordml/cid" xmlns:w16="http://schemas.microsoft.com/office/word/2018/wordml" xmlns:w16du="http://schemas.microsoft.com/office/word/2023/wordml/word16du" xmlns:w16sdtdh="http://schemas.microsoft.com/office/word/2020/wordml/sdtdatahash" xmlns:w16sdtfl="http://schemas.microsoft.com/office/word/2024/wordml/sdtformatlock" xmlns:w16se="http://schemas.microsoft.com/office/word/2015/wordml/symex" xmlns:wpg="http://schemas.microsoft.com/office/word/2010/wordprocessingGroup" xmlns:wpi="http://schemas.microsoft.com/office/word/2010/wordprocessingInk" xmlns:wne="http://schemas.microsoft.com/office/word/2006/wordml" xmlns:wps="http://schemas.microsoft.com/office/word/2010/wordprocessingShape" mc:Ignorable="w14 w15 w16se w16cid w16 w16cex w16sdtdh w16sdtfl w16du wp14">
   <w:p>
     <w:pPr>
       <w:pStyle w:val="lfej"/>
@@ -14602,7 +14662,7 @@
 </file>
 
 <file path=word/numbering.xml><?xml version="1.0" encoding="utf-8"?>
-<w:numbering xmlns:wpc="http://schemas.microsoft.com/office/word/2010/wordprocessingCanvas" xmlns:cx="http://schemas.microsoft.com/office/drawing/2014/chartex" xmlns:cx1="http://schemas.microsoft.com/office/drawing/2015/9/8/chartex" xmlns:cx2="http://schemas.microsoft.com/office/drawing/2015/10/21/chartex" xmlns:cx3="http://schemas.microsoft.com/office/drawing/2016/5/9/chartex" xmlns:cx4="http://schemas.microsoft.com/office/drawing/2016/5/10/chartex" xmlns:cx5="http://schemas.microsoft.com/office/drawing/2016/5/11/chartex" xmlns:cx6="http://schemas.microsoft.com/office/drawing/2016/5/12/chartex" xmlns:cx7="http://schemas.microsoft.com/office/drawing/2016/5/13/chartex" xmlns:cx8="http://schemas.microsoft.com/office/drawing/2016/5/14/chartex" xmlns:mc="http://schemas.openxmlformats.org/markup-compatibility/2006" xmlns:aink="http://schemas.microsoft.com/office/drawing/2016/ink" xmlns:am3d="http://schemas.microsoft.com/office/drawing/2017/model3d" xmlns:o="urn:schemas-microsoft-com:office:office" xmlns:oel="http://schemas.microsoft.com/office/2019/extlst" xmlns:r="http://schemas.openxmlformats.org/officeDocument/2006/relationships" xmlns:m="http://schemas.openxmlformats.org/officeDocument/2006/math" xmlns:v="urn:schemas-microsoft-com:vml" xmlns:wp14="http://schemas.microsoft.com/office/word/2010/wordprocessingDrawing" xmlns:wp="http://schemas.openxmlformats.org/drawingml/2006/wordprocessingDrawing" xmlns:w10="urn:schemas-microsoft-com:office:word" xmlns:w="http://schemas.openxmlformats.org/wordprocessingml/2006/main" xmlns:w14="http://schemas.microsoft.com/office/word/2010/wordml" xmlns:w15="http://schemas.microsoft.com/office/word/2012/wordml" xmlns:w16cex="http://schemas.microsoft.com/office/word/2018/wordml/cex" xmlns:w16cid="http://schemas.microsoft.com/office/word/2016/wordml/cid" xmlns:w16="http://schemas.microsoft.com/office/word/2018/wordml" xmlns:w16sdtdh="http://schemas.microsoft.com/office/word/2020/wordml/sdtdatahash" xmlns:w16se="http://schemas.microsoft.com/office/word/2015/wordml/symex" xmlns:wpg="http://schemas.microsoft.com/office/word/2010/wordprocessingGroup" xmlns:wpi="http://schemas.microsoft.com/office/word/2010/wordprocessingInk" xmlns:wne="http://schemas.microsoft.com/office/word/2006/wordml" xmlns:wps="http://schemas.microsoft.com/office/word/2010/wordprocessingShape" mc:Ignorable="w14 w15 w16se w16cid w16 w16cex w16sdtdh wp14">
+<w:numbering xmlns:wpc="http://schemas.microsoft.com/office/word/2010/wordprocessingCanvas" xmlns:cx="http://schemas.microsoft.com/office/drawing/2014/chartex" xmlns:cx1="http://schemas.microsoft.com/office/drawing/2015/9/8/chartex" xmlns:cx2="http://schemas.microsoft.com/office/drawing/2015/10/21/chartex" xmlns:cx3="http://schemas.microsoft.com/office/drawing/2016/5/9/chartex" xmlns:cx4="http://schemas.microsoft.com/office/drawing/2016/5/10/chartex" xmlns:cx5="http://schemas.microsoft.com/office/drawing/2016/5/11/chartex" xmlns:cx6="http://schemas.microsoft.com/office/drawing/2016/5/12/chartex" xmlns:cx7="http://schemas.microsoft.com/office/drawing/2016/5/13/chartex" xmlns:cx8="http://schemas.microsoft.com/office/drawing/2016/5/14/chartex" xmlns:mc="http://schemas.openxmlformats.org/markup-compatibility/2006" xmlns:aink="http://schemas.microsoft.com/office/drawing/2016/ink" xmlns:am3d="http://schemas.microsoft.com/office/drawing/2017/model3d" xmlns:o="urn:schemas-microsoft-com:office:office" xmlns:oel="http://schemas.microsoft.com/office/2019/extlst" xmlns:r="http://schemas.openxmlformats.org/officeDocument/2006/relationships" xmlns:m="http://schemas.openxmlformats.org/officeDocument/2006/math" xmlns:v="urn:schemas-microsoft-com:vml" xmlns:wp14="http://schemas.microsoft.com/office/word/2010/wordprocessingDrawing" xmlns:wp="http://schemas.openxmlformats.org/drawingml/2006/wordprocessingDrawing" xmlns:w10="urn:schemas-microsoft-com:office:word" xmlns:w="http://schemas.openxmlformats.org/wordprocessingml/2006/main" xmlns:w14="http://schemas.microsoft.com/office/word/2010/wordml" xmlns:w15="http://schemas.microsoft.com/office/word/2012/wordml" xmlns:w16cex="http://schemas.microsoft.com/office/word/2018/wordml/cex" xmlns:w16cid="http://schemas.microsoft.com/office/word/2016/wordml/cid" xmlns:w16="http://schemas.microsoft.com/office/word/2018/wordml" xmlns:w16du="http://schemas.microsoft.com/office/word/2023/wordml/word16du" xmlns:w16sdtdh="http://schemas.microsoft.com/office/word/2020/wordml/sdtdatahash" xmlns:w16sdtfl="http://schemas.microsoft.com/office/word/2024/wordml/sdtformatlock" xmlns:w16se="http://schemas.microsoft.com/office/word/2015/wordml/symex" xmlns:wpg="http://schemas.microsoft.com/office/word/2010/wordprocessingGroup" xmlns:wpi="http://schemas.microsoft.com/office/word/2010/wordprocessingInk" xmlns:wne="http://schemas.microsoft.com/office/word/2006/wordml" xmlns:wps="http://schemas.microsoft.com/office/word/2010/wordprocessingShape" mc:Ignorable="w14 w15 w16se w16cid w16 w16cex w16sdtdh w16sdtfl w16du wp14">
   <w:abstractNum w:abstractNumId="0" w15:restartNumberingAfterBreak="0">
     <w:nsid w:val="06D12DC5"/>
     <w:multiLevelType w:val="multilevel"/>
@@ -19981,7 +20041,7 @@
 </file>
 
 <file path=word/styles.xml><?xml version="1.0" encoding="utf-8"?>
-<w:styles xmlns:mc="http://schemas.openxmlformats.org/markup-compatibility/2006" xmlns:r="http://schemas.openxmlformats.org/officeDocument/2006/relationships" xmlns:w="http://schemas.openxmlformats.org/wordprocessingml/2006/main" xmlns:w14="http://schemas.microsoft.com/office/word/2010/wordml" xmlns:w15="http://schemas.microsoft.com/office/word/2012/wordml" xmlns:w16cex="http://schemas.microsoft.com/office/word/2018/wordml/cex" xmlns:w16cid="http://schemas.microsoft.com/office/word/2016/wordml/cid" xmlns:w16="http://schemas.microsoft.com/office/word/2018/wordml" xmlns:w16sdtdh="http://schemas.microsoft.com/office/word/2020/wordml/sdtdatahash" xmlns:w16se="http://schemas.microsoft.com/office/word/2015/wordml/symex" mc:Ignorable="w14 w15 w16se w16cid w16 w16cex w16sdtdh">
+<w:styles xmlns:mc="http://schemas.openxmlformats.org/markup-compatibility/2006" xmlns:r="http://schemas.openxmlformats.org/officeDocument/2006/relationships" xmlns:w="http://schemas.openxmlformats.org/wordprocessingml/2006/main" xmlns:w14="http://schemas.microsoft.com/office/word/2010/wordml" xmlns:w15="http://schemas.microsoft.com/office/word/2012/wordml" xmlns:w16cex="http://schemas.microsoft.com/office/word/2018/wordml/cex" xmlns:w16cid="http://schemas.microsoft.com/office/word/2016/wordml/cid" xmlns:w16="http://schemas.microsoft.com/office/word/2018/wordml" xmlns:w16du="http://schemas.microsoft.com/office/word/2023/wordml/word16du" xmlns:w16sdtdh="http://schemas.microsoft.com/office/word/2020/wordml/sdtdatahash" xmlns:w16sdtfl="http://schemas.microsoft.com/office/word/2024/wordml/sdtformatlock" xmlns:w16se="http://schemas.microsoft.com/office/word/2015/wordml/symex" mc:Ignorable="w14 w15 w16se w16cid w16 w16cex w16sdtdh w16sdtfl w16du">
   <w:docDefaults>
     <w:rPrDefault>
       <w:rPr>

--- a/Rendelotablet Dokumentáció.docx
+++ b/Rendelotablet Dokumentáció.docx
@@ -281,7 +281,7 @@
         <w:jc w:val="both"/>
       </w:pPr>
       <w:bookmarkStart w:id="0" w:name="_y4qkgqr2muho" w:colFirst="0" w:colLast="0"/>
-      <w:bookmarkStart w:id="1" w:name="_Toc228209979"/>
+      <w:bookmarkStart w:id="1" w:name="_Toc228211525"/>
       <w:bookmarkEnd w:id="0"/>
       <w:r>
         <w:lastRenderedPageBreak/>
@@ -314,7 +314,7 @@
         <w:spacing w:line="360" w:lineRule="auto"/>
         <w:jc w:val="both"/>
       </w:pPr>
-      <w:bookmarkStart w:id="2" w:name="_Toc228209980"/>
+      <w:bookmarkStart w:id="2" w:name="_Toc228211526"/>
       <w:r>
         <w:t>Szoftver célja</w:t>
       </w:r>
@@ -370,7 +370,7 @@
         <w:spacing w:line="360" w:lineRule="auto"/>
         <w:jc w:val="both"/>
       </w:pPr>
-      <w:bookmarkStart w:id="3" w:name="_Toc228209981"/>
+      <w:bookmarkStart w:id="3" w:name="_Toc228211527"/>
       <w:r>
         <w:t>Célközönség:</w:t>
       </w:r>
@@ -388,7 +388,7 @@
         <w:spacing w:line="360" w:lineRule="auto"/>
         <w:jc w:val="both"/>
       </w:pPr>
-      <w:bookmarkStart w:id="4" w:name="_Toc228209982"/>
+      <w:bookmarkStart w:id="4" w:name="_Toc228211528"/>
       <w:r>
         <w:t>Feladatok:</w:t>
       </w:r>
@@ -714,7 +714,7 @@
         <w:spacing w:line="360" w:lineRule="auto"/>
         <w:jc w:val="both"/>
       </w:pPr>
-      <w:bookmarkStart w:id="5" w:name="_Toc228209983"/>
+      <w:bookmarkStart w:id="5" w:name="_Toc228211529"/>
       <w:r>
         <w:lastRenderedPageBreak/>
         <w:t>Komponenseinek technikai leírása</w:t>
@@ -748,7 +748,7 @@
         <w:pStyle w:val="Cmsor3"/>
         <w:spacing w:line="360" w:lineRule="auto"/>
       </w:pPr>
-      <w:bookmarkStart w:id="6" w:name="_Toc228209984"/>
+      <w:bookmarkStart w:id="6" w:name="_Toc228211530"/>
       <w:r>
         <w:t>Frontend:</w:t>
       </w:r>
@@ -894,7 +894,7 @@
         <w:pStyle w:val="Cmsor3"/>
         <w:spacing w:line="360" w:lineRule="auto"/>
       </w:pPr>
-      <w:bookmarkStart w:id="7" w:name="_Toc228209985"/>
+      <w:bookmarkStart w:id="7" w:name="_Toc228211531"/>
       <w:r>
         <w:t>Backend:</w:t>
       </w:r>
@@ -1088,7 +1088,7 @@
         <w:pStyle w:val="Cmsor3"/>
         <w:spacing w:line="360" w:lineRule="auto"/>
       </w:pPr>
-      <w:bookmarkStart w:id="8" w:name="_Toc228209986"/>
+      <w:bookmarkStart w:id="8" w:name="_Toc228211532"/>
       <w:r>
         <w:rPr>
           <w:u w:val="single"/>
@@ -1225,7 +1225,7 @@
         <w:spacing w:line="360" w:lineRule="auto"/>
         <w:jc w:val="both"/>
       </w:pPr>
-      <w:bookmarkStart w:id="9" w:name="_Toc228209987"/>
+      <w:bookmarkStart w:id="9" w:name="_Toc228211533"/>
       <w:r>
         <w:t>Működésének műszaki feltételei</w:t>
       </w:r>
@@ -1257,7 +1257,7 @@
         <w:pStyle w:val="Cmsor2"/>
         <w:spacing w:line="360" w:lineRule="auto"/>
       </w:pPr>
-      <w:bookmarkStart w:id="10" w:name="_Toc228209988"/>
+      <w:bookmarkStart w:id="10" w:name="_Toc228211534"/>
       <w:r>
         <w:t>1. Hardveres eszközök</w:t>
       </w:r>
@@ -1304,7 +1304,7 @@
         <w:pStyle w:val="Cmsor2"/>
         <w:spacing w:line="360" w:lineRule="auto"/>
       </w:pPr>
-      <w:bookmarkStart w:id="11" w:name="_Toc228209989"/>
+      <w:bookmarkStart w:id="11" w:name="_Toc228211535"/>
       <w:r>
         <w:t>2. Hálózati infrastruktúra</w:t>
       </w:r>
@@ -1378,7 +1378,7 @@
         <w:pStyle w:val="Cmsor1"/>
         <w:spacing w:after="160" w:line="360" w:lineRule="auto"/>
       </w:pPr>
-      <w:bookmarkStart w:id="12" w:name="_Toc228209990"/>
+      <w:bookmarkStart w:id="12" w:name="_Toc228211536"/>
       <w:r>
         <w:t>Technológiai háttér:</w:t>
       </w:r>
@@ -1497,7 +1497,7 @@
         <w:spacing w:line="360" w:lineRule="auto"/>
         <w:jc w:val="both"/>
       </w:pPr>
-      <w:bookmarkStart w:id="13" w:name="_Toc228209991"/>
+      <w:bookmarkStart w:id="13" w:name="_Toc228211537"/>
       <w:r>
         <w:t>Használatának rövid bemutatása:</w:t>
       </w:r>
@@ -3338,7 +3338,7 @@
         <w:spacing w:line="360" w:lineRule="auto"/>
         <w:jc w:val="both"/>
       </w:pPr>
-      <w:bookmarkStart w:id="16" w:name="_Toc228209992"/>
+      <w:bookmarkStart w:id="16" w:name="_Toc228211538"/>
       <w:r>
         <w:lastRenderedPageBreak/>
         <w:t>Bejelentkezés</w:t>
@@ -3615,95 +3615,30 @@
         <w:jc w:val="both"/>
       </w:pPr>
       <w:bookmarkStart w:id="18" w:name="_ma0gjhbl1r31" w:colFirst="0" w:colLast="0"/>
-      <w:bookmarkStart w:id="19" w:name="_Toc228209993"/>
+      <w:bookmarkStart w:id="19" w:name="_Toc228211539"/>
       <w:bookmarkEnd w:id="18"/>
       <w:r>
-        <w:t>Adatbázis terv (ER modell):</w:t>
-      </w:r>
+        <w:t>Adatbázis terv (ER modell)</w:t>
+      </w:r>
+      <w:r>
+        <w:t xml:space="preserve"> </w:t>
+      </w:r>
+      <w:r>
+        <w:t>[Melléklet: 14. ábra]</w:t>
+      </w:r>
+      <w:r>
+        <w:t>:</w:t>
+      </w:r>
+      <w:bookmarkStart w:id="20" w:name="_s6frxd5jb8gp" w:colFirst="0" w:colLast="0"/>
       <w:bookmarkEnd w:id="19"/>
-    </w:p>
-    <w:p/>
-    <w:p>
-      <w:pPr>
-        <w:keepNext/>
-      </w:pPr>
-      <w:bookmarkStart w:id="20" w:name="_s6frxd5jb8gp" w:colFirst="0" w:colLast="0"/>
       <w:bookmarkEnd w:id="20"/>
-    </w:p>
-    <w:p>
-      <w:pPr>
-        <w:pStyle w:val="Kpalrs"/>
-        <w:spacing w:line="360" w:lineRule="auto"/>
-        <w:jc w:val="center"/>
-        <w:rPr>
-          <w:color w:val="000000" w:themeColor="text1"/>
-          <w:sz w:val="22"/>
-          <w:szCs w:val="22"/>
-        </w:rPr>
-      </w:pPr>
-      <w:r>
-        <w:rPr>
-          <w:color w:val="000000" w:themeColor="text1"/>
-          <w:sz w:val="22"/>
-          <w:szCs w:val="22"/>
-        </w:rPr>
-        <w:fldChar w:fldCharType="begin"/>
-      </w:r>
-      <w:r>
-        <w:rPr>
-          <w:color w:val="000000" w:themeColor="text1"/>
-          <w:sz w:val="22"/>
-          <w:szCs w:val="22"/>
-        </w:rPr>
-        <w:instrText xml:space="preserve"> SEQ Ábra \* ARABIC </w:instrText>
-      </w:r>
-      <w:r>
-        <w:rPr>
-          <w:color w:val="000000" w:themeColor="text1"/>
-          <w:sz w:val="22"/>
-          <w:szCs w:val="22"/>
-        </w:rPr>
-        <w:fldChar w:fldCharType="separate"/>
-      </w:r>
-      <w:r>
-        <w:rPr>
-          <w:noProof/>
-          <w:color w:val="000000" w:themeColor="text1"/>
-          <w:sz w:val="22"/>
-          <w:szCs w:val="22"/>
-        </w:rPr>
-        <w:t>14</w:t>
-      </w:r>
-      <w:r>
-        <w:rPr>
-          <w:noProof/>
-          <w:color w:val="000000" w:themeColor="text1"/>
-          <w:sz w:val="22"/>
-          <w:szCs w:val="22"/>
-        </w:rPr>
-        <w:fldChar w:fldCharType="end"/>
-      </w:r>
-      <w:r>
-        <w:rPr>
-          <w:color w:val="000000" w:themeColor="text1"/>
-          <w:sz w:val="22"/>
-          <w:szCs w:val="22"/>
-        </w:rPr>
-        <w:t>. Ábra ER modell</w:t>
-      </w:r>
-    </w:p>
-    <w:p/>
-    <w:p>
-      <w:r>
-        <w:t>-----------------------------------------------------------------------------------------------------------------</w:t>
-      </w:r>
     </w:p>
     <w:p>
       <w:pPr>
         <w:pStyle w:val="Cmsor2"/>
         <w:spacing w:line="360" w:lineRule="auto"/>
       </w:pPr>
-      <w:bookmarkStart w:id="21" w:name="_Toc228209994"/>
+      <w:bookmarkStart w:id="21" w:name="_Toc228211540"/>
       <w:r>
         <w:t>Táblák és mezők:</w:t>
       </w:r>
@@ -3925,7 +3860,6 @@
         <w:spacing w:after="240"/>
       </w:pPr>
       <w:r>
-        <w:lastRenderedPageBreak/>
         <w:t>munka: Logikai érték, amely jelzi, hogy a pincér éppen aktív műszakban van-e, ennek az alapértelmezett értéke: 0.</w:t>
       </w:r>
     </w:p>
@@ -4003,6 +3937,7 @@
       </w:pPr>
       <w:proofErr w:type="spellStart"/>
       <w:r>
+        <w:lastRenderedPageBreak/>
         <w:t>tipus_nev</w:t>
       </w:r>
       <w:proofErr w:type="spellEnd"/>
@@ -4337,7 +4272,6 @@
           <w:sz w:val="28"/>
           <w:szCs w:val="28"/>
         </w:rPr>
-        <w:lastRenderedPageBreak/>
         <w:t xml:space="preserve">6. </w:t>
       </w:r>
       <w:proofErr w:type="spellStart"/>
@@ -4426,6 +4360,7 @@
           <w:i/>
           <w:iCs/>
         </w:rPr>
+        <w:lastRenderedPageBreak/>
         <w:t>termek_id</w:t>
       </w:r>
       <w:proofErr w:type="spellEnd"/>
@@ -4687,7 +4622,7 @@
         <w:spacing w:before="280" w:after="80" w:line="360" w:lineRule="auto"/>
         <w:jc w:val="both"/>
       </w:pPr>
-      <w:bookmarkStart w:id="30" w:name="_Toc228209995"/>
+      <w:bookmarkStart w:id="30" w:name="_Toc228211541"/>
       <w:r>
         <w:t>Entitások Közötti Kapcsolatok (Idegen Kulcsok)</w:t>
       </w:r>
@@ -4848,6 +4783,7 @@
         <w:spacing w:before="240" w:after="240"/>
       </w:pPr>
       <w:r>
+        <w:lastRenderedPageBreak/>
         <w:t xml:space="preserve">A </w:t>
       </w:r>
       <w:proofErr w:type="spellStart"/>
@@ -5195,7 +5131,7 @@
         <w:spacing w:before="360" w:after="80" w:line="360" w:lineRule="auto"/>
         <w:jc w:val="both"/>
       </w:pPr>
-      <w:bookmarkStart w:id="31" w:name="_Toc228209996"/>
+      <w:bookmarkStart w:id="31" w:name="_Toc228211542"/>
       <w:r>
         <w:t>A Backend Kontrollerek Működése és Végpontjai</w:t>
       </w:r>
@@ -5224,7 +5160,7 @@
           <w:szCs w:val="28"/>
         </w:rPr>
       </w:pPr>
-      <w:bookmarkStart w:id="32" w:name="_Toc228209997"/>
+      <w:bookmarkStart w:id="32" w:name="_Toc228211543"/>
       <w:r>
         <w:rPr>
           <w:i w:val="0"/>
@@ -5232,7 +5168,6 @@
           <w:sz w:val="28"/>
           <w:szCs w:val="28"/>
         </w:rPr>
-        <w:lastRenderedPageBreak/>
         <w:t xml:space="preserve">1. </w:t>
       </w:r>
       <w:proofErr w:type="spellStart"/>
@@ -5280,6 +5215,7 @@
           <w:b/>
           <w:bCs/>
         </w:rPr>
+        <w:lastRenderedPageBreak/>
         <w:t>Bejelentkezés (POST /</w:t>
       </w:r>
       <w:proofErr w:type="spellStart"/>
@@ -5441,7 +5377,7 @@
           <w:szCs w:val="28"/>
         </w:rPr>
       </w:pPr>
-      <w:bookmarkStart w:id="33" w:name="_Toc228209998"/>
+      <w:bookmarkStart w:id="33" w:name="_Toc228211544"/>
       <w:r>
         <w:rPr>
           <w:i w:val="0"/>
@@ -5625,7 +5561,7 @@
           <w:szCs w:val="28"/>
         </w:rPr>
       </w:pPr>
-      <w:bookmarkStart w:id="34" w:name="_Toc228209999"/>
+      <w:bookmarkStart w:id="34" w:name="_Toc228211545"/>
       <w:r>
         <w:rPr>
           <w:i w:val="0"/>
@@ -5699,7 +5635,6 @@
           <w:b/>
           <w:bCs/>
         </w:rPr>
-        <w:lastRenderedPageBreak/>
         <w:t>Kiterjesztett lekérdezés (GET /{</w:t>
       </w:r>
       <w:proofErr w:type="spellStart"/>
@@ -5800,6 +5735,7 @@
           <w:b/>
           <w:bCs/>
         </w:rPr>
+        <w:lastRenderedPageBreak/>
         <w:t>Adminisztráció (POST, PUT, DELETE):</w:t>
       </w:r>
       <w:r>
@@ -5821,7 +5757,7 @@
           <w:szCs w:val="28"/>
         </w:rPr>
       </w:pPr>
-      <w:bookmarkStart w:id="35" w:name="_Toc228210000"/>
+      <w:bookmarkStart w:id="35" w:name="_Toc228211546"/>
       <w:r>
         <w:rPr>
           <w:i w:val="0"/>
@@ -5937,7 +5873,7 @@
           <w:szCs w:val="28"/>
         </w:rPr>
       </w:pPr>
-      <w:bookmarkStart w:id="36" w:name="_Toc228210001"/>
+      <w:bookmarkStart w:id="36" w:name="_Toc228211547"/>
       <w:r>
         <w:rPr>
           <w:i w:val="0"/>
@@ -6100,7 +6036,7 @@
           <w:szCs w:val="28"/>
         </w:rPr>
       </w:pPr>
-      <w:bookmarkStart w:id="37" w:name="_Toc228210002"/>
+      <w:bookmarkStart w:id="37" w:name="_Toc228211548"/>
       <w:r>
         <w:rPr>
           <w:i w:val="0"/>
@@ -6108,7 +6044,6 @@
           <w:sz w:val="28"/>
           <w:szCs w:val="28"/>
         </w:rPr>
-        <w:lastRenderedPageBreak/>
         <w:t xml:space="preserve">6. </w:t>
       </w:r>
       <w:proofErr w:type="spellStart"/>
@@ -6156,6 +6091,7 @@
           <w:b/>
           <w:bCs/>
         </w:rPr>
+        <w:lastRenderedPageBreak/>
         <w:t>Tételek felvitele (POST):</w:t>
       </w:r>
       <w:r>
@@ -6197,7 +6133,7 @@
           <w:szCs w:val="28"/>
         </w:rPr>
       </w:pPr>
-      <w:bookmarkStart w:id="38" w:name="_Toc228210003"/>
+      <w:bookmarkStart w:id="38" w:name="_Toc228211549"/>
       <w:r>
         <w:rPr>
           <w:i w:val="0"/>
@@ -6306,7 +6242,7 @@
           <w:szCs w:val="28"/>
         </w:rPr>
       </w:pPr>
-      <w:bookmarkStart w:id="39" w:name="_Toc228210004"/>
+      <w:bookmarkStart w:id="39" w:name="_Toc228211550"/>
       <w:r>
         <w:rPr>
           <w:i w:val="0"/>
@@ -6402,7 +6338,7 @@
           <w:szCs w:val="28"/>
         </w:rPr>
       </w:pPr>
-      <w:bookmarkStart w:id="40" w:name="_Toc228210005"/>
+      <w:bookmarkStart w:id="40" w:name="_Toc228211551"/>
       <w:r>
         <w:rPr>
           <w:i w:val="0"/>
@@ -6410,7 +6346,6 @@
           <w:sz w:val="28"/>
           <w:szCs w:val="28"/>
         </w:rPr>
-        <w:lastRenderedPageBreak/>
         <w:t xml:space="preserve">9. </w:t>
       </w:r>
       <w:proofErr w:type="spellStart"/>
@@ -6458,6 +6393,7 @@
           <w:b/>
           <w:bCs/>
         </w:rPr>
+        <w:lastRenderedPageBreak/>
         <w:t>Nyilvántartás (GET, POST, PUT, DELETE):</w:t>
       </w:r>
       <w:r>
@@ -6480,7 +6416,7 @@
         <w:spacing w:before="360" w:after="80" w:line="360" w:lineRule="auto"/>
         <w:jc w:val="both"/>
       </w:pPr>
-      <w:bookmarkStart w:id="41" w:name="_Toc228210006"/>
+      <w:bookmarkStart w:id="41" w:name="_Toc228211552"/>
       <w:r>
         <w:t>A Backend Unit Tesztelése és Minőségbiztosítása</w:t>
       </w:r>
@@ -6624,7 +6560,7 @@
           <w:szCs w:val="28"/>
         </w:rPr>
       </w:pPr>
-      <w:bookmarkStart w:id="42" w:name="_Toc228210007"/>
+      <w:bookmarkStart w:id="42" w:name="_Toc228211553"/>
       <w:r>
         <w:rPr>
           <w:i w:val="0"/>
@@ -6657,7 +6593,7 @@
         <w:keepLines w:val="0"/>
         <w:spacing w:line="360" w:lineRule="auto"/>
       </w:pPr>
-      <w:bookmarkStart w:id="43" w:name="_Toc228210008"/>
+      <w:bookmarkStart w:id="43" w:name="_Toc228211554"/>
       <w:r>
         <w:t xml:space="preserve">1. </w:t>
       </w:r>
@@ -6715,7 +6651,6 @@
           <w:b/>
           <w:bCs/>
         </w:rPr>
-        <w:lastRenderedPageBreak/>
         <w:t>Hibakezelés (404):</w:t>
       </w:r>
       <w:r>
@@ -6743,6 +6678,7 @@
           <w:b/>
           <w:bCs/>
         </w:rPr>
+        <w:lastRenderedPageBreak/>
         <w:t>Validációs hibák (400):</w:t>
       </w:r>
       <w:r>
@@ -6772,7 +6708,7 @@
         <w:keepLines w:val="0"/>
         <w:spacing w:line="360" w:lineRule="auto"/>
       </w:pPr>
-      <w:bookmarkStart w:id="44" w:name="_Toc228210009"/>
+      <w:bookmarkStart w:id="44" w:name="_Toc228211555"/>
       <w:r>
         <w:t xml:space="preserve">2. </w:t>
       </w:r>
@@ -6922,7 +6858,7 @@
         <w:keepLines w:val="0"/>
         <w:spacing w:line="360" w:lineRule="auto"/>
       </w:pPr>
-      <w:bookmarkStart w:id="45" w:name="_Toc228210010"/>
+      <w:bookmarkStart w:id="45" w:name="_Toc228211556"/>
       <w:r>
         <w:t xml:space="preserve">3. </w:t>
       </w:r>
@@ -7036,7 +6972,7 @@
         <w:keepLines w:val="0"/>
         <w:spacing w:line="360" w:lineRule="auto"/>
       </w:pPr>
-      <w:bookmarkStart w:id="46" w:name="_Toc228210011"/>
+      <w:bookmarkStart w:id="46" w:name="_Toc228211557"/>
       <w:r>
         <w:t xml:space="preserve">4. </w:t>
       </w:r>
@@ -7052,7 +6988,6 @@
         <w:spacing w:before="240" w:after="240"/>
       </w:pPr>
       <w:r>
-        <w:lastRenderedPageBreak/>
         <w:t>Az étlap felépítésének adatintegritási vizsgálatai:</w:t>
       </w:r>
     </w:p>
@@ -7069,6 +7004,7 @@
           <w:b/>
           <w:bCs/>
         </w:rPr>
+        <w:lastRenderedPageBreak/>
         <w:t>Lánc lekérdezés:</w:t>
       </w:r>
       <w:r>
@@ -7149,7 +7085,7 @@
         <w:keepLines w:val="0"/>
         <w:spacing w:line="360" w:lineRule="auto"/>
       </w:pPr>
-      <w:bookmarkStart w:id="47" w:name="_Toc228210012"/>
+      <w:bookmarkStart w:id="47" w:name="_Toc228211558"/>
       <w:r>
         <w:t xml:space="preserve">5. </w:t>
       </w:r>
@@ -7229,7 +7165,7 @@
         <w:keepLines w:val="0"/>
         <w:spacing w:line="360" w:lineRule="auto"/>
       </w:pPr>
-      <w:bookmarkStart w:id="48" w:name="_Toc228210013"/>
+      <w:bookmarkStart w:id="48" w:name="_Toc228211559"/>
       <w:r>
         <w:t xml:space="preserve">6. </w:t>
       </w:r>
@@ -7316,7 +7252,7 @@
           <w:szCs w:val="24"/>
         </w:rPr>
       </w:pPr>
-      <w:bookmarkStart w:id="49" w:name="_Toc228210014"/>
+      <w:bookmarkStart w:id="49" w:name="_Toc228211560"/>
       <w:r>
         <w:t xml:space="preserve">Manuális Tesztelési </w:t>
       </w:r>
@@ -7364,11 +7300,7 @@
         <w:t>uk</w:t>
       </w:r>
       <w:r>
-        <w:t xml:space="preserve"> az étterem mindennapi működését, hogy </w:t>
-      </w:r>
-      <w:r>
-        <w:lastRenderedPageBreak/>
-        <w:t>megbizonyosodj</w:t>
+        <w:t xml:space="preserve"> az étterem mindennapi működését, hogy megbizonyosodj</w:t>
       </w:r>
       <w:r>
         <w:t>unk</w:t>
@@ -7628,7 +7560,6 @@
         <w:ind w:left="360"/>
       </w:pPr>
       <w:r>
-        <w:lastRenderedPageBreak/>
         <w:t xml:space="preserve">Lépések: </w:t>
       </w:r>
     </w:p>
@@ -7655,6 +7586,7 @@
         <w:spacing w:before="100" w:beforeAutospacing="1" w:after="100" w:afterAutospacing="1"/>
       </w:pPr>
       <w:r>
+        <w:lastRenderedPageBreak/>
         <w:t xml:space="preserve">Szándékosan hibás jelszót gépelünk be. </w:t>
       </w:r>
     </w:p>
@@ -7867,7 +7799,6 @@
         <w:ind w:left="360"/>
       </w:pPr>
       <w:r>
-        <w:lastRenderedPageBreak/>
         <w:t xml:space="preserve">Modul: Étlap és Kosárkezelés </w:t>
       </w:r>
     </w:p>
@@ -7894,6 +7825,7 @@
         <w:ind w:left="360"/>
       </w:pPr>
       <w:r>
+        <w:lastRenderedPageBreak/>
         <w:t xml:space="preserve"> Lépések: </w:t>
       </w:r>
     </w:p>
@@ -8066,7 +7998,6 @@
         <w:pStyle w:val="Cmsor4"/>
       </w:pPr>
       <w:r>
-        <w:lastRenderedPageBreak/>
         <w:t>Hatodik teszt:</w:t>
       </w:r>
     </w:p>
@@ -8085,6 +8016,7 @@
         <w:ind w:left="360"/>
       </w:pPr>
       <w:r>
+        <w:lastRenderedPageBreak/>
         <w:t xml:space="preserve">Modul: Konyhai felület </w:t>
       </w:r>
     </w:p>
@@ -8241,7 +8173,6 @@
         <w:ind w:left="360"/>
       </w:pPr>
       <w:r>
-        <w:lastRenderedPageBreak/>
         <w:t xml:space="preserve">Elvárt eredmény: A vendég tabletjén a gomb színt vált (jelezve, hogy a hívás elment). A pincérek felületén azonnal megjelenik egy új bejegyzés az asztal számával és a pontos időponttal, "Függőben" státusszal. </w:t>
       </w:r>
     </w:p>
@@ -8251,6 +8182,7 @@
         <w:ind w:left="360"/>
       </w:pPr>
       <w:r>
+        <w:lastRenderedPageBreak/>
         <w:t xml:space="preserve">Tényleges eredmény: A hívás rögzítése és a személyzeti listán való megjelenése hibátlanul lefutott. </w:t>
       </w:r>
     </w:p>
@@ -8397,7 +8329,7 @@
         <w:spacing w:before="280" w:after="80" w:line="360" w:lineRule="auto"/>
         <w:jc w:val="both"/>
       </w:pPr>
-      <w:bookmarkStart w:id="50" w:name="_Toc228210015"/>
+      <w:bookmarkStart w:id="50" w:name="_Toc228211561"/>
       <w:r>
         <w:t>A Frontend (Kliensoldal) felépítése és működése</w:t>
       </w:r>
@@ -8424,11 +8356,7 @@
       </w:r>
       <w:proofErr w:type="spellEnd"/>
       <w:r>
-        <w:t xml:space="preserve"> felhasználói felületét, a legfőbb szempont a sebesség és az átláthatóság volt. Mivel a szoftver éttermi asztalokon, tableteken fog futni, </w:t>
-      </w:r>
-      <w:r>
-        <w:lastRenderedPageBreak/>
-        <w:t xml:space="preserve">nem engedhettük meg, hogy a vendégeknek várniuk kelljen az oldalak betöltésére. Ezért döntöttünk a </w:t>
+        <w:t xml:space="preserve"> felhasználói felületét, a legfőbb szempont a sebesség és az átláthatóság volt. Mivel a szoftver éttermi asztalokon, tableteken fog futni, nem engedhettük meg, hogy a vendégeknek várniuk kelljen az oldalak betöltésére. Ezért döntöttünk a </w:t>
       </w:r>
       <w:proofErr w:type="spellStart"/>
       <w:r>
@@ -8462,8 +8390,9 @@
         <w:keepLines w:val="0"/>
         <w:spacing w:line="360" w:lineRule="auto"/>
       </w:pPr>
-      <w:bookmarkStart w:id="51" w:name="_Toc228210016"/>
-      <w:r>
+      <w:bookmarkStart w:id="51" w:name="_Toc228211562"/>
+      <w:r>
+        <w:lastRenderedPageBreak/>
         <w:t xml:space="preserve">1.Components és </w:t>
       </w:r>
       <w:proofErr w:type="spellStart"/>
@@ -8579,7 +8508,7 @@
         <w:keepLines w:val="0"/>
         <w:spacing w:line="360" w:lineRule="auto"/>
       </w:pPr>
-      <w:bookmarkStart w:id="52" w:name="_Toc228210017"/>
+      <w:bookmarkStart w:id="52" w:name="_Toc228211563"/>
       <w:r>
         <w:t>2. A projektünkhöz használt képek helye</w:t>
       </w:r>
@@ -8624,7 +8553,7 @@
         <w:keepLines w:val="0"/>
         <w:spacing w:line="360" w:lineRule="auto"/>
       </w:pPr>
-      <w:bookmarkStart w:id="53" w:name="_Toc228210018"/>
+      <w:bookmarkStart w:id="53" w:name="_Toc228211564"/>
       <w:r>
         <w:t>3. A szerver elérése</w:t>
       </w:r>
@@ -8651,11 +8580,7 @@
       </w:r>
       <w:proofErr w:type="spellEnd"/>
       <w:r>
-        <w:t xml:space="preserve"> hívás) magában a konyha komponens </w:t>
-      </w:r>
-      <w:r>
-        <w:lastRenderedPageBreak/>
-        <w:t xml:space="preserve">kódjában található. Ez a megközelítés azért zseniális, mert ha bármikor módosítani akarunk egy funkción, pontosan látjuk egyetlen fájlon belül, hogy milyen adatok érkeznek a szerverről, és azok hogyan jelennek meg a képernyőn. A biztonsági azonosítót (JWT </w:t>
+        <w:t xml:space="preserve"> hívás) magában a konyha komponens kódjában található. Ez a megközelítés azért zseniális, mert ha bármikor módosítani akarunk egy funkción, pontosan látjuk egyetlen fájlon belül, hogy milyen adatok érkeznek a szerverről, és azok hogyan jelennek meg a képernyőn. A biztonsági azonosítót (JWT </w:t>
       </w:r>
       <w:proofErr w:type="spellStart"/>
       <w:r>
@@ -8673,8 +8598,9 @@
         <w:keepLines w:val="0"/>
         <w:spacing w:line="360" w:lineRule="auto"/>
       </w:pPr>
-      <w:bookmarkStart w:id="54" w:name="_Toc228210019"/>
-      <w:r>
+      <w:bookmarkStart w:id="54" w:name="_Toc228211565"/>
+      <w:r>
+        <w:lastRenderedPageBreak/>
         <w:t>4. A kosár tartalmának kezelése</w:t>
       </w:r>
       <w:bookmarkEnd w:id="54"/>
@@ -8718,7 +8644,7 @@
         <w:keepLines w:val="0"/>
         <w:spacing w:line="360" w:lineRule="auto"/>
       </w:pPr>
-      <w:bookmarkStart w:id="55" w:name="_Toc228210020"/>
+      <w:bookmarkStart w:id="55" w:name="_Toc228211566"/>
       <w:r>
         <w:t xml:space="preserve">5. </w:t>
       </w:r>
@@ -8751,7 +8677,7 @@
         <w:pStyle w:val="Cmsor1"/>
         <w:spacing w:line="360" w:lineRule="auto"/>
       </w:pPr>
-      <w:bookmarkStart w:id="56" w:name="_Toc228210021"/>
+      <w:bookmarkStart w:id="56" w:name="_Toc228211567"/>
       <w:r>
         <w:t>Telepítési</w:t>
       </w:r>
@@ -8798,7 +8724,6 @@
         <w:pStyle w:val="Cmsor4"/>
       </w:pPr>
       <w:r>
-        <w:lastRenderedPageBreak/>
         <w:t>1. Rendszerkövetelmények és szükséges szoftverek (Előfeltételek)</w:t>
       </w:r>
     </w:p>
@@ -8877,6 +8802,7 @@
           <w:b/>
           <w:bCs/>
         </w:rPr>
+        <w:lastRenderedPageBreak/>
         <w:t>Node.js</w:t>
       </w:r>
       <w:r>
@@ -9121,7 +9047,6 @@
         <w:spacing w:before="100" w:beforeAutospacing="1" w:after="100" w:afterAutospacing="1"/>
       </w:pPr>
       <w:r>
-        <w:lastRenderedPageBreak/>
         <w:t xml:space="preserve">Lépés: Sikeres importálás után a bal oldali sávban megjelenik a 8 darab feltöltött tábla (asztal, termek, </w:t>
       </w:r>
       <w:proofErr w:type="spellStart"/>
@@ -9163,6 +9088,7 @@
         <w:spacing w:before="100" w:beforeAutospacing="1" w:after="100" w:afterAutospacing="1"/>
       </w:pPr>
       <w:r>
+        <w:lastRenderedPageBreak/>
         <w:t>Lépés: Navigáljunk a backend projektünk főkönyvtárába, és nyissuk meg a ".</w:t>
       </w:r>
       <w:proofErr w:type="spellStart"/>
@@ -9465,7 +9391,6 @@
         <w:spacing w:before="100" w:beforeAutospacing="1" w:after="100" w:afterAutospacing="1"/>
       </w:pPr>
       <w:r>
-        <w:lastRenderedPageBreak/>
         <w:t xml:space="preserve">Lépés: A letöltés befejezése után (amikor létrejött a </w:t>
       </w:r>
       <w:proofErr w:type="spellStart"/>
@@ -9525,8 +9450,9 @@
       <w:pPr>
         <w:pStyle w:val="Cmsor1"/>
       </w:pPr>
-      <w:bookmarkStart w:id="57" w:name="_Toc228210022"/>
-      <w:r>
+      <w:bookmarkStart w:id="57" w:name="_Toc228211568"/>
+      <w:r>
+        <w:lastRenderedPageBreak/>
         <w:t>Felhasználói Kézikönyv és Útmutató</w:t>
       </w:r>
       <w:bookmarkEnd w:id="57"/>
@@ -9704,7 +9630,6 @@
         <w:jc w:val="both"/>
       </w:pPr>
       <w:r>
-        <w:lastRenderedPageBreak/>
         <w:t>Minden ételkártyán jól látható a termék neve, egy ínycsiklandó fotó, az ár forintban, valamint – egy kis ikon vagy szöveg formájában – az allergén információk (pl. glutén, laktóz), segítve az ételérzékenységgel rendelkező vendégeket.</w:t>
       </w:r>
     </w:p>
@@ -9750,6 +9675,7 @@
         <w:jc w:val="both"/>
       </w:pPr>
       <w:r>
+        <w:lastRenderedPageBreak/>
         <w:t>A vendég a "+" és "-" gombok segítségével bármikor módosíthatja az adagok számát, vagy a "Törlés" (Kuka) ikonnal kivehet egy tételt a listából.</w:t>
       </w:r>
     </w:p>
@@ -9886,7 +9812,6 @@
         <w:pStyle w:val="Cmsor4"/>
       </w:pPr>
       <w:r>
-        <w:lastRenderedPageBreak/>
         <w:t>2. Személyzeti felület (Konyha és Felszolgálók)</w:t>
       </w:r>
     </w:p>
@@ -9957,6 +9882,7 @@
         <w:jc w:val="both"/>
       </w:pPr>
       <w:r>
+        <w:lastRenderedPageBreak/>
         <w:t>A kártya fejlécén hatalmas betűkkel szerepel az Asztal száma és a rendelés pontos ideje.</w:t>
       </w:r>
     </w:p>
@@ -10097,7 +10023,7 @@
         <w:pStyle w:val="Cmsor1"/>
         <w:spacing w:line="360" w:lineRule="auto"/>
       </w:pPr>
-      <w:bookmarkStart w:id="58" w:name="_Toc228210023"/>
+      <w:bookmarkStart w:id="58" w:name="_Toc228211569"/>
       <w:r>
         <w:t>Kommunikációs eszközök és kapcsolattartás:</w:t>
       </w:r>
@@ -10149,8 +10075,9 @@
         <w:pStyle w:val="Cmsor1"/>
         <w:spacing w:line="360" w:lineRule="auto"/>
       </w:pPr>
-      <w:bookmarkStart w:id="59" w:name="_Toc228210024"/>
-      <w:r>
+      <w:bookmarkStart w:id="59" w:name="_Toc228211570"/>
+      <w:r>
+        <w:lastRenderedPageBreak/>
         <w:t>Segédoldalak, források:</w:t>
       </w:r>
       <w:bookmarkEnd w:id="59"/>
@@ -10328,7 +10255,7 @@
         <w:spacing w:line="360" w:lineRule="auto"/>
         <w:jc w:val="both"/>
       </w:pPr>
-      <w:bookmarkStart w:id="60" w:name="_Toc228210025"/>
+      <w:bookmarkStart w:id="60" w:name="_Toc228211571"/>
       <w:r>
         <w:t>Továbbfejlesztési lehetőségek</w:t>
       </w:r>
@@ -10455,24 +10382,71 @@
         <w:spacing w:before="240" w:after="240"/>
       </w:pPr>
       <w:r>
-        <w:t xml:space="preserve">A pincérek egyik legidőigényesebb feladata a nagyobb asztaltársaságok számlájának megbontása. A tablet felületén egy új funkcióval a vendégek már a fizetés gomb megnyomása előtt kiválaszthatnák, hogy egyben, egyenlő arányban elosztva, vagy tételesen </w:t>
-      </w:r>
+        <w:t>A pincérek egyik legidőigényesebb feladata a nagyobb asztaltársaságok számlájának megbontása. A tablet felületén egy új funkcióval a vendégek már a fizetés gomb megnyomása előtt kiválaszthatnák, hogy egyben, egyenlő arányban elosztva, vagy tételesen (ki mit fogyasztott) szeretnék kifizetni a végösszeget. A rendszer ez alapján küldené a bontott blokk kérését a kasszához vagy a bankkártya-terminálhoz.</w:t>
+      </w:r>
+    </w:p>
+    <w:p>
+      <w:pPr>
+        <w:spacing w:before="240" w:after="240"/>
+      </w:pPr>
+    </w:p>
+    <w:p>
+      <w:pPr>
+        <w:pStyle w:val="Cmsor4"/>
+      </w:pPr>
+      <w:r>
+        <w:t>Ételek testreszabhatósága és szűrése:</w:t>
+      </w:r>
+    </w:p>
+    <w:p>
+      <w:pPr>
+        <w:spacing w:before="240" w:after="240"/>
+      </w:pPr>
+      <w:r>
+        <w:t xml:space="preserve">Bár az allergének már most is fel vannak tüntetve, a felületet tovább lehetne fejleszteni egy dinamikus szűrőrendszerrel (pl. "Csak a gluténmentes és </w:t>
+      </w:r>
+      <w:proofErr w:type="spellStart"/>
+      <w:r>
+        <w:t>vegán</w:t>
+      </w:r>
+      <w:proofErr w:type="spellEnd"/>
+      <w:r>
+        <w:t xml:space="preserve"> ételek mutatása"). Emellett a kosárba tételkor a vendégek módosíthatnák az összetevőket: kérhetnének extra feltéteket felár ellenében, vagy kivehetnének nem kívánt összetevőket (pl. "hagyma nélkül"), ami egyedi megjegyzésként jelenne meg a konyhai blokkon.</w:t>
+      </w:r>
+    </w:p>
+    <w:p>
+      <w:pPr>
+        <w:spacing w:before="240" w:after="240"/>
+      </w:pPr>
+    </w:p>
+    <w:p>
+      <w:pPr>
+        <w:pStyle w:val="Cmsor4"/>
+      </w:pPr>
       <w:r>
         <w:lastRenderedPageBreak/>
-        <w:t>(ki mit fogyasztott) szeretnék kifizetni a végösszeget. A rendszer ez alapján küldené a bontott blokk kérését a kasszához vagy a bankkártya-terminálhoz.</w:t>
+        <w:t>Többnyelvűség és turistabarát felület:</w:t>
       </w:r>
     </w:p>
     <w:p>
       <w:pPr>
         <w:spacing w:before="240" w:after="240"/>
       </w:pPr>
+      <w:r>
+        <w:t>Mivel a papíralapú étlapok cseréje drága, a digitális rendszer hatalmas előnye a többnyelvűség. A jövőben a szoftvert fel lehetne készíteni az angol, német vagy egyéb nyelvek támogatására. Egy gombnyomással a teljes felület, beleértve a termékleírásokat és az allergén-információkat is, átválthatna a kívánt nyelvre, ami turisztikailag népszerű helyeken óriási versenyelőnyt jelentene az étteremnek.</w:t>
+      </w:r>
+    </w:p>
+    <w:p>
+      <w:pPr>
+        <w:spacing w:before="240" w:after="240"/>
+      </w:pPr>
     </w:p>
     <w:p>
       <w:pPr>
         <w:pStyle w:val="Cmsor4"/>
       </w:pPr>
       <w:r>
-        <w:t>Ételek testreszabhatósága és szűrése:</w:t>
+        <w:t>Hűségprogram:</w:t>
       </w:r>
     </w:p>
     <w:p>
@@ -10480,15 +10454,7 @@
         <w:spacing w:before="240" w:after="240"/>
       </w:pPr>
       <w:r>
-        <w:t xml:space="preserve">Bár az allergének már most is fel vannak tüntetve, a felületet tovább lehetne fejleszteni egy dinamikus szűrőrendszerrel (pl. "Csak a gluténmentes és </w:t>
-      </w:r>
-      <w:proofErr w:type="spellStart"/>
-      <w:r>
-        <w:t>vegán</w:t>
-      </w:r>
-      <w:proofErr w:type="spellEnd"/>
-      <w:r>
-        <w:t xml:space="preserve"> ételek mutatása"). Emellett a kosárba tételkor a vendégek módosíthatnák az összetevőket: kérhetnének extra feltéteket felár ellenében, vagy kivehetnének nem kívánt összetevőket (pl. "hagyma nélkül"), ami egyedi megjegyzésként jelenne meg a konyhai blokkon.</w:t>
+        <w:t>A bejelentkező rendszer (telefonos applikáció) bevezetésével párhuzamosan elindítható egy törzsvásárlói program. A vendégek a rendeléseik után pontokat gyűjthetnek, amiket később kedvezményekre válthatnak be. Természetesen ezt az étterem maga dönti el, hogy szeretné alkalmazni ezeket a hűségpontoka</w:t>
       </w:r>
     </w:p>
     <w:p>
@@ -10498,19 +10464,8 @@
     </w:p>
     <w:p>
       <w:pPr>
-        <w:pStyle w:val="Cmsor4"/>
-      </w:pPr>
-      <w:r>
-        <w:t>Többnyelvűség és turistabarát felület:</w:t>
-      </w:r>
-    </w:p>
-    <w:p>
-      <w:pPr>
         <w:spacing w:before="240" w:after="240"/>
       </w:pPr>
-      <w:r>
-        <w:t>Mivel a papíralapú étlapok cseréje drága, a digitális rendszer hatalmas előnye a többnyelvűség. A jövőben a szoftvert fel lehetne készíteni az angol, német vagy egyéb nyelvek támogatására. Egy gombnyomással a teljes felület, beleértve a termékleírásokat és az allergén-információkat is, átválthatna a kívánt nyelvre, ami turisztikailag népszerű helyeken óriási versenyelőnyt jelentene az étteremnek.</w:t>
-      </w:r>
     </w:p>
     <w:p>
       <w:pPr>
@@ -10519,19 +10474,23 @@
     </w:p>
     <w:p>
       <w:pPr>
-        <w:pStyle w:val="Cmsor4"/>
-      </w:pPr>
-      <w:r>
-        <w:t>Hűségprogram:</w:t>
-      </w:r>
-    </w:p>
-    <w:p>
-      <w:pPr>
         <w:spacing w:before="240" w:after="240"/>
       </w:pPr>
-      <w:r>
-        <w:t>A bejelentkező rendszer (telefonos applikáció) bevezetésével párhuzamosan elindítható egy törzsvásárlói program. A vendégek a rendeléseik után pontokat gyűjthetnek, amiket később kedvezményekre válthatnak be. Természetesen ezt az étterem maga dönti el, hogy szeretné alkalmazni ezeket a hűségpontoka</w:t>
-      </w:r>
+    </w:p>
+    <w:p>
+      <w:pPr>
+        <w:spacing w:before="240" w:after="240"/>
+      </w:pPr>
+    </w:p>
+    <w:p>
+      <w:pPr>
+        <w:spacing w:before="240" w:after="240"/>
+      </w:pPr>
+    </w:p>
+    <w:p>
+      <w:pPr>
+        <w:spacing w:before="240" w:after="240"/>
+      </w:pPr>
     </w:p>
     <w:p>
       <w:pPr>
@@ -10615,7 +10574,7 @@
           <w:r>
             <w:fldChar w:fldCharType="separate"/>
           </w:r>
-          <w:hyperlink w:anchor="_Toc228209979" w:history="1">
+          <w:hyperlink w:anchor="_Toc228211525" w:history="1">
             <w:r>
               <w:rPr>
                 <w:rStyle w:val="Hiperhivatkozs"/>
@@ -10659,7 +10618,7 @@
                 <w:noProof/>
                 <w:webHidden/>
               </w:rPr>
-              <w:instrText xml:space="preserve"> PAGEREF _Toc228209979 \h </w:instrText>
+              <w:instrText xml:space="preserve"> PAGEREF _Toc228211525 \h </w:instrText>
             </w:r>
             <w:r>
               <w:rPr>
@@ -10705,7 +10664,7 @@
               <w14:ligatures w14:val="standardContextual"/>
             </w:rPr>
           </w:pPr>
-          <w:hyperlink w:anchor="_Toc228209980" w:history="1">
+          <w:hyperlink w:anchor="_Toc228211526" w:history="1">
             <w:r>
               <w:rPr>
                 <w:rStyle w:val="Hiperhivatkozs"/>
@@ -10749,7 +10708,7 @@
                 <w:noProof/>
                 <w:webHidden/>
               </w:rPr>
-              <w:instrText xml:space="preserve"> PAGEREF _Toc228209980 \h </w:instrText>
+              <w:instrText xml:space="preserve"> PAGEREF _Toc228211526 \h </w:instrText>
             </w:r>
             <w:r>
               <w:rPr>
@@ -10795,7 +10754,7 @@
               <w14:ligatures w14:val="standardContextual"/>
             </w:rPr>
           </w:pPr>
-          <w:hyperlink w:anchor="_Toc228209981" w:history="1">
+          <w:hyperlink w:anchor="_Toc228211527" w:history="1">
             <w:r>
               <w:rPr>
                 <w:rStyle w:val="Hiperhivatkozs"/>
@@ -10839,7 +10798,7 @@
                 <w:noProof/>
                 <w:webHidden/>
               </w:rPr>
-              <w:instrText xml:space="preserve"> PAGEREF _Toc228209981 \h </w:instrText>
+              <w:instrText xml:space="preserve"> PAGEREF _Toc228211527 \h </w:instrText>
             </w:r>
             <w:r>
               <w:rPr>
@@ -10885,7 +10844,7 @@
               <w14:ligatures w14:val="standardContextual"/>
             </w:rPr>
           </w:pPr>
-          <w:hyperlink w:anchor="_Toc228209982" w:history="1">
+          <w:hyperlink w:anchor="_Toc228211528" w:history="1">
             <w:r>
               <w:rPr>
                 <w:rStyle w:val="Hiperhivatkozs"/>
@@ -10929,7 +10888,7 @@
                 <w:noProof/>
                 <w:webHidden/>
               </w:rPr>
-              <w:instrText xml:space="preserve"> PAGEREF _Toc228209982 \h </w:instrText>
+              <w:instrText xml:space="preserve"> PAGEREF _Toc228211528 \h </w:instrText>
             </w:r>
             <w:r>
               <w:rPr>
@@ -10975,7 +10934,7 @@
               <w14:ligatures w14:val="standardContextual"/>
             </w:rPr>
           </w:pPr>
-          <w:hyperlink w:anchor="_Toc228209983" w:history="1">
+          <w:hyperlink w:anchor="_Toc228211529" w:history="1">
             <w:r>
               <w:rPr>
                 <w:rStyle w:val="Hiperhivatkozs"/>
@@ -11019,7 +10978,7 @@
                 <w:noProof/>
                 <w:webHidden/>
               </w:rPr>
-              <w:instrText xml:space="preserve"> PAGEREF _Toc228209983 \h </w:instrText>
+              <w:instrText xml:space="preserve"> PAGEREF _Toc228211529 \h </w:instrText>
             </w:r>
             <w:r>
               <w:rPr>
@@ -11064,7 +11023,7 @@
               <w14:ligatures w14:val="standardContextual"/>
             </w:rPr>
           </w:pPr>
-          <w:hyperlink w:anchor="_Toc228209984" w:history="1">
+          <w:hyperlink w:anchor="_Toc228211530" w:history="1">
             <w:r>
               <w:rPr>
                 <w:rStyle w:val="Hiperhivatkozs"/>
@@ -11091,7 +11050,7 @@
                 <w:noProof/>
                 <w:webHidden/>
               </w:rPr>
-              <w:instrText xml:space="preserve"> PAGEREF _Toc228209984 \h </w:instrText>
+              <w:instrText xml:space="preserve"> PAGEREF _Toc228211530 \h </w:instrText>
             </w:r>
             <w:r>
               <w:rPr>
@@ -11136,7 +11095,7 @@
               <w14:ligatures w14:val="standardContextual"/>
             </w:rPr>
           </w:pPr>
-          <w:hyperlink w:anchor="_Toc228209985" w:history="1">
+          <w:hyperlink w:anchor="_Toc228211531" w:history="1">
             <w:r>
               <w:rPr>
                 <w:rStyle w:val="Hiperhivatkozs"/>
@@ -11163,7 +11122,7 @@
                 <w:noProof/>
                 <w:webHidden/>
               </w:rPr>
-              <w:instrText xml:space="preserve"> PAGEREF _Toc228209985 \h </w:instrText>
+              <w:instrText xml:space="preserve"> PAGEREF _Toc228211531 \h </w:instrText>
             </w:r>
             <w:r>
               <w:rPr>
@@ -11208,7 +11167,7 @@
               <w14:ligatures w14:val="standardContextual"/>
             </w:rPr>
           </w:pPr>
-          <w:hyperlink w:anchor="_Toc228209986" w:history="1">
+          <w:hyperlink w:anchor="_Toc228211532" w:history="1">
             <w:r>
               <w:rPr>
                 <w:rStyle w:val="Hiperhivatkozs"/>
@@ -11235,7 +11194,7 @@
                 <w:noProof/>
                 <w:webHidden/>
               </w:rPr>
-              <w:instrText xml:space="preserve"> PAGEREF _Toc228209986 \h </w:instrText>
+              <w:instrText xml:space="preserve"> PAGEREF _Toc228211532 \h </w:instrText>
             </w:r>
             <w:r>
               <w:rPr>
@@ -11281,7 +11240,7 @@
               <w14:ligatures w14:val="standardContextual"/>
             </w:rPr>
           </w:pPr>
-          <w:hyperlink w:anchor="_Toc228209987" w:history="1">
+          <w:hyperlink w:anchor="_Toc228211533" w:history="1">
             <w:r>
               <w:rPr>
                 <w:rStyle w:val="Hiperhivatkozs"/>
@@ -11325,7 +11284,7 @@
                 <w:noProof/>
                 <w:webHidden/>
               </w:rPr>
-              <w:instrText xml:space="preserve"> PAGEREF _Toc228209987 \h </w:instrText>
+              <w:instrText xml:space="preserve"> PAGEREF _Toc228211533 \h </w:instrText>
             </w:r>
             <w:r>
               <w:rPr>
@@ -11370,7 +11329,7 @@
               <w14:ligatures w14:val="standardContextual"/>
             </w:rPr>
           </w:pPr>
-          <w:hyperlink w:anchor="_Toc228209988" w:history="1">
+          <w:hyperlink w:anchor="_Toc228211534" w:history="1">
             <w:r>
               <w:rPr>
                 <w:rStyle w:val="Hiperhivatkozs"/>
@@ -11397,7 +11356,7 @@
                 <w:noProof/>
                 <w:webHidden/>
               </w:rPr>
-              <w:instrText xml:space="preserve"> PAGEREF _Toc228209988 \h </w:instrText>
+              <w:instrText xml:space="preserve"> PAGEREF _Toc228211534 \h </w:instrText>
             </w:r>
             <w:r>
               <w:rPr>
@@ -11442,7 +11401,7 @@
               <w14:ligatures w14:val="standardContextual"/>
             </w:rPr>
           </w:pPr>
-          <w:hyperlink w:anchor="_Toc228209989" w:history="1">
+          <w:hyperlink w:anchor="_Toc228211535" w:history="1">
             <w:r>
               <w:rPr>
                 <w:rStyle w:val="Hiperhivatkozs"/>
@@ -11469,7 +11428,7 @@
                 <w:noProof/>
                 <w:webHidden/>
               </w:rPr>
-              <w:instrText xml:space="preserve"> PAGEREF _Toc228209989 \h </w:instrText>
+              <w:instrText xml:space="preserve"> PAGEREF _Toc228211535 \h </w:instrText>
             </w:r>
             <w:r>
               <w:rPr>
@@ -11515,7 +11474,7 @@
               <w14:ligatures w14:val="standardContextual"/>
             </w:rPr>
           </w:pPr>
-          <w:hyperlink w:anchor="_Toc228209990" w:history="1">
+          <w:hyperlink w:anchor="_Toc228211536" w:history="1">
             <w:r>
               <w:rPr>
                 <w:rStyle w:val="Hiperhivatkozs"/>
@@ -11559,7 +11518,7 @@
                 <w:noProof/>
                 <w:webHidden/>
               </w:rPr>
-              <w:instrText xml:space="preserve"> PAGEREF _Toc228209990 \h </w:instrText>
+              <w:instrText xml:space="preserve"> PAGEREF _Toc228211536 \h </w:instrText>
             </w:r>
             <w:r>
               <w:rPr>
@@ -11605,7 +11564,7 @@
               <w14:ligatures w14:val="standardContextual"/>
             </w:rPr>
           </w:pPr>
-          <w:hyperlink w:anchor="_Toc228209991" w:history="1">
+          <w:hyperlink w:anchor="_Toc228211537" w:history="1">
             <w:r>
               <w:rPr>
                 <w:rStyle w:val="Hiperhivatkozs"/>
@@ -11649,7 +11608,7 @@
                 <w:noProof/>
                 <w:webHidden/>
               </w:rPr>
-              <w:instrText xml:space="preserve"> PAGEREF _Toc228209991 \h </w:instrText>
+              <w:instrText xml:space="preserve"> PAGEREF _Toc228211537 \h </w:instrText>
             </w:r>
             <w:r>
               <w:rPr>
@@ -11694,7 +11653,7 @@
               <w14:ligatures w14:val="standardContextual"/>
             </w:rPr>
           </w:pPr>
-          <w:hyperlink w:anchor="_Toc228209992" w:history="1">
+          <w:hyperlink w:anchor="_Toc228211538" w:history="1">
             <w:r>
               <w:rPr>
                 <w:rStyle w:val="Hiperhivatkozs"/>
@@ -11721,7 +11680,7 @@
                 <w:noProof/>
                 <w:webHidden/>
               </w:rPr>
-              <w:instrText xml:space="preserve"> PAGEREF _Toc228209992 \h </w:instrText>
+              <w:instrText xml:space="preserve"> PAGEREF _Toc228211538 \h </w:instrText>
             </w:r>
             <w:r>
               <w:rPr>
@@ -11741,7 +11700,7 @@
                 <w:noProof/>
                 <w:webHidden/>
               </w:rPr>
-              <w:t>14</w:t>
+              <w:t>15</w:t>
             </w:r>
             <w:r>
               <w:rPr>
@@ -11767,7 +11726,7 @@
               <w14:ligatures w14:val="standardContextual"/>
             </w:rPr>
           </w:pPr>
-          <w:hyperlink w:anchor="_Toc228209993" w:history="1">
+          <w:hyperlink w:anchor="_Toc228211539" w:history="1">
             <w:r>
               <w:rPr>
                 <w:rStyle w:val="Hiperhivatkozs"/>
@@ -11790,7 +11749,7 @@
                 <w:rStyle w:val="Hiperhivatkozs"/>
                 <w:noProof/>
               </w:rPr>
-              <w:t>Adatbázis terv (ER modell):</w:t>
+              <w:t>Adatbázis terv (ER modell) [Melléklet: 14. ábra]:</w:t>
             </w:r>
             <w:r>
               <w:rPr>
@@ -11811,7 +11770,7 @@
                 <w:noProof/>
                 <w:webHidden/>
               </w:rPr>
-              <w:instrText xml:space="preserve"> PAGEREF _Toc228209993 \h </w:instrText>
+              <w:instrText xml:space="preserve"> PAGEREF _Toc228211539 \h </w:instrText>
             </w:r>
             <w:r>
               <w:rPr>
@@ -11831,7 +11790,7 @@
                 <w:noProof/>
                 <w:webHidden/>
               </w:rPr>
-              <w:t>15</w:t>
+              <w:t>16</w:t>
             </w:r>
             <w:r>
               <w:rPr>
@@ -11856,7 +11815,7 @@
               <w14:ligatures w14:val="standardContextual"/>
             </w:rPr>
           </w:pPr>
-          <w:hyperlink w:anchor="_Toc228209994" w:history="1">
+          <w:hyperlink w:anchor="_Toc228211540" w:history="1">
             <w:r>
               <w:rPr>
                 <w:rStyle w:val="Hiperhivatkozs"/>
@@ -11883,7 +11842,7 @@
                 <w:noProof/>
                 <w:webHidden/>
               </w:rPr>
-              <w:instrText xml:space="preserve"> PAGEREF _Toc228209994 \h </w:instrText>
+              <w:instrText xml:space="preserve"> PAGEREF _Toc228211540 \h </w:instrText>
             </w:r>
             <w:r>
               <w:rPr>
@@ -11903,7 +11862,7 @@
                 <w:noProof/>
                 <w:webHidden/>
               </w:rPr>
-              <w:t>15</w:t>
+              <w:t>16</w:t>
             </w:r>
             <w:r>
               <w:rPr>
@@ -11928,7 +11887,7 @@
               <w14:ligatures w14:val="standardContextual"/>
             </w:rPr>
           </w:pPr>
-          <w:hyperlink w:anchor="_Toc228209995" w:history="1">
+          <w:hyperlink w:anchor="_Toc228211541" w:history="1">
             <w:r>
               <w:rPr>
                 <w:rStyle w:val="Hiperhivatkozs"/>
@@ -11955,7 +11914,7 @@
                 <w:noProof/>
                 <w:webHidden/>
               </w:rPr>
-              <w:instrText xml:space="preserve"> PAGEREF _Toc228209995 \h </w:instrText>
+              <w:instrText xml:space="preserve"> PAGEREF _Toc228211541 \h </w:instrText>
             </w:r>
             <w:r>
               <w:rPr>
@@ -12001,7 +11960,7 @@
               <w14:ligatures w14:val="standardContextual"/>
             </w:rPr>
           </w:pPr>
-          <w:hyperlink w:anchor="_Toc228209996" w:history="1">
+          <w:hyperlink w:anchor="_Toc228211542" w:history="1">
             <w:r>
               <w:rPr>
                 <w:rStyle w:val="Hiperhivatkozs"/>
@@ -12045,7 +12004,7 @@
                 <w:noProof/>
                 <w:webHidden/>
               </w:rPr>
-              <w:instrText xml:space="preserve"> PAGEREF _Toc228209996 \h </w:instrText>
+              <w:instrText xml:space="preserve"> PAGEREF _Toc228211542 \h </w:instrText>
             </w:r>
             <w:r>
               <w:rPr>
@@ -12090,7 +12049,7 @@
               <w14:ligatures w14:val="standardContextual"/>
             </w:rPr>
           </w:pPr>
-          <w:hyperlink w:anchor="_Toc228209997" w:history="1">
+          <w:hyperlink w:anchor="_Toc228211543" w:history="1">
             <w:r>
               <w:rPr>
                 <w:rStyle w:val="Hiperhivatkozs"/>
@@ -12117,7 +12076,7 @@
                 <w:noProof/>
                 <w:webHidden/>
               </w:rPr>
-              <w:instrText xml:space="preserve"> PAGEREF _Toc228209997 \h </w:instrText>
+              <w:instrText xml:space="preserve"> PAGEREF _Toc228211543 \h </w:instrText>
             </w:r>
             <w:r>
               <w:rPr>
@@ -12162,7 +12121,7 @@
               <w14:ligatures w14:val="standardContextual"/>
             </w:rPr>
           </w:pPr>
-          <w:hyperlink w:anchor="_Toc228209998" w:history="1">
+          <w:hyperlink w:anchor="_Toc228211544" w:history="1">
             <w:r>
               <w:rPr>
                 <w:rStyle w:val="Hiperhivatkozs"/>
@@ -12189,7 +12148,7 @@
                 <w:noProof/>
                 <w:webHidden/>
               </w:rPr>
-              <w:instrText xml:space="preserve"> PAGEREF _Toc228209998 \h </w:instrText>
+              <w:instrText xml:space="preserve"> PAGEREF _Toc228211544 \h </w:instrText>
             </w:r>
             <w:r>
               <w:rPr>
@@ -12209,7 +12168,7 @@
                 <w:noProof/>
                 <w:webHidden/>
               </w:rPr>
-              <w:t>19</w:t>
+              <w:t>20</w:t>
             </w:r>
             <w:r>
               <w:rPr>
@@ -12234,7 +12193,7 @@
               <w14:ligatures w14:val="standardContextual"/>
             </w:rPr>
           </w:pPr>
-          <w:hyperlink w:anchor="_Toc228209999" w:history="1">
+          <w:hyperlink w:anchor="_Toc228211545" w:history="1">
             <w:r>
               <w:rPr>
                 <w:rStyle w:val="Hiperhivatkozs"/>
@@ -12261,7 +12220,7 @@
                 <w:noProof/>
                 <w:webHidden/>
               </w:rPr>
-              <w:instrText xml:space="preserve"> PAGEREF _Toc228209999 \h </w:instrText>
+              <w:instrText xml:space="preserve"> PAGEREF _Toc228211545 \h </w:instrText>
             </w:r>
             <w:r>
               <w:rPr>
@@ -12306,7 +12265,7 @@
               <w14:ligatures w14:val="standardContextual"/>
             </w:rPr>
           </w:pPr>
-          <w:hyperlink w:anchor="_Toc228210000" w:history="1">
+          <w:hyperlink w:anchor="_Toc228211546" w:history="1">
             <w:r>
               <w:rPr>
                 <w:rStyle w:val="Hiperhivatkozs"/>
@@ -12333,7 +12292,7 @@
                 <w:noProof/>
                 <w:webHidden/>
               </w:rPr>
-              <w:instrText xml:space="preserve"> PAGEREF _Toc228210000 \h </w:instrText>
+              <w:instrText xml:space="preserve"> PAGEREF _Toc228211546 \h </w:instrText>
             </w:r>
             <w:r>
               <w:rPr>
@@ -12353,7 +12312,7 @@
                 <w:noProof/>
                 <w:webHidden/>
               </w:rPr>
-              <w:t>20</w:t>
+              <w:t>21</w:t>
             </w:r>
             <w:r>
               <w:rPr>
@@ -12378,7 +12337,7 @@
               <w14:ligatures w14:val="standardContextual"/>
             </w:rPr>
           </w:pPr>
-          <w:hyperlink w:anchor="_Toc228210001" w:history="1">
+          <w:hyperlink w:anchor="_Toc228211547" w:history="1">
             <w:r>
               <w:rPr>
                 <w:rStyle w:val="Hiperhivatkozs"/>
@@ -12405,7 +12364,7 @@
                 <w:noProof/>
                 <w:webHidden/>
               </w:rPr>
-              <w:instrText xml:space="preserve"> PAGEREF _Toc228210001 \h </w:instrText>
+              <w:instrText xml:space="preserve"> PAGEREF _Toc228211547 \h </w:instrText>
             </w:r>
             <w:r>
               <w:rPr>
@@ -12425,7 +12384,7 @@
                 <w:noProof/>
                 <w:webHidden/>
               </w:rPr>
-              <w:t>20</w:t>
+              <w:t>21</w:t>
             </w:r>
             <w:r>
               <w:rPr>
@@ -12450,7 +12409,7 @@
               <w14:ligatures w14:val="standardContextual"/>
             </w:rPr>
           </w:pPr>
-          <w:hyperlink w:anchor="_Toc228210002" w:history="1">
+          <w:hyperlink w:anchor="_Toc228211548" w:history="1">
             <w:r>
               <w:rPr>
                 <w:rStyle w:val="Hiperhivatkozs"/>
@@ -12477,7 +12436,7 @@
                 <w:noProof/>
                 <w:webHidden/>
               </w:rPr>
-              <w:instrText xml:space="preserve"> PAGEREF _Toc228210002 \h </w:instrText>
+              <w:instrText xml:space="preserve"> PAGEREF _Toc228211548 \h </w:instrText>
             </w:r>
             <w:r>
               <w:rPr>
@@ -12522,7 +12481,7 @@
               <w14:ligatures w14:val="standardContextual"/>
             </w:rPr>
           </w:pPr>
-          <w:hyperlink w:anchor="_Toc228210003" w:history="1">
+          <w:hyperlink w:anchor="_Toc228211549" w:history="1">
             <w:r>
               <w:rPr>
                 <w:rStyle w:val="Hiperhivatkozs"/>
@@ -12549,7 +12508,7 @@
                 <w:noProof/>
                 <w:webHidden/>
               </w:rPr>
-              <w:instrText xml:space="preserve"> PAGEREF _Toc228210003 \h </w:instrText>
+              <w:instrText xml:space="preserve"> PAGEREF _Toc228211549 \h </w:instrText>
             </w:r>
             <w:r>
               <w:rPr>
@@ -12569,7 +12528,7 @@
                 <w:noProof/>
                 <w:webHidden/>
               </w:rPr>
-              <w:t>21</w:t>
+              <w:t>22</w:t>
             </w:r>
             <w:r>
               <w:rPr>
@@ -12594,7 +12553,7 @@
               <w14:ligatures w14:val="standardContextual"/>
             </w:rPr>
           </w:pPr>
-          <w:hyperlink w:anchor="_Toc228210004" w:history="1">
+          <w:hyperlink w:anchor="_Toc228211550" w:history="1">
             <w:r>
               <w:rPr>
                 <w:rStyle w:val="Hiperhivatkozs"/>
@@ -12621,7 +12580,7 @@
                 <w:noProof/>
                 <w:webHidden/>
               </w:rPr>
-              <w:instrText xml:space="preserve"> PAGEREF _Toc228210004 \h </w:instrText>
+              <w:instrText xml:space="preserve"> PAGEREF _Toc228211550 \h </w:instrText>
             </w:r>
             <w:r>
               <w:rPr>
@@ -12666,7 +12625,7 @@
               <w14:ligatures w14:val="standardContextual"/>
             </w:rPr>
           </w:pPr>
-          <w:hyperlink w:anchor="_Toc228210005" w:history="1">
+          <w:hyperlink w:anchor="_Toc228211551" w:history="1">
             <w:r>
               <w:rPr>
                 <w:rStyle w:val="Hiperhivatkozs"/>
@@ -12693,7 +12652,7 @@
                 <w:noProof/>
                 <w:webHidden/>
               </w:rPr>
-              <w:instrText xml:space="preserve"> PAGEREF _Toc228210005 \h </w:instrText>
+              <w:instrText xml:space="preserve"> PAGEREF _Toc228211551 \h </w:instrText>
             </w:r>
             <w:r>
               <w:rPr>
@@ -12739,7 +12698,7 @@
               <w14:ligatures w14:val="standardContextual"/>
             </w:rPr>
           </w:pPr>
-          <w:hyperlink w:anchor="_Toc228210006" w:history="1">
+          <w:hyperlink w:anchor="_Toc228211552" w:history="1">
             <w:r>
               <w:rPr>
                 <w:rStyle w:val="Hiperhivatkozs"/>
@@ -12783,7 +12742,7 @@
                 <w:noProof/>
                 <w:webHidden/>
               </w:rPr>
-              <w:instrText xml:space="preserve"> PAGEREF _Toc228210006 \h </w:instrText>
+              <w:instrText xml:space="preserve"> PAGEREF _Toc228211552 \h </w:instrText>
             </w:r>
             <w:r>
               <w:rPr>
@@ -12803,7 +12762,7 @@
                 <w:noProof/>
                 <w:webHidden/>
               </w:rPr>
-              <w:t>22</w:t>
+              <w:t>23</w:t>
             </w:r>
             <w:r>
               <w:rPr>
@@ -12828,7 +12787,7 @@
               <w14:ligatures w14:val="standardContextual"/>
             </w:rPr>
           </w:pPr>
-          <w:hyperlink w:anchor="_Toc228210007" w:history="1">
+          <w:hyperlink w:anchor="_Toc228211553" w:history="1">
             <w:r>
               <w:rPr>
                 <w:rStyle w:val="Hiperhivatkozs"/>
@@ -12855,7 +12814,7 @@
                 <w:noProof/>
                 <w:webHidden/>
               </w:rPr>
-              <w:instrText xml:space="preserve"> PAGEREF _Toc228210007 \h </w:instrText>
+              <w:instrText xml:space="preserve"> PAGEREF _Toc228211553 \h </w:instrText>
             </w:r>
             <w:r>
               <w:rPr>
@@ -12900,7 +12859,7 @@
               <w14:ligatures w14:val="standardContextual"/>
             </w:rPr>
           </w:pPr>
-          <w:hyperlink w:anchor="_Toc228210008" w:history="1">
+          <w:hyperlink w:anchor="_Toc228211554" w:history="1">
             <w:r>
               <w:rPr>
                 <w:rStyle w:val="Hiperhivatkozs"/>
@@ -12927,7 +12886,7 @@
                 <w:noProof/>
                 <w:webHidden/>
               </w:rPr>
-              <w:instrText xml:space="preserve"> PAGEREF _Toc228210008 \h </w:instrText>
+              <w:instrText xml:space="preserve"> PAGEREF _Toc228211554 \h </w:instrText>
             </w:r>
             <w:r>
               <w:rPr>
@@ -12972,7 +12931,7 @@
               <w14:ligatures w14:val="standardContextual"/>
             </w:rPr>
           </w:pPr>
-          <w:hyperlink w:anchor="_Toc228210009" w:history="1">
+          <w:hyperlink w:anchor="_Toc228211555" w:history="1">
             <w:r>
               <w:rPr>
                 <w:rStyle w:val="Hiperhivatkozs"/>
@@ -12999,7 +12958,7 @@
                 <w:noProof/>
                 <w:webHidden/>
               </w:rPr>
-              <w:instrText xml:space="preserve"> PAGEREF _Toc228210009 \h </w:instrText>
+              <w:instrText xml:space="preserve"> PAGEREF _Toc228211555 \h </w:instrText>
             </w:r>
             <w:r>
               <w:rPr>
@@ -13019,7 +12978,7 @@
                 <w:noProof/>
                 <w:webHidden/>
               </w:rPr>
-              <w:t>23</w:t>
+              <w:t>24</w:t>
             </w:r>
             <w:r>
               <w:rPr>
@@ -13044,7 +13003,7 @@
               <w14:ligatures w14:val="standardContextual"/>
             </w:rPr>
           </w:pPr>
-          <w:hyperlink w:anchor="_Toc228210010" w:history="1">
+          <w:hyperlink w:anchor="_Toc228211556" w:history="1">
             <w:r>
               <w:rPr>
                 <w:rStyle w:val="Hiperhivatkozs"/>
@@ -13071,7 +13030,7 @@
                 <w:noProof/>
                 <w:webHidden/>
               </w:rPr>
-              <w:instrText xml:space="preserve"> PAGEREF _Toc228210010 \h </w:instrText>
+              <w:instrText xml:space="preserve"> PAGEREF _Toc228211556 \h </w:instrText>
             </w:r>
             <w:r>
               <w:rPr>
@@ -13091,7 +13050,7 @@
                 <w:noProof/>
                 <w:webHidden/>
               </w:rPr>
-              <w:t>23</w:t>
+              <w:t>24</w:t>
             </w:r>
             <w:r>
               <w:rPr>
@@ -13116,7 +13075,7 @@
               <w14:ligatures w14:val="standardContextual"/>
             </w:rPr>
           </w:pPr>
-          <w:hyperlink w:anchor="_Toc228210011" w:history="1">
+          <w:hyperlink w:anchor="_Toc228211557" w:history="1">
             <w:r>
               <w:rPr>
                 <w:rStyle w:val="Hiperhivatkozs"/>
@@ -13143,7 +13102,7 @@
                 <w:noProof/>
                 <w:webHidden/>
               </w:rPr>
-              <w:instrText xml:space="preserve"> PAGEREF _Toc228210011 \h </w:instrText>
+              <w:instrText xml:space="preserve"> PAGEREF _Toc228211557 \h </w:instrText>
             </w:r>
             <w:r>
               <w:rPr>
@@ -13188,7 +13147,7 @@
               <w14:ligatures w14:val="standardContextual"/>
             </w:rPr>
           </w:pPr>
-          <w:hyperlink w:anchor="_Toc228210012" w:history="1">
+          <w:hyperlink w:anchor="_Toc228211558" w:history="1">
             <w:r>
               <w:rPr>
                 <w:rStyle w:val="Hiperhivatkozs"/>
@@ -13215,7 +13174,7 @@
                 <w:noProof/>
                 <w:webHidden/>
               </w:rPr>
-              <w:instrText xml:space="preserve"> PAGEREF _Toc228210012 \h </w:instrText>
+              <w:instrText xml:space="preserve"> PAGEREF _Toc228211558 \h </w:instrText>
             </w:r>
             <w:r>
               <w:rPr>
@@ -13235,7 +13194,7 @@
                 <w:noProof/>
                 <w:webHidden/>
               </w:rPr>
-              <w:t>24</w:t>
+              <w:t>25</w:t>
             </w:r>
             <w:r>
               <w:rPr>
@@ -13260,7 +13219,7 @@
               <w14:ligatures w14:val="standardContextual"/>
             </w:rPr>
           </w:pPr>
-          <w:hyperlink w:anchor="_Toc228210013" w:history="1">
+          <w:hyperlink w:anchor="_Toc228211559" w:history="1">
             <w:r>
               <w:rPr>
                 <w:rStyle w:val="Hiperhivatkozs"/>
@@ -13287,7 +13246,7 @@
                 <w:noProof/>
                 <w:webHidden/>
               </w:rPr>
-              <w:instrText xml:space="preserve"> PAGEREF _Toc228210013 \h </w:instrText>
+              <w:instrText xml:space="preserve"> PAGEREF _Toc228211559 \h </w:instrText>
             </w:r>
             <w:r>
               <w:rPr>
@@ -13307,7 +13266,7 @@
                 <w:noProof/>
                 <w:webHidden/>
               </w:rPr>
-              <w:t>24</w:t>
+              <w:t>25</w:t>
             </w:r>
             <w:r>
               <w:rPr>
@@ -13333,7 +13292,7 @@
               <w14:ligatures w14:val="standardContextual"/>
             </w:rPr>
           </w:pPr>
-          <w:hyperlink w:anchor="_Toc228210014" w:history="1">
+          <w:hyperlink w:anchor="_Toc228211560" w:history="1">
             <w:r>
               <w:rPr>
                 <w:rStyle w:val="Hiperhivatkozs"/>
@@ -13377,7 +13336,7 @@
                 <w:noProof/>
                 <w:webHidden/>
               </w:rPr>
-              <w:instrText xml:space="preserve"> PAGEREF _Toc228210014 \h </w:instrText>
+              <w:instrText xml:space="preserve"> PAGEREF _Toc228211560 \h </w:instrText>
             </w:r>
             <w:r>
               <w:rPr>
@@ -13423,7 +13382,7 @@
               <w14:ligatures w14:val="standardContextual"/>
             </w:rPr>
           </w:pPr>
-          <w:hyperlink w:anchor="_Toc228210015" w:history="1">
+          <w:hyperlink w:anchor="_Toc228211561" w:history="1">
             <w:r>
               <w:rPr>
                 <w:rStyle w:val="Hiperhivatkozs"/>
@@ -13467,7 +13426,7 @@
                 <w:noProof/>
                 <w:webHidden/>
               </w:rPr>
-              <w:instrText xml:space="preserve"> PAGEREF _Toc228210015 \h </w:instrText>
+              <w:instrText xml:space="preserve"> PAGEREF _Toc228211561 \h </w:instrText>
             </w:r>
             <w:r>
               <w:rPr>
@@ -13512,7 +13471,7 @@
               <w14:ligatures w14:val="standardContextual"/>
             </w:rPr>
           </w:pPr>
-          <w:hyperlink w:anchor="_Toc228210016" w:history="1">
+          <w:hyperlink w:anchor="_Toc228211562" w:history="1">
             <w:r>
               <w:rPr>
                 <w:rStyle w:val="Hiperhivatkozs"/>
@@ -13539,7 +13498,7 @@
                 <w:noProof/>
                 <w:webHidden/>
               </w:rPr>
-              <w:instrText xml:space="preserve"> PAGEREF _Toc228210016 \h </w:instrText>
+              <w:instrText xml:space="preserve"> PAGEREF _Toc228211562 \h </w:instrText>
             </w:r>
             <w:r>
               <w:rPr>
@@ -13559,7 +13518,7 @@
                 <w:noProof/>
                 <w:webHidden/>
               </w:rPr>
-              <w:t>30</w:t>
+              <w:t>31</w:t>
             </w:r>
             <w:r>
               <w:rPr>
@@ -13584,7 +13543,7 @@
               <w14:ligatures w14:val="standardContextual"/>
             </w:rPr>
           </w:pPr>
-          <w:hyperlink w:anchor="_Toc228210017" w:history="1">
+          <w:hyperlink w:anchor="_Toc228211563" w:history="1">
             <w:r>
               <w:rPr>
                 <w:rStyle w:val="Hiperhivatkozs"/>
@@ -13611,7 +13570,7 @@
                 <w:noProof/>
                 <w:webHidden/>
               </w:rPr>
-              <w:instrText xml:space="preserve"> PAGEREF _Toc228210017 \h </w:instrText>
+              <w:instrText xml:space="preserve"> PAGEREF _Toc228211563 \h </w:instrText>
             </w:r>
             <w:r>
               <w:rPr>
@@ -13631,7 +13590,7 @@
                 <w:noProof/>
                 <w:webHidden/>
               </w:rPr>
-              <w:t>30</w:t>
+              <w:t>31</w:t>
             </w:r>
             <w:r>
               <w:rPr>
@@ -13656,7 +13615,7 @@
               <w14:ligatures w14:val="standardContextual"/>
             </w:rPr>
           </w:pPr>
-          <w:hyperlink w:anchor="_Toc228210018" w:history="1">
+          <w:hyperlink w:anchor="_Toc228211564" w:history="1">
             <w:r>
               <w:rPr>
                 <w:rStyle w:val="Hiperhivatkozs"/>
@@ -13683,7 +13642,7 @@
                 <w:noProof/>
                 <w:webHidden/>
               </w:rPr>
-              <w:instrText xml:space="preserve"> PAGEREF _Toc228210018 \h </w:instrText>
+              <w:instrText xml:space="preserve"> PAGEREF _Toc228211564 \h </w:instrText>
             </w:r>
             <w:r>
               <w:rPr>
@@ -13728,7 +13687,7 @@
               <w14:ligatures w14:val="standardContextual"/>
             </w:rPr>
           </w:pPr>
-          <w:hyperlink w:anchor="_Toc228210019" w:history="1">
+          <w:hyperlink w:anchor="_Toc228211565" w:history="1">
             <w:r>
               <w:rPr>
                 <w:rStyle w:val="Hiperhivatkozs"/>
@@ -13755,7 +13714,7 @@
                 <w:noProof/>
                 <w:webHidden/>
               </w:rPr>
-              <w:instrText xml:space="preserve"> PAGEREF _Toc228210019 \h </w:instrText>
+              <w:instrText xml:space="preserve"> PAGEREF _Toc228211565 \h </w:instrText>
             </w:r>
             <w:r>
               <w:rPr>
@@ -13775,7 +13734,7 @@
                 <w:noProof/>
                 <w:webHidden/>
               </w:rPr>
-              <w:t>31</w:t>
+              <w:t>32</w:t>
             </w:r>
             <w:r>
               <w:rPr>
@@ -13800,7 +13759,7 @@
               <w14:ligatures w14:val="standardContextual"/>
             </w:rPr>
           </w:pPr>
-          <w:hyperlink w:anchor="_Toc228210020" w:history="1">
+          <w:hyperlink w:anchor="_Toc228211566" w:history="1">
             <w:r>
               <w:rPr>
                 <w:rStyle w:val="Hiperhivatkozs"/>
@@ -13827,7 +13786,7 @@
                 <w:noProof/>
                 <w:webHidden/>
               </w:rPr>
-              <w:instrText xml:space="preserve"> PAGEREF _Toc228210020 \h </w:instrText>
+              <w:instrText xml:space="preserve"> PAGEREF _Toc228211566 \h </w:instrText>
             </w:r>
             <w:r>
               <w:rPr>
@@ -13847,7 +13806,7 @@
                 <w:noProof/>
                 <w:webHidden/>
               </w:rPr>
-              <w:t>31</w:t>
+              <w:t>32</w:t>
             </w:r>
             <w:r>
               <w:rPr>
@@ -13873,7 +13832,7 @@
               <w14:ligatures w14:val="standardContextual"/>
             </w:rPr>
           </w:pPr>
-          <w:hyperlink w:anchor="_Toc228210021" w:history="1">
+          <w:hyperlink w:anchor="_Toc228211567" w:history="1">
             <w:r>
               <w:rPr>
                 <w:rStyle w:val="Hiperhivatkozs"/>
@@ -13917,7 +13876,7 @@
                 <w:noProof/>
                 <w:webHidden/>
               </w:rPr>
-              <w:instrText xml:space="preserve"> PAGEREF _Toc228210021 \h </w:instrText>
+              <w:instrText xml:space="preserve"> PAGEREF _Toc228211567 \h </w:instrText>
             </w:r>
             <w:r>
               <w:rPr>
@@ -13963,7 +13922,7 @@
               <w14:ligatures w14:val="standardContextual"/>
             </w:rPr>
           </w:pPr>
-          <w:hyperlink w:anchor="_Toc228210022" w:history="1">
+          <w:hyperlink w:anchor="_Toc228211568" w:history="1">
             <w:r>
               <w:rPr>
                 <w:rStyle w:val="Hiperhivatkozs"/>
@@ -14007,7 +13966,7 @@
                 <w:noProof/>
                 <w:webHidden/>
               </w:rPr>
-              <w:instrText xml:space="preserve"> PAGEREF _Toc228210022 \h </w:instrText>
+              <w:instrText xml:space="preserve"> PAGEREF _Toc228211568 \h </w:instrText>
             </w:r>
             <w:r>
               <w:rPr>
@@ -14027,7 +13986,7 @@
                 <w:noProof/>
                 <w:webHidden/>
               </w:rPr>
-              <w:t>34</w:t>
+              <w:t>35</w:t>
             </w:r>
             <w:r>
               <w:rPr>
@@ -14053,7 +14012,7 @@
               <w14:ligatures w14:val="standardContextual"/>
             </w:rPr>
           </w:pPr>
-          <w:hyperlink w:anchor="_Toc228210023" w:history="1">
+          <w:hyperlink w:anchor="_Toc228211569" w:history="1">
             <w:r>
               <w:rPr>
                 <w:rStyle w:val="Hiperhivatkozs"/>
@@ -14097,7 +14056,7 @@
                 <w:noProof/>
                 <w:webHidden/>
               </w:rPr>
-              <w:instrText xml:space="preserve"> PAGEREF _Toc228210023 \h </w:instrText>
+              <w:instrText xml:space="preserve"> PAGEREF _Toc228211569 \h </w:instrText>
             </w:r>
             <w:r>
               <w:rPr>
@@ -14143,7 +14102,7 @@
               <w14:ligatures w14:val="standardContextual"/>
             </w:rPr>
           </w:pPr>
-          <w:hyperlink w:anchor="_Toc228210024" w:history="1">
+          <w:hyperlink w:anchor="_Toc228211570" w:history="1">
             <w:r>
               <w:rPr>
                 <w:rStyle w:val="Hiperhivatkozs"/>
@@ -14187,7 +14146,7 @@
                 <w:noProof/>
                 <w:webHidden/>
               </w:rPr>
-              <w:instrText xml:space="preserve"> PAGEREF _Toc228210024 \h </w:instrText>
+              <w:instrText xml:space="preserve"> PAGEREF _Toc228211570 \h </w:instrText>
             </w:r>
             <w:r>
               <w:rPr>
@@ -14207,7 +14166,7 @@
                 <w:noProof/>
                 <w:webHidden/>
               </w:rPr>
-              <w:t>37</w:t>
+              <w:t>38</w:t>
             </w:r>
             <w:r>
               <w:rPr>
@@ -14233,7 +14192,7 @@
               <w14:ligatures w14:val="standardContextual"/>
             </w:rPr>
           </w:pPr>
-          <w:hyperlink w:anchor="_Toc228210025" w:history="1">
+          <w:hyperlink w:anchor="_Toc228211571" w:history="1">
             <w:r>
               <w:rPr>
                 <w:rStyle w:val="Hiperhivatkozs"/>
@@ -14277,7 +14236,7 @@
                 <w:noProof/>
                 <w:webHidden/>
               </w:rPr>
-              <w:instrText xml:space="preserve"> PAGEREF _Toc228210025 \h </w:instrText>
+              <w:instrText xml:space="preserve"> PAGEREF _Toc228211571 \h </w:instrText>
             </w:r>
             <w:r>
               <w:rPr>
@@ -14366,7 +14325,7 @@
         </w:rPr>
         <w:lastRenderedPageBreak/>
         <w:drawing>
-          <wp:anchor distT="0" distB="0" distL="114300" distR="114300" simplePos="0" relativeHeight="251658240" behindDoc="1" locked="0" layoutInCell="1" allowOverlap="1" wp14:anchorId="220444D8" wp14:editId="58088EF8">
+          <wp:anchor distT="0" distB="0" distL="114300" distR="114300" simplePos="0" relativeHeight="251658240" behindDoc="1" locked="0" layoutInCell="1" allowOverlap="1" wp14:anchorId="220444D8" wp14:editId="2F1FC1FE">
             <wp:simplePos x="0" y="0"/>
             <wp:positionH relativeFrom="margin">
               <wp:align>right</wp:align>
@@ -14374,13 +14333,13 @@
             <wp:positionV relativeFrom="paragraph">
               <wp:posOffset>337185</wp:posOffset>
             </wp:positionV>
-            <wp:extent cx="8877300" cy="5238750"/>
+            <wp:extent cx="8877300" cy="4895850"/>
             <wp:effectExtent l="0" t="0" r="0" b="0"/>
             <wp:wrapTight wrapText="bothSides">
               <wp:wrapPolygon edited="0">
                 <wp:start x="0" y="0"/>
-                <wp:lineTo x="0" y="21521"/>
-                <wp:lineTo x="21554" y="21521"/>
+                <wp:lineTo x="0" y="21516"/>
+                <wp:lineTo x="21554" y="21516"/>
                 <wp:lineTo x="21554" y="0"/>
                 <wp:lineTo x="0" y="0"/>
               </wp:wrapPolygon>
@@ -14410,7 +14369,7 @@
                   <pic:spPr>
                     <a:xfrm>
                       <a:off x="0" y="0"/>
-                      <a:ext cx="8877300" cy="5238750"/>
+                      <a:ext cx="8877300" cy="4895850"/>
                     </a:xfrm>
                     <a:prstGeom prst="rect">
                       <a:avLst/>
@@ -14428,6 +14387,215 @@
             </wp14:sizeRelV>
           </wp:anchor>
         </w:drawing>
+      </w:r>
+      <w:r>
+        <w:rPr>
+          <w:noProof/>
+        </w:rPr>
+        <mc:AlternateContent>
+          <mc:Choice Requires="wps">
+            <w:drawing>
+              <wp:anchor distT="0" distB="0" distL="114300" distR="114300" simplePos="0" relativeHeight="251660288" behindDoc="1" locked="0" layoutInCell="1" allowOverlap="1" wp14:anchorId="232A3470" wp14:editId="76FC54E9">
+                <wp:simplePos x="0" y="0"/>
+                <wp:positionH relativeFrom="column">
+                  <wp:posOffset>13970</wp:posOffset>
+                </wp:positionH>
+                <wp:positionV relativeFrom="paragraph">
+                  <wp:posOffset>5317490</wp:posOffset>
+                </wp:positionV>
+                <wp:extent cx="8877300" cy="635"/>
+                <wp:effectExtent l="0" t="0" r="0" b="0"/>
+                <wp:wrapTight wrapText="bothSides">
+                  <wp:wrapPolygon edited="0">
+                    <wp:start x="0" y="0"/>
+                    <wp:lineTo x="0" y="21600"/>
+                    <wp:lineTo x="21600" y="21600"/>
+                    <wp:lineTo x="21600" y="0"/>
+                  </wp:wrapPolygon>
+                </wp:wrapTight>
+                <wp:docPr id="854718989" name="Szövegdoboz 1"/>
+                <wp:cNvGraphicFramePr/>
+                <a:graphic xmlns:a="http://schemas.openxmlformats.org/drawingml/2006/main">
+                  <a:graphicData uri="http://schemas.microsoft.com/office/word/2010/wordprocessingShape">
+                    <wps:wsp>
+                      <wps:cNvSpPr txBox="1"/>
+                      <wps:spPr>
+                        <a:xfrm>
+                          <a:off x="0" y="0"/>
+                          <a:ext cx="8877300" cy="635"/>
+                        </a:xfrm>
+                        <a:prstGeom prst="rect">
+                          <a:avLst/>
+                        </a:prstGeom>
+                        <a:solidFill>
+                          <a:prstClr val="white"/>
+                        </a:solidFill>
+                        <a:ln>
+                          <a:noFill/>
+                        </a:ln>
+                      </wps:spPr>
+                      <wps:txbx>
+                        <w:txbxContent>
+                          <w:p>
+                            <w:pPr>
+                              <w:pStyle w:val="Kpalrs"/>
+                              <w:jc w:val="center"/>
+                              <w:rPr>
+                                <w:noProof/>
+                                <w:color w:val="000000" w:themeColor="text1"/>
+                                <w:sz w:val="22"/>
+                                <w:szCs w:val="22"/>
+                              </w:rPr>
+                            </w:pPr>
+                            <w:r>
+                              <w:rPr>
+                                <w:noProof/>
+                                <w:color w:val="000000" w:themeColor="text1"/>
+                                <w:sz w:val="22"/>
+                                <w:szCs w:val="22"/>
+                              </w:rPr>
+                              <w:fldChar w:fldCharType="begin"/>
+                            </w:r>
+                            <w:r>
+                              <w:rPr>
+                                <w:noProof/>
+                                <w:color w:val="000000" w:themeColor="text1"/>
+                                <w:sz w:val="22"/>
+                                <w:szCs w:val="22"/>
+                              </w:rPr>
+                              <w:instrText xml:space="preserve"> SEQ Ábra \* ARABIC </w:instrText>
+                            </w:r>
+                            <w:r>
+                              <w:rPr>
+                                <w:noProof/>
+                                <w:color w:val="000000" w:themeColor="text1"/>
+                                <w:sz w:val="22"/>
+                                <w:szCs w:val="22"/>
+                              </w:rPr>
+                              <w:fldChar w:fldCharType="separate"/>
+                            </w:r>
+                            <w:r>
+                              <w:rPr>
+                                <w:noProof/>
+                                <w:color w:val="000000" w:themeColor="text1"/>
+                                <w:sz w:val="22"/>
+                                <w:szCs w:val="22"/>
+                              </w:rPr>
+                              <w:t>14</w:t>
+                            </w:r>
+                            <w:r>
+                              <w:rPr>
+                                <w:noProof/>
+                                <w:color w:val="000000" w:themeColor="text1"/>
+                                <w:sz w:val="22"/>
+                                <w:szCs w:val="22"/>
+                              </w:rPr>
+                              <w:fldChar w:fldCharType="end"/>
+                            </w:r>
+                            <w:r>
+                              <w:rPr>
+                                <w:color w:val="000000" w:themeColor="text1"/>
+                                <w:sz w:val="22"/>
+                                <w:szCs w:val="22"/>
+                              </w:rPr>
+                              <w:t>. Ábra</w:t>
+                            </w:r>
+                          </w:p>
+                        </w:txbxContent>
+                      </wps:txbx>
+                      <wps:bodyPr rot="0" spcFirstLastPara="0" vertOverflow="overflow" horzOverflow="overflow" vert="horz" wrap="square" lIns="0" tIns="0" rIns="0" bIns="0" numCol="1" spcCol="0" rtlCol="0" fromWordArt="0" anchor="t" anchorCtr="0" forceAA="0" compatLnSpc="1">
+                        <a:prstTxWarp prst="textNoShape">
+                          <a:avLst/>
+                        </a:prstTxWarp>
+                        <a:spAutoFit/>
+                      </wps:bodyPr>
+                    </wps:wsp>
+                  </a:graphicData>
+                </a:graphic>
+              </wp:anchor>
+            </w:drawing>
+          </mc:Choice>
+          <mc:Fallback>
+            <w:pict>
+              <v:shapetype w14:anchorId="232A3470" id="_x0000_t202" coordsize="21600,21600" o:spt="202" path="m,l,21600r21600,l21600,xe">
+                <v:stroke joinstyle="miter"/>
+                <v:path gradientshapeok="t" o:connecttype="rect"/>
+              </v:shapetype>
+              <v:shape id="Szövegdoboz 1" o:spid="_x0000_s1026" type="#_x0000_t202" style="position:absolute;left:0;text-align:left;margin-left:1.1pt;margin-top:418.7pt;width:699pt;height:.05pt;z-index:-251656192;visibility:visible;mso-wrap-style:square;mso-wrap-distance-left:9pt;mso-wrap-distance-top:0;mso-wrap-distance-right:9pt;mso-wrap-distance-bottom:0;mso-position-horizontal:absolute;mso-position-horizontal-relative:text;mso-position-vertical:absolute;mso-position-vertical-relative:text;v-text-anchor:top" o:gfxdata="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" stroked="f">
+                <v:textbox style="mso-fit-shape-to-text:t" inset="0,0,0,0">
+                  <w:txbxContent>
+                    <w:p>
+                      <w:pPr>
+                        <w:pStyle w:val="Kpalrs"/>
+                        <w:jc w:val="center"/>
+                        <w:rPr>
+                          <w:noProof/>
+                          <w:color w:val="000000" w:themeColor="text1"/>
+                          <w:sz w:val="22"/>
+                          <w:szCs w:val="22"/>
+                        </w:rPr>
+                      </w:pPr>
+                      <w:r>
+                        <w:rPr>
+                          <w:noProof/>
+                          <w:color w:val="000000" w:themeColor="text1"/>
+                          <w:sz w:val="22"/>
+                          <w:szCs w:val="22"/>
+                        </w:rPr>
+                        <w:fldChar w:fldCharType="begin"/>
+                      </w:r>
+                      <w:r>
+                        <w:rPr>
+                          <w:noProof/>
+                          <w:color w:val="000000" w:themeColor="text1"/>
+                          <w:sz w:val="22"/>
+                          <w:szCs w:val="22"/>
+                        </w:rPr>
+                        <w:instrText xml:space="preserve"> SEQ Ábra \* ARABIC </w:instrText>
+                      </w:r>
+                      <w:r>
+                        <w:rPr>
+                          <w:noProof/>
+                          <w:color w:val="000000" w:themeColor="text1"/>
+                          <w:sz w:val="22"/>
+                          <w:szCs w:val="22"/>
+                        </w:rPr>
+                        <w:fldChar w:fldCharType="separate"/>
+                      </w:r>
+                      <w:r>
+                        <w:rPr>
+                          <w:noProof/>
+                          <w:color w:val="000000" w:themeColor="text1"/>
+                          <w:sz w:val="22"/>
+                          <w:szCs w:val="22"/>
+                        </w:rPr>
+                        <w:t>14</w:t>
+                      </w:r>
+                      <w:r>
+                        <w:rPr>
+                          <w:noProof/>
+                          <w:color w:val="000000" w:themeColor="text1"/>
+                          <w:sz w:val="22"/>
+                          <w:szCs w:val="22"/>
+                        </w:rPr>
+                        <w:fldChar w:fldCharType="end"/>
+                      </w:r>
+                      <w:r>
+                        <w:rPr>
+                          <w:color w:val="000000" w:themeColor="text1"/>
+                          <w:sz w:val="22"/>
+                          <w:szCs w:val="22"/>
+                        </w:rPr>
+                        <w:t>. Ábra</w:t>
+                      </w:r>
+                    </w:p>
+                  </w:txbxContent>
+                </v:textbox>
+                <w10:wrap type="tight"/>
+              </v:shape>
+            </w:pict>
+          </mc:Fallback>
+        </mc:AlternateContent>
       </w:r>
       <w:r>
         <w:rPr>
@@ -20568,7 +20736,6 @@
   <w:style w:type="character" w:default="1" w:styleId="Bekezdsalapbettpusa">
     <w:name w:val="Default Paragraph Font"/>
     <w:uiPriority w:val="1"/>
-    <w:semiHidden/>
     <w:unhideWhenUsed/>
   </w:style>
   <w:style w:type="table" w:default="1" w:styleId="Normltblzat">

--- a/Rendelotablet Dokumentáció.docx
+++ b/Rendelotablet Dokumentáció.docx
@@ -1,6 +1,6 @@
 
 <file path=word/document.xml><?xml version="1.0" encoding="utf-8"?>
-<w:document xmlns:wpc="http://schemas.microsoft.com/office/word/2010/wordprocessingCanvas" xmlns:cx="http://schemas.microsoft.com/office/drawing/2014/chartex" xmlns:cx1="http://schemas.microsoft.com/office/drawing/2015/9/8/chartex" xmlns:cx2="http://schemas.microsoft.com/office/drawing/2015/10/21/chartex" xmlns:cx3="http://schemas.microsoft.com/office/drawing/2016/5/9/chartex" xmlns:cx4="http://schemas.microsoft.com/office/drawing/2016/5/10/chartex" xmlns:cx5="http://schemas.microsoft.com/office/drawing/2016/5/11/chartex" xmlns:cx6="http://schemas.microsoft.com/office/drawing/2016/5/12/chartex" xmlns:cx7="http://schemas.microsoft.com/office/drawing/2016/5/13/chartex" xmlns:cx8="http://schemas.microsoft.com/office/drawing/2016/5/14/chartex" xmlns:mc="http://schemas.openxmlformats.org/markup-compatibility/2006" xmlns:aink="http://schemas.microsoft.com/office/drawing/2016/ink" xmlns:am3d="http://schemas.microsoft.com/office/drawing/2017/model3d" xmlns:o="urn:schemas-microsoft-com:office:office" xmlns:oel="http://schemas.microsoft.com/office/2019/extlst" xmlns:r="http://schemas.openxmlformats.org/officeDocument/2006/relationships" xmlns:m="http://schemas.openxmlformats.org/officeDocument/2006/math" xmlns:v="urn:schemas-microsoft-com:vml" xmlns:wp14="http://schemas.microsoft.com/office/word/2010/wordprocessingDrawing" xmlns:wp="http://schemas.openxmlformats.org/drawingml/2006/wordprocessingDrawing" xmlns:w10="urn:schemas-microsoft-com:office:word" xmlns:w="http://schemas.openxmlformats.org/wordprocessingml/2006/main" xmlns:w14="http://schemas.microsoft.com/office/word/2010/wordml" xmlns:w15="http://schemas.microsoft.com/office/word/2012/wordml" xmlns:w16cex="http://schemas.microsoft.com/office/word/2018/wordml/cex" xmlns:w16cid="http://schemas.microsoft.com/office/word/2016/wordml/cid" xmlns:w16="http://schemas.microsoft.com/office/word/2018/wordml" xmlns:w16du="http://schemas.microsoft.com/office/word/2023/wordml/word16du" xmlns:w16sdtdh="http://schemas.microsoft.com/office/word/2020/wordml/sdtdatahash" xmlns:w16sdtfl="http://schemas.microsoft.com/office/word/2024/wordml/sdtformatlock" xmlns:w16se="http://schemas.microsoft.com/office/word/2015/wordml/symex" xmlns:wpg="http://schemas.microsoft.com/office/word/2010/wordprocessingGroup" xmlns:wpi="http://schemas.microsoft.com/office/word/2010/wordprocessingInk" xmlns:wne="http://schemas.microsoft.com/office/word/2006/wordml" xmlns:wps="http://schemas.microsoft.com/office/word/2010/wordprocessingShape" mc:Ignorable="w14 w15 w16se w16cid w16 w16cex w16sdtdh w16sdtfl w16du wp14">
+<w:document xmlns:wpc="http://schemas.microsoft.com/office/word/2010/wordprocessingCanvas" xmlns:cx="http://schemas.microsoft.com/office/drawing/2014/chartex" xmlns:cx1="http://schemas.microsoft.com/office/drawing/2015/9/8/chartex" xmlns:cx2="http://schemas.microsoft.com/office/drawing/2015/10/21/chartex" xmlns:cx3="http://schemas.microsoft.com/office/drawing/2016/5/9/chartex" xmlns:cx4="http://schemas.microsoft.com/office/drawing/2016/5/10/chartex" xmlns:cx5="http://schemas.microsoft.com/office/drawing/2016/5/11/chartex" xmlns:cx6="http://schemas.microsoft.com/office/drawing/2016/5/12/chartex" xmlns:cx7="http://schemas.microsoft.com/office/drawing/2016/5/13/chartex" xmlns:cx8="http://schemas.microsoft.com/office/drawing/2016/5/14/chartex" xmlns:mc="http://schemas.openxmlformats.org/markup-compatibility/2006" xmlns:aink="http://schemas.microsoft.com/office/drawing/2016/ink" xmlns:am3d="http://schemas.microsoft.com/office/drawing/2017/model3d" xmlns:o="urn:schemas-microsoft-com:office:office" xmlns:oel="http://schemas.microsoft.com/office/2019/extlst" xmlns:r="http://schemas.openxmlformats.org/officeDocument/2006/relationships" xmlns:m="http://schemas.openxmlformats.org/officeDocument/2006/math" xmlns:v="urn:schemas-microsoft-com:vml" xmlns:wp14="http://schemas.microsoft.com/office/word/2010/wordprocessingDrawing" xmlns:wp="http://schemas.openxmlformats.org/drawingml/2006/wordprocessingDrawing" xmlns:w10="urn:schemas-microsoft-com:office:word" xmlns:w="http://schemas.openxmlformats.org/wordprocessingml/2006/main" xmlns:w14="http://schemas.microsoft.com/office/word/2010/wordml" xmlns:w15="http://schemas.microsoft.com/office/word/2012/wordml" xmlns:w16cex="http://schemas.microsoft.com/office/word/2018/wordml/cex" xmlns:w16cid="http://schemas.microsoft.com/office/word/2016/wordml/cid" xmlns:w16="http://schemas.microsoft.com/office/word/2018/wordml" xmlns:w16sdtdh="http://schemas.microsoft.com/office/word/2020/wordml/sdtdatahash" xmlns:w16se="http://schemas.microsoft.com/office/word/2015/wordml/symex" xmlns:wpg="http://schemas.microsoft.com/office/word/2010/wordprocessingGroup" xmlns:wpi="http://schemas.microsoft.com/office/word/2010/wordprocessingInk" xmlns:wne="http://schemas.microsoft.com/office/word/2006/wordml" xmlns:wps="http://schemas.microsoft.com/office/word/2010/wordprocessingShape" mc:Ignorable="w14 w15 w16se w16cid w16 w16cex w16sdtdh wp14">
   <w:body>
     <w:p>
       <w:pPr>
@@ -10357,15 +10357,7 @@
       </w:r>
       <w:proofErr w:type="gramEnd"/>
       <w:r>
-        <w:t xml:space="preserve">, mint például leadva, készül stb. </w:t>
-      </w:r>
-      <w:proofErr w:type="gramStart"/>
-      <w:r>
-        <w:t>látja</w:t>
-      </w:r>
-      <w:proofErr w:type="gramEnd"/>
-      <w:r>
-        <w:t xml:space="preserve"> hanem időre pontosan kap visszajelzést az étel érkezéséről. Például megjelenik egy számláló, egy 10 perces időzítővel és mikorra ez az idő lejár készen van az étel.</w:t>
+        <w:t>, mint például leadva, készül stb. látja hanem időre pontosan kap visszajelzést az étel érkezéséről. Például megjelenik egy számláló, egy 10 perces időzítővel és mikorra ez az idő lejár készen van az étel.</w:t>
       </w:r>
     </w:p>
     <w:p/>
@@ -14620,7 +14612,7 @@
 </file>
 
 <file path=word/endnotes.xml><?xml version="1.0" encoding="utf-8"?>
-<w:endnotes xmlns:wpc="http://schemas.microsoft.com/office/word/2010/wordprocessingCanvas" xmlns:cx="http://schemas.microsoft.com/office/drawing/2014/chartex" xmlns:cx1="http://schemas.microsoft.com/office/drawing/2015/9/8/chartex" xmlns:cx2="http://schemas.microsoft.com/office/drawing/2015/10/21/chartex" xmlns:cx3="http://schemas.microsoft.com/office/drawing/2016/5/9/chartex" xmlns:cx4="http://schemas.microsoft.com/office/drawing/2016/5/10/chartex" xmlns:cx5="http://schemas.microsoft.com/office/drawing/2016/5/11/chartex" xmlns:cx6="http://schemas.microsoft.com/office/drawing/2016/5/12/chartex" xmlns:cx7="http://schemas.microsoft.com/office/drawing/2016/5/13/chartex" xmlns:cx8="http://schemas.microsoft.com/office/drawing/2016/5/14/chartex" xmlns:mc="http://schemas.openxmlformats.org/markup-compatibility/2006" xmlns:aink="http://schemas.microsoft.com/office/drawing/2016/ink" xmlns:am3d="http://schemas.microsoft.com/office/drawing/2017/model3d" xmlns:o="urn:schemas-microsoft-com:office:office" xmlns:oel="http://schemas.microsoft.com/office/2019/extlst" xmlns:r="http://schemas.openxmlformats.org/officeDocument/2006/relationships" xmlns:m="http://schemas.openxmlformats.org/officeDocument/2006/math" xmlns:v="urn:schemas-microsoft-com:vml" xmlns:wp14="http://schemas.microsoft.com/office/word/2010/wordprocessingDrawing" xmlns:wp="http://schemas.openxmlformats.org/drawingml/2006/wordprocessingDrawing" xmlns:w10="urn:schemas-microsoft-com:office:word" xmlns:w="http://schemas.openxmlformats.org/wordprocessingml/2006/main" xmlns:w14="http://schemas.microsoft.com/office/word/2010/wordml" xmlns:w15="http://schemas.microsoft.com/office/word/2012/wordml" xmlns:w16cex="http://schemas.microsoft.com/office/word/2018/wordml/cex" xmlns:w16cid="http://schemas.microsoft.com/office/word/2016/wordml/cid" xmlns:w16="http://schemas.microsoft.com/office/word/2018/wordml" xmlns:w16du="http://schemas.microsoft.com/office/word/2023/wordml/word16du" xmlns:w16sdtdh="http://schemas.microsoft.com/office/word/2020/wordml/sdtdatahash" xmlns:w16sdtfl="http://schemas.microsoft.com/office/word/2024/wordml/sdtformatlock" xmlns:w16se="http://schemas.microsoft.com/office/word/2015/wordml/symex" xmlns:wpg="http://schemas.microsoft.com/office/word/2010/wordprocessingGroup" xmlns:wpi="http://schemas.microsoft.com/office/word/2010/wordprocessingInk" xmlns:wne="http://schemas.microsoft.com/office/word/2006/wordml" xmlns:wps="http://schemas.microsoft.com/office/word/2010/wordprocessingShape" mc:Ignorable="w14 w15 w16se w16cid w16 w16cex w16sdtdh w16sdtfl w16du wp14">
+<w:endnotes xmlns:wpc="http://schemas.microsoft.com/office/word/2010/wordprocessingCanvas" xmlns:cx="http://schemas.microsoft.com/office/drawing/2014/chartex" xmlns:cx1="http://schemas.microsoft.com/office/drawing/2015/9/8/chartex" xmlns:cx2="http://schemas.microsoft.com/office/drawing/2015/10/21/chartex" xmlns:cx3="http://schemas.microsoft.com/office/drawing/2016/5/9/chartex" xmlns:cx4="http://schemas.microsoft.com/office/drawing/2016/5/10/chartex" xmlns:cx5="http://schemas.microsoft.com/office/drawing/2016/5/11/chartex" xmlns:cx6="http://schemas.microsoft.com/office/drawing/2016/5/12/chartex" xmlns:cx7="http://schemas.microsoft.com/office/drawing/2016/5/13/chartex" xmlns:cx8="http://schemas.microsoft.com/office/drawing/2016/5/14/chartex" xmlns:mc="http://schemas.openxmlformats.org/markup-compatibility/2006" xmlns:aink="http://schemas.microsoft.com/office/drawing/2016/ink" xmlns:am3d="http://schemas.microsoft.com/office/drawing/2017/model3d" xmlns:o="urn:schemas-microsoft-com:office:office" xmlns:oel="http://schemas.microsoft.com/office/2019/extlst" xmlns:r="http://schemas.openxmlformats.org/officeDocument/2006/relationships" xmlns:m="http://schemas.openxmlformats.org/officeDocument/2006/math" xmlns:v="urn:schemas-microsoft-com:vml" xmlns:wp14="http://schemas.microsoft.com/office/word/2010/wordprocessingDrawing" xmlns:wp="http://schemas.openxmlformats.org/drawingml/2006/wordprocessingDrawing" xmlns:w10="urn:schemas-microsoft-com:office:word" xmlns:w="http://schemas.openxmlformats.org/wordprocessingml/2006/main" xmlns:w14="http://schemas.microsoft.com/office/word/2010/wordml" xmlns:w15="http://schemas.microsoft.com/office/word/2012/wordml" xmlns:w16cex="http://schemas.microsoft.com/office/word/2018/wordml/cex" xmlns:w16cid="http://schemas.microsoft.com/office/word/2016/wordml/cid" xmlns:w16="http://schemas.microsoft.com/office/word/2018/wordml" xmlns:w16sdtdh="http://schemas.microsoft.com/office/word/2020/wordml/sdtdatahash" xmlns:w16se="http://schemas.microsoft.com/office/word/2015/wordml/symex" xmlns:wpg="http://schemas.microsoft.com/office/word/2010/wordprocessingGroup" xmlns:wpi="http://schemas.microsoft.com/office/word/2010/wordprocessingInk" xmlns:wne="http://schemas.microsoft.com/office/word/2006/wordml" xmlns:wps="http://schemas.microsoft.com/office/word/2010/wordprocessingShape" mc:Ignorable="w14 w15 w16se w16cid w16 w16cex w16sdtdh wp14">
   <w:endnote w:type="separator" w:id="-1">
     <w:p>
       <w:pPr>
@@ -14645,7 +14637,7 @@
 </file>
 
 <file path=word/footer1.xml><?xml version="1.0" encoding="utf-8"?>
-<w:ftr xmlns:wpc="http://schemas.microsoft.com/office/word/2010/wordprocessingCanvas" xmlns:cx="http://schemas.microsoft.com/office/drawing/2014/chartex" xmlns:cx1="http://schemas.microsoft.com/office/drawing/2015/9/8/chartex" xmlns:cx2="http://schemas.microsoft.com/office/drawing/2015/10/21/chartex" xmlns:cx3="http://schemas.microsoft.com/office/drawing/2016/5/9/chartex" xmlns:cx4="http://schemas.microsoft.com/office/drawing/2016/5/10/chartex" xmlns:cx5="http://schemas.microsoft.com/office/drawing/2016/5/11/chartex" xmlns:cx6="http://schemas.microsoft.com/office/drawing/2016/5/12/chartex" xmlns:cx7="http://schemas.microsoft.com/office/drawing/2016/5/13/chartex" xmlns:cx8="http://schemas.microsoft.com/office/drawing/2016/5/14/chartex" xmlns:mc="http://schemas.openxmlformats.org/markup-compatibility/2006" xmlns:aink="http://schemas.microsoft.com/office/drawing/2016/ink" xmlns:am3d="http://schemas.microsoft.com/office/drawing/2017/model3d" xmlns:o="urn:schemas-microsoft-com:office:office" xmlns:oel="http://schemas.microsoft.com/office/2019/extlst" xmlns:r="http://schemas.openxmlformats.org/officeDocument/2006/relationships" xmlns:m="http://schemas.openxmlformats.org/officeDocument/2006/math" xmlns:v="urn:schemas-microsoft-com:vml" xmlns:wp14="http://schemas.microsoft.com/office/word/2010/wordprocessingDrawing" xmlns:wp="http://schemas.openxmlformats.org/drawingml/2006/wordprocessingDrawing" xmlns:w10="urn:schemas-microsoft-com:office:word" xmlns:w="http://schemas.openxmlformats.org/wordprocessingml/2006/main" xmlns:w14="http://schemas.microsoft.com/office/word/2010/wordml" xmlns:w15="http://schemas.microsoft.com/office/word/2012/wordml" xmlns:w16cex="http://schemas.microsoft.com/office/word/2018/wordml/cex" xmlns:w16cid="http://schemas.microsoft.com/office/word/2016/wordml/cid" xmlns:w16="http://schemas.microsoft.com/office/word/2018/wordml" xmlns:w16du="http://schemas.microsoft.com/office/word/2023/wordml/word16du" xmlns:w16sdtdh="http://schemas.microsoft.com/office/word/2020/wordml/sdtdatahash" xmlns:w16sdtfl="http://schemas.microsoft.com/office/word/2024/wordml/sdtformatlock" xmlns:w16se="http://schemas.microsoft.com/office/word/2015/wordml/symex" xmlns:wpg="http://schemas.microsoft.com/office/word/2010/wordprocessingGroup" xmlns:wpi="http://schemas.microsoft.com/office/word/2010/wordprocessingInk" xmlns:wne="http://schemas.microsoft.com/office/word/2006/wordml" xmlns:wps="http://schemas.microsoft.com/office/word/2010/wordprocessingShape" mc:Ignorable="w14 w15 w16se w16cid w16 w16cex w16sdtdh w16sdtfl w16du wp14">
+<w:ftr xmlns:wpc="http://schemas.microsoft.com/office/word/2010/wordprocessingCanvas" xmlns:cx="http://schemas.microsoft.com/office/drawing/2014/chartex" xmlns:cx1="http://schemas.microsoft.com/office/drawing/2015/9/8/chartex" xmlns:cx2="http://schemas.microsoft.com/office/drawing/2015/10/21/chartex" xmlns:cx3="http://schemas.microsoft.com/office/drawing/2016/5/9/chartex" xmlns:cx4="http://schemas.microsoft.com/office/drawing/2016/5/10/chartex" xmlns:cx5="http://schemas.microsoft.com/office/drawing/2016/5/11/chartex" xmlns:cx6="http://schemas.microsoft.com/office/drawing/2016/5/12/chartex" xmlns:cx7="http://schemas.microsoft.com/office/drawing/2016/5/13/chartex" xmlns:cx8="http://schemas.microsoft.com/office/drawing/2016/5/14/chartex" xmlns:mc="http://schemas.openxmlformats.org/markup-compatibility/2006" xmlns:aink="http://schemas.microsoft.com/office/drawing/2016/ink" xmlns:am3d="http://schemas.microsoft.com/office/drawing/2017/model3d" xmlns:o="urn:schemas-microsoft-com:office:office" xmlns:oel="http://schemas.microsoft.com/office/2019/extlst" xmlns:r="http://schemas.openxmlformats.org/officeDocument/2006/relationships" xmlns:m="http://schemas.openxmlformats.org/officeDocument/2006/math" xmlns:v="urn:schemas-microsoft-com:vml" xmlns:wp14="http://schemas.microsoft.com/office/word/2010/wordprocessingDrawing" xmlns:wp="http://schemas.openxmlformats.org/drawingml/2006/wordprocessingDrawing" xmlns:w10="urn:schemas-microsoft-com:office:word" xmlns:w="http://schemas.openxmlformats.org/wordprocessingml/2006/main" xmlns:w14="http://schemas.microsoft.com/office/word/2010/wordml" xmlns:w15="http://schemas.microsoft.com/office/word/2012/wordml" xmlns:w16cex="http://schemas.microsoft.com/office/word/2018/wordml/cex" xmlns:w16cid="http://schemas.microsoft.com/office/word/2016/wordml/cid" xmlns:w16="http://schemas.microsoft.com/office/word/2018/wordml" xmlns:w16sdtdh="http://schemas.microsoft.com/office/word/2020/wordml/sdtdatahash" xmlns:w16se="http://schemas.microsoft.com/office/word/2015/wordml/symex" xmlns:wpg="http://schemas.microsoft.com/office/word/2010/wordprocessingGroup" xmlns:wpi="http://schemas.microsoft.com/office/word/2010/wordprocessingInk" xmlns:wne="http://schemas.microsoft.com/office/word/2006/wordml" xmlns:wps="http://schemas.microsoft.com/office/word/2010/wordprocessingShape" mc:Ignorable="w14 w15 w16se w16cid w16 w16cex w16sdtdh wp14">
   <w:p>
     <w:pPr>
       <w:pBdr>
@@ -14720,7 +14712,7 @@
 </file>
 
 <file path=word/footer2.xml><?xml version="1.0" encoding="utf-8"?>
-<w:ftr xmlns:wpc="http://schemas.microsoft.com/office/word/2010/wordprocessingCanvas" xmlns:cx="http://schemas.microsoft.com/office/drawing/2014/chartex" xmlns:cx1="http://schemas.microsoft.com/office/drawing/2015/9/8/chartex" xmlns:cx2="http://schemas.microsoft.com/office/drawing/2015/10/21/chartex" xmlns:cx3="http://schemas.microsoft.com/office/drawing/2016/5/9/chartex" xmlns:cx4="http://schemas.microsoft.com/office/drawing/2016/5/10/chartex" xmlns:cx5="http://schemas.microsoft.com/office/drawing/2016/5/11/chartex" xmlns:cx6="http://schemas.microsoft.com/office/drawing/2016/5/12/chartex" xmlns:cx7="http://schemas.microsoft.com/office/drawing/2016/5/13/chartex" xmlns:cx8="http://schemas.microsoft.com/office/drawing/2016/5/14/chartex" xmlns:mc="http://schemas.openxmlformats.org/markup-compatibility/2006" xmlns:aink="http://schemas.microsoft.com/office/drawing/2016/ink" xmlns:am3d="http://schemas.microsoft.com/office/drawing/2017/model3d" xmlns:o="urn:schemas-microsoft-com:office:office" xmlns:oel="http://schemas.microsoft.com/office/2019/extlst" xmlns:r="http://schemas.openxmlformats.org/officeDocument/2006/relationships" xmlns:m="http://schemas.openxmlformats.org/officeDocument/2006/math" xmlns:v="urn:schemas-microsoft-com:vml" xmlns:wp14="http://schemas.microsoft.com/office/word/2010/wordprocessingDrawing" xmlns:wp="http://schemas.openxmlformats.org/drawingml/2006/wordprocessingDrawing" xmlns:w10="urn:schemas-microsoft-com:office:word" xmlns:w="http://schemas.openxmlformats.org/wordprocessingml/2006/main" xmlns:w14="http://schemas.microsoft.com/office/word/2010/wordml" xmlns:w15="http://schemas.microsoft.com/office/word/2012/wordml" xmlns:w16cex="http://schemas.microsoft.com/office/word/2018/wordml/cex" xmlns:w16cid="http://schemas.microsoft.com/office/word/2016/wordml/cid" xmlns:w16="http://schemas.microsoft.com/office/word/2018/wordml" xmlns:w16du="http://schemas.microsoft.com/office/word/2023/wordml/word16du" xmlns:w16sdtdh="http://schemas.microsoft.com/office/word/2020/wordml/sdtdatahash" xmlns:w16sdtfl="http://schemas.microsoft.com/office/word/2024/wordml/sdtformatlock" xmlns:w16se="http://schemas.microsoft.com/office/word/2015/wordml/symex" xmlns:wpg="http://schemas.microsoft.com/office/word/2010/wordprocessingGroup" xmlns:wpi="http://schemas.microsoft.com/office/word/2010/wordprocessingInk" xmlns:wne="http://schemas.microsoft.com/office/word/2006/wordml" xmlns:wps="http://schemas.microsoft.com/office/word/2010/wordprocessingShape" mc:Ignorable="w14 w15 w16se w16cid w16 w16cex w16sdtdh w16sdtfl w16du wp14">
+<w:ftr xmlns:wpc="http://schemas.microsoft.com/office/word/2010/wordprocessingCanvas" xmlns:cx="http://schemas.microsoft.com/office/drawing/2014/chartex" xmlns:cx1="http://schemas.microsoft.com/office/drawing/2015/9/8/chartex" xmlns:cx2="http://schemas.microsoft.com/office/drawing/2015/10/21/chartex" xmlns:cx3="http://schemas.microsoft.com/office/drawing/2016/5/9/chartex" xmlns:cx4="http://schemas.microsoft.com/office/drawing/2016/5/10/chartex" xmlns:cx5="http://schemas.microsoft.com/office/drawing/2016/5/11/chartex" xmlns:cx6="http://schemas.microsoft.com/office/drawing/2016/5/12/chartex" xmlns:cx7="http://schemas.microsoft.com/office/drawing/2016/5/13/chartex" xmlns:cx8="http://schemas.microsoft.com/office/drawing/2016/5/14/chartex" xmlns:mc="http://schemas.openxmlformats.org/markup-compatibility/2006" xmlns:aink="http://schemas.microsoft.com/office/drawing/2016/ink" xmlns:am3d="http://schemas.microsoft.com/office/drawing/2017/model3d" xmlns:o="urn:schemas-microsoft-com:office:office" xmlns:oel="http://schemas.microsoft.com/office/2019/extlst" xmlns:r="http://schemas.openxmlformats.org/officeDocument/2006/relationships" xmlns:m="http://schemas.openxmlformats.org/officeDocument/2006/math" xmlns:v="urn:schemas-microsoft-com:vml" xmlns:wp14="http://schemas.microsoft.com/office/word/2010/wordprocessingDrawing" xmlns:wp="http://schemas.openxmlformats.org/drawingml/2006/wordprocessingDrawing" xmlns:w10="urn:schemas-microsoft-com:office:word" xmlns:w="http://schemas.openxmlformats.org/wordprocessingml/2006/main" xmlns:w14="http://schemas.microsoft.com/office/word/2010/wordml" xmlns:w15="http://schemas.microsoft.com/office/word/2012/wordml" xmlns:w16cex="http://schemas.microsoft.com/office/word/2018/wordml/cex" xmlns:w16cid="http://schemas.microsoft.com/office/word/2016/wordml/cid" xmlns:w16="http://schemas.microsoft.com/office/word/2018/wordml" xmlns:w16sdtdh="http://schemas.microsoft.com/office/word/2020/wordml/sdtdatahash" xmlns:w16se="http://schemas.microsoft.com/office/word/2015/wordml/symex" xmlns:wpg="http://schemas.microsoft.com/office/word/2010/wordprocessingGroup" xmlns:wpi="http://schemas.microsoft.com/office/word/2010/wordprocessingInk" xmlns:wne="http://schemas.microsoft.com/office/word/2006/wordml" xmlns:wps="http://schemas.microsoft.com/office/word/2010/wordprocessingShape" mc:Ignorable="w14 w15 w16se w16cid w16 w16cex w16sdtdh wp14">
   <w:p>
     <w:pPr>
       <w:pBdr>
@@ -14795,7 +14787,7 @@
 </file>
 
 <file path=word/footnotes.xml><?xml version="1.0" encoding="utf-8"?>
-<w:footnotes xmlns:wpc="http://schemas.microsoft.com/office/word/2010/wordprocessingCanvas" xmlns:cx="http://schemas.microsoft.com/office/drawing/2014/chartex" xmlns:cx1="http://schemas.microsoft.com/office/drawing/2015/9/8/chartex" xmlns:cx2="http://schemas.microsoft.com/office/drawing/2015/10/21/chartex" xmlns:cx3="http://schemas.microsoft.com/office/drawing/2016/5/9/chartex" xmlns:cx4="http://schemas.microsoft.com/office/drawing/2016/5/10/chartex" xmlns:cx5="http://schemas.microsoft.com/office/drawing/2016/5/11/chartex" xmlns:cx6="http://schemas.microsoft.com/office/drawing/2016/5/12/chartex" xmlns:cx7="http://schemas.microsoft.com/office/drawing/2016/5/13/chartex" xmlns:cx8="http://schemas.microsoft.com/office/drawing/2016/5/14/chartex" xmlns:mc="http://schemas.openxmlformats.org/markup-compatibility/2006" xmlns:aink="http://schemas.microsoft.com/office/drawing/2016/ink" xmlns:am3d="http://schemas.microsoft.com/office/drawing/2017/model3d" xmlns:o="urn:schemas-microsoft-com:office:office" xmlns:oel="http://schemas.microsoft.com/office/2019/extlst" xmlns:r="http://schemas.openxmlformats.org/officeDocument/2006/relationships" xmlns:m="http://schemas.openxmlformats.org/officeDocument/2006/math" xmlns:v="urn:schemas-microsoft-com:vml" xmlns:wp14="http://schemas.microsoft.com/office/word/2010/wordprocessingDrawing" xmlns:wp="http://schemas.openxmlformats.org/drawingml/2006/wordprocessingDrawing" xmlns:w10="urn:schemas-microsoft-com:office:word" xmlns:w="http://schemas.openxmlformats.org/wordprocessingml/2006/main" xmlns:w14="http://schemas.microsoft.com/office/word/2010/wordml" xmlns:w15="http://schemas.microsoft.com/office/word/2012/wordml" xmlns:w16cex="http://schemas.microsoft.com/office/word/2018/wordml/cex" xmlns:w16cid="http://schemas.microsoft.com/office/word/2016/wordml/cid" xmlns:w16="http://schemas.microsoft.com/office/word/2018/wordml" xmlns:w16du="http://schemas.microsoft.com/office/word/2023/wordml/word16du" xmlns:w16sdtdh="http://schemas.microsoft.com/office/word/2020/wordml/sdtdatahash" xmlns:w16sdtfl="http://schemas.microsoft.com/office/word/2024/wordml/sdtformatlock" xmlns:w16se="http://schemas.microsoft.com/office/word/2015/wordml/symex" xmlns:wpg="http://schemas.microsoft.com/office/word/2010/wordprocessingGroup" xmlns:wpi="http://schemas.microsoft.com/office/word/2010/wordprocessingInk" xmlns:wne="http://schemas.microsoft.com/office/word/2006/wordml" xmlns:wps="http://schemas.microsoft.com/office/word/2010/wordprocessingShape" mc:Ignorable="w14 w15 w16se w16cid w16 w16cex w16sdtdh w16sdtfl w16du wp14">
+<w:footnotes xmlns:wpc="http://schemas.microsoft.com/office/word/2010/wordprocessingCanvas" xmlns:cx="http://schemas.microsoft.com/office/drawing/2014/chartex" xmlns:cx1="http://schemas.microsoft.com/office/drawing/2015/9/8/chartex" xmlns:cx2="http://schemas.microsoft.com/office/drawing/2015/10/21/chartex" xmlns:cx3="http://schemas.microsoft.com/office/drawing/2016/5/9/chartex" xmlns:cx4="http://schemas.microsoft.com/office/drawing/2016/5/10/chartex" xmlns:cx5="http://schemas.microsoft.com/office/drawing/2016/5/11/chartex" xmlns:cx6="http://schemas.microsoft.com/office/drawing/2016/5/12/chartex" xmlns:cx7="http://schemas.microsoft.com/office/drawing/2016/5/13/chartex" xmlns:cx8="http://schemas.microsoft.com/office/drawing/2016/5/14/chartex" xmlns:mc="http://schemas.openxmlformats.org/markup-compatibility/2006" xmlns:aink="http://schemas.microsoft.com/office/drawing/2016/ink" xmlns:am3d="http://schemas.microsoft.com/office/drawing/2017/model3d" xmlns:o="urn:schemas-microsoft-com:office:office" xmlns:oel="http://schemas.microsoft.com/office/2019/extlst" xmlns:r="http://schemas.openxmlformats.org/officeDocument/2006/relationships" xmlns:m="http://schemas.openxmlformats.org/officeDocument/2006/math" xmlns:v="urn:schemas-microsoft-com:vml" xmlns:wp14="http://schemas.microsoft.com/office/word/2010/wordprocessingDrawing" xmlns:wp="http://schemas.openxmlformats.org/drawingml/2006/wordprocessingDrawing" xmlns:w10="urn:schemas-microsoft-com:office:word" xmlns:w="http://schemas.openxmlformats.org/wordprocessingml/2006/main" xmlns:w14="http://schemas.microsoft.com/office/word/2010/wordml" xmlns:w15="http://schemas.microsoft.com/office/word/2012/wordml" xmlns:w16cex="http://schemas.microsoft.com/office/word/2018/wordml/cex" xmlns:w16cid="http://schemas.microsoft.com/office/word/2016/wordml/cid" xmlns:w16="http://schemas.microsoft.com/office/word/2018/wordml" xmlns:w16sdtdh="http://schemas.microsoft.com/office/word/2020/wordml/sdtdatahash" xmlns:w16se="http://schemas.microsoft.com/office/word/2015/wordml/symex" xmlns:wpg="http://schemas.microsoft.com/office/word/2010/wordprocessingGroup" xmlns:wpi="http://schemas.microsoft.com/office/word/2010/wordprocessingInk" xmlns:wne="http://schemas.microsoft.com/office/word/2006/wordml" xmlns:wps="http://schemas.microsoft.com/office/word/2010/wordprocessingShape" mc:Ignorable="w14 w15 w16se w16cid w16 w16cex w16sdtdh wp14">
   <w:footnote w:type="separator" w:id="-1">
     <w:p>
       <w:pPr>
@@ -14820,7 +14812,7 @@
 </file>
 
 <file path=word/header1.xml><?xml version="1.0" encoding="utf-8"?>
-<w:hdr xmlns:wpc="http://schemas.microsoft.com/office/word/2010/wordprocessingCanvas" xmlns:cx="http://schemas.microsoft.com/office/drawing/2014/chartex" xmlns:cx1="http://schemas.microsoft.com/office/drawing/2015/9/8/chartex" xmlns:cx2="http://schemas.microsoft.com/office/drawing/2015/10/21/chartex" xmlns:cx3="http://schemas.microsoft.com/office/drawing/2016/5/9/chartex" xmlns:cx4="http://schemas.microsoft.com/office/drawing/2016/5/10/chartex" xmlns:cx5="http://schemas.microsoft.com/office/drawing/2016/5/11/chartex" xmlns:cx6="http://schemas.microsoft.com/office/drawing/2016/5/12/chartex" xmlns:cx7="http://schemas.microsoft.com/office/drawing/2016/5/13/chartex" xmlns:cx8="http://schemas.microsoft.com/office/drawing/2016/5/14/chartex" xmlns:mc="http://schemas.openxmlformats.org/markup-compatibility/2006" xmlns:aink="http://schemas.microsoft.com/office/drawing/2016/ink" xmlns:am3d="http://schemas.microsoft.com/office/drawing/2017/model3d" xmlns:o="urn:schemas-microsoft-com:office:office" xmlns:oel="http://schemas.microsoft.com/office/2019/extlst" xmlns:r="http://schemas.openxmlformats.org/officeDocument/2006/relationships" xmlns:m="http://schemas.openxmlformats.org/officeDocument/2006/math" xmlns:v="urn:schemas-microsoft-com:vml" xmlns:wp14="http://schemas.microsoft.com/office/word/2010/wordprocessingDrawing" xmlns:wp="http://schemas.openxmlformats.org/drawingml/2006/wordprocessingDrawing" xmlns:w10="urn:schemas-microsoft-com:office:word" xmlns:w="http://schemas.openxmlformats.org/wordprocessingml/2006/main" xmlns:w14="http://schemas.microsoft.com/office/word/2010/wordml" xmlns:w15="http://schemas.microsoft.com/office/word/2012/wordml" xmlns:w16cex="http://schemas.microsoft.com/office/word/2018/wordml/cex" xmlns:w16cid="http://schemas.microsoft.com/office/word/2016/wordml/cid" xmlns:w16="http://schemas.microsoft.com/office/word/2018/wordml" xmlns:w16du="http://schemas.microsoft.com/office/word/2023/wordml/word16du" xmlns:w16sdtdh="http://schemas.microsoft.com/office/word/2020/wordml/sdtdatahash" xmlns:w16sdtfl="http://schemas.microsoft.com/office/word/2024/wordml/sdtformatlock" xmlns:w16se="http://schemas.microsoft.com/office/word/2015/wordml/symex" xmlns:wpg="http://schemas.microsoft.com/office/word/2010/wordprocessingGroup" xmlns:wpi="http://schemas.microsoft.com/office/word/2010/wordprocessingInk" xmlns:wne="http://schemas.microsoft.com/office/word/2006/wordml" xmlns:wps="http://schemas.microsoft.com/office/word/2010/wordprocessingShape" mc:Ignorable="w14 w15 w16se w16cid w16 w16cex w16sdtdh w16sdtfl w16du wp14">
+<w:hdr xmlns:wpc="http://schemas.microsoft.com/office/word/2010/wordprocessingCanvas" xmlns:cx="http://schemas.microsoft.com/office/drawing/2014/chartex" xmlns:cx1="http://schemas.microsoft.com/office/drawing/2015/9/8/chartex" xmlns:cx2="http://schemas.microsoft.com/office/drawing/2015/10/21/chartex" xmlns:cx3="http://schemas.microsoft.com/office/drawing/2016/5/9/chartex" xmlns:cx4="http://schemas.microsoft.com/office/drawing/2016/5/10/chartex" xmlns:cx5="http://schemas.microsoft.com/office/drawing/2016/5/11/chartex" xmlns:cx6="http://schemas.microsoft.com/office/drawing/2016/5/12/chartex" xmlns:cx7="http://schemas.microsoft.com/office/drawing/2016/5/13/chartex" xmlns:cx8="http://schemas.microsoft.com/office/drawing/2016/5/14/chartex" xmlns:mc="http://schemas.openxmlformats.org/markup-compatibility/2006" xmlns:aink="http://schemas.microsoft.com/office/drawing/2016/ink" xmlns:am3d="http://schemas.microsoft.com/office/drawing/2017/model3d" xmlns:o="urn:schemas-microsoft-com:office:office" xmlns:oel="http://schemas.microsoft.com/office/2019/extlst" xmlns:r="http://schemas.openxmlformats.org/officeDocument/2006/relationships" xmlns:m="http://schemas.openxmlformats.org/officeDocument/2006/math" xmlns:v="urn:schemas-microsoft-com:vml" xmlns:wp14="http://schemas.microsoft.com/office/word/2010/wordprocessingDrawing" xmlns:wp="http://schemas.openxmlformats.org/drawingml/2006/wordprocessingDrawing" xmlns:w10="urn:schemas-microsoft-com:office:word" xmlns:w="http://schemas.openxmlformats.org/wordprocessingml/2006/main" xmlns:w14="http://schemas.microsoft.com/office/word/2010/wordml" xmlns:w15="http://schemas.microsoft.com/office/word/2012/wordml" xmlns:w16cex="http://schemas.microsoft.com/office/word/2018/wordml/cex" xmlns:w16cid="http://schemas.microsoft.com/office/word/2016/wordml/cid" xmlns:w16="http://schemas.microsoft.com/office/word/2018/wordml" xmlns:w16sdtdh="http://schemas.microsoft.com/office/word/2020/wordml/sdtdatahash" xmlns:w16se="http://schemas.microsoft.com/office/word/2015/wordml/symex" xmlns:wpg="http://schemas.microsoft.com/office/word/2010/wordprocessingGroup" xmlns:wpi="http://schemas.microsoft.com/office/word/2010/wordprocessingInk" xmlns:wne="http://schemas.microsoft.com/office/word/2006/wordml" xmlns:wps="http://schemas.microsoft.com/office/word/2010/wordprocessingShape" mc:Ignorable="w14 w15 w16se w16cid w16 w16cex w16sdtdh wp14">
   <w:p>
     <w:pPr>
       <w:pStyle w:val="lfej"/>
@@ -14830,7 +14822,7 @@
 </file>
 
 <file path=word/numbering.xml><?xml version="1.0" encoding="utf-8"?>
-<w:numbering xmlns:wpc="http://schemas.microsoft.com/office/word/2010/wordprocessingCanvas" xmlns:cx="http://schemas.microsoft.com/office/drawing/2014/chartex" xmlns:cx1="http://schemas.microsoft.com/office/drawing/2015/9/8/chartex" xmlns:cx2="http://schemas.microsoft.com/office/drawing/2015/10/21/chartex" xmlns:cx3="http://schemas.microsoft.com/office/drawing/2016/5/9/chartex" xmlns:cx4="http://schemas.microsoft.com/office/drawing/2016/5/10/chartex" xmlns:cx5="http://schemas.microsoft.com/office/drawing/2016/5/11/chartex" xmlns:cx6="http://schemas.microsoft.com/office/drawing/2016/5/12/chartex" xmlns:cx7="http://schemas.microsoft.com/office/drawing/2016/5/13/chartex" xmlns:cx8="http://schemas.microsoft.com/office/drawing/2016/5/14/chartex" xmlns:mc="http://schemas.openxmlformats.org/markup-compatibility/2006" xmlns:aink="http://schemas.microsoft.com/office/drawing/2016/ink" xmlns:am3d="http://schemas.microsoft.com/office/drawing/2017/model3d" xmlns:o="urn:schemas-microsoft-com:office:office" xmlns:oel="http://schemas.microsoft.com/office/2019/extlst" xmlns:r="http://schemas.openxmlformats.org/officeDocument/2006/relationships" xmlns:m="http://schemas.openxmlformats.org/officeDocument/2006/math" xmlns:v="urn:schemas-microsoft-com:vml" xmlns:wp14="http://schemas.microsoft.com/office/word/2010/wordprocessingDrawing" xmlns:wp="http://schemas.openxmlformats.org/drawingml/2006/wordprocessingDrawing" xmlns:w10="urn:schemas-microsoft-com:office:word" xmlns:w="http://schemas.openxmlformats.org/wordprocessingml/2006/main" xmlns:w14="http://schemas.microsoft.com/office/word/2010/wordml" xmlns:w15="http://schemas.microsoft.com/office/word/2012/wordml" xmlns:w16cex="http://schemas.microsoft.com/office/word/2018/wordml/cex" xmlns:w16cid="http://schemas.microsoft.com/office/word/2016/wordml/cid" xmlns:w16="http://schemas.microsoft.com/office/word/2018/wordml" xmlns:w16du="http://schemas.microsoft.com/office/word/2023/wordml/word16du" xmlns:w16sdtdh="http://schemas.microsoft.com/office/word/2020/wordml/sdtdatahash" xmlns:w16sdtfl="http://schemas.microsoft.com/office/word/2024/wordml/sdtformatlock" xmlns:w16se="http://schemas.microsoft.com/office/word/2015/wordml/symex" xmlns:wpg="http://schemas.microsoft.com/office/word/2010/wordprocessingGroup" xmlns:wpi="http://schemas.microsoft.com/office/word/2010/wordprocessingInk" xmlns:wne="http://schemas.microsoft.com/office/word/2006/wordml" xmlns:wps="http://schemas.microsoft.com/office/word/2010/wordprocessingShape" mc:Ignorable="w14 w15 w16se w16cid w16 w16cex w16sdtdh w16sdtfl w16du wp14">
+<w:numbering xmlns:wpc="http://schemas.microsoft.com/office/word/2010/wordprocessingCanvas" xmlns:cx="http://schemas.microsoft.com/office/drawing/2014/chartex" xmlns:cx1="http://schemas.microsoft.com/office/drawing/2015/9/8/chartex" xmlns:cx2="http://schemas.microsoft.com/office/drawing/2015/10/21/chartex" xmlns:cx3="http://schemas.microsoft.com/office/drawing/2016/5/9/chartex" xmlns:cx4="http://schemas.microsoft.com/office/drawing/2016/5/10/chartex" xmlns:cx5="http://schemas.microsoft.com/office/drawing/2016/5/11/chartex" xmlns:cx6="http://schemas.microsoft.com/office/drawing/2016/5/12/chartex" xmlns:cx7="http://schemas.microsoft.com/office/drawing/2016/5/13/chartex" xmlns:cx8="http://schemas.microsoft.com/office/drawing/2016/5/14/chartex" xmlns:mc="http://schemas.openxmlformats.org/markup-compatibility/2006" xmlns:aink="http://schemas.microsoft.com/office/drawing/2016/ink" xmlns:am3d="http://schemas.microsoft.com/office/drawing/2017/model3d" xmlns:o="urn:schemas-microsoft-com:office:office" xmlns:oel="http://schemas.microsoft.com/office/2019/extlst" xmlns:r="http://schemas.openxmlformats.org/officeDocument/2006/relationships" xmlns:m="http://schemas.openxmlformats.org/officeDocument/2006/math" xmlns:v="urn:schemas-microsoft-com:vml" xmlns:wp14="http://schemas.microsoft.com/office/word/2010/wordprocessingDrawing" xmlns:wp="http://schemas.openxmlformats.org/drawingml/2006/wordprocessingDrawing" xmlns:w10="urn:schemas-microsoft-com:office:word" xmlns:w="http://schemas.openxmlformats.org/wordprocessingml/2006/main" xmlns:w14="http://schemas.microsoft.com/office/word/2010/wordml" xmlns:w15="http://schemas.microsoft.com/office/word/2012/wordml" xmlns:w16cex="http://schemas.microsoft.com/office/word/2018/wordml/cex" xmlns:w16cid="http://schemas.microsoft.com/office/word/2016/wordml/cid" xmlns:w16="http://schemas.microsoft.com/office/word/2018/wordml" xmlns:w16sdtdh="http://schemas.microsoft.com/office/word/2020/wordml/sdtdatahash" xmlns:w16se="http://schemas.microsoft.com/office/word/2015/wordml/symex" xmlns:wpg="http://schemas.microsoft.com/office/word/2010/wordprocessingGroup" xmlns:wpi="http://schemas.microsoft.com/office/word/2010/wordprocessingInk" xmlns:wne="http://schemas.microsoft.com/office/word/2006/wordml" xmlns:wps="http://schemas.microsoft.com/office/word/2010/wordprocessingShape" mc:Ignorable="w14 w15 w16se w16cid w16 w16cex w16sdtdh wp14">
   <w:abstractNum w:abstractNumId="0" w15:restartNumberingAfterBreak="0">
     <w:nsid w:val="06D12DC5"/>
     <w:multiLevelType w:val="multilevel"/>
@@ -18906,8 +18898,8 @@
   <w:abstractNum w:abstractNumId="35" w15:restartNumberingAfterBreak="0">
     <w:nsid w:val="53FD5DAC"/>
     <w:multiLevelType w:val="hybridMultilevel"/>
-    <w:tmpl w:val="CC02F8A4"/>
-    <w:lvl w:ilvl="0" w:tplc="C9B6D7EA">
+    <w:tmpl w:val="7B7E3872"/>
+    <w:lvl w:ilvl="0" w:tplc="CAFE1FBC">
       <w:start w:val="1"/>
       <w:numFmt w:val="upperRoman"/>
       <w:pStyle w:val="Cmsor1"/>
@@ -18916,6 +18908,10 @@
       <w:pPr>
         <w:ind w:left="720" w:hanging="360"/>
       </w:pPr>
+      <w:rPr>
+        <w:sz w:val="32"/>
+        <w:szCs w:val="32"/>
+      </w:rPr>
     </w:lvl>
     <w:lvl w:ilvl="1" w:tplc="040E0019" w:tentative="1">
       <w:start w:val="1"/>
@@ -20209,7 +20205,7 @@
 </file>
 
 <file path=word/styles.xml><?xml version="1.0" encoding="utf-8"?>
-<w:styles xmlns:mc="http://schemas.openxmlformats.org/markup-compatibility/2006" xmlns:r="http://schemas.openxmlformats.org/officeDocument/2006/relationships" xmlns:w="http://schemas.openxmlformats.org/wordprocessingml/2006/main" xmlns:w14="http://schemas.microsoft.com/office/word/2010/wordml" xmlns:w15="http://schemas.microsoft.com/office/word/2012/wordml" xmlns:w16cex="http://schemas.microsoft.com/office/word/2018/wordml/cex" xmlns:w16cid="http://schemas.microsoft.com/office/word/2016/wordml/cid" xmlns:w16="http://schemas.microsoft.com/office/word/2018/wordml" xmlns:w16du="http://schemas.microsoft.com/office/word/2023/wordml/word16du" xmlns:w16sdtdh="http://schemas.microsoft.com/office/word/2020/wordml/sdtdatahash" xmlns:w16sdtfl="http://schemas.microsoft.com/office/word/2024/wordml/sdtformatlock" xmlns:w16se="http://schemas.microsoft.com/office/word/2015/wordml/symex" mc:Ignorable="w14 w15 w16se w16cid w16 w16cex w16sdtdh w16sdtfl w16du">
+<w:styles xmlns:mc="http://schemas.openxmlformats.org/markup-compatibility/2006" xmlns:r="http://schemas.openxmlformats.org/officeDocument/2006/relationships" xmlns:w="http://schemas.openxmlformats.org/wordprocessingml/2006/main" xmlns:w14="http://schemas.microsoft.com/office/word/2010/wordml" xmlns:w15="http://schemas.microsoft.com/office/word/2012/wordml" xmlns:w16cex="http://schemas.microsoft.com/office/word/2018/wordml/cex" xmlns:w16cid="http://schemas.microsoft.com/office/word/2016/wordml/cid" xmlns:w16="http://schemas.microsoft.com/office/word/2018/wordml" xmlns:w16sdtdh="http://schemas.microsoft.com/office/word/2020/wordml/sdtdatahash" xmlns:w16se="http://schemas.microsoft.com/office/word/2015/wordml/symex" mc:Ignorable="w14 w15 w16se w16cid w16 w16cex w16sdtdh">
   <w:docDefaults>
     <w:rPrDefault>
       <w:rPr>
@@ -20736,6 +20732,7 @@
   <w:style w:type="character" w:default="1" w:styleId="Bekezdsalapbettpusa">
     <w:name w:val="Default Paragraph Font"/>
     <w:uiPriority w:val="1"/>
+    <w:semiHidden/>
     <w:unhideWhenUsed/>
   </w:style>
   <w:style w:type="table" w:default="1" w:styleId="Normltblzat">
